--- a/downloads/teacher/ai-6-week-24.docx
+++ b/downloads/teacher/ai-6-week-24.docx
@@ -1938,6 +1938,396 @@
         <w:t>For the Grounded Learning Service, retain an annotated trace and the changed-case result. Name the contract or evidence that makes the deciding step valid, so another team can review it.</w:t>
       </w:r>
     </w:p>
+    <w:p>
+      <w:pPr>
+        <w:pStyle w:val="Heading1"/>
+      </w:pPr>
+      <w:r>
+        <w:t>07. Prepare, teach and assess</w:t>
+      </w:r>
+    </w:p>
+    <w:p>
+      <w:r>
+        <w:t>Teaching target: Explain the mechanism and terminology of release and rollback</w:t>
+      </w:r>
+    </w:p>
+    <w:p>
+      <w:r>
+        <w:t>Prepare the labelled worked-case picture, the matching workbook, fictional input cards and a place for individual responses. Check a local Python 3 environment before class; have a paper-trace version ready.</w:t>
+      </w:r>
+    </w:p>
+    <w:tbl>
+      <w:tblPr>
+        <w:tblStyle w:val="LightShading-Accent1"/>
+        <w:tblW w:type="auto" w:w="0"/>
+        <w:tblLook w:firstColumn="1" w:firstRow="1" w:lastColumn="0" w:lastRow="0" w:noHBand="0" w:noVBand="1" w:val="04A0"/>
+      </w:tblPr>
+      <w:tblGrid>
+        <w:gridCol w:w="3408"/>
+        <w:gridCol w:w="3408"/>
+        <w:gridCol w:w="3408"/>
+      </w:tblGrid>
+      <w:tr>
+        <w:trPr>
+          <w:tblHeader/>
+        </w:trPr>
+        <w:tc>
+          <w:tcPr>
+            <w:tcW w:type="dxa" w:w="3408"/>
+          </w:tcPr>
+          <w:p>
+            <w:r>
+              <w:t>Session</w:t>
+            </w:r>
+          </w:p>
+        </w:tc>
+        <w:tc>
+          <w:tcPr>
+            <w:tcW w:type="dxa" w:w="3408"/>
+          </w:tcPr>
+          <w:p>
+            <w:r>
+              <w:t>Plan</w:t>
+            </w:r>
+          </w:p>
+        </w:tc>
+        <w:tc>
+          <w:tcPr>
+            <w:tcW w:type="dxa" w:w="3408"/>
+          </w:tcPr>
+          <w:p>
+            <w:r>
+              <w:t>Resources</w:t>
+            </w:r>
+          </w:p>
+        </w:tc>
+      </w:tr>
+      <w:tr>
+        <w:tc>
+          <w:tcPr>
+            <w:tcW w:type="dxa" w:w="3408"/>
+          </w:tcPr>
+          <w:p>
+            <w:r>
+              <w:t>Session 1 · Understand · 45 min</w:t>
+            </w:r>
+          </w:p>
+        </w:tc>
+        <w:tc>
+          <w:tcPr>
+            <w:tcW w:type="dxa" w:w="3408"/>
+          </w:tcPr>
+          <w:p>
+            <w:r>
+              <w:t>0–7: recall and prerequisite; 7–15: inspect the concrete case and predict; 15–30: teacher models the worked trace; 30–40: learners explain a step using the text and visual; 40–45: check the core idea.</w:t>
+            </w:r>
+          </w:p>
+        </w:tc>
+        <w:tc>
+          <w:tcPr>
+            <w:tcW w:type="dxa" w:w="3408"/>
+          </w:tcPr>
+          <w:p>
+            <w:r>
+              <w:t>Sections 1–6; record the brief recall in the workbook.</w:t>
+            </w:r>
+          </w:p>
+        </w:tc>
+      </w:tr>
+      <w:tr>
+        <w:tc>
+          <w:tcPr>
+            <w:tcW w:type="dxa" w:w="3408"/>
+          </w:tcPr>
+          <w:p>
+            <w:r>
+              <w:t>Session 2 · Practise · 45 min</w:t>
+            </w:r>
+          </w:p>
+        </w:tc>
+        <w:tc>
+          <w:tcPr>
+            <w:tcW w:type="dxa" w:w="3408"/>
+          </w:tcPr>
+          <w:p>
+            <w:r>
+              <w:t>0–5: retrieve the procedure; 5–15: W2 completion practice; 15–23: explain and check with a partner; 23–30: each learner answers the misconception check; 30–40: targeted reteaching or a harder variation; 40–45: prepare the investigation.</w:t>
+            </w:r>
+          </w:p>
+        </w:tc>
+        <w:tc>
+          <w:tcPr>
+            <w:tcW w:type="dxa" w:w="3408"/>
+          </w:tcPr>
+          <w:p>
+            <w:r>
+              <w:t>Sections 7–10; use the matching workbook W2 and misconception check.</w:t>
+            </w:r>
+          </w:p>
+        </w:tc>
+      </w:tr>
+      <w:tr>
+        <w:tc>
+          <w:tcPr>
+            <w:tcW w:type="dxa" w:w="3408"/>
+          </w:tcPr>
+          <w:p>
+            <w:r>
+              <w:t>Session 3 · Investigate and transfer · 45 min</w:t>
+            </w:r>
+          </w:p>
+        </w:tc>
+        <w:tc>
+          <w:tcPr>
+            <w:tcW w:type="dxa" w:w="3408"/>
+          </w:tcPr>
+          <w:p>
+            <w:r>
+              <w:t>0–5: retrieve the decision rule; 5–20: investigate or trace; 20–30: start the independent case; 30–38: connect the project; 38–43: act on feedback; 43–45: plan the return check.</w:t>
+            </w:r>
+          </w:p>
+        </w:tc>
+        <w:tc>
+          <w:tcPr>
+            <w:tcW w:type="dxa" w:w="3408"/>
+          </w:tcPr>
+          <w:p>
+            <w:r>
+              <w:t>Sections 9 and 11–14. Give extra time to finish the full task set; use Section 15 when the week includes a coding lab.</w:t>
+            </w:r>
+          </w:p>
+        </w:tc>
+      </w:tr>
+    </w:tbl>
+    <w:p>
+      <w:r>
+        <w:t>Before class, solve the supported practice: After deployment v2 creates schema2 records; operator proposes rollback code alone to v1. Show the intermediate steps and give the conclusion with its scope.</w:t>
+      </w:r>
+    </w:p>
+    <w:p>
+      <w:r>
+        <w:t>Reasoned practice answer: Teacher explanation: Code-only rollback is incompatible with stored schema2. Use the tested recovery plan or compatible migration; preserve data and failure evidence.</w:t>
+      </w:r>
+    </w:p>
+    <w:p>
+      <w:r>
+        <w:t>Check every learner before discussion: Use the worked case for Release and rollback. Proposed explanation: “The worked result establishes every future case”. Decide whether this explanation is supported. Point to the step or supplied fact that decides; explain your repair if needed.</w:t>
+      </w:r>
+    </w:p>
+    <w:p>
+      <w:r>
+        <w:t>Misconception repair: A rollback plan needs testing; an available old binary is not sufficient recovery evidence.</w:t>
+      </w:r>
+    </w:p>
+    <w:p>
+      <w:r>
+        <w:t>Support: read the exact case aloud, enlarge the labelled picture, supply input cards and model only the first deciding step. Accept a spoken explanation or drawing; retain the reasoning goal.</w:t>
+      </w:r>
+    </w:p>
+    <w:p>
+      <w:r>
+        <w:t>Extension: Repair B and pass privacy on a fresh reserved case. Require a prediction and a reason before comparing. Expected result: B may enter the remaining gates; one repair does not approve everything. Reason: All required release conditions still apply.</w:t>
+      </w:r>
+    </w:p>
+    <w:p>
+      <w:r>
+        <w:t>Independent assessment: withhold the reserved answer until the learner has attempted the new case. Record support separately from correctness.</w:t>
+      </w:r>
+    </w:p>
+    <w:tbl>
+      <w:tblPr>
+        <w:tblStyle w:val="LightShading-Accent1"/>
+        <w:tblW w:type="auto" w:w="0"/>
+        <w:tblLook w:firstColumn="1" w:firstRow="1" w:lastColumn="0" w:lastRow="0" w:noHBand="0" w:noVBand="1" w:val="04A0"/>
+      </w:tblPr>
+      <w:tblGrid>
+        <w:gridCol w:w="2556"/>
+        <w:gridCol w:w="2556"/>
+        <w:gridCol w:w="2556"/>
+        <w:gridCol w:w="2556"/>
+      </w:tblGrid>
+      <w:tr>
+        <w:trPr>
+          <w:tblHeader/>
+        </w:trPr>
+        <w:tc>
+          <w:tcPr>
+            <w:tcW w:type="dxa" w:w="2556"/>
+          </w:tcPr>
+          <w:p>
+            <w:r>
+              <w:t>Criterion</w:t>
+            </w:r>
+          </w:p>
+        </w:tc>
+        <w:tc>
+          <w:tcPr>
+            <w:tcW w:type="dxa" w:w="2556"/>
+          </w:tcPr>
+          <w:p>
+            <w:r>
+              <w:t>Not yet</w:t>
+            </w:r>
+          </w:p>
+        </w:tc>
+        <w:tc>
+          <w:tcPr>
+            <w:tcW w:type="dxa" w:w="2556"/>
+          </w:tcPr>
+          <w:p>
+            <w:r>
+              <w:t>With support</w:t>
+            </w:r>
+          </w:p>
+        </w:tc>
+        <w:tc>
+          <w:tcPr>
+            <w:tcW w:type="dxa" w:w="2556"/>
+          </w:tcPr>
+          <w:p>
+            <w:r>
+              <w:t>Independent</w:t>
+            </w:r>
+          </w:p>
+        </w:tc>
+      </w:tr>
+      <w:tr>
+        <w:tc>
+          <w:tcPr>
+            <w:tcW w:type="dxa" w:w="2556"/>
+          </w:tcPr>
+          <w:p>
+            <w:r>
+              <w:t>Explanation</w:t>
+            </w:r>
+          </w:p>
+        </w:tc>
+        <w:tc>
+          <w:tcPr>
+            <w:tcW w:type="dxa" w:w="2556"/>
+          </w:tcPr>
+          <w:p>
+            <w:r>
+              <w:t>Names an answer without a deciding fact</w:t>
+            </w:r>
+          </w:p>
+        </w:tc>
+        <w:tc>
+          <w:tcPr>
+            <w:tcW w:type="dxa" w:w="2556"/>
+          </w:tcPr>
+          <w:p>
+            <w:r>
+              <w:t>Uses a hint to link fact and decision</w:t>
+            </w:r>
+          </w:p>
+        </w:tc>
+        <w:tc>
+          <w:tcPr>
+            <w:tcW w:type="dxa" w:w="2556"/>
+          </w:tcPr>
+          <w:p>
+            <w:r>
+              <w:t>Explains the deciding fact in own words</w:t>
+            </w:r>
+          </w:p>
+        </w:tc>
+      </w:tr>
+      <w:tr>
+        <w:tc>
+          <w:tcPr>
+            <w:tcW w:type="dxa" w:w="2556"/>
+          </w:tcPr>
+          <w:p>
+            <w:r>
+              <w:t>Trace or test</w:t>
+            </w:r>
+          </w:p>
+        </w:tc>
+        <w:tc>
+          <w:tcPr>
+            <w:tcW w:type="dxa" w:w="2556"/>
+          </w:tcPr>
+          <w:p>
+            <w:r>
+              <w:t>Cannot connect input and result</w:t>
+            </w:r>
+          </w:p>
+        </w:tc>
+        <w:tc>
+          <w:tcPr>
+            <w:tcW w:type="dxa" w:w="2556"/>
+          </w:tcPr>
+          <w:p>
+            <w:r>
+              <w:t>Completes steps with prompts</w:t>
+            </w:r>
+          </w:p>
+        </w:tc>
+        <w:tc>
+          <w:tcPr>
+            <w:tcW w:type="dxa" w:w="2556"/>
+          </w:tcPr>
+          <w:p>
+            <w:r>
+              <w:t>Traces or tests a changed case accurately</w:t>
+            </w:r>
+          </w:p>
+        </w:tc>
+      </w:tr>
+      <w:tr>
+        <w:tc>
+          <w:tcPr>
+            <w:tcW w:type="dxa" w:w="2556"/>
+          </w:tcPr>
+          <w:p>
+            <w:r>
+              <w:t>Limits and revision</w:t>
+            </w:r>
+          </w:p>
+        </w:tc>
+        <w:tc>
+          <w:tcPr>
+            <w:tcW w:type="dxa" w:w="2556"/>
+          </w:tcPr>
+          <w:p>
+            <w:r>
+              <w:t>Claims more than evidence supports</w:t>
+            </w:r>
+          </w:p>
+        </w:tc>
+        <w:tc>
+          <w:tcPr>
+            <w:tcW w:type="dxa" w:w="2556"/>
+          </w:tcPr>
+          <w:p>
+            <w:r>
+              <w:t>Names a limit after a prompt</w:t>
+            </w:r>
+          </w:p>
+        </w:tc>
+        <w:tc>
+          <w:tcPr>
+            <w:tcW w:type="dxa" w:w="2556"/>
+          </w:tcPr>
+          <w:p>
+            <w:r>
+              <w:t>States a defensible limit and useful next test</w:t>
+            </w:r>
+          </w:p>
+        </w:tc>
+      </w:tr>
+    </w:tbl>
+    <w:p>
+      <w:r>
+        <w:t>Project checkpoint: Evaluate and revise. Compare with your starting method, explain errors and record a justified revision.</w:t>
+      </w:r>
+    </w:p>
+    <w:p>
+      <w:r>
+        <w:t>Use the weekly teacher answer for topic-specific reasoning. A saved progress tick is an activity record; judge mastery from the learner’s explanation and evidence.</w:t>
+      </w:r>
+    </w:p>
     <w:sectPr>
       <w:pgSz w:w="12240" w:h="15840"/>
       <w:pgMar w:top="936" w:right="1008" w:bottom="936" w:left="1008" w:header="720" w:footer="720" w:gutter="0"/>

--- a/downloads/teacher/ai-6-week-24.docx
+++ b/downloads/teacher/ai-6-week-24.docx
@@ -2328,6 +2328,39 @@
         <w:t>Use the weekly teacher answer for topic-specific reasoning. A saved progress tick is an activity record; judge mastery from the learner’s explanation and evidence.</w:t>
       </w:r>
     </w:p>
+    <w:p>
+      <w:pPr>
+        <w:pStyle w:val="Heading1"/>
+      </w:pPr>
+      <w:r>
+        <w:t>08. Use feedback, labs and repair paths</w:t>
+      </w:r>
+    </w:p>
+    <w:p>
+      <w:r>
+        <w:t>Use the two formative questions as supported practice, not as independent mastery scores. Discuss the deciding evidence rather than accepting a guessed selection.</w:t>
+      </w:r>
+    </w:p>
+    <w:p>
+      <w:r>
+        <w:t>The feedback comes from the reviewed public worked case. Do not reveal the separately reserved independent teacher answer until the learner has attempted that case.</w:t>
+      </w:r>
+    </w:p>
+    <w:p>
+      <w:r>
+        <w:t>Ask students to predict before running code. Preserve errors and actual outputs; collect a changed test and an explanation. The branch-boundary and indexing lessons deliberately include failure cases.</w:t>
+      </w:r>
+    </w:p>
+    <w:p>
+      <w:r>
+        <w:t>Use the earlier worked-explanation links to address a specific missing building block, then return to the current question. Adapt this suggestion after observing the learner; it is not an automatic diagnosis.</w:t>
+      </w:r>
+    </w:p>
+    <w:p>
+      <w:r>
+        <w:t>Collect the completed-work portfolio as evidence. Record support separately from correctness, and assess explanation, trace/test and limitations. Progress ticks and quiz selections alone do not establish mastery.</w:t>
+      </w:r>
+    </w:p>
     <w:sectPr>
       <w:pgSz w:w="12240" w:h="15840"/>
       <w:pgMar w:top="936" w:right="1008" w:bottom="936" w:left="1008" w:header="720" w:footer="720" w:gutter="0"/>

--- a/downloads/teacher/ai-6-week-24.docx
+++ b/downloads/teacher/ai-6-week-24.docx
@@ -29,16 +29,45 @@
       </w:r>
     </w:p>
     <w:p>
-      <w:pPr>
-        <w:pStyle w:val="Heading3"/>
-      </w:pPr>
-      <w:r>
-        <w:t>Teach the learning cycle</w:t>
+      <w:r>
+        <w:t>Prepare Release and rollback: check the target, prerequisites, resources and adaptable teaching schedule.</w:t>
       </w:r>
     </w:p>
     <w:p>
-      <w:r>
-        <w:t>Primary target: Explain the mechanism and terminology of release and rollback</w:t>
+      <w:pPr>
+        <w:pStyle w:val="Heading3"/>
+      </w:pPr>
+      <w:r>
+        <w:t>Teach the learning cycle</w:t>
+      </w:r>
+    </w:p>
+    <w:p>
+      <w:pPr>
+        <w:spacing w:line="336" w:lineRule="auto" w:after="180"/>
+      </w:pPr>
+      <w:r>
+        <w:rPr>
+          <w:b w:val="0"/>
+        </w:rPr>
+        <w:t xml:space="preserve">Primary target: Explain the </w:t>
+      </w:r>
+      <w:r>
+        <w:rPr>
+          <w:b/>
+        </w:rPr>
+        <w:t>mechanism</w:t>
+      </w:r>
+      <w:r>
+        <w:rPr>
+          <w:b w:val="0"/>
+        </w:rPr>
+        <w:t xml:space="preserve"> and terminology of release and </w:t>
+      </w:r>
+      <w:r>
+        <w:rPr>
+          <w:b/>
+        </w:rPr>
+        <w:t>rollback</w:t>
       </w:r>
     </w:p>
     <w:tbl>
@@ -185,16 +214,37 @@
       </w:tr>
     </w:tbl>
     <w:p>
-      <w:r>
-        <w:t>This is a starting allocation of 135 minutes, not a validated duration. Preserve all named topics. Schedule extra time for connected examples, the full investigation, independent cases and project building. Repeated copies of a case share one recorded attempt; they are not new evidence.</w:t>
+      <w:pPr>
+        <w:spacing w:line="336" w:lineRule="auto" w:after="180"/>
+      </w:pPr>
+      <w:r>
+        <w:rPr>
+          <w:b w:val="0"/>
+        </w:rPr>
+        <w:t>This is a starting allocation of 135 minutes, not a validated duration. Preserve all named topics. Schedule extra time for connected examples, the full investigation, independent cases and project building.</w:t>
       </w:r>
     </w:p>
     <w:p>
       <w:pPr>
-        <w:pStyle w:val="Heading3"/>
-      </w:pPr>
-      <w:r>
-        <w:t>Retrieval answer guidance</w:t>
+        <w:spacing w:line="336" w:lineRule="auto" w:after="180"/>
+      </w:pPr>
+      <w:r>
+        <w:rPr>
+          <w:b w:val="0"/>
+        </w:rPr>
+        <w:t xml:space="preserve">Repeated copies of a case share one recorded attempt; they are not new </w:t>
+      </w:r>
+      <w:r>
+        <w:rPr>
+          <w:b/>
+        </w:rPr>
+        <w:t>evidence</w:t>
+      </w:r>
+      <w:r>
+        <w:rPr>
+          <w:b w:val="0"/>
+        </w:rPr>
+        <w:t>.</w:t>
       </w:r>
     </w:p>
     <w:p>
@@ -202,119 +252,350 @@
         <w:pStyle w:val="Heading3"/>
       </w:pPr>
       <w:r>
-        <w:t>Deployment environments</w:t>
+        <w:t>Retrieval answer guidance</w:t>
       </w:r>
     </w:p>
     <w:p>
-      <w:r>
-        <w:t>Without opening the old lesson, explain one key idea from Deployment environments. Give an example and a mistake that the idea helps you avoid.</w:t>
+      <w:pPr>
+        <w:pStyle w:val="Heading3"/>
+      </w:pPr>
+      <w:r>
+        <w:t>Deployment environments</w:t>
       </w:r>
     </w:p>
     <w:p>
-      <w:r>
-        <w:t>Look for: Explain the mechanism and terminology of deployment environments</w:t>
+      <w:pPr>
+        <w:spacing w:line="336" w:lineRule="auto" w:after="180"/>
+      </w:pPr>
+      <w:r>
+        <w:rPr>
+          <w:b w:val="0"/>
+        </w:rPr>
+        <w:t>Without opening the old lesson, explain one key idea from Deployment environments. Give an example and a mistake that the idea helps you avoid.</w:t>
       </w:r>
     </w:p>
     <w:p>
-      <w:r>
-        <w:t>Reference example, not the only acceptable wording: Teacher explanation: Development, staging and production are distinct environments with explicit data and credential boundaries. Test configuration must not silently target production. For the classroom mock ENV selects a separate fixture store and secret namespace. Validate allowed environment names. A staging run cannot use production write credentials.</w:t>
+      <w:pPr>
+        <w:spacing w:line="336" w:lineRule="auto" w:after="180"/>
+      </w:pPr>
+      <w:r>
+        <w:rPr>
+          <w:b w:val="0"/>
+        </w:rPr>
+        <w:t xml:space="preserve">Look for: Explain the </w:t>
+      </w:r>
+      <w:r>
+        <w:rPr>
+          <w:b/>
+        </w:rPr>
+        <w:t>mechanism</w:t>
+      </w:r>
+      <w:r>
+        <w:rPr>
+          <w:b w:val="0"/>
+        </w:rPr>
+        <w:t xml:space="preserve"> and terminology of deployment environments</w:t>
       </w:r>
     </w:p>
     <w:p>
       <w:pPr>
-        <w:pStyle w:val="Heading3"/>
-      </w:pPr>
-      <w:r>
-        <w:t>Caching and stale information</w:t>
+        <w:spacing w:line="336" w:lineRule="auto" w:after="180"/>
+      </w:pPr>
+      <w:r>
+        <w:rPr>
+          <w:b w:val="0"/>
+        </w:rPr>
+        <w:t>Reference example, not the only acceptable wording: Teacher explanation: Development, staging and production are distinct environments with explicit data and credential boundaries.</w:t>
       </w:r>
     </w:p>
     <w:p>
-      <w:r>
-        <w:t>Without opening the old lesson, explain one key idea from Caching and stale information. Give an example and a mistake that the idea helps you avoid.</w:t>
+      <w:pPr>
+        <w:spacing w:line="336" w:lineRule="auto" w:after="180"/>
+      </w:pPr>
+      <w:r>
+        <w:rPr>
+          <w:b w:val="0"/>
+        </w:rPr>
+        <w:t>Test configuration must not silently target production. For the classroom mock ENV selects a separate fixture store and secret namespace. Validate allowed environment names.</w:t>
       </w:r>
     </w:p>
     <w:p>
-      <w:r>
-        <w:t>Look for: Explain the mechanism and terminology of caching and stale information</w:t>
+      <w:pPr>
+        <w:spacing w:line="336" w:lineRule="auto" w:after="180"/>
+      </w:pPr>
+      <w:r>
+        <w:rPr>
+          <w:b w:val="0"/>
+        </w:rPr>
+        <w:t>A staging run cannot use production write credentials.</w:t>
       </w:r>
     </w:p>
     <w:p>
-      <w:r>
-        <w:t>Reference example, not the only acceptable wording: Teacher explanation: Caching reuses results but needs freshness and access-aware keys. A cached answer must not cross role or corpus-version boundaries. Cache key includes query, role, corpus version and procedure version. Entry valid only while age&lt;TTL. At exact TTL it expires. Teacher and student results never share a role-agnostic key.</w:t>
+      <w:pPr>
+        <w:pStyle w:val="Heading3"/>
+      </w:pPr>
+      <w:r>
+        <w:t>Caching and stale information</w:t>
       </w:r>
     </w:p>
     <w:p>
       <w:pPr>
-        <w:pStyle w:val="Heading3"/>
-      </w:pPr>
-      <w:r>
-        <w:t>Untrusted input boundaries</w:t>
+        <w:spacing w:line="336" w:lineRule="auto" w:after="180"/>
+      </w:pPr>
+      <w:r>
+        <w:rPr>
+          <w:b w:val="0"/>
+        </w:rPr>
+        <w:t>Without opening the old lesson, explain one key idea from Caching and stale information. Give an example and a mistake that the idea helps you avoid.</w:t>
       </w:r>
     </w:p>
     <w:p>
-      <w:r>
-        <w:t>Without opening the old lesson, explain one key idea from Untrusted input boundaries. Give an example and a mistake that the idea helps you avoid.</w:t>
+      <w:pPr>
+        <w:spacing w:line="336" w:lineRule="auto" w:after="180"/>
+      </w:pPr>
+      <w:r>
+        <w:rPr>
+          <w:b w:val="0"/>
+        </w:rPr>
+        <w:t xml:space="preserve">Look for: Explain the </w:t>
+      </w:r>
+      <w:r>
+        <w:rPr>
+          <w:b/>
+        </w:rPr>
+        <w:t>mechanism</w:t>
+      </w:r>
+      <w:r>
+        <w:rPr>
+          <w:b w:val="0"/>
+        </w:rPr>
+        <w:t xml:space="preserve"> and terminology of caching and stale information</w:t>
       </w:r>
     </w:p>
     <w:p>
-      <w:r>
-        <w:t>Look for: Explain the mechanism and terminology of untrusted input boundaries</w:t>
+      <w:pPr>
+        <w:spacing w:line="336" w:lineRule="auto" w:after="180"/>
+      </w:pPr>
+      <w:r>
+        <w:rPr>
+          <w:b w:val="0"/>
+        </w:rPr>
+        <w:t>Reference example, not the only acceptable wording: Teacher explanation: Caching reuses results but needs freshness and access-aware keys. A cached answer must not cross role or corpus-version boundaries.</w:t>
       </w:r>
     </w:p>
     <w:p>
-      <w:r>
-        <w:t>Reference example, not the only acceptable wording: Teacher explanation: Untrusted input must be treated according to a contract before reaching code, queries or tools. Data that resembles instructions does not acquire execution authority. For the toy lookup accept room IDs matching one uppercase letter plus one digit. Perform exact dictionary lookup; never evaluate user strings as code. Reject invalid length or characters.</w:t>
+      <w:pPr>
+        <w:spacing w:line="336" w:lineRule="auto" w:after="180"/>
+      </w:pPr>
+      <w:r>
+        <w:rPr>
+          <w:b w:val="0"/>
+        </w:rPr>
+        <w:t>Cache key includes query, role, corpus version and procedure version. Entry valid only while age&lt;TTL. At exact TTL it expires. Teacher and student results never share a role-agnostic key.</w:t>
       </w:r>
     </w:p>
     <w:p>
-      <w:r>
-        <w:t>Two 45-minute sessions. Release records bind code, configuration, data schema and evaluation evidence. Rollback requires compatibility with the current stored data. Use the supplied constructed scenarios to make the mechanism inspectable. Collect W4 before sharing solutions. Students should name intermediate evidence and limitations; classroom pacing and learning effectiveness remain unvalidated.</w:t>
+      <w:pPr>
+        <w:pStyle w:val="Heading3"/>
+      </w:pPr>
+      <w:r>
+        <w:t>Untrusted input boundaries</w:t>
       </w:r>
     </w:p>
     <w:p>
       <w:pPr>
-        <w:pStyle w:val="Heading3"/>
-      </w:pPr>
-      <w:r>
-        <w:t>Outcomes</w:t>
+        <w:spacing w:line="336" w:lineRule="auto" w:after="180"/>
+      </w:pPr>
+      <w:r>
+        <w:rPr>
+          <w:b w:val="0"/>
+        </w:rPr>
+        <w:t xml:space="preserve">Without opening the old lesson, explain one key idea from Untrusted </w:t>
+      </w:r>
+      <w:r>
+        <w:rPr>
+          <w:b/>
+        </w:rPr>
+        <w:t>input</w:t>
+      </w:r>
+      <w:r>
+        <w:rPr>
+          <w:b w:val="0"/>
+        </w:rPr>
+        <w:t xml:space="preserve"> boundaries. Give an example and a mistake that the idea helps you avoid.</w:t>
       </w:r>
     </w:p>
     <w:p>
-      <w:r>
-        <w:t>Explain the mechanism and terminology of release and rollback</w:t>
+      <w:pPr>
+        <w:spacing w:line="336" w:lineRule="auto" w:after="180"/>
+      </w:pPr>
+      <w:r>
+        <w:rPr>
+          <w:b w:val="0"/>
+        </w:rPr>
+        <w:t xml:space="preserve">Look for: Explain the </w:t>
+      </w:r>
+      <w:r>
+        <w:rPr>
+          <w:b/>
+        </w:rPr>
+        <w:t>mechanism</w:t>
+      </w:r>
+      <w:r>
+        <w:rPr>
+          <w:b w:val="0"/>
+        </w:rPr>
+        <w:t xml:space="preserve"> and terminology of untrusted </w:t>
+      </w:r>
+      <w:r>
+        <w:rPr>
+          <w:b/>
+        </w:rPr>
+        <w:t>input</w:t>
+      </w:r>
+      <w:r>
+        <w:rPr>
+          <w:b w:val="0"/>
+        </w:rPr>
+        <w:t xml:space="preserve"> boundaries</w:t>
       </w:r>
     </w:p>
     <w:p>
-      <w:r>
-        <w:t>Apply the stated procedure to a new case with a traceable result</w:t>
+      <w:pPr>
+        <w:spacing w:line="336" w:lineRule="auto" w:after="180"/>
+      </w:pPr>
+      <w:r>
+        <w:rPr>
+          <w:b w:val="0"/>
+        </w:rPr>
+        <w:t xml:space="preserve">Reference example, not the only acceptable wording: Teacher explanation: Untrusted </w:t>
+      </w:r>
+      <w:r>
+        <w:rPr>
+          <w:b/>
+        </w:rPr>
+        <w:t>input</w:t>
+      </w:r>
+      <w:r>
+        <w:rPr>
+          <w:b w:val="0"/>
+        </w:rPr>
+        <w:t xml:space="preserve"> must be treated according to a contract before reaching code, queries or tools.</w:t>
       </w:r>
     </w:p>
     <w:p>
-      <w:r>
-        <w:t>Identify an assumption or limitation and design a revealing follow-up</w:t>
+      <w:pPr>
+        <w:spacing w:line="336" w:lineRule="auto" w:after="180"/>
+      </w:pPr>
+      <w:r>
+        <w:rPr>
+          <w:b w:val="0"/>
+        </w:rPr>
+        <w:t>Data that resembles instructions does not acquire execution authority. For the toy lookup accept room IDs matching one uppercase letter plus one digit. Perform exact dictionary lookup; never evaluate user strings as code.</w:t>
       </w:r>
     </w:p>
     <w:p>
       <w:pPr>
-        <w:pStyle w:val="Heading3"/>
-      </w:pPr>
-      <w:r>
-        <w:t>Preparation</w:t>
+        <w:spacing w:line="336" w:lineRule="auto" w:after="180"/>
+      </w:pPr>
+      <w:r>
+        <w:rPr>
+          <w:b w:val="0"/>
+        </w:rPr>
+        <w:t>Reject invalid length or characters.</w:t>
       </w:r>
     </w:p>
     <w:p>
-      <w:r>
-        <w:t>Lesson and workbook; paper and pencil</w:t>
+      <w:pPr>
+        <w:spacing w:line="336" w:lineRule="auto" w:after="180"/>
+      </w:pPr>
+      <w:r>
+        <w:rPr>
+          <w:b w:val="0"/>
+        </w:rPr>
+        <w:t xml:space="preserve">Two 45-minute sessions. Release records bind code, configuration, data schema and evaluation </w:t>
+      </w:r>
+      <w:r>
+        <w:rPr>
+          <w:b/>
+        </w:rPr>
+        <w:t>evidence</w:t>
+      </w:r>
+      <w:r>
+        <w:rPr>
+          <w:b w:val="0"/>
+        </w:rPr>
+        <w:t xml:space="preserve">. </w:t>
+      </w:r>
+      <w:r>
+        <w:rPr>
+          <w:b/>
+        </w:rPr>
+        <w:t>Rollback</w:t>
+      </w:r>
+      <w:r>
+        <w:rPr>
+          <w:b w:val="0"/>
+        </w:rPr>
+        <w:t xml:space="preserve"> requires </w:t>
+      </w:r>
+      <w:r>
+        <w:rPr>
+          <w:b/>
+        </w:rPr>
+        <w:t>compatibility</w:t>
+      </w:r>
+      <w:r>
+        <w:rPr>
+          <w:b w:val="0"/>
+        </w:rPr>
+        <w:t xml:space="preserve"> with the current stored data.</w:t>
       </w:r>
     </w:p>
     <w:p>
-      <w:r>
-        <w:t>Calculator and optional local Python 3 for arithmetic; no live API or private data</w:t>
+      <w:pPr>
+        <w:spacing w:line="336" w:lineRule="auto" w:after="180"/>
+      </w:pPr>
+      <w:r>
+        <w:rPr>
+          <w:b w:val="0"/>
+        </w:rPr>
+        <w:t xml:space="preserve">Use the supplied constructed scenarios to make the </w:t>
+      </w:r>
+      <w:r>
+        <w:rPr>
+          <w:b/>
+        </w:rPr>
+        <w:t>mechanism</w:t>
+      </w:r>
+      <w:r>
+        <w:rPr>
+          <w:b w:val="0"/>
+        </w:rPr>
+        <w:t xml:space="preserve"> inspectable. Collect W4 before sharing solutions.</w:t>
       </w:r>
     </w:p>
     <w:p>
-      <w:r>
-        <w:t>Prepare the fresh retry separately and withhold its solution until after collection</w:t>
+      <w:pPr>
+        <w:spacing w:line="336" w:lineRule="auto" w:after="180"/>
+      </w:pPr>
+      <w:r>
+        <w:rPr>
+          <w:b w:val="0"/>
+        </w:rPr>
+        <w:t xml:space="preserve">Students should name intermediate </w:t>
+      </w:r>
+      <w:r>
+        <w:rPr>
+          <w:b/>
+        </w:rPr>
+        <w:t>evidence</w:t>
+      </w:r>
+      <w:r>
+        <w:rPr>
+          <w:b w:val="0"/>
+        </w:rPr>
+        <w:t xml:space="preserve"> and limitations; classroom pacing and learning effectiveness remain unvalidated.</w:t>
       </w:r>
     </w:p>
     <w:p>
@@ -322,58 +603,362 @@
         <w:pStyle w:val="Heading3"/>
       </w:pPr>
       <w:r>
-        <w:t>Prerequisite answer</w:t>
+        <w:t>Outcomes</w:t>
       </w:r>
     </w:p>
     <w:p>
-      <w:r>
-        <w:t>A result depends on the inputs, procedure and conditions that produced it. Preserve data roles and distinguish observed outcomes from predictions or unmeasured conditions. If the prior concept cannot be explained, use a short retrieval activity before this chapter.</w:t>
+      <w:pPr>
+        <w:spacing w:line="336" w:lineRule="auto" w:after="180"/>
+      </w:pPr>
+      <w:r>
+        <w:rPr>
+          <w:b w:val="0"/>
+        </w:rPr>
+        <w:t xml:space="preserve">Explain the </w:t>
+      </w:r>
+      <w:r>
+        <w:rPr>
+          <w:b/>
+        </w:rPr>
+        <w:t>mechanism</w:t>
+      </w:r>
+      <w:r>
+        <w:rPr>
+          <w:b w:val="0"/>
+        </w:rPr>
+        <w:t xml:space="preserve"> and terminology of release and </w:t>
+      </w:r>
+      <w:r>
+        <w:rPr>
+          <w:b/>
+        </w:rPr>
+        <w:t>rollback</w:t>
       </w:r>
     </w:p>
     <w:p>
       <w:pPr>
-        <w:pStyle w:val="Heading3"/>
-      </w:pPr>
-      <w:r>
-        <w:t>End goal for the pictorial case</w:t>
+        <w:spacing w:line="336" w:lineRule="auto" w:after="180"/>
+      </w:pPr>
+      <w:r>
+        <w:rPr>
+          <w:b w:val="0"/>
+        </w:rPr>
+        <w:t>Apply the stated procedure to a new case with a traceable result</w:t>
       </w:r>
     </w:p>
     <w:p>
-      <w:r>
-        <w:t>Explain release and rollback using the deciding step in this fictional service.</w:t>
+      <w:pPr>
+        <w:spacing w:line="336" w:lineRule="auto" w:after="180"/>
+      </w:pPr>
+      <w:r>
+        <w:rPr>
+          <w:b w:val="0"/>
+        </w:rPr>
+        <w:t>Identify an assumption or limitation and design a revealing follow-up</w:t>
       </w:r>
     </w:p>
     <w:p>
-      <w:r>
-        <w:t>This added worked case illustrates the week’s main idea. Retain all original and connected topics; schedule its practice within the teaching cycle.</w:t>
+      <w:pPr>
+        <w:pStyle w:val="Heading3"/>
+      </w:pPr>
+      <w:r>
+        <w:t>Preparation</w:t>
       </w:r>
     </w:p>
     <w:p>
       <w:pPr>
-        <w:pStyle w:val="Heading1"/>
-      </w:pPr>
-      <w:r>
-        <w:t>02. Explain and model the mechanism</w:t>
+        <w:spacing w:line="336" w:lineRule="auto" w:after="180"/>
+      </w:pPr>
+      <w:r>
+        <w:rPr>
+          <w:b w:val="0"/>
+        </w:rPr>
+        <w:t>Lesson and workbook; paper and pencil</w:t>
       </w:r>
     </w:p>
     <w:p>
-      <w:r>
-        <w:t>Release records bind code, configuration, data schema and evaluation evidence. Rollback requires compatibility with the current stored data.</w:t>
+      <w:pPr>
+        <w:spacing w:line="336" w:lineRule="auto" w:after="180"/>
+      </w:pPr>
+      <w:r>
+        <w:rPr>
+          <w:b w:val="0"/>
+        </w:rPr>
+        <w:t>Calculator and optional local Python 3 for arithmetic; no live API or private data</w:t>
       </w:r>
     </w:p>
     <w:p>
-      <w:r>
-        <w:t>Begin by writing the question the procedure is intended to answer. Identify the information already supplied, the information it will produce and the information still missing. These are constructed classroom examples; they do not require live accounts, private records or an external service. Do not treat a plausible explanation as a measured outcome.</w:t>
+      <w:pPr>
+        <w:spacing w:line="336" w:lineRule="auto" w:after="180"/>
+      </w:pPr>
+      <w:r>
+        <w:rPr>
+          <w:b w:val="0"/>
+        </w:rPr>
+        <w:t>Prepare the fresh retry separately and withhold its solution until after collection</w:t>
       </w:r>
     </w:p>
     <w:p>
-      <w:r>
-        <w:t>Version v2 writes schema2. Version v1 reads only schema1. A rollback to v1 after v2 writes data cannot safely proceed without migration or a compatible reader.</w:t>
+      <w:pPr>
+        <w:pStyle w:val="Heading3"/>
+      </w:pPr>
+      <w:r>
+        <w:t>Prerequisite answer</w:t>
       </w:r>
     </w:p>
     <w:p>
-      <w:r>
-        <w:t>Before applying the procedure, write its units, denominator or decision boundary where relevant. A partner should be able to repeat each step using the same inputs. If a required input is absent or violates the stated contract, record that condition explicitly instead of quietly replacing it with a convenient value.</w:t>
+      <w:pPr>
+        <w:spacing w:line="336" w:lineRule="auto" w:after="180"/>
+      </w:pPr>
+      <w:r>
+        <w:rPr>
+          <w:b w:val="0"/>
+        </w:rPr>
+        <w:t xml:space="preserve">A result depends on the </w:t>
+      </w:r>
+      <w:r>
+        <w:rPr>
+          <w:b/>
+        </w:rPr>
+        <w:t>input</w:t>
+      </w:r>
+      <w:r>
+        <w:rPr>
+          <w:b w:val="0"/>
+        </w:rPr>
+        <w:t xml:space="preserve">s, procedure and conditions that produced it. Preserve data roles and distinguish observed outcomes from </w:t>
+      </w:r>
+      <w:r>
+        <w:rPr>
+          <w:b/>
+        </w:rPr>
+        <w:t>prediction</w:t>
+      </w:r>
+      <w:r>
+        <w:rPr>
+          <w:b w:val="0"/>
+        </w:rPr>
+        <w:t>s or unmeasured conditions.</w:t>
+      </w:r>
+    </w:p>
+    <w:p>
+      <w:pPr>
+        <w:spacing w:line="336" w:lineRule="auto" w:after="180"/>
+      </w:pPr>
+      <w:r>
+        <w:rPr>
+          <w:b w:val="0"/>
+        </w:rPr>
+        <w:t>If the prior concept cannot be explained, use a short retrieval activity before this chapter.</w:t>
+      </w:r>
+    </w:p>
+    <w:p>
+      <w:pPr>
+        <w:pStyle w:val="Heading3"/>
+      </w:pPr>
+      <w:r>
+        <w:t>End goal for the pictorial case</w:t>
+      </w:r>
+    </w:p>
+    <w:p>
+      <w:pPr>
+        <w:spacing w:line="336" w:lineRule="auto" w:after="180"/>
+      </w:pPr>
+      <w:r>
+        <w:rPr>
+          <w:b w:val="0"/>
+        </w:rPr>
+        <w:t xml:space="preserve">Explain release and </w:t>
+      </w:r>
+      <w:r>
+        <w:rPr>
+          <w:b/>
+        </w:rPr>
+        <w:t>rollback</w:t>
+      </w:r>
+      <w:r>
+        <w:rPr>
+          <w:b w:val="0"/>
+        </w:rPr>
+        <w:t xml:space="preserve"> using the deciding step in this fictional service.</w:t>
+      </w:r>
+    </w:p>
+    <w:p>
+      <w:pPr>
+        <w:spacing w:line="336" w:lineRule="auto" w:after="180"/>
+      </w:pPr>
+      <w:r>
+        <w:rPr>
+          <w:b w:val="0"/>
+        </w:rPr>
+        <w:t>This added worked case illustrates the week’s main idea. Retain all original and connected topics; schedule its practice within the teaching cycle.</w:t>
+      </w:r>
+    </w:p>
+    <w:p>
+      <w:pPr>
+        <w:pStyle w:val="Heading1"/>
+      </w:pPr>
+      <w:r>
+        <w:t>02. Explain and model the mechanism</w:t>
+      </w:r>
+    </w:p>
+    <w:p>
+      <w:r>
+        <w:t>Model Release and rollback using the supplied case, labelled mechanism and reasoning. Make the scope of each conclusion explicit.</w:t>
+      </w:r>
+    </w:p>
+    <w:p>
+      <w:pPr>
+        <w:spacing w:line="336" w:lineRule="auto" w:after="180"/>
+      </w:pPr>
+      <w:r>
+        <w:rPr>
+          <w:b w:val="0"/>
+        </w:rPr>
+        <w:t xml:space="preserve">Release records bind code, configuration, data schema and evaluation </w:t>
+      </w:r>
+      <w:r>
+        <w:rPr>
+          <w:b/>
+        </w:rPr>
+        <w:t>evidence</w:t>
+      </w:r>
+      <w:r>
+        <w:rPr>
+          <w:b w:val="0"/>
+        </w:rPr>
+        <w:t xml:space="preserve">. </w:t>
+      </w:r>
+      <w:r>
+        <w:rPr>
+          <w:b/>
+        </w:rPr>
+        <w:t>Rollback</w:t>
+      </w:r>
+      <w:r>
+        <w:rPr>
+          <w:b w:val="0"/>
+        </w:rPr>
+        <w:t xml:space="preserve"> requires </w:t>
+      </w:r>
+      <w:r>
+        <w:rPr>
+          <w:b/>
+        </w:rPr>
+        <w:t>compatibility</w:t>
+      </w:r>
+      <w:r>
+        <w:rPr>
+          <w:b w:val="0"/>
+        </w:rPr>
+        <w:t xml:space="preserve"> with the current stored data.</w:t>
+      </w:r>
+    </w:p>
+    <w:p>
+      <w:pPr>
+        <w:pStyle w:val="Heading3"/>
+      </w:pPr>
+      <w:r>
+        <w:t>Explain Release and rollback · 1</w:t>
+      </w:r>
+    </w:p>
+    <w:p>
+      <w:pPr>
+        <w:spacing w:line="336" w:lineRule="auto" w:after="180"/>
+      </w:pPr>
+      <w:r>
+        <w:rPr>
+          <w:b w:val="0"/>
+        </w:rPr>
+        <w:t>Begin by writing the question the procedure is intended to answer. Identify the information already supplied, the information it will produce and the information still missing.</w:t>
+      </w:r>
+    </w:p>
+    <w:p>
+      <w:pPr>
+        <w:spacing w:line="336" w:lineRule="auto" w:after="180"/>
+      </w:pPr>
+      <w:r>
+        <w:rPr>
+          <w:b w:val="0"/>
+        </w:rPr>
+        <w:t>These are constructed classroom examples; they do not require live accounts, private records or an external service. Do not treat a plausible explanation as a measured outcome.</w:t>
+      </w:r>
+    </w:p>
+    <w:p>
+      <w:pPr>
+        <w:spacing w:line="336" w:lineRule="auto" w:after="180"/>
+      </w:pPr>
+      <w:r>
+        <w:rPr>
+          <w:b w:val="0"/>
+        </w:rPr>
+        <w:t xml:space="preserve">Version v2 writes schema2. Version v1 reads only schema1. A </w:t>
+      </w:r>
+      <w:r>
+        <w:rPr>
+          <w:b/>
+        </w:rPr>
+        <w:t>rollback</w:t>
+      </w:r>
+      <w:r>
+        <w:rPr>
+          <w:b w:val="0"/>
+        </w:rPr>
+        <w:t xml:space="preserve"> to v1 after v2 writes data cannot safely proceed without migration or a compatible reader.</w:t>
+      </w:r>
+    </w:p>
+    <w:p>
+      <w:pPr>
+        <w:pStyle w:val="Heading3"/>
+      </w:pPr>
+      <w:r>
+        <w:t>Explain Release and rollback · 2</w:t>
+      </w:r>
+    </w:p>
+    <w:p>
+      <w:pPr>
+        <w:spacing w:line="336" w:lineRule="auto" w:after="180"/>
+      </w:pPr>
+      <w:r>
+        <w:rPr>
+          <w:b w:val="0"/>
+        </w:rPr>
+        <w:t xml:space="preserve">Before applying the procedure, write its units, denominator or decision boundary where relevant. A partner should be able to repeat each step using the same </w:t>
+      </w:r>
+      <w:r>
+        <w:rPr>
+          <w:b/>
+        </w:rPr>
+        <w:t>input</w:t>
+      </w:r>
+      <w:r>
+        <w:rPr>
+          <w:b w:val="0"/>
+        </w:rPr>
+        <w:t>s.</w:t>
+      </w:r>
+    </w:p>
+    <w:p>
+      <w:pPr>
+        <w:spacing w:line="336" w:lineRule="auto" w:after="180"/>
+      </w:pPr>
+      <w:r>
+        <w:rPr>
+          <w:b w:val="0"/>
+        </w:rPr>
+        <w:t xml:space="preserve">If a required </w:t>
+      </w:r>
+      <w:r>
+        <w:rPr>
+          <w:b/>
+        </w:rPr>
+        <w:t>input</w:t>
+      </w:r>
+      <w:r>
+        <w:rPr>
+          <w:b w:val="0"/>
+        </w:rPr>
+        <w:t xml:space="preserve"> is absent or violates the stated contract, record that condition explicitly instead of quietly replacing it with a convenient value.</w:t>
       </w:r>
     </w:p>
     <w:tbl>
@@ -571,36 +1156,282 @@
       </w:r>
     </w:p>
     <w:p>
-      <w:r>
-        <w:t>Guided: Code-only rollback is incompatible with stored schema2. Use the tested recovery plan or compatible migration; preserve data and failure evidence. Qualification: A rollback plan needs testing; an available old binary is not sufficient recovery evidence. Exit: accept a concrete variation with its predicted outcome and a stated condition that would challenge the mechanism; reject a claim resting on unmeasured evidence.</w:t>
+      <w:pPr>
+        <w:pStyle w:val="Heading3"/>
+      </w:pPr>
+      <w:r>
+        <w:t>Explain Release and rollback · 3</w:t>
       </w:r>
     </w:p>
     <w:p>
       <w:pPr>
-        <w:pStyle w:val="Heading3"/>
-      </w:pPr>
-      <w:r>
-        <w:t>Model the reasoning aloud</w:t>
+        <w:spacing w:line="336" w:lineRule="auto" w:after="180"/>
+      </w:pPr>
+      <w:r>
+        <w:rPr>
+          <w:b w:val="0"/>
+        </w:rPr>
+        <w:t xml:space="preserve">Guided: Code-only </w:t>
+      </w:r>
+      <w:r>
+        <w:rPr>
+          <w:b/>
+        </w:rPr>
+        <w:t>rollback</w:t>
+      </w:r>
+      <w:r>
+        <w:rPr>
+          <w:b w:val="0"/>
+        </w:rPr>
+        <w:t xml:space="preserve"> is incompatible with stored schema2. Use the tested recovery plan or compatible migration; preserve data and failure </w:t>
+      </w:r>
+      <w:r>
+        <w:rPr>
+          <w:b/>
+        </w:rPr>
+        <w:t>evidence</w:t>
+      </w:r>
+      <w:r>
+        <w:rPr>
+          <w:b w:val="0"/>
+        </w:rPr>
+        <w:t>.</w:t>
       </w:r>
     </w:p>
     <w:p>
-      <w:r>
-        <w:t>Use the complete worked example below before asking learners to complete W2. Reveal a small part, invite a prediction, then explain the deciding step. These teacher notes contain solutions; do not reveal the independent case answer during modelling.</w:t>
+      <w:pPr>
+        <w:spacing w:line="336" w:lineRule="auto" w:after="180"/>
+      </w:pPr>
+      <w:r>
+        <w:rPr>
+          <w:b w:val="0"/>
+        </w:rPr>
+        <w:t xml:space="preserve">Qualification: A </w:t>
+      </w:r>
+      <w:r>
+        <w:rPr>
+          <w:b/>
+        </w:rPr>
+        <w:t>rollback</w:t>
+      </w:r>
+      <w:r>
+        <w:rPr>
+          <w:b w:val="0"/>
+        </w:rPr>
+        <w:t xml:space="preserve"> plan needs testing; an available old binary is not sufficient recovery </w:t>
+      </w:r>
+      <w:r>
+        <w:rPr>
+          <w:b/>
+        </w:rPr>
+        <w:t>evidence</w:t>
+      </w:r>
+      <w:r>
+        <w:rPr>
+          <w:b w:val="0"/>
+        </w:rPr>
+        <w:t>.</w:t>
       </w:r>
     </w:p>
     <w:p>
-      <w:r>
-        <w:t>After deployment v2 creates schema2 records; operator proposes rollback code alone to v1.</w:t>
+      <w:pPr>
+        <w:spacing w:line="336" w:lineRule="auto" w:after="180"/>
+      </w:pPr>
+      <w:r>
+        <w:rPr>
+          <w:b w:val="0"/>
+        </w:rPr>
+        <w:t xml:space="preserve">Exit: accept a concrete variation with its predicted outcome and a stated condition that would challenge the </w:t>
+      </w:r>
+      <w:r>
+        <w:rPr>
+          <w:b/>
+        </w:rPr>
+        <w:t>mechanism</w:t>
+      </w:r>
+      <w:r>
+        <w:rPr>
+          <w:b w:val="0"/>
+        </w:rPr>
+        <w:t xml:space="preserve">; reject a claim resting on unmeasured </w:t>
+      </w:r>
+      <w:r>
+        <w:rPr>
+          <w:b/>
+        </w:rPr>
+        <w:t>evidence</w:t>
+      </w:r>
+      <w:r>
+        <w:rPr>
+          <w:b w:val="0"/>
+        </w:rPr>
+        <w:t>.</w:t>
       </w:r>
     </w:p>
     <w:p>
-      <w:r>
-        <w:t>Code-only rollback is incompatible with stored schema2. Use the tested recovery plan or compatible migration; preserve data and failure evidence.</w:t>
+      <w:pPr>
+        <w:pStyle w:val="Heading3"/>
+      </w:pPr>
+      <w:r>
+        <w:t>Model the reasoning aloud</w:t>
       </w:r>
     </w:p>
     <w:p>
-      <w:r>
-        <w:t>Compare the intermediate evidence with the final statement. Explain why each number or decision follows from the stated inputs. The conclusion belongs to this scenario and procedure; changing the inputs, evaluation population or authority can change what it establishes. Retain the raw record so a later revision can be compared honestly.</w:t>
+      <w:pPr>
+        <w:spacing w:line="336" w:lineRule="auto" w:after="180"/>
+      </w:pPr>
+      <w:r>
+        <w:rPr>
+          <w:b w:val="0"/>
+        </w:rPr>
+        <w:t xml:space="preserve">Use the complete worked example below before asking learners to complete W2. Reveal a small part, invite a </w:t>
+      </w:r>
+      <w:r>
+        <w:rPr>
+          <w:b/>
+        </w:rPr>
+        <w:t>prediction</w:t>
+      </w:r>
+      <w:r>
+        <w:rPr>
+          <w:b w:val="0"/>
+        </w:rPr>
+        <w:t>, then explain the deciding step.</w:t>
+      </w:r>
+    </w:p>
+    <w:p>
+      <w:pPr>
+        <w:spacing w:line="336" w:lineRule="auto" w:after="180"/>
+      </w:pPr>
+      <w:r>
+        <w:rPr>
+          <w:b w:val="0"/>
+        </w:rPr>
+        <w:t>These teacher notes contain solutions; do not reveal the independent case answer during modelling.</w:t>
+      </w:r>
+    </w:p>
+    <w:p>
+      <w:pPr>
+        <w:spacing w:line="336" w:lineRule="auto" w:after="180"/>
+      </w:pPr>
+      <w:r>
+        <w:rPr>
+          <w:b w:val="0"/>
+        </w:rPr>
+        <w:t xml:space="preserve">After deployment v2 creates schema2 records; operator proposes </w:t>
+      </w:r>
+      <w:r>
+        <w:rPr>
+          <w:b/>
+        </w:rPr>
+        <w:t>rollback</w:t>
+      </w:r>
+      <w:r>
+        <w:rPr>
+          <w:b w:val="0"/>
+        </w:rPr>
+        <w:t xml:space="preserve"> code alone to v1.</w:t>
+      </w:r>
+    </w:p>
+    <w:p>
+      <w:pPr>
+        <w:spacing w:line="336" w:lineRule="auto" w:after="180"/>
+      </w:pPr>
+      <w:r>
+        <w:rPr>
+          <w:b w:val="0"/>
+        </w:rPr>
+        <w:t xml:space="preserve">Code-only </w:t>
+      </w:r>
+      <w:r>
+        <w:rPr>
+          <w:b/>
+        </w:rPr>
+        <w:t>rollback</w:t>
+      </w:r>
+      <w:r>
+        <w:rPr>
+          <w:b w:val="0"/>
+        </w:rPr>
+        <w:t xml:space="preserve"> is incompatible with stored schema2. Use the tested recovery plan or compatible migration; preserve data and failure </w:t>
+      </w:r>
+      <w:r>
+        <w:rPr>
+          <w:b/>
+        </w:rPr>
+        <w:t>evidence</w:t>
+      </w:r>
+      <w:r>
+        <w:rPr>
+          <w:b w:val="0"/>
+        </w:rPr>
+        <w:t>.</w:t>
+      </w:r>
+    </w:p>
+    <w:p>
+      <w:pPr>
+        <w:pStyle w:val="Heading3"/>
+      </w:pPr>
+      <w:r>
+        <w:t>Model the reasoning aloud · 4</w:t>
+      </w:r>
+    </w:p>
+    <w:p>
+      <w:pPr>
+        <w:spacing w:line="336" w:lineRule="auto" w:after="180"/>
+      </w:pPr>
+      <w:r>
+        <w:rPr>
+          <w:b w:val="0"/>
+        </w:rPr>
+        <w:t xml:space="preserve">Compare the intermediate </w:t>
+      </w:r>
+      <w:r>
+        <w:rPr>
+          <w:b/>
+        </w:rPr>
+        <w:t>evidence</w:t>
+      </w:r>
+      <w:r>
+        <w:rPr>
+          <w:b w:val="0"/>
+        </w:rPr>
+        <w:t xml:space="preserve"> with the final statement. Explain why each number or decision follows from the stated </w:t>
+      </w:r>
+      <w:r>
+        <w:rPr>
+          <w:b/>
+        </w:rPr>
+        <w:t>input</w:t>
+      </w:r>
+      <w:r>
+        <w:rPr>
+          <w:b w:val="0"/>
+        </w:rPr>
+        <w:t>s.</w:t>
+      </w:r>
+    </w:p>
+    <w:p>
+      <w:pPr>
+        <w:spacing w:line="336" w:lineRule="auto" w:after="180"/>
+      </w:pPr>
+      <w:r>
+        <w:rPr>
+          <w:b w:val="0"/>
+        </w:rPr>
+        <w:t xml:space="preserve">The conclusion belongs to this scenario and procedure; changing the </w:t>
+      </w:r>
+      <w:r>
+        <w:rPr>
+          <w:b/>
+        </w:rPr>
+        <w:t>input</w:t>
+      </w:r>
+      <w:r>
+        <w:rPr>
+          <w:b w:val="0"/>
+        </w:rPr>
+        <w:t>s, evaluation population or authority can change what it establishes. Retain the raw record so a later revision can be compared honestly.</w:t>
       </w:r>
     </w:p>
     <w:tbl>
@@ -706,7 +1537,13 @@
       </w:tr>
     </w:tbl>
     <w:p>
-      <w:r>
+      <w:pPr>
+        <w:spacing w:line="336" w:lineRule="auto" w:after="180"/>
+      </w:pPr>
+      <w:r>
+        <w:rPr>
+          <w:b w:val="0"/>
+        </w:rPr>
         <w:t>Use the diagram and verbal explanation together. Ask learners to match a sentence to a specific visual step; do not assign learners fixed visual or auditory learning styles.</w:t>
       </w:r>
     </w:p>
@@ -719,7 +1556,13 @@
       </w:r>
     </w:p>
     <w:p>
-      <w:r>
+      <w:pPr>
+        <w:spacing w:line="336" w:lineRule="auto" w:after="180"/>
+      </w:pPr>
+      <w:r>
+        <w:rPr>
+          <w:b w:val="0"/>
+        </w:rPr>
         <w:t>A higher score can still block release. Version B is proposed to replace A; every privacy gate is mandatory.</w:t>
       </w:r>
     </w:p>
@@ -732,7 +1575,22 @@
       </w:r>
     </w:p>
     <w:p>
-      <w:r>
+      <w:pPr>
+        <w:pStyle w:val="Heading3"/>
+      </w:pPr>
+      <w:r>
+        <w:t>Supplied facts</w:t>
+      </w:r>
+    </w:p>
+    <w:p>
+      <w:pPr>
+        <w:spacing w:line="336" w:lineRule="auto" w:after="180"/>
+        <w:shd w:fill="F1F6FC"/>
+      </w:pPr>
+      <w:r>
+        <w:rPr>
+          <w:b w:val="0"/>
+        </w:rPr>
         <w:t>A passes 8/10 correctness cases. B passes 9/10 but fails one mandatory privacy check.</w:t>
       </w:r>
     </w:p>
@@ -896,21 +1754,43 @@
       </w:r>
     </w:p>
     <w:p>
-      <w:r>
-        <w:t>Release criteria combine benefits and mandatory conditions. Rollback requires known versions and compatible data, not an informal promise.</w:t>
+      <w:pPr>
+        <w:pStyle w:val="Heading3"/>
+      </w:pPr>
+      <w:r>
+        <w:t>Why the result follows</w:t>
       </w:r>
     </w:p>
     <w:p>
       <w:pPr>
-        <w:pStyle w:val="Heading3"/>
-      </w:pPr>
-      <w:r>
-        <w:t>What this example does not establish</w:t>
+        <w:spacing w:line="336" w:lineRule="auto" w:after="180"/>
+        <w:shd w:fill="F1F6FC"/>
+      </w:pPr>
+      <w:r>
+        <w:rPr>
+          <w:b w:val="0"/>
+        </w:rPr>
+        <w:t xml:space="preserve">Release criteria combine benefits and mandatory conditions. </w:t>
+      </w:r>
+      <w:r>
+        <w:rPr>
+          <w:b/>
+        </w:rPr>
+        <w:t>Rollback</w:t>
+      </w:r>
+      <w:r>
+        <w:rPr>
+          <w:b w:val="0"/>
+        </w:rPr>
+        <w:t xml:space="preserve"> requires known versions and compatible data, not an informal promise.</w:t>
       </w:r>
     </w:p>
     <w:p>
-      <w:r>
-        <w:t>Rolling back code may not reverse earlier external effects or incompatible data changes.</w:t>
+      <w:pPr>
+        <w:pStyle w:val="Heading3"/>
+      </w:pPr>
+      <w:r>
+        <w:t>What this example does not establish</w:t>
       </w:r>
     </w:p>
     <w:p>
@@ -918,43 +1798,168 @@
         <w:pStyle w:val="Heading3"/>
       </w:pPr>
       <w:r>
-        <w:t>Change one thing in the pictured case</w:t>
+        <w:t>Keep the stated limit</w:t>
       </w:r>
     </w:p>
     <w:p>
-      <w:r>
-        <w:t>Change: Repair B and pass privacy on a fresh reserved case.</w:t>
+      <w:pPr>
+        <w:spacing w:line="336" w:lineRule="auto" w:after="180"/>
+        <w:shd w:fill="FFF5E6"/>
+      </w:pPr>
+      <w:r>
+        <w:rPr>
+          <w:b w:val="0"/>
+        </w:rPr>
+        <w:t>Rolling back code may not reverse earlier external effects or incompatible data changes.</w:t>
       </w:r>
     </w:p>
     <w:p>
-      <w:r>
-        <w:t>Prediction: B may enter the remaining gates; one repair does not approve everything.</w:t>
+      <w:pPr>
+        <w:pStyle w:val="Heading3"/>
+      </w:pPr>
+      <w:r>
+        <w:t>Change one thing in the pictured case</w:t>
       </w:r>
     </w:p>
     <w:p>
-      <w:r>
-        <w:t>Reason: All required release conditions still apply.</w:t>
+      <w:pPr>
+        <w:pStyle w:val="Heading3"/>
+      </w:pPr>
+      <w:r>
+        <w:t>Change one thing</w:t>
       </w:r>
     </w:p>
     <w:p>
       <w:pPr>
-        <w:pStyle w:val="Heading3"/>
-      </w:pPr>
-      <w:r>
-        <w:t>Ask while showing the picture</w:t>
+        <w:spacing w:line="336" w:lineRule="auto" w:after="180"/>
+        <w:shd w:fill="F5F1FB"/>
+      </w:pPr>
+      <w:r>
+        <w:rPr>
+          <w:b w:val="0"/>
+        </w:rPr>
+        <w:t>Change: Repair B and pass privacy on a fresh reserved case.</w:t>
       </w:r>
     </w:p>
     <w:p>
-      <w:r>
-        <w:t>Cover the result. Ask learners to name the inputs and predict the next step. Uncover one step, connect the icon to the actual procedure, and explain its evidence. Then change the supplied condition and compare. The picture is a representation; it does not document execution of a real AI model.</w:t>
+      <w:pPr>
+        <w:pStyle w:val="Heading3"/>
+      </w:pPr>
+      <w:r>
+        <w:t>Predicted result</w:t>
       </w:r>
     </w:p>
     <w:p>
       <w:pPr>
+        <w:spacing w:line="336" w:lineRule="auto" w:after="180"/>
+        <w:shd w:fill="F1F6FC"/>
+      </w:pPr>
+      <w:r>
+        <w:rPr>
+          <w:b/>
+        </w:rPr>
+        <w:t>Prediction</w:t>
+      </w:r>
+      <w:r>
+        <w:rPr>
+          <w:b w:val="0"/>
+        </w:rPr>
+        <w:t>: B may enter the remaining gates; one repair does not approve everything.</w:t>
+      </w:r>
+    </w:p>
+    <w:p>
+      <w:pPr>
+        <w:pStyle w:val="Heading3"/>
+      </w:pPr>
+      <w:r>
+        <w:t>Why the result follows</w:t>
+      </w:r>
+    </w:p>
+    <w:p>
+      <w:pPr>
+        <w:spacing w:line="336" w:lineRule="auto" w:after="180"/>
+        <w:shd w:fill="F1F6FC"/>
+      </w:pPr>
+      <w:r>
+        <w:rPr>
+          <w:b w:val="0"/>
+        </w:rPr>
+        <w:t>Reason: All required release conditions still apply.</w:t>
+      </w:r>
+    </w:p>
+    <w:p>
+      <w:pPr>
+        <w:pStyle w:val="Heading3"/>
+      </w:pPr>
+      <w:r>
+        <w:t>Ask while showing the picture</w:t>
+      </w:r>
+    </w:p>
+    <w:p>
+      <w:pPr>
+        <w:pStyle w:val="Heading3"/>
+      </w:pPr>
+      <w:r>
+        <w:t>Ask while showing the picture · 5</w:t>
+      </w:r>
+    </w:p>
+    <w:p>
+      <w:pPr>
+        <w:spacing w:line="336" w:lineRule="auto" w:after="180"/>
+      </w:pPr>
+      <w:r>
+        <w:rPr>
+          <w:b w:val="0"/>
+        </w:rPr>
+        <w:t xml:space="preserve">Cover the result. Ask learners to name the </w:t>
+      </w:r>
+      <w:r>
+        <w:rPr>
+          <w:b/>
+        </w:rPr>
+        <w:t>input</w:t>
+      </w:r>
+      <w:r>
+        <w:rPr>
+          <w:b w:val="0"/>
+        </w:rPr>
+        <w:t xml:space="preserve">s and predict the next step. Uncover one step, connect the icon to the actual procedure, and explain its </w:t>
+      </w:r>
+      <w:r>
+        <w:rPr>
+          <w:b/>
+        </w:rPr>
+        <w:t>evidence</w:t>
+      </w:r>
+      <w:r>
+        <w:rPr>
+          <w:b w:val="0"/>
+        </w:rPr>
+        <w:t>. Then change the supplied condition and compare.</w:t>
+      </w:r>
+    </w:p>
+    <w:p>
+      <w:pPr>
+        <w:spacing w:line="336" w:lineRule="auto" w:after="180"/>
+      </w:pPr>
+      <w:r>
+        <w:rPr>
+          <w:b w:val="0"/>
+        </w:rPr>
+        <w:t>The picture is a representation; it does not document execution of a real AI model.</w:t>
+      </w:r>
+    </w:p>
+    <w:p>
+      <w:pPr>
         <w:pStyle w:val="Heading1"/>
       </w:pPr>
       <w:r>
         <w:t>03. Demonstrate and guide practice</w:t>
+      </w:r>
+    </w:p>
+    <w:p>
+      <w:r>
+        <w:t>Demonstrate Release and rollback, reduce support deliberately and check individual reasoning before discussing answers.</w:t>
       </w:r>
     </w:p>
     <w:tbl>
@@ -1170,36 +2175,112 @@
       </w:tr>
     </w:tbl>
     <w:p>
-      <w:r>
-        <w:t>Use the worked example in Sections 3 and 6. Collect a prediction before revealing its result; ask the learner to point to each intermediate fact.</w:t>
+      <w:pPr>
+        <w:spacing w:line="336" w:lineRule="auto" w:after="180"/>
+      </w:pPr>
+      <w:r>
+        <w:rPr>
+          <w:b w:val="0"/>
+        </w:rPr>
+        <w:t xml:space="preserve">Use the worked example in Sections 3 and 6. Collect a </w:t>
+      </w:r>
+      <w:r>
+        <w:rPr>
+          <w:b/>
+        </w:rPr>
+        <w:t>prediction</w:t>
+      </w:r>
+      <w:r>
+        <w:rPr>
+          <w:b w:val="0"/>
+        </w:rPr>
+        <w:t xml:space="preserve"> before revealing its result; ask the learner to point to each intermediate fact.</w:t>
       </w:r>
     </w:p>
     <w:p>
-      <w:r>
-        <w:t>Provide an input/procedure/result/limit frame and a calculator when needed. Ask students to identify the first step before completing the whole trace. Extension: compare two concrete variants of this mechanism while holding unrelated conditions fixed; report both successful and unsuccessful outcomes.</w:t>
+      <w:pPr>
+        <w:spacing w:line="336" w:lineRule="auto" w:after="180"/>
+      </w:pPr>
+      <w:r>
+        <w:rPr>
+          <w:b w:val="0"/>
+        </w:rPr>
+        <w:t xml:space="preserve">Provide an </w:t>
+      </w:r>
+      <w:r>
+        <w:rPr>
+          <w:b/>
+        </w:rPr>
+        <w:t>input</w:t>
+      </w:r>
+      <w:r>
+        <w:rPr>
+          <w:b w:val="0"/>
+        </w:rPr>
+        <w:t>/procedure/result/limit frame and a calculator when needed. Ask students to identify the first step before completing the whole trace.</w:t>
       </w:r>
     </w:p>
     <w:p>
       <w:pPr>
-        <w:pStyle w:val="Heading3"/>
-      </w:pPr>
-      <w:r>
-        <w:t>Reduce help deliberately</w:t>
+        <w:spacing w:line="336" w:lineRule="auto" w:after="180"/>
+      </w:pPr>
+      <w:r>
+        <w:rPr>
+          <w:b w:val="0"/>
+        </w:rPr>
+        <w:t xml:space="preserve">Extension: compare two concrete variants of this </w:t>
+      </w:r>
+      <w:r>
+        <w:rPr>
+          <w:b/>
+        </w:rPr>
+        <w:t>mechanism</w:t>
+      </w:r>
+      <w:r>
+        <w:rPr>
+          <w:b w:val="0"/>
+        </w:rPr>
+        <w:t xml:space="preserve"> while holding unrelated conditions fixed; report both successful and unsuccessful outcomes.</w:t>
       </w:r>
     </w:p>
     <w:p>
-      <w:r>
-        <w:t>Completion task: After deployment v2 creates schema2 records; operator proposes rollback code alone to v1. Show the intermediate steps and give the conclusion with its scope.</w:t>
+      <w:pPr>
+        <w:pStyle w:val="Heading3"/>
+      </w:pPr>
+      <w:r>
+        <w:t>Reduce help deliberately</w:t>
       </w:r>
     </w:p>
     <w:p>
-      <w:r>
-        <w:t>Teacher check: Teacher explanation: Code-only rollback is incompatible with stored schema2. Use the tested recovery plan or compatible migration; preserve data and failure evidence.</w:t>
+      <w:pPr>
+        <w:pStyle w:val="Heading3"/>
+      </w:pPr>
+      <w:r>
+        <w:t>Completion practice</w:t>
       </w:r>
     </w:p>
     <w:p>
-      <w:r>
-        <w:t>Start by identifying the given inputs together. Leave the intermediate steps blank. If needed, model one step, then withdraw that help on the next step. Move to a full trace only when the partial trace is understood. For partners, alternate explainer and checker; collect a response from every learner before discussion.</w:t>
+      <w:pPr>
+        <w:spacing w:line="336" w:lineRule="auto" w:after="180"/>
+        <w:shd w:fill="F5F1FB"/>
+      </w:pPr>
+      <w:r>
+        <w:rPr>
+          <w:b w:val="0"/>
+        </w:rPr>
+        <w:t xml:space="preserve">Completion task: After deployment v2 creates schema2 records; operator proposes </w:t>
+      </w:r>
+      <w:r>
+        <w:rPr>
+          <w:b/>
+        </w:rPr>
+        <w:t>rollback</w:t>
+      </w:r>
+      <w:r>
+        <w:rPr>
+          <w:b w:val="0"/>
+        </w:rPr>
+        <w:t xml:space="preserve"> code alone to v1. Show the intermediate steps and give the conclusion with its scope.</w:t>
       </w:r>
     </w:p>
     <w:p>
@@ -1207,22 +2288,77 @@
         <w:pStyle w:val="Heading3"/>
       </w:pPr>
       <w:r>
-        <w:t>Individual reasoning check</w:t>
+        <w:t>Reasoning to listen for</w:t>
       </w:r>
     </w:p>
     <w:p>
-      <w:r>
-        <w:t>Use the worked case for Release and rollback. Proposed explanation: “The worked result establishes every future case”. Decide whether this explanation is supported. Point to the step or supplied fact that decides; explain your repair if needed.</w:t>
+      <w:pPr>
+        <w:spacing w:line="336" w:lineRule="auto" w:after="180"/>
+        <w:shd w:fill="F1F6FC"/>
+      </w:pPr>
+      <w:r>
+        <w:rPr>
+          <w:b w:val="0"/>
+        </w:rPr>
+        <w:t xml:space="preserve">Teacher check: Teacher explanation: Code-only </w:t>
+      </w:r>
+      <w:r>
+        <w:rPr>
+          <w:b/>
+        </w:rPr>
+        <w:t>rollback</w:t>
+      </w:r>
+      <w:r>
+        <w:rPr>
+          <w:b w:val="0"/>
+        </w:rPr>
+        <w:t xml:space="preserve"> is incompatible with stored schema2. Use the tested recovery plan or compatible migration; preserve data and failure </w:t>
+      </w:r>
+      <w:r>
+        <w:rPr>
+          <w:b/>
+        </w:rPr>
+        <w:t>evidence</w:t>
+      </w:r>
+      <w:r>
+        <w:rPr>
+          <w:b w:val="0"/>
+        </w:rPr>
+        <w:t>.</w:t>
       </w:r>
     </w:p>
     <w:p>
-      <w:r>
-        <w:t>Expected correction: A rollback plan needs testing; an available old binary is not sufficient recovery evidence.</w:t>
+      <w:pPr>
+        <w:spacing w:line="336" w:lineRule="auto" w:after="180"/>
+      </w:pPr>
+      <w:r>
+        <w:rPr>
+          <w:b w:val="0"/>
+        </w:rPr>
+        <w:t xml:space="preserve">Start by identifying the given </w:t>
+      </w:r>
+      <w:r>
+        <w:rPr>
+          <w:b/>
+        </w:rPr>
+        <w:t>input</w:t>
+      </w:r>
+      <w:r>
+        <w:rPr>
+          <w:b w:val="0"/>
+        </w:rPr>
+        <w:t>s together. Leave the intermediate steps blank. If needed, model one step, then withdraw that help on the next step. Move to a full trace only when the partial trace is understood.</w:t>
       </w:r>
     </w:p>
     <w:p>
-      <w:r>
-        <w:t>Collect explanations, not only yes/no votes. If a misunderstanding is common, re-model the relevant step for the class. If it affects a few learners, give a short targeted group explanation while others solve a more demanding variation.</w:t>
+      <w:pPr>
+        <w:spacing w:line="336" w:lineRule="auto" w:after="180"/>
+      </w:pPr>
+      <w:r>
+        <w:rPr>
+          <w:b w:val="0"/>
+        </w:rPr>
+        <w:t>For partners, alternate explainer and checker; collect a response from every learner before discussion.</w:t>
       </w:r>
     </w:p>
     <w:p>
@@ -1230,63 +2366,368 @@
         <w:pStyle w:val="Heading3"/>
       </w:pPr>
       <w:r>
-        <w:t>Pictorial practice question</w:t>
+        <w:t>Individual reasoning check</w:t>
       </w:r>
     </w:p>
     <w:p>
-      <w:r>
-        <w:t>Compute A’s and B’s correctness percentages. Why is B still blocked, and does passing a fresh privacy check automatically satisfy every release gate?</w:t>
+      <w:pPr>
+        <w:spacing w:line="336" w:lineRule="auto" w:after="180"/>
+      </w:pPr>
+      <w:r>
+        <w:rPr>
+          <w:b w:val="0"/>
+        </w:rPr>
+        <w:t xml:space="preserve">Use the worked case for Release and </w:t>
+      </w:r>
+      <w:r>
+        <w:rPr>
+          <w:b/>
+        </w:rPr>
+        <w:t>rollback</w:t>
+      </w:r>
+      <w:r>
+        <w:rPr>
+          <w:b w:val="0"/>
+        </w:rPr>
+        <w:t>. Proposed explanation: “The worked result establishes every future case”. Decide whether this explanation is supported.</w:t>
       </w:r>
     </w:p>
     <w:p>
       <w:pPr>
-        <w:pStyle w:val="Heading3"/>
-      </w:pPr>
-      <w:r>
-        <w:t>Reasoned teacher answer</w:t>
+        <w:spacing w:line="336" w:lineRule="auto" w:after="180"/>
+      </w:pPr>
+      <w:r>
+        <w:rPr>
+          <w:b w:val="0"/>
+        </w:rPr>
+        <w:t>Point to the step or supplied fact that decides; explain your repair if needed.</w:t>
       </w:r>
     </w:p>
     <w:p>
-      <w:r>
-        <w:t>Correctness rises from 80% to 90% on these cases. The mandatory failure blocks B’s release. Retain the reviewed A version and documented rollback procedure. Changed case: B may enter the remaining gates; one repair does not approve everything. All required release conditions still apply.</w:t>
+      <w:pPr>
+        <w:pStyle w:val="Heading3"/>
+      </w:pPr>
+      <w:r>
+        <w:t>Expected repair</w:t>
       </w:r>
     </w:p>
     <w:p>
-      <w:r>
-        <w:t>Changed-case reasoning: B may enter the remaining gates; one repair does not approve everything. All required release conditions still apply.</w:t>
+      <w:pPr>
+        <w:spacing w:line="336" w:lineRule="auto" w:after="180"/>
+        <w:shd w:fill="F1F6FC"/>
+      </w:pPr>
+      <w:r>
+        <w:rPr>
+          <w:b w:val="0"/>
+        </w:rPr>
+        <w:t xml:space="preserve">Expected correction: A </w:t>
+      </w:r>
+      <w:r>
+        <w:rPr>
+          <w:b/>
+        </w:rPr>
+        <w:t>rollback</w:t>
+      </w:r>
+      <w:r>
+        <w:rPr>
+          <w:b w:val="0"/>
+        </w:rPr>
+        <w:t xml:space="preserve"> plan needs testing; an available old binary is not sufficient recovery </w:t>
+      </w:r>
+      <w:r>
+        <w:rPr>
+          <w:b/>
+        </w:rPr>
+        <w:t>evidence</w:t>
+      </w:r>
+      <w:r>
+        <w:rPr>
+          <w:b w:val="0"/>
+        </w:rPr>
+        <w:t>.</w:t>
       </w:r>
     </w:p>
     <w:p>
-      <w:r>
-        <w:t>Collect each learner’s explanation before discussion. Use the first missing connection between input, deciding step and result to choose support. This question is worked-case practice, not fresh mastery evidence.</w:t>
+      <w:pPr>
+        <w:spacing w:line="336" w:lineRule="auto" w:after="180"/>
+      </w:pPr>
+      <w:r>
+        <w:rPr>
+          <w:b w:val="0"/>
+        </w:rPr>
+        <w:t>Collect explanations, not only yes/no votes. If a misunderstanding is common, re-model the relevant step for the class.</w:t>
       </w:r>
     </w:p>
     <w:p>
       <w:pPr>
-        <w:pStyle w:val="Heading1"/>
-      </w:pPr>
-      <w:r>
-        <w:t>04. Run the investigation and diagnose misconceptions</w:t>
+        <w:spacing w:line="336" w:lineRule="auto" w:after="180"/>
+      </w:pPr>
+      <w:r>
+        <w:rPr>
+          <w:b w:val="0"/>
+        </w:rPr>
+        <w:t>If it affects a few learners, give a short targeted group explanation while others solve a more demanding variation.</w:t>
       </w:r>
     </w:p>
     <w:p>
-      <w:r>
-        <w:t>The worked result establishes every future case: A rollback plan needs testing; an available old binary is not sufficient recovery evidence.</w:t>
+      <w:pPr>
+        <w:pStyle w:val="Heading3"/>
+      </w:pPr>
+      <w:r>
+        <w:t>Pictorial practice question</w:t>
       </w:r>
     </w:p>
     <w:p>
-      <w:r>
-        <w:t>A missing input may be replaced without recording the change: A replacement changes the evidence or contract. Record the change and its justification; do not silently turn unknown into a measured value.</w:t>
+      <w:pPr>
+        <w:spacing w:line="336" w:lineRule="auto" w:after="180"/>
+        <w:shd w:fill="F5F1FB"/>
+      </w:pPr>
+      <w:r>
+        <w:rPr>
+          <w:b w:val="0"/>
+        </w:rPr>
+        <w:t>Compute A’s and B’s correctness percentages. Why is B still blocked, and does passing a fresh privacy check automatically satisfy every release gate?</w:t>
       </w:r>
     </w:p>
     <w:p>
-      <w:r>
-        <w:t>Repeating an assessed case is new independent evidence: A replay checks consistency. An example used for feedback or revision cannot later be described as untouched final evaluation.</w:t>
+      <w:pPr>
+        <w:pStyle w:val="Heading3"/>
+      </w:pPr>
+      <w:r>
+        <w:t>Reasoned teacher answer</w:t>
       </w:r>
     </w:p>
     <w:p>
-      <w:r>
-        <w:t>Use Section 9 for the evidence ledger. Add a boundary or missing-input case and record the expected response before checking. More successful repeats of one case do not establish wider coverage.</w:t>
+      <w:pPr>
+        <w:spacing w:line="336" w:lineRule="auto" w:after="180"/>
+      </w:pPr>
+      <w:r>
+        <w:rPr>
+          <w:b w:val="0"/>
+        </w:rPr>
+        <w:t xml:space="preserve">Correctness rises from </w:t>
+      </w:r>
+      <w:r>
+        <w:rPr>
+          <w:b/>
+        </w:rPr>
+        <w:t>80%</w:t>
+      </w:r>
+      <w:r>
+        <w:rPr>
+          <w:b w:val="0"/>
+        </w:rPr>
+        <w:t xml:space="preserve"> to 90% on these cases. The mandatory failure blocks B’s release. Retain the reviewed A version and documented </w:t>
+      </w:r>
+      <w:r>
+        <w:rPr>
+          <w:b/>
+        </w:rPr>
+        <w:t>rollback</w:t>
+      </w:r>
+      <w:r>
+        <w:rPr>
+          <w:b w:val="0"/>
+        </w:rPr>
+        <w:t xml:space="preserve"> procedure.</w:t>
+      </w:r>
+    </w:p>
+    <w:p>
+      <w:pPr>
+        <w:spacing w:line="336" w:lineRule="auto" w:after="180"/>
+      </w:pPr>
+      <w:r>
+        <w:rPr>
+          <w:b w:val="0"/>
+        </w:rPr>
+        <w:t>Changed case: B may enter the remaining gates; one repair does not approve everything. All required release conditions still apply.</w:t>
+      </w:r>
+    </w:p>
+    <w:p>
+      <w:pPr>
+        <w:spacing w:line="336" w:lineRule="auto" w:after="180"/>
+      </w:pPr>
+      <w:r>
+        <w:rPr>
+          <w:b w:val="0"/>
+        </w:rPr>
+        <w:t>Changed-case reasoning: B may enter the remaining gates; one repair does not approve everything. All required release conditions still apply.</w:t>
+      </w:r>
+    </w:p>
+    <w:p>
+      <w:pPr>
+        <w:spacing w:line="336" w:lineRule="auto" w:after="180"/>
+      </w:pPr>
+      <w:r>
+        <w:rPr>
+          <w:b w:val="0"/>
+        </w:rPr>
+        <w:t xml:space="preserve">Collect each learner’s explanation before discussion. Use the first missing connection between </w:t>
+      </w:r>
+      <w:r>
+        <w:rPr>
+          <w:b/>
+        </w:rPr>
+        <w:t>input</w:t>
+      </w:r>
+      <w:r>
+        <w:rPr>
+          <w:b w:val="0"/>
+        </w:rPr>
+        <w:t xml:space="preserve">, deciding step and result to choose support. This question is worked-case practice, not fresh mastery </w:t>
+      </w:r>
+      <w:r>
+        <w:rPr>
+          <w:b/>
+        </w:rPr>
+        <w:t>evidence</w:t>
+      </w:r>
+      <w:r>
+        <w:rPr>
+          <w:b w:val="0"/>
+        </w:rPr>
+        <w:t>.</w:t>
+      </w:r>
+    </w:p>
+    <w:p>
+      <w:pPr>
+        <w:pStyle w:val="Heading1"/>
+      </w:pPr>
+      <w:r>
+        <w:t>04. Run the investigation and diagnose misconceptions</w:t>
+      </w:r>
+    </w:p>
+    <w:p>
+      <w:r>
+        <w:t>Run the Release and rollback investigation and use the first unsupported step to choose a teaching response.</w:t>
+      </w:r>
+    </w:p>
+    <w:p>
+      <w:pPr>
+        <w:spacing w:line="336" w:lineRule="auto" w:after="180"/>
+      </w:pPr>
+      <w:r>
+        <w:rPr>
+          <w:b w:val="0"/>
+        </w:rPr>
+        <w:t xml:space="preserve">The worked result establishes every future case: A </w:t>
+      </w:r>
+      <w:r>
+        <w:rPr>
+          <w:b/>
+        </w:rPr>
+        <w:t>rollback</w:t>
+      </w:r>
+      <w:r>
+        <w:rPr>
+          <w:b w:val="0"/>
+        </w:rPr>
+        <w:t xml:space="preserve"> plan needs testing; an available old binary is not sufficient recovery </w:t>
+      </w:r>
+      <w:r>
+        <w:rPr>
+          <w:b/>
+        </w:rPr>
+        <w:t>evidence</w:t>
+      </w:r>
+      <w:r>
+        <w:rPr>
+          <w:b w:val="0"/>
+        </w:rPr>
+        <w:t>.</w:t>
+      </w:r>
+    </w:p>
+    <w:p>
+      <w:pPr>
+        <w:spacing w:line="336" w:lineRule="auto" w:after="180"/>
+      </w:pPr>
+      <w:r>
+        <w:rPr>
+          <w:b w:val="0"/>
+        </w:rPr>
+        <w:t xml:space="preserve">A missing </w:t>
+      </w:r>
+      <w:r>
+        <w:rPr>
+          <w:b/>
+        </w:rPr>
+        <w:t>input</w:t>
+      </w:r>
+      <w:r>
+        <w:rPr>
+          <w:b w:val="0"/>
+        </w:rPr>
+        <w:t xml:space="preserve"> may be replaced without recording the change: A replacement changes the </w:t>
+      </w:r>
+      <w:r>
+        <w:rPr>
+          <w:b/>
+        </w:rPr>
+        <w:t>evidence</w:t>
+      </w:r>
+      <w:r>
+        <w:rPr>
+          <w:b w:val="0"/>
+        </w:rPr>
+        <w:t xml:space="preserve"> or contract. Record the change and its justification; do not silently turn unknown into a measured value.</w:t>
+      </w:r>
+    </w:p>
+    <w:p>
+      <w:pPr>
+        <w:spacing w:line="336" w:lineRule="auto" w:after="180"/>
+      </w:pPr>
+      <w:r>
+        <w:rPr>
+          <w:b w:val="0"/>
+        </w:rPr>
+        <w:t xml:space="preserve">Repeating an assessed case is new independent </w:t>
+      </w:r>
+      <w:r>
+        <w:rPr>
+          <w:b/>
+        </w:rPr>
+        <w:t>evidence</w:t>
+      </w:r>
+      <w:r>
+        <w:rPr>
+          <w:b w:val="0"/>
+        </w:rPr>
+        <w:t>: A replay checks consistency. An example used for feedback or revision cannot later be described as untouched final evaluation.</w:t>
+      </w:r>
+    </w:p>
+    <w:p>
+      <w:pPr>
+        <w:spacing w:line="336" w:lineRule="auto" w:after="180"/>
+      </w:pPr>
+      <w:r>
+        <w:rPr>
+          <w:b w:val="0"/>
+        </w:rPr>
+        <w:t xml:space="preserve">Use Section 9 for the </w:t>
+      </w:r>
+      <w:r>
+        <w:rPr>
+          <w:b/>
+        </w:rPr>
+        <w:t>evidence</w:t>
+      </w:r>
+      <w:r>
+        <w:rPr>
+          <w:b w:val="0"/>
+        </w:rPr>
+        <w:t xml:space="preserve"> ledger. Add a boundary or missing-</w:t>
+      </w:r>
+      <w:r>
+        <w:rPr>
+          <w:b/>
+        </w:rPr>
+        <w:t>input</w:t>
+      </w:r>
+      <w:r>
+        <w:rPr>
+          <w:b w:val="0"/>
+        </w:rPr>
+        <w:t xml:space="preserve"> case and record the expected response before checking. More successful repeats of one case do not establish wider coverage.</w:t>
       </w:r>
     </w:p>
     <w:p>
@@ -1444,29 +2885,38 @@
       </w:tr>
     </w:tbl>
     <w:p>
-      <w:r>
-        <w:t>Offer an oral explanation, drawing, enlarged visual or fewer examples when that removes a reading/writing barrier. Keep the same reasoning goal. Stretch secure learners by changing a boundary or assumption and asking them to defend the effect, not simply by assigning more of the same questions.</w:t>
+      <w:pPr>
+        <w:spacing w:line="336" w:lineRule="auto" w:after="180"/>
+      </w:pPr>
+      <w:r>
+        <w:rPr>
+          <w:b w:val="0"/>
+        </w:rPr>
+        <w:t>Offer an oral explanation, drawing, enlarged visual or fewer examples when that removes a reading/writing barrier. Keep the same reasoning goal.</w:t>
       </w:r>
     </w:p>
     <w:p>
       <w:pPr>
-        <w:pStyle w:val="Heading1"/>
-      </w:pPr>
-      <w:r>
-        <w:t>05. Assess and explain the answers</w:t>
+        <w:spacing w:line="336" w:lineRule="auto" w:after="180"/>
+      </w:pPr>
+      <w:r>
+        <w:rPr>
+          <w:b w:val="0"/>
+        </w:rPr>
+        <w:t>Stretch secure learners by changing a boundary or assumption and asking them to defend the effect, not simply by assigning more of the same questions.</w:t>
       </w:r>
     </w:p>
     <w:p>
       <w:pPr>
-        <w:pStyle w:val="Heading3"/>
-      </w:pPr>
-      <w:r>
-        <w:t>Guided and exit questions</w:t>
+        <w:pStyle w:val="Heading1"/>
+      </w:pPr>
+      <w:r>
+        <w:t>05. Assess and explain the answers</w:t>
       </w:r>
     </w:p>
     <w:p>
       <w:r>
-        <w:t>Guided: Code-only rollback is incompatible with stored schema2. Use the tested recovery plan or compatible migration; preserve data and failure evidence. Qualification: A rollback plan needs testing; an available old binary is not sufficient recovery evidence. Exit: accept a concrete variation with its predicted outcome and a stated condition that would challenge the mechanism; reject a claim resting on unmeasured evidence.</w:t>
+        <w:t>Use the Release and rollback questions, teacher keys and criteria after the relevant attempts. Previously discussed cases are practice; protect the separately selected independent task.</w:t>
       </w:r>
     </w:p>
     <w:p>
@@ -1474,89 +2924,340 @@
         <w:pStyle w:val="Heading3"/>
       </w:pPr>
       <w:r>
-        <w:t>W1 Explain the mechanism</w:t>
+        <w:t>Guided and exit questions</w:t>
       </w:r>
     </w:p>
     <w:p>
-      <w:r>
-        <w:t>Explain the weekly mechanism in your own words. Use the worked scenario to name its input, decision rule and output.</w:t>
+      <w:pPr>
+        <w:spacing w:line="336" w:lineRule="auto" w:after="180"/>
+      </w:pPr>
+      <w:r>
+        <w:rPr>
+          <w:b w:val="0"/>
+        </w:rPr>
+        <w:t xml:space="preserve">Guided: Code-only </w:t>
+      </w:r>
+      <w:r>
+        <w:rPr>
+          <w:b/>
+        </w:rPr>
+        <w:t>rollback</w:t>
+      </w:r>
+      <w:r>
+        <w:rPr>
+          <w:b w:val="0"/>
+        </w:rPr>
+        <w:t xml:space="preserve"> is incompatible with stored schema2. Use the tested recovery plan or compatible migration; preserve data and failure </w:t>
+      </w:r>
+      <w:r>
+        <w:rPr>
+          <w:b/>
+        </w:rPr>
+        <w:t>evidence</w:t>
+      </w:r>
+      <w:r>
+        <w:rPr>
+          <w:b w:val="0"/>
+        </w:rPr>
+        <w:t>.</w:t>
       </w:r>
     </w:p>
     <w:p>
-      <w:r>
-        <w:t>Teacher explanation: Release records bind code, configuration, data schema and evaluation evidence. Rollback requires compatibility with the current stored data. Version v2 writes schema2. Version v1 reads only schema1. A rollback to v1 after v2 writes data cannot safely proceed without migration or a compatible reader.</w:t>
+      <w:pPr>
+        <w:spacing w:line="336" w:lineRule="auto" w:after="180"/>
+      </w:pPr>
+      <w:r>
+        <w:rPr>
+          <w:b w:val="0"/>
+        </w:rPr>
+        <w:t xml:space="preserve">Qualification: A </w:t>
+      </w:r>
+      <w:r>
+        <w:rPr>
+          <w:b/>
+        </w:rPr>
+        <w:t>rollback</w:t>
+      </w:r>
+      <w:r>
+        <w:rPr>
+          <w:b w:val="0"/>
+        </w:rPr>
+        <w:t xml:space="preserve"> plan needs testing; an available old binary is not sufficient recovery </w:t>
+      </w:r>
+      <w:r>
+        <w:rPr>
+          <w:b/>
+        </w:rPr>
+        <w:t>evidence</w:t>
+      </w:r>
+      <w:r>
+        <w:rPr>
+          <w:b w:val="0"/>
+        </w:rPr>
+        <w:t>.</w:t>
       </w:r>
     </w:p>
     <w:p>
       <w:pPr>
-        <w:pStyle w:val="Heading3"/>
-      </w:pPr>
-      <w:r>
-        <w:t>W2 Trace the worked case</w:t>
+        <w:spacing w:line="336" w:lineRule="auto" w:after="180"/>
+      </w:pPr>
+      <w:r>
+        <w:rPr>
+          <w:b w:val="0"/>
+        </w:rPr>
+        <w:t xml:space="preserve">Exit: accept a concrete variation with its predicted outcome and a stated condition that would challenge the </w:t>
+      </w:r>
+      <w:r>
+        <w:rPr>
+          <w:b/>
+        </w:rPr>
+        <w:t>mechanism</w:t>
+      </w:r>
+      <w:r>
+        <w:rPr>
+          <w:b w:val="0"/>
+        </w:rPr>
+        <w:t xml:space="preserve">; reject a claim resting on unmeasured </w:t>
+      </w:r>
+      <w:r>
+        <w:rPr>
+          <w:b/>
+        </w:rPr>
+        <w:t>evidence</w:t>
+      </w:r>
+      <w:r>
+        <w:rPr>
+          <w:b w:val="0"/>
+        </w:rPr>
+        <w:t>.</w:t>
       </w:r>
     </w:p>
     <w:p>
-      <w:r>
-        <w:t>After deployment v2 creates schema2 records; operator proposes rollback code alone to v1. Show the intermediate steps and give the conclusion with its scope.</w:t>
+      <w:pPr>
+        <w:pStyle w:val="Heading3"/>
+      </w:pPr>
+      <w:r>
+        <w:t>W1 Explain the mechanism</w:t>
       </w:r>
     </w:p>
     <w:p>
-      <w:r>
-        <w:t>Teacher explanation: Code-only rollback is incompatible with stored schema2. Use the tested recovery plan or compatible migration; preserve data and failure evidence.</w:t>
+      <w:pPr>
+        <w:pStyle w:val="Heading3"/>
+      </w:pPr>
+      <w:r>
+        <w:t>Workbook question · W1</w:t>
       </w:r>
     </w:p>
     <w:p>
       <w:pPr>
-        <w:pStyle w:val="Heading3"/>
-      </w:pPr>
-      <w:r>
-        <w:t>W3 Audit the limit</w:t>
+        <w:spacing w:line="336" w:lineRule="auto" w:after="180"/>
+        <w:shd w:fill="F5F1FB"/>
+      </w:pPr>
+      <w:r>
+        <w:rPr>
+          <w:b w:val="0"/>
+        </w:rPr>
+        <w:t xml:space="preserve">Explain the weekly </w:t>
+      </w:r>
+      <w:r>
+        <w:rPr>
+          <w:b/>
+        </w:rPr>
+        <w:t>mechanism</w:t>
+      </w:r>
+      <w:r>
+        <w:rPr>
+          <w:b w:val="0"/>
+        </w:rPr>
+        <w:t xml:space="preserve"> in your own words. Use the worked scenario to name its </w:t>
+      </w:r>
+      <w:r>
+        <w:rPr>
+          <w:b/>
+        </w:rPr>
+        <w:t>input</w:t>
+      </w:r>
+      <w:r>
+        <w:rPr>
+          <w:b w:val="0"/>
+        </w:rPr>
+        <w:t xml:space="preserve">, decision rule and </w:t>
+      </w:r>
+      <w:r>
+        <w:rPr>
+          <w:b/>
+        </w:rPr>
+        <w:t>output</w:t>
+      </w:r>
+      <w:r>
+        <w:rPr>
+          <w:b w:val="0"/>
+        </w:rPr>
+        <w:t>.</w:t>
       </w:r>
     </w:p>
     <w:p>
-      <w:r>
-        <w:t>A report omits this qualification: A rollback plan needs testing; an available old binary is not sufficient recovery evidence. Explain how omitting it could change a reader's interpretation, and write an accurate replacement.</w:t>
+      <w:pPr>
+        <w:pStyle w:val="Heading3"/>
+      </w:pPr>
+      <w:r>
+        <w:t>Teacher reasoning · W1</w:t>
       </w:r>
     </w:p>
     <w:p>
-      <w:r>
-        <w:t>Teacher explanation: A rollback plan needs testing; an available old binary is not sufficient recovery evidence. State the observed result separately from the unverified or out-of-scope claim; preserve the original evidence rather than inventing a missing fact.</w:t>
+      <w:pPr>
+        <w:spacing w:line="336" w:lineRule="auto" w:after="180"/>
+        <w:shd w:fill="F1F6FC"/>
+      </w:pPr>
+      <w:r>
+        <w:rPr>
+          <w:b w:val="0"/>
+        </w:rPr>
+        <w:t xml:space="preserve">Teacher explanation: Release records bind code, configuration, data schema and evaluation </w:t>
+      </w:r>
+      <w:r>
+        <w:rPr>
+          <w:b/>
+        </w:rPr>
+        <w:t>evidence</w:t>
+      </w:r>
+      <w:r>
+        <w:rPr>
+          <w:b w:val="0"/>
+        </w:rPr>
+        <w:t xml:space="preserve">. </w:t>
+      </w:r>
+      <w:r>
+        <w:rPr>
+          <w:b/>
+        </w:rPr>
+        <w:t>Rollback</w:t>
+      </w:r>
+      <w:r>
+        <w:rPr>
+          <w:b w:val="0"/>
+        </w:rPr>
+        <w:t xml:space="preserve"> requires </w:t>
+      </w:r>
+      <w:r>
+        <w:rPr>
+          <w:b/>
+        </w:rPr>
+        <w:t>compatibility</w:t>
+      </w:r>
+      <w:r>
+        <w:rPr>
+          <w:b w:val="0"/>
+        </w:rPr>
+        <w:t xml:space="preserve"> with the current stored data. Version v2 writes schema2. Version v1 reads only schema1.</w:t>
       </w:r>
     </w:p>
     <w:p>
       <w:pPr>
-        <w:pStyle w:val="Heading3"/>
-      </w:pPr>
-      <w:r>
-        <w:t>W4 Apply a new case independently</w:t>
+        <w:spacing w:line="336" w:lineRule="auto" w:after="180"/>
+        <w:shd w:fill="F1F6FC"/>
+      </w:pPr>
+      <w:r>
+        <w:rPr>
+          <w:b w:val="0"/>
+        </w:rPr>
+        <w:t xml:space="preserve">A </w:t>
+      </w:r>
+      <w:r>
+        <w:rPr>
+          <w:b/>
+        </w:rPr>
+        <w:t>rollback</w:t>
+      </w:r>
+      <w:r>
+        <w:rPr>
+          <w:b w:val="0"/>
+        </w:rPr>
+        <w:t xml:space="preserve"> to v1 after v2 writes data cannot safely proceed without migration or a compatible reader.</w:t>
       </w:r>
     </w:p>
     <w:p>
-      <w:r>
-        <w:t>New release changes corpus and prompt. Old prompt requires old field names absent from the new corpus. Is reverting prompt alone valid?</w:t>
+      <w:pPr>
+        <w:pStyle w:val="Heading3"/>
+      </w:pPr>
+      <w:r>
+        <w:t>W2 Trace the worked case</w:t>
       </w:r>
     </w:p>
     <w:p>
-      <w:r>
-        <w:t>Teacher explanation: No. Rollback must restore a compatible combination or use a tested adapter. Record all version dependencies.</w:t>
+      <w:pPr>
+        <w:pStyle w:val="Heading3"/>
+      </w:pPr>
+      <w:r>
+        <w:t>Workbook question · W2</w:t>
       </w:r>
     </w:p>
     <w:p>
       <w:pPr>
-        <w:pStyle w:val="Heading3"/>
-      </w:pPr>
-      <w:r>
-        <w:t>W5 Design a revealing follow-up</w:t>
+        <w:spacing w:line="336" w:lineRule="auto" w:after="180"/>
+        <w:shd w:fill="F5F1FB"/>
+      </w:pPr>
+      <w:r>
+        <w:rPr>
+          <w:b w:val="0"/>
+        </w:rPr>
+        <w:t xml:space="preserve">After deployment v2 creates schema2 records; operator proposes </w:t>
+      </w:r>
+      <w:r>
+        <w:rPr>
+          <w:b/>
+        </w:rPr>
+        <w:t>rollback</w:t>
+      </w:r>
+      <w:r>
+        <w:rPr>
+          <w:b w:val="0"/>
+        </w:rPr>
+        <w:t xml:space="preserve"> code alone to v1. Show the intermediate steps and give the conclusion with its scope.</w:t>
       </w:r>
     </w:p>
     <w:p>
-      <w:r>
-        <w:t>For the worked scenario, propose one additional case that could reveal a failure, describe its expected outcome before running it, and explain what would need to remain fixed for a fair comparison. Do not reuse W4 as a new final test after receiving feedback.</w:t>
+      <w:pPr>
+        <w:pStyle w:val="Heading3"/>
+      </w:pPr>
+      <w:r>
+        <w:t>Teacher reasoning · W2</w:t>
       </w:r>
     </w:p>
     <w:p>
-      <w:r>
-        <w:t>Teacher explanation: Accept a concrete variant of the worked input or a missing/conflicting/boundary condition, with an expectation derived from the declared procedure. Require preserved settings, original outputs and data roles. A rollback plan needs testing; an available old binary is not sufficient recovery evidence. The new case should test this particular mechanism rather than merely restate the original result.</w:t>
+      <w:pPr>
+        <w:spacing w:line="336" w:lineRule="auto" w:after="180"/>
+        <w:shd w:fill="F1F6FC"/>
+      </w:pPr>
+      <w:r>
+        <w:rPr>
+          <w:b w:val="0"/>
+        </w:rPr>
+        <w:t xml:space="preserve">Teacher explanation: Code-only </w:t>
+      </w:r>
+      <w:r>
+        <w:rPr>
+          <w:b/>
+        </w:rPr>
+        <w:t>rollback</w:t>
+      </w:r>
+      <w:r>
+        <w:rPr>
+          <w:b w:val="0"/>
+        </w:rPr>
+        <w:t xml:space="preserve"> is incompatible with stored schema2. Use the tested recovery plan or compatible migration; preserve data and failure </w:t>
+      </w:r>
+      <w:r>
+        <w:rPr>
+          <w:b/>
+        </w:rPr>
+        <w:t>evidence</w:t>
+      </w:r>
+      <w:r>
+        <w:rPr>
+          <w:b w:val="0"/>
+        </w:rPr>
+        <w:t>.</w:t>
       </w:r>
     </w:p>
     <w:p>
@@ -1564,38 +3265,479 @@
         <w:pStyle w:val="Heading3"/>
       </w:pPr>
       <w:r>
-        <w:t>Independent assessment and fresh retry</w:t>
+        <w:t>W3 Audit the limit</w:t>
       </w:r>
     </w:p>
     <w:p>
-      <w:r>
-        <w:t>W4: No. Rollback must restore a compatible combination or use a tested adapter. Record all version dependencies. Require intermediate reasoning and the stated scope. Fresh retry: v3 config uses renamed key; v2 binary cannot read it. Expected reasoning: Binary rollback needs compatible config and validation. Version labels alone do not establish compatibility. If students need support, record it and reassess with another new case rather than awarding independence to a copied answer.</w:t>
+      <w:pPr>
+        <w:pStyle w:val="Heading3"/>
+      </w:pPr>
+      <w:r>
+        <w:t>Workbook question · W3</w:t>
       </w:r>
     </w:p>
     <w:p>
       <w:pPr>
-        <w:pStyle w:val="Heading3"/>
-      </w:pPr>
-      <w:r>
-        <w:t>Assess independent transfer</w:t>
+        <w:spacing w:line="336" w:lineRule="auto" w:after="180"/>
+        <w:shd w:fill="F5F1FB"/>
+      </w:pPr>
+      <w:r>
+        <w:rPr>
+          <w:b w:val="0"/>
+        </w:rPr>
+        <w:t xml:space="preserve">A report omits this qualification: A </w:t>
+      </w:r>
+      <w:r>
+        <w:rPr>
+          <w:b/>
+        </w:rPr>
+        <w:t>rollback</w:t>
+      </w:r>
+      <w:r>
+        <w:rPr>
+          <w:b w:val="0"/>
+        </w:rPr>
+        <w:t xml:space="preserve"> plan needs testing; an available old binary is not sufficient recovery </w:t>
+      </w:r>
+      <w:r>
+        <w:rPr>
+          <w:b/>
+        </w:rPr>
+        <w:t>evidence</w:t>
+      </w:r>
+      <w:r>
+        <w:rPr>
+          <w:b w:val="0"/>
+        </w:rPr>
+        <w:t>. Explain how omitting it could change a reader's interpretation, and write an accurate replacement.</w:t>
       </w:r>
     </w:p>
     <w:p>
-      <w:r>
-        <w:t>Selected case: New release changes corpus and prompt. Old prompt requires old field names absent from the new corpus. Is reverting prompt alone valid?</w:t>
+      <w:pPr>
+        <w:pStyle w:val="Heading3"/>
+      </w:pPr>
+      <w:r>
+        <w:t>Teacher reasoning · W3</w:t>
       </w:r>
     </w:p>
     <w:p>
       <w:pPr>
-        <w:pStyle w:val="Heading3"/>
-      </w:pPr>
-      <w:r>
-        <w:t>Selected case answer</w:t>
+        <w:spacing w:line="336" w:lineRule="auto" w:after="180"/>
+        <w:shd w:fill="F1F6FC"/>
+      </w:pPr>
+      <w:r>
+        <w:rPr>
+          <w:b w:val="0"/>
+        </w:rPr>
+        <w:t xml:space="preserve">Teacher explanation: A </w:t>
+      </w:r>
+      <w:r>
+        <w:rPr>
+          <w:b/>
+        </w:rPr>
+        <w:t>rollback</w:t>
+      </w:r>
+      <w:r>
+        <w:rPr>
+          <w:b w:val="0"/>
+        </w:rPr>
+        <w:t xml:space="preserve"> plan needs testing; an available old binary is not sufficient recovery </w:t>
+      </w:r>
+      <w:r>
+        <w:rPr>
+          <w:b/>
+        </w:rPr>
+        <w:t>evidence</w:t>
+      </w:r>
+      <w:r>
+        <w:rPr>
+          <w:b w:val="0"/>
+        </w:rPr>
+        <w:t>.</w:t>
       </w:r>
     </w:p>
     <w:p>
-      <w:r>
-        <w:t>Teacher explanation: No. Rollback must restore a compatible combination or use a tested adapter. Record all version dependencies.</w:t>
+      <w:pPr>
+        <w:spacing w:line="336" w:lineRule="auto" w:after="180"/>
+        <w:shd w:fill="F1F6FC"/>
+      </w:pPr>
+      <w:r>
+        <w:rPr>
+          <w:b w:val="0"/>
+        </w:rPr>
+        <w:t xml:space="preserve">State the observed result separately from the unverified or out-of-scope claim; preserve the original </w:t>
+      </w:r>
+      <w:r>
+        <w:rPr>
+          <w:b/>
+        </w:rPr>
+        <w:t>evidence</w:t>
+      </w:r>
+      <w:r>
+        <w:rPr>
+          <w:b w:val="0"/>
+        </w:rPr>
+        <w:t xml:space="preserve"> rather than inventing a missing fact.</w:t>
+      </w:r>
+    </w:p>
+    <w:p>
+      <w:pPr>
+        <w:pStyle w:val="Heading3"/>
+      </w:pPr>
+      <w:r>
+        <w:t>W4 Apply a new case independently</w:t>
+      </w:r>
+    </w:p>
+    <w:p>
+      <w:pPr>
+        <w:pStyle w:val="Heading3"/>
+      </w:pPr>
+      <w:r>
+        <w:t>Workbook question · W4</w:t>
+      </w:r>
+    </w:p>
+    <w:p>
+      <w:pPr>
+        <w:spacing w:line="336" w:lineRule="auto" w:after="180"/>
+        <w:shd w:fill="F5F1FB"/>
+      </w:pPr>
+      <w:r>
+        <w:rPr>
+          <w:b w:val="0"/>
+        </w:rPr>
+        <w:t>New release changes corpus and prompt. Old prompt requires old field names absent from the new corpus. Is reverting prompt alone valid?</w:t>
+      </w:r>
+    </w:p>
+    <w:p>
+      <w:pPr>
+        <w:pStyle w:val="Heading3"/>
+      </w:pPr>
+      <w:r>
+        <w:t>Teacher reasoning · W4</w:t>
+      </w:r>
+    </w:p>
+    <w:p>
+      <w:pPr>
+        <w:spacing w:line="336" w:lineRule="auto" w:after="180"/>
+        <w:shd w:fill="F1F6FC"/>
+      </w:pPr>
+      <w:r>
+        <w:rPr>
+          <w:b w:val="0"/>
+        </w:rPr>
+        <w:t xml:space="preserve">Teacher explanation: No. </w:t>
+      </w:r>
+      <w:r>
+        <w:rPr>
+          <w:b/>
+        </w:rPr>
+        <w:t>Rollback</w:t>
+      </w:r>
+      <w:r>
+        <w:rPr>
+          <w:b w:val="0"/>
+        </w:rPr>
+        <w:t xml:space="preserve"> must restore a compatible combination or use a tested adapter. Record all version dependencies.</w:t>
+      </w:r>
+    </w:p>
+    <w:p>
+      <w:pPr>
+        <w:pStyle w:val="Heading3"/>
+      </w:pPr>
+      <w:r>
+        <w:t>W5 Design a revealing follow-up</w:t>
+      </w:r>
+    </w:p>
+    <w:p>
+      <w:pPr>
+        <w:pStyle w:val="Heading3"/>
+      </w:pPr>
+      <w:r>
+        <w:t>Workbook question · W5</w:t>
+      </w:r>
+    </w:p>
+    <w:p>
+      <w:pPr>
+        <w:spacing w:line="336" w:lineRule="auto" w:after="180"/>
+        <w:shd w:fill="F5F1FB"/>
+      </w:pPr>
+      <w:r>
+        <w:rPr>
+          <w:b w:val="0"/>
+        </w:rPr>
+        <w:t>For the worked scenario, propose one additional case that could reveal a failure, describe its expected outcome before running it, and explain what would need to remain fixed for a fair comparison.</w:t>
+      </w:r>
+    </w:p>
+    <w:p>
+      <w:pPr>
+        <w:spacing w:line="336" w:lineRule="auto" w:after="180"/>
+        <w:shd w:fill="F5F1FB"/>
+      </w:pPr>
+      <w:r>
+        <w:rPr>
+          <w:b w:val="0"/>
+        </w:rPr>
+        <w:t>Do not reuse W4 as a new final test after receiving feedback.</w:t>
+      </w:r>
+    </w:p>
+    <w:p>
+      <w:pPr>
+        <w:pStyle w:val="Heading3"/>
+      </w:pPr>
+      <w:r>
+        <w:t>Teacher reasoning · W5</w:t>
+      </w:r>
+    </w:p>
+    <w:p>
+      <w:pPr>
+        <w:spacing w:line="336" w:lineRule="auto" w:after="180"/>
+        <w:shd w:fill="F1F6FC"/>
+      </w:pPr>
+      <w:r>
+        <w:rPr>
+          <w:b w:val="0"/>
+        </w:rPr>
+        <w:t xml:space="preserve">Teacher explanation: Accept a concrete variant of the worked </w:t>
+      </w:r>
+      <w:r>
+        <w:rPr>
+          <w:b/>
+        </w:rPr>
+        <w:t>input</w:t>
+      </w:r>
+      <w:r>
+        <w:rPr>
+          <w:b w:val="0"/>
+        </w:rPr>
+        <w:t xml:space="preserve"> or a missing/conflicting/boundary condition, with an expectation derived from the declared procedure.</w:t>
+      </w:r>
+    </w:p>
+    <w:p>
+      <w:pPr>
+        <w:spacing w:line="336" w:lineRule="auto" w:after="180"/>
+        <w:shd w:fill="F1F6FC"/>
+      </w:pPr>
+      <w:r>
+        <w:rPr>
+          <w:b w:val="0"/>
+        </w:rPr>
+        <w:t xml:space="preserve">Require preserved settings, original </w:t>
+      </w:r>
+      <w:r>
+        <w:rPr>
+          <w:b/>
+        </w:rPr>
+        <w:t>output</w:t>
+      </w:r>
+      <w:r>
+        <w:rPr>
+          <w:b w:val="0"/>
+        </w:rPr>
+        <w:t xml:space="preserve">s and data roles. A </w:t>
+      </w:r>
+      <w:r>
+        <w:rPr>
+          <w:b/>
+        </w:rPr>
+        <w:t>rollback</w:t>
+      </w:r>
+      <w:r>
+        <w:rPr>
+          <w:b w:val="0"/>
+        </w:rPr>
+        <w:t xml:space="preserve"> plan needs testing; an available old binary is not sufficient recovery </w:t>
+      </w:r>
+      <w:r>
+        <w:rPr>
+          <w:b/>
+        </w:rPr>
+        <w:t>evidence</w:t>
+      </w:r>
+      <w:r>
+        <w:rPr>
+          <w:b w:val="0"/>
+        </w:rPr>
+        <w:t>.</w:t>
+      </w:r>
+    </w:p>
+    <w:p>
+      <w:pPr>
+        <w:spacing w:line="336" w:lineRule="auto" w:after="180"/>
+        <w:shd w:fill="F1F6FC"/>
+      </w:pPr>
+      <w:r>
+        <w:rPr>
+          <w:b w:val="0"/>
+        </w:rPr>
+        <w:t xml:space="preserve">The new case should test this particular </w:t>
+      </w:r>
+      <w:r>
+        <w:rPr>
+          <w:b/>
+        </w:rPr>
+        <w:t>mechanism</w:t>
+      </w:r>
+      <w:r>
+        <w:rPr>
+          <w:b w:val="0"/>
+        </w:rPr>
+        <w:t xml:space="preserve"> rather than merely restate the original result.</w:t>
+      </w:r>
+    </w:p>
+    <w:p>
+      <w:pPr>
+        <w:pStyle w:val="Heading3"/>
+      </w:pPr>
+      <w:r>
+        <w:t>Independent assessment and fresh retry</w:t>
+      </w:r>
+    </w:p>
+    <w:p>
+      <w:pPr>
+        <w:pStyle w:val="Heading3"/>
+      </w:pPr>
+      <w:r>
+        <w:t>Teacher key · Independent assessment and fresh retry</w:t>
+      </w:r>
+    </w:p>
+    <w:p>
+      <w:pPr>
+        <w:spacing w:line="336" w:lineRule="auto" w:after="180"/>
+        <w:shd w:fill="F1F6FC"/>
+      </w:pPr>
+      <w:r>
+        <w:rPr>
+          <w:b w:val="0"/>
+        </w:rPr>
+        <w:t xml:space="preserve">W4: No. </w:t>
+      </w:r>
+      <w:r>
+        <w:rPr>
+          <w:b/>
+        </w:rPr>
+        <w:t>Rollback</w:t>
+      </w:r>
+      <w:r>
+        <w:rPr>
+          <w:b w:val="0"/>
+        </w:rPr>
+        <w:t xml:space="preserve"> must restore a compatible combination or use a tested adapter. Record all version dependencies. Require intermediate reasoning and the stated scope.</w:t>
+      </w:r>
+    </w:p>
+    <w:p>
+      <w:pPr>
+        <w:spacing w:line="336" w:lineRule="auto" w:after="180"/>
+        <w:shd w:fill="F1F6FC"/>
+      </w:pPr>
+      <w:r>
+        <w:rPr>
+          <w:b w:val="0"/>
+        </w:rPr>
+        <w:t xml:space="preserve">Fresh retry: v3 config uses renamed key; v2 binary cannot read it. Expected reasoning: Binary </w:t>
+      </w:r>
+      <w:r>
+        <w:rPr>
+          <w:b/>
+        </w:rPr>
+        <w:t>rollback</w:t>
+      </w:r>
+      <w:r>
+        <w:rPr>
+          <w:b w:val="0"/>
+        </w:rPr>
+        <w:t xml:space="preserve"> needs compatible config and validation. Version labels alone do not establish </w:t>
+      </w:r>
+      <w:r>
+        <w:rPr>
+          <w:b/>
+        </w:rPr>
+        <w:t>compatibility</w:t>
+      </w:r>
+      <w:r>
+        <w:rPr>
+          <w:b w:val="0"/>
+        </w:rPr>
+        <w:t>.</w:t>
+      </w:r>
+    </w:p>
+    <w:p>
+      <w:pPr>
+        <w:spacing w:line="336" w:lineRule="auto" w:after="180"/>
+        <w:shd w:fill="F1F6FC"/>
+      </w:pPr>
+      <w:r>
+        <w:rPr>
+          <w:b w:val="0"/>
+        </w:rPr>
+        <w:t>If students need support, record it and reassess with another new case rather than awarding independence to a copied answer.</w:t>
+      </w:r>
+    </w:p>
+    <w:p>
+      <w:pPr>
+        <w:pStyle w:val="Heading3"/>
+      </w:pPr>
+      <w:r>
+        <w:t>Assess independent transfer</w:t>
+      </w:r>
+    </w:p>
+    <w:p>
+      <w:pPr>
+        <w:pStyle w:val="Heading3"/>
+      </w:pPr>
+      <w:r>
+        <w:t>Independent question · withhold the key</w:t>
+      </w:r>
+    </w:p>
+    <w:p>
+      <w:pPr>
+        <w:spacing w:line="336" w:lineRule="auto" w:after="180"/>
+        <w:shd w:fill="F5F1FB"/>
+      </w:pPr>
+      <w:r>
+        <w:rPr>
+          <w:b w:val="0"/>
+        </w:rPr>
+        <w:t>Selected case: New release changes corpus and prompt. Old prompt requires old field names absent from the new corpus. Is reverting prompt alone valid?</w:t>
+      </w:r>
+    </w:p>
+    <w:p>
+      <w:pPr>
+        <w:pStyle w:val="Heading3"/>
+      </w:pPr>
+      <w:r>
+        <w:t>Selected case answer</w:t>
+      </w:r>
+    </w:p>
+    <w:p>
+      <w:pPr>
+        <w:pStyle w:val="Heading3"/>
+      </w:pPr>
+      <w:r>
+        <w:t>Teacher key · Selected case answer</w:t>
+      </w:r>
+    </w:p>
+    <w:p>
+      <w:pPr>
+        <w:spacing w:line="336" w:lineRule="auto" w:after="180"/>
+        <w:shd w:fill="F1F6FC"/>
+      </w:pPr>
+      <w:r>
+        <w:rPr>
+          <w:b w:val="0"/>
+        </w:rPr>
+        <w:t xml:space="preserve">Teacher explanation: No. </w:t>
+      </w:r>
+      <w:r>
+        <w:rPr>
+          <w:b/>
+        </w:rPr>
+        <w:t>Rollback</w:t>
+      </w:r>
+      <w:r>
+        <w:rPr>
+          <w:b w:val="0"/>
+        </w:rPr>
+        <w:t xml:space="preserve"> must restore a compatible combination or use a tested adapter. Record all version dependencies.</w:t>
       </w:r>
     </w:p>
     <w:tbl>
@@ -1701,67 +3843,305 @@
       </w:tr>
     </w:tbl>
     <w:p>
-      <w:r>
-        <w:t>Record each dimension as not yet, with support, or independent. Accept a valid alternative procedure with a defensible trace. Do not penalise an honestly recorded model failure if the learner correctly explains its evidence and limits.</w:t>
+      <w:pPr>
+        <w:pStyle w:val="Heading3"/>
+      </w:pPr>
+      <w:r>
+        <w:t>Teacher key · Selected case answer</w:t>
       </w:r>
     </w:p>
     <w:p>
       <w:pPr>
-        <w:pStyle w:val="Heading3"/>
-      </w:pPr>
-      <w:r>
-        <w:t>Feedback that the learner uses</w:t>
+        <w:spacing w:line="336" w:lineRule="auto" w:after="180"/>
+        <w:shd w:fill="F1F6FC"/>
+      </w:pPr>
+      <w:r>
+        <w:rPr>
+          <w:b w:val="0"/>
+        </w:rPr>
+        <w:t>Record each dimension as not yet, with support, or independent. Accept a valid alternative procedure with a defensible trace.</w:t>
       </w:r>
     </w:p>
     <w:p>
-      <w:r>
-        <w:t>Name the earliest unsupported step and give one action to repair it. Have the learner make that repair now and explain why. Then assess the relevant skill on a fresh, fully specified case. Confirm it was not previously practised with feedback; solve and check the new case before assigning it. A follow-up design prompt is a starting brief, not automatically an equivalent test.</w:t>
+      <w:pPr>
+        <w:spacing w:line="336" w:lineRule="auto" w:after="180"/>
+        <w:shd w:fill="F1F6FC"/>
+      </w:pPr>
+      <w:r>
+        <w:rPr>
+          <w:b w:val="0"/>
+        </w:rPr>
+        <w:t xml:space="preserve">Do not penalise an honestly recorded model failure if the learner correctly explains its </w:t>
+      </w:r>
+      <w:r>
+        <w:rPr>
+          <w:b/>
+        </w:rPr>
+        <w:t>evidence</w:t>
+      </w:r>
+      <w:r>
+        <w:rPr>
+          <w:b w:val="0"/>
+        </w:rPr>
+        <w:t xml:space="preserve"> and limits.</w:t>
       </w:r>
     </w:p>
     <w:p>
       <w:pPr>
-        <w:pStyle w:val="Heading1"/>
-      </w:pPr>
-      <w:r>
-        <w:t>06. Connect the project, support and next lesson</w:t>
+        <w:pStyle w:val="Heading3"/>
+      </w:pPr>
+      <w:r>
+        <w:t>Feedback that the learner uses</w:t>
       </w:r>
     </w:p>
     <w:p>
-      <w:r>
-        <w:t>Add a labelled release and rollback evidence sheet to Grounded Learning Service. Show how you can explain the mechanism and terminology of release and rollback. Use the supplied fictional case and keep its inputs, intermediate steps, calculation or prediction, and limitation. Connect this record to last week’s record; a matching answer without a trace is insufficient.</w:t>
+      <w:pPr>
+        <w:spacing w:line="336" w:lineRule="auto" w:after="180"/>
+      </w:pPr>
+      <w:r>
+        <w:rPr>
+          <w:b w:val="0"/>
+        </w:rPr>
+        <w:t>Name the earliest unsupported step and give one action to repair it. Have the learner make that repair now and explain why. Then assess the relevant skill on a fresh, fully specified case.</w:t>
       </w:r>
     </w:p>
     <w:p>
-      <w:r>
-        <w:t>Provide an input/procedure/result/limit frame and a calculator when needed. Ask students to identify the first step before completing the whole trace. Extension: compare two concrete variants of this mechanism while holding unrelated conditions fixed; report both successful and unsuccessful outcomes.</w:t>
+      <w:pPr>
+        <w:spacing w:line="336" w:lineRule="auto" w:after="180"/>
+      </w:pPr>
+      <w:r>
+        <w:rPr>
+          <w:b w:val="0"/>
+        </w:rPr>
+        <w:t>Confirm it was not previously practised with feedback; solve and check the new case before assigning it. A follow-up design prompt is a starting brief, not automatically an equivalent test.</w:t>
       </w:r>
     </w:p>
     <w:p>
-      <w:r>
-        <w:t>Next connection: Monitoring quality drift. Preserve the current case record and retrieve its evidence boundary before moving on.</w:t>
+      <w:pPr>
+        <w:pStyle w:val="Heading1"/>
+      </w:pPr>
+      <w:r>
+        <w:t>06. Connect the project, support and next lesson</w:t>
       </w:r>
     </w:p>
     <w:p>
       <w:r>
-        <w:t>Retain the project ledger and assess a changed case after support. Check the relevant prerequisite before carrying this component forward.</w:t>
+        <w:t>Connect Release and rollback to Grounded Learning Service, adapt support and plan a later changed-case check.</w:t>
       </w:r>
     </w:p>
     <w:p>
       <w:pPr>
-        <w:pStyle w:val="Heading3"/>
-      </w:pPr>
-      <w:r>
-        <w:t>Plan the delayed return</w:t>
+        <w:spacing w:line="336" w:lineRule="auto" w:after="180"/>
+      </w:pPr>
+      <w:r>
+        <w:rPr>
+          <w:b w:val="0"/>
+        </w:rPr>
+        <w:t xml:space="preserve">Add a labelled release and </w:t>
+      </w:r>
+      <w:r>
+        <w:rPr>
+          <w:b/>
+        </w:rPr>
+        <w:t>rollback</w:t>
+      </w:r>
+      <w:r>
+        <w:rPr>
+          <w:b w:val="0"/>
+        </w:rPr>
+        <w:t xml:space="preserve"> </w:t>
+      </w:r>
+      <w:r>
+        <w:rPr>
+          <w:b/>
+        </w:rPr>
+        <w:t>evidence</w:t>
+      </w:r>
+      <w:r>
+        <w:rPr>
+          <w:b w:val="0"/>
+        </w:rPr>
+        <w:t xml:space="preserve"> sheet to Grounded Learning Service. Show how you can explain the </w:t>
+      </w:r>
+      <w:r>
+        <w:rPr>
+          <w:b/>
+        </w:rPr>
+        <w:t>mechanism</w:t>
+      </w:r>
+      <w:r>
+        <w:rPr>
+          <w:b w:val="0"/>
+        </w:rPr>
+        <w:t xml:space="preserve"> and terminology of release and </w:t>
+      </w:r>
+      <w:r>
+        <w:rPr>
+          <w:b/>
+        </w:rPr>
+        <w:t>rollback</w:t>
+      </w:r>
+      <w:r>
+        <w:rPr>
+          <w:b w:val="0"/>
+        </w:rPr>
+        <w:t>.</w:t>
       </w:r>
     </w:p>
     <w:p>
-      <w:r>
-        <w:t>Suggested return points in this level: ai-6/25, ai-6/27, ai-6/30. Use actual classroom dates, adjusting for holidays and gaps. One, three and six teaching weeks are scheduling choices, not a claimed optimal spacing.</w:t>
+      <w:pPr>
+        <w:spacing w:line="336" w:lineRule="auto" w:after="180"/>
+      </w:pPr>
+      <w:r>
+        <w:rPr>
+          <w:b w:val="0"/>
+        </w:rPr>
+        <w:t xml:space="preserve">Use the supplied fictional case and keep its </w:t>
+      </w:r>
+      <w:r>
+        <w:rPr>
+          <w:b/>
+        </w:rPr>
+        <w:t>input</w:t>
+      </w:r>
+      <w:r>
+        <w:rPr>
+          <w:b w:val="0"/>
+        </w:rPr>
+        <w:t xml:space="preserve">s, intermediate steps, calculation or </w:t>
+      </w:r>
+      <w:r>
+        <w:rPr>
+          <w:b/>
+        </w:rPr>
+        <w:t>prediction</w:t>
+      </w:r>
+      <w:r>
+        <w:rPr>
+          <w:b w:val="0"/>
+        </w:rPr>
+        <w:t>, and limitation. Connect this record to last week’s record; a matching answer without a trace is insufficient.</w:t>
       </w:r>
     </w:p>
     <w:p>
-      <w:r>
-        <w:t>At a delayed check, ask for the idea from memory and a changed application. Compare with the earlier independent response and record support used. For a new level, revisit the previous capstone before checking the new prerequisites.</w:t>
+      <w:pPr>
+        <w:spacing w:line="336" w:lineRule="auto" w:after="180"/>
+      </w:pPr>
+      <w:r>
+        <w:rPr>
+          <w:b w:val="0"/>
+        </w:rPr>
+        <w:t xml:space="preserve">Provide an </w:t>
+      </w:r>
+      <w:r>
+        <w:rPr>
+          <w:b/>
+        </w:rPr>
+        <w:t>input</w:t>
+      </w:r>
+      <w:r>
+        <w:rPr>
+          <w:b w:val="0"/>
+        </w:rPr>
+        <w:t>/procedure/result/limit frame and a calculator when needed. Ask students to identify the first step before completing the whole trace.</w:t>
+      </w:r>
+    </w:p>
+    <w:p>
+      <w:pPr>
+        <w:spacing w:line="336" w:lineRule="auto" w:after="180"/>
+      </w:pPr>
+      <w:r>
+        <w:rPr>
+          <w:b w:val="0"/>
+        </w:rPr>
+        <w:t xml:space="preserve">Extension: compare two concrete variants of this </w:t>
+      </w:r>
+      <w:r>
+        <w:rPr>
+          <w:b/>
+        </w:rPr>
+        <w:t>mechanism</w:t>
+      </w:r>
+      <w:r>
+        <w:rPr>
+          <w:b w:val="0"/>
+        </w:rPr>
+        <w:t xml:space="preserve"> while holding unrelated conditions fixed; report both successful and unsuccessful outcomes.</w:t>
+      </w:r>
+    </w:p>
+    <w:p>
+      <w:pPr>
+        <w:spacing w:line="336" w:lineRule="auto" w:after="180"/>
+      </w:pPr>
+      <w:r>
+        <w:rPr>
+          <w:b w:val="0"/>
+        </w:rPr>
+        <w:t xml:space="preserve">Next connection: Monitoring quality drift. Preserve the current case record and retrieve its </w:t>
+      </w:r>
+      <w:r>
+        <w:rPr>
+          <w:b/>
+        </w:rPr>
+        <w:t>evidence</w:t>
+      </w:r>
+      <w:r>
+        <w:rPr>
+          <w:b w:val="0"/>
+        </w:rPr>
+        <w:t xml:space="preserve"> boundary before moving on.</w:t>
+      </w:r>
+    </w:p>
+    <w:p>
+      <w:pPr>
+        <w:spacing w:line="336" w:lineRule="auto" w:after="180"/>
+      </w:pPr>
+      <w:r>
+        <w:rPr>
+          <w:b w:val="0"/>
+        </w:rPr>
+        <w:t>Retain the project ledger and assess a changed case after support. Check the relevant prerequisite before carrying this component forward.</w:t>
+      </w:r>
+    </w:p>
+    <w:p>
+      <w:pPr>
+        <w:pStyle w:val="Heading3"/>
+      </w:pPr>
+      <w:r>
+        <w:t>Plan the delayed return</w:t>
+      </w:r>
+    </w:p>
+    <w:p>
+      <w:pPr>
+        <w:spacing w:line="336" w:lineRule="auto" w:after="180"/>
+      </w:pPr>
+      <w:r>
+        <w:rPr>
+          <w:b w:val="0"/>
+        </w:rPr>
+        <w:t>Suggested return points in this level: ai-6/25, ai-6/27, ai-6/30. Use actual classroom dates, adjusting for holidays and gaps. One, three and six teaching weeks are scheduling choices, not a claimed optimal spacing.</w:t>
+      </w:r>
+    </w:p>
+    <w:p>
+      <w:pPr>
+        <w:spacing w:line="336" w:lineRule="auto" w:after="180"/>
+      </w:pPr>
+      <w:r>
+        <w:rPr>
+          <w:b w:val="0"/>
+        </w:rPr>
+        <w:t>At a delayed check, ask for the idea from memory and a changed application. Compare with the earlier independent response and record support used.</w:t>
+      </w:r>
+    </w:p>
+    <w:p>
+      <w:pPr>
+        <w:spacing w:line="336" w:lineRule="auto" w:after="180"/>
+      </w:pPr>
+      <w:r>
+        <w:rPr>
+          <w:b w:val="0"/>
+        </w:rPr>
+        <w:t>For a new level, revisit the previous capstone before checking the new prerequisites.</w:t>
       </w:r>
     </w:p>
     <w:tbl>
@@ -1921,8 +4301,26 @@
       </w:tr>
     </w:tbl>
     <w:p>
-      <w:r>
-        <w:t>Use the evidence to choose reteaching or the next step. A completed page, confidence rating or attractive project does not by itself demonstrate understanding.</w:t>
+      <w:pPr>
+        <w:spacing w:line="336" w:lineRule="auto" w:after="180"/>
+      </w:pPr>
+      <w:r>
+        <w:rPr>
+          <w:b w:val="0"/>
+        </w:rPr>
+        <w:t xml:space="preserve">Use the </w:t>
+      </w:r>
+      <w:r>
+        <w:rPr>
+          <w:b/>
+        </w:rPr>
+        <w:t>evidence</w:t>
+      </w:r>
+      <w:r>
+        <w:rPr>
+          <w:b w:val="0"/>
+        </w:rPr>
+        <w:t xml:space="preserve"> to choose reteaching or the next step. A completed page, confidence rating or attractive project does not by itself demonstrate understanding.</w:t>
       </w:r>
     </w:p>
     <w:p>
@@ -1934,8 +4332,26 @@
       </w:r>
     </w:p>
     <w:p>
-      <w:r>
-        <w:t>For the Grounded Learning Service, retain an annotated trace and the changed-case result. Name the contract or evidence that makes the deciding step valid, so another team can review it.</w:t>
+      <w:pPr>
+        <w:spacing w:line="336" w:lineRule="auto" w:after="180"/>
+      </w:pPr>
+      <w:r>
+        <w:rPr>
+          <w:b w:val="0"/>
+        </w:rPr>
+        <w:t xml:space="preserve">For the Grounded Learning Service, retain an annotated trace and the changed-case result. Name the contract or </w:t>
+      </w:r>
+      <w:r>
+        <w:rPr>
+          <w:b/>
+        </w:rPr>
+        <w:t>evidence</w:t>
+      </w:r>
+      <w:r>
+        <w:rPr>
+          <w:b w:val="0"/>
+        </w:rPr>
+        <w:t xml:space="preserve"> that makes the deciding step valid, so another team can review it.</w:t>
       </w:r>
     </w:p>
     <w:p>
@@ -1948,12 +4364,68 @@
     </w:p>
     <w:p>
       <w:r>
-        <w:t>Teaching target: Explain the mechanism and terminology of release and rollback</w:t>
+        <w:t>Use this preparation summary alongside the detailed Release and rollback lesson; it is a checklist rather than a replacement for the full sequence.</w:t>
       </w:r>
     </w:p>
     <w:p>
-      <w:r>
-        <w:t>Prepare the labelled worked-case picture, the matching workbook, fictional input cards and a place for individual responses. Check a local Python 3 environment before class; have a paper-trace version ready.</w:t>
+      <w:pPr>
+        <w:pStyle w:val="Heading3"/>
+      </w:pPr>
+      <w:r>
+        <w:t>Teaching target</w:t>
+      </w:r>
+    </w:p>
+    <w:p>
+      <w:pPr>
+        <w:spacing w:line="336" w:lineRule="auto" w:after="180"/>
+        <w:shd w:fill="EDF7F3"/>
+      </w:pPr>
+      <w:r>
+        <w:rPr>
+          <w:b w:val="0"/>
+        </w:rPr>
+        <w:t xml:space="preserve">Teaching target: Explain the </w:t>
+      </w:r>
+      <w:r>
+        <w:rPr>
+          <w:b/>
+        </w:rPr>
+        <w:t>mechanism</w:t>
+      </w:r>
+      <w:r>
+        <w:rPr>
+          <w:b w:val="0"/>
+        </w:rPr>
+        <w:t xml:space="preserve"> and terminology of release and </w:t>
+      </w:r>
+      <w:r>
+        <w:rPr>
+          <w:b/>
+        </w:rPr>
+        <w:t>rollback</w:t>
+      </w:r>
+    </w:p>
+    <w:p>
+      <w:pPr>
+        <w:spacing w:line="336" w:lineRule="auto" w:after="180"/>
+      </w:pPr>
+      <w:r>
+        <w:rPr>
+          <w:b w:val="0"/>
+        </w:rPr>
+        <w:t xml:space="preserve">Prepare the labelled worked-case picture, the matching workbook, fictional </w:t>
+      </w:r>
+      <w:r>
+        <w:rPr>
+          <w:b/>
+        </w:rPr>
+        <w:t>input</w:t>
+      </w:r>
+      <w:r>
+        <w:rPr>
+          <w:b w:val="0"/>
+        </w:rPr>
+        <w:t xml:space="preserve"> cards and a place for individual responses. Check a local Python 3 environment before class; have a paper-trace version ready.</w:t>
       </w:r>
     </w:p>
     <w:tbl>
@@ -2100,37 +4572,243 @@
       </w:tr>
     </w:tbl>
     <w:p>
-      <w:r>
-        <w:t>Before class, solve the supported practice: After deployment v2 creates schema2 records; operator proposes rollback code alone to v1. Show the intermediate steps and give the conclusion with its scope.</w:t>
+      <w:pPr>
+        <w:spacing w:line="336" w:lineRule="auto" w:after="180"/>
+      </w:pPr>
+      <w:r>
+        <w:rPr>
+          <w:b w:val="0"/>
+        </w:rPr>
+        <w:t xml:space="preserve">Before class, solve the supported practice: After deployment v2 creates schema2 records; operator proposes </w:t>
+      </w:r>
+      <w:r>
+        <w:rPr>
+          <w:b/>
+        </w:rPr>
+        <w:t>rollback</w:t>
+      </w:r>
+      <w:r>
+        <w:rPr>
+          <w:b w:val="0"/>
+        </w:rPr>
+        <w:t xml:space="preserve"> code alone to v1. Show the intermediate steps and give the conclusion with its scope.</w:t>
       </w:r>
     </w:p>
     <w:p>
-      <w:r>
-        <w:t>Reasoned practice answer: Teacher explanation: Code-only rollback is incompatible with stored schema2. Use the tested recovery plan or compatible migration; preserve data and failure evidence.</w:t>
+      <w:pPr>
+        <w:pStyle w:val="Heading3"/>
+      </w:pPr>
+      <w:r>
+        <w:t>Supported practice answer</w:t>
       </w:r>
     </w:p>
     <w:p>
-      <w:r>
-        <w:t>Check every learner before discussion: Use the worked case for Release and rollback. Proposed explanation: “The worked result establishes every future case”. Decide whether this explanation is supported. Point to the step or supplied fact that decides; explain your repair if needed.</w:t>
+      <w:pPr>
+        <w:spacing w:line="336" w:lineRule="auto" w:after="180"/>
+        <w:shd w:fill="F1F6FC"/>
+      </w:pPr>
+      <w:r>
+        <w:rPr>
+          <w:b w:val="0"/>
+        </w:rPr>
+        <w:t xml:space="preserve">Reasoned practice answer: Teacher explanation: Code-only </w:t>
+      </w:r>
+      <w:r>
+        <w:rPr>
+          <w:b/>
+        </w:rPr>
+        <w:t>rollback</w:t>
+      </w:r>
+      <w:r>
+        <w:rPr>
+          <w:b w:val="0"/>
+        </w:rPr>
+        <w:t xml:space="preserve"> is incompatible with stored schema2. Use the tested recovery plan or compatible migration; preserve data and failure </w:t>
+      </w:r>
+      <w:r>
+        <w:rPr>
+          <w:b/>
+        </w:rPr>
+        <w:t>evidence</w:t>
+      </w:r>
+      <w:r>
+        <w:rPr>
+          <w:b w:val="0"/>
+        </w:rPr>
+        <w:t>.</w:t>
       </w:r>
     </w:p>
     <w:p>
-      <w:r>
-        <w:t>Misconception repair: A rollback plan needs testing; an available old binary is not sufficient recovery evidence.</w:t>
+      <w:pPr>
+        <w:spacing w:line="336" w:lineRule="auto" w:after="180"/>
+      </w:pPr>
+      <w:r>
+        <w:rPr>
+          <w:b w:val="0"/>
+        </w:rPr>
+        <w:t xml:space="preserve">Check every learner before discussion: Use the worked case for Release and </w:t>
+      </w:r>
+      <w:r>
+        <w:rPr>
+          <w:b/>
+        </w:rPr>
+        <w:t>rollback</w:t>
+      </w:r>
+      <w:r>
+        <w:rPr>
+          <w:b w:val="0"/>
+        </w:rPr>
+        <w:t>. Proposed explanation: “The worked result establishes every future case”. Decide whether this explanation is supported.</w:t>
       </w:r>
     </w:p>
     <w:p>
-      <w:r>
-        <w:t>Support: read the exact case aloud, enlarge the labelled picture, supply input cards and model only the first deciding step. Accept a spoken explanation or drawing; retain the reasoning goal.</w:t>
+      <w:pPr>
+        <w:spacing w:line="336" w:lineRule="auto" w:after="180"/>
+      </w:pPr>
+      <w:r>
+        <w:rPr>
+          <w:b w:val="0"/>
+        </w:rPr>
+        <w:t>Point to the step or supplied fact that decides; explain your repair if needed.</w:t>
       </w:r>
     </w:p>
     <w:p>
-      <w:r>
-        <w:t>Extension: Repair B and pass privacy on a fresh reserved case. Require a prediction and a reason before comparing. Expected result: B may enter the remaining gates; one repair does not approve everything. Reason: All required release conditions still apply.</w:t>
+      <w:pPr>
+        <w:pStyle w:val="Heading3"/>
+      </w:pPr>
+      <w:r>
+        <w:t>Repair the misconception</w:t>
       </w:r>
     </w:p>
     <w:p>
-      <w:r>
+      <w:pPr>
+        <w:spacing w:line="336" w:lineRule="auto" w:after="180"/>
+        <w:shd w:fill="FFF5E6"/>
+      </w:pPr>
+      <w:r>
+        <w:rPr>
+          <w:b w:val="0"/>
+        </w:rPr>
+        <w:t xml:space="preserve">Misconception repair: A </w:t>
+      </w:r>
+      <w:r>
+        <w:rPr>
+          <w:b/>
+        </w:rPr>
+        <w:t>rollback</w:t>
+      </w:r>
+      <w:r>
+        <w:rPr>
+          <w:b w:val="0"/>
+        </w:rPr>
+        <w:t xml:space="preserve"> plan needs testing; an available old binary is not sufficient recovery </w:t>
+      </w:r>
+      <w:r>
+        <w:rPr>
+          <w:b/>
+        </w:rPr>
+        <w:t>evidence</w:t>
+      </w:r>
+      <w:r>
+        <w:rPr>
+          <w:b w:val="0"/>
+        </w:rPr>
+        <w:t>.</w:t>
+      </w:r>
+    </w:p>
+    <w:p>
+      <w:pPr>
+        <w:pStyle w:val="Heading3"/>
+      </w:pPr>
+      <w:r>
+        <w:t>Support without giving away the answer</w:t>
+      </w:r>
+    </w:p>
+    <w:p>
+      <w:pPr>
+        <w:spacing w:line="336" w:lineRule="auto" w:after="180"/>
+        <w:shd w:fill="F1F6F8"/>
+      </w:pPr>
+      <w:r>
+        <w:rPr>
+          <w:b w:val="0"/>
+        </w:rPr>
+        <w:t xml:space="preserve">Support: read the exact case aloud, enlarge the labelled picture, supply </w:t>
+      </w:r>
+      <w:r>
+        <w:rPr>
+          <w:b/>
+        </w:rPr>
+        <w:t>input</w:t>
+      </w:r>
+      <w:r>
+        <w:rPr>
+          <w:b w:val="0"/>
+        </w:rPr>
+        <w:t xml:space="preserve"> cards and model only the first deciding step. Accept a spoken explanation or drawing; retain the reasoning goal.</w:t>
+      </w:r>
+    </w:p>
+    <w:p>
+      <w:pPr>
+        <w:pStyle w:val="Heading3"/>
+      </w:pPr>
+      <w:r>
+        <w:t>Extend the reasoning</w:t>
+      </w:r>
+    </w:p>
+    <w:p>
+      <w:pPr>
+        <w:spacing w:line="336" w:lineRule="auto" w:after="180"/>
+        <w:shd w:fill="F5F1FB"/>
+      </w:pPr>
+      <w:r>
+        <w:rPr>
+          <w:b w:val="0"/>
+        </w:rPr>
+        <w:t xml:space="preserve">Extension: Repair B and pass privacy on a fresh reserved case. Require a </w:t>
+      </w:r>
+      <w:r>
+        <w:rPr>
+          <w:b/>
+        </w:rPr>
+        <w:t>prediction</w:t>
+      </w:r>
+      <w:r>
+        <w:rPr>
+          <w:b w:val="0"/>
+        </w:rPr>
+        <w:t xml:space="preserve"> and a reason before comparing. Expected result: B may enter the remaining gates; one repair does not approve everything.</w:t>
+      </w:r>
+    </w:p>
+    <w:p>
+      <w:pPr>
+        <w:spacing w:line="336" w:lineRule="auto" w:after="180"/>
+        <w:shd w:fill="F5F1FB"/>
+      </w:pPr>
+      <w:r>
+        <w:rPr>
+          <w:b w:val="0"/>
+        </w:rPr>
+        <w:t>Reason: All required release conditions still apply.</w:t>
+      </w:r>
+    </w:p>
+    <w:p>
+      <w:pPr>
+        <w:pStyle w:val="Heading3"/>
+      </w:pPr>
+      <w:r>
+        <w:t>Protect the independent attempt</w:t>
+      </w:r>
+    </w:p>
+    <w:p>
+      <w:pPr>
+        <w:spacing w:line="336" w:lineRule="auto" w:after="180"/>
+        <w:shd w:fill="FFF5E6"/>
+      </w:pPr>
+      <w:r>
+        <w:rPr>
+          <w:b w:val="0"/>
+        </w:rPr>
         <w:t>Independent assessment: withhold the reserved answer until the learner has attempted the new case. Record support separately from correctness.</w:t>
       </w:r>
     </w:p>
@@ -2319,46 +4997,1041 @@
       </w:tr>
     </w:tbl>
     <w:p>
-      <w:r>
-        <w:t>Project checkpoint: Evaluate and revise. Compare with your starting method, explain errors and record a justified revision.</w:t>
+      <w:pPr>
+        <w:pStyle w:val="Heading3"/>
+      </w:pPr>
+      <w:r>
+        <w:t>Project checkpoint</w:t>
       </w:r>
     </w:p>
     <w:p>
-      <w:r>
-        <w:t>Use the weekly teacher answer for topic-specific reasoning. A saved progress tick is an activity record; judge mastery from the learner’s explanation and evidence.</w:t>
+      <w:pPr>
+        <w:spacing w:line="336" w:lineRule="auto" w:after="180"/>
+        <w:shd w:fill="EDF7F3"/>
+      </w:pPr>
+      <w:r>
+        <w:rPr>
+          <w:b w:val="0"/>
+        </w:rPr>
+        <w:t>Project checkpoint: Evaluate and revise. Compare with your starting method, explain errors and record a justified revision.</w:t>
       </w:r>
     </w:p>
     <w:p>
       <w:pPr>
-        <w:pStyle w:val="Heading1"/>
-      </w:pPr>
-      <w:r>
-        <w:t>08. Use feedback, labs and repair paths</w:t>
+        <w:spacing w:line="336" w:lineRule="auto" w:after="180"/>
+      </w:pPr>
+      <w:r>
+        <w:rPr>
+          <w:b w:val="0"/>
+        </w:rPr>
+        <w:t xml:space="preserve">Use the weekly teacher answer for topic-specific reasoning. A saved progress tick is an activity record; judge mastery from the learner’s explanation and </w:t>
+      </w:r>
+      <w:r>
+        <w:rPr>
+          <w:b/>
+        </w:rPr>
+        <w:t>evidence</w:t>
+      </w:r>
+      <w:r>
+        <w:rPr>
+          <w:b w:val="0"/>
+        </w:rPr>
+        <w:t>.</w:t>
       </w:r>
     </w:p>
     <w:p>
-      <w:r>
-        <w:t>Use the two formative questions as supported practice, not as independent mastery scores. Discuss the deciding evidence rather than accepting a guessed selection.</w:t>
+      <w:pPr>
+        <w:pStyle w:val="Heading1"/>
+      </w:pPr>
+      <w:r>
+        <w:t>08. Use feedback, labs and repair paths</w:t>
       </w:r>
     </w:p>
     <w:p>
       <w:r>
-        <w:t>The feedback comes from the reviewed public worked case. Do not reveal the separately reserved independent teacher answer until the learner has attempted that case.</w:t>
+        <w:t>Use feedback, earlier review and portfolios purposefully. Apply the coding routine only when this lesson has an executable lab.</w:t>
       </w:r>
     </w:p>
     <w:p>
-      <w:r>
-        <w:t>Ask students to predict before running code. Preserve errors and actual outputs; collect a changed test and an explanation. The branch-boundary and indexing lessons deliberately include failure cases.</w:t>
+      <w:pPr>
+        <w:spacing w:line="336" w:lineRule="auto" w:after="180"/>
+      </w:pPr>
+      <w:r>
+        <w:rPr>
+          <w:b w:val="0"/>
+        </w:rPr>
+        <w:t xml:space="preserve">Use the two formative questions as supported practice, not as independent mastery scores. Discuss the deciding </w:t>
+      </w:r>
+      <w:r>
+        <w:rPr>
+          <w:b/>
+        </w:rPr>
+        <w:t>evidence</w:t>
+      </w:r>
+      <w:r>
+        <w:rPr>
+          <w:b w:val="0"/>
+        </w:rPr>
+        <w:t xml:space="preserve"> rather than accepting a guessed selection.</w:t>
       </w:r>
     </w:p>
     <w:p>
-      <w:r>
-        <w:t>Use the earlier worked-explanation links to address a specific missing building block, then return to the current question. Adapt this suggestion after observing the learner; it is not an automatic diagnosis.</w:t>
+      <w:pPr>
+        <w:spacing w:line="336" w:lineRule="auto" w:after="180"/>
+      </w:pPr>
+      <w:r>
+        <w:rPr>
+          <w:b w:val="0"/>
+        </w:rPr>
+        <w:t>The feedback comes from the reviewed public worked case. Do not reveal the separately reserved independent teacher answer until the learner has attempted that case.</w:t>
       </w:r>
     </w:p>
     <w:p>
-      <w:r>
-        <w:t>Collect the completed-work portfolio as evidence. Record support separately from correctness, and assess explanation, trace/test and limitations. Progress ticks and quiz selections alone do not establish mastery.</w:t>
+      <w:pPr>
+        <w:pStyle w:val="Heading3"/>
+      </w:pPr>
+      <w:r>
+        <w:t>For later coding lessons</w:t>
+      </w:r>
+    </w:p>
+    <w:p>
+      <w:r>
+        <w:t>This week has no code block. Use this routine when a later lesson includes an executable lab.</w:t>
+      </w:r>
+    </w:p>
+    <w:p>
+      <w:pPr>
+        <w:spacing w:line="336" w:lineRule="auto" w:after="180"/>
+        <w:shd w:fill="F1F6F8"/>
+      </w:pPr>
+      <w:r>
+        <w:rPr>
+          <w:b w:val="0"/>
+        </w:rPr>
+        <w:t xml:space="preserve">Ask students to predict before running code. Preserve errors and actual </w:t>
+      </w:r>
+      <w:r>
+        <w:rPr>
+          <w:b/>
+        </w:rPr>
+        <w:t>output</w:t>
+      </w:r>
+      <w:r>
+        <w:rPr>
+          <w:b w:val="0"/>
+        </w:rPr>
+        <w:t>s; collect a changed test and an explanation. The branch-boundary and indexing lessons deliberately include failure cases.</w:t>
+      </w:r>
+    </w:p>
+    <w:p>
+      <w:pPr>
+        <w:spacing w:line="336" w:lineRule="auto" w:after="180"/>
+      </w:pPr>
+      <w:r>
+        <w:rPr>
+          <w:b w:val="0"/>
+        </w:rPr>
+        <w:t>Use the earlier worked-explanation links to address a specific missing building block, then return to the current question. Adapt this suggestion after observing the learner; it is not an automatic diagnosis.</w:t>
+      </w:r>
+    </w:p>
+    <w:p>
+      <w:pPr>
+        <w:spacing w:line="336" w:lineRule="auto" w:after="180"/>
+      </w:pPr>
+      <w:r>
+        <w:rPr>
+          <w:b w:val="0"/>
+        </w:rPr>
+        <w:t xml:space="preserve">Collect the completed-work portfolio as </w:t>
+      </w:r>
+      <w:r>
+        <w:rPr>
+          <w:b/>
+        </w:rPr>
+        <w:t>evidence</w:t>
+      </w:r>
+      <w:r>
+        <w:rPr>
+          <w:b w:val="0"/>
+        </w:rPr>
+        <w:t>. Record support separately from correctness, and assess explanation, trace/test and limitations. Progress ticks and quiz selections alone do not establish mastery.</w:t>
+      </w:r>
+    </w:p>
+    <w:p>
+      <w:pPr>
+        <w:pStyle w:val="Heading1"/>
+      </w:pPr>
+      <w:r>
+        <w:t>09. Visual concept journey</w:t>
+      </w:r>
+    </w:p>
+    <w:p>
+      <w:r>
+        <w:t>Show one Release and rollback graphic at a time, request a prediction and discuss its trace before the independent assessment.</w:t>
+      </w:r>
+    </w:p>
+    <w:p>
+      <w:pPr>
+        <w:spacing w:line="336" w:lineRule="auto" w:after="180"/>
+      </w:pPr>
+      <w:r>
+        <w:rPr>
+          <w:b w:val="0"/>
+        </w:rPr>
+        <w:t xml:space="preserve">Use one picture at a time. Hide a worked result before asking for a </w:t>
+      </w:r>
+      <w:r>
+        <w:rPr>
+          <w:b/>
+        </w:rPr>
+        <w:t>prediction</w:t>
+      </w:r>
+      <w:r>
+        <w:rPr>
+          <w:b w:val="0"/>
+        </w:rPr>
+        <w:t>, then reveal it for feedback. These are supported teaching cases; retain the separate independent assessment for a fresh first attempt.</w:t>
+      </w:r>
+    </w:p>
+    <w:p>
+      <w:pPr>
+        <w:pStyle w:val="Heading3"/>
+      </w:pPr>
+      <w:r>
+        <w:t>01. Release and rollback: the case</w:t>
+      </w:r>
+    </w:p>
+    <w:p>
+      <w:r>
+        <w:drawing>
+          <wp:inline xmlns:a="http://schemas.openxmlformats.org/drawingml/2006/main" xmlns:pic="http://schemas.openxmlformats.org/drawingml/2006/picture">
+            <wp:extent cx="5486400" cy="2834640"/>
+            <wp:docPr id="2" name="Picture 2" descr="A higher score can still block release. Version B is proposed to replace A; every privacy gate is mandatory. Supplied facts: A passes 8/10 correctness cases. B passes 9/10 but fails one mandatory privacy check."/>
+            <wp:cNvGraphicFramePr>
+              <a:graphicFrameLocks noChangeAspect="1"/>
+            </wp:cNvGraphicFramePr>
+            <a:graphic>
+              <a:graphicData uri="http://schemas.openxmlformats.org/drawingml/2006/picture">
+                <pic:pic>
+                  <pic:nvPicPr>
+                    <pic:cNvPr id="0" name="academy-story-ai-6-24-01.png"/>
+                    <pic:cNvPicPr/>
+                  </pic:nvPicPr>
+                  <pic:blipFill>
+                    <a:blip r:embed="rId10"/>
+                    <a:stretch>
+                      <a:fillRect/>
+                    </a:stretch>
+                  </pic:blipFill>
+                  <pic:spPr>
+                    <a:xfrm>
+                      <a:off x="0" y="0"/>
+                      <a:ext cx="5486400" cy="2834640"/>
+                    </a:xfrm>
+                    <a:prstGeom prst="rect"/>
+                  </pic:spPr>
+                </pic:pic>
+              </a:graphicData>
+            </a:graphic>
+          </wp:inline>
+        </w:drawing>
+      </w:r>
+    </w:p>
+    <w:p>
+      <w:pPr>
+        <w:spacing w:line="336" w:lineRule="auto" w:after="180"/>
+      </w:pPr>
+      <w:r>
+        <w:rPr>
+          <w:b w:val="0"/>
+        </w:rPr>
+        <w:t>A higher score can still block release. Version B is proposed to replace A; every privacy gate is mandatory. Supplied facts: A passes 8/10 correctness cases. B passes 9/10 but fails one mandatory privacy check.</w:t>
+      </w:r>
+    </w:p>
+    <w:p>
+      <w:pPr>
+        <w:spacing w:line="336" w:lineRule="auto" w:after="180"/>
+        <w:shd w:fill="F5F1FB"/>
+      </w:pPr>
+      <w:r>
+        <w:rPr>
+          <w:b w:val="0"/>
+        </w:rPr>
+        <w:t>Point to the given fact that matters most. Explain why it matters.</w:t>
+      </w:r>
+    </w:p>
+    <w:p>
+      <w:pPr>
+        <w:pStyle w:val="Heading3"/>
+      </w:pPr>
+      <w:r>
+        <w:t>Discuss while showing the picture</w:t>
+      </w:r>
+    </w:p>
+    <w:p>
+      <w:pPr>
+        <w:spacing w:line="336" w:lineRule="auto" w:after="180"/>
+        <w:shd w:fill="F1F6F8"/>
+      </w:pPr>
+      <w:r>
+        <w:rPr>
+          <w:b w:val="0"/>
+        </w:rPr>
+        <w:t>Teacher prompt: Point to the given fact that matters most. Explain why it matters. Ask learners to describe one label or arrow in ordinary words. Use the adjacent transcript if the image is difficult to see.</w:t>
+      </w:r>
+    </w:p>
+    <w:p>
+      <w:pPr>
+        <w:pStyle w:val="Heading3"/>
+      </w:pPr>
+      <w:r>
+        <w:t>02. Follow the deciding steps</w:t>
+      </w:r>
+    </w:p>
+    <w:p>
+      <w:r>
+        <w:drawing>
+          <wp:inline xmlns:a="http://schemas.openxmlformats.org/drawingml/2006/main" xmlns:pic="http://schemas.openxmlformats.org/drawingml/2006/picture">
+            <wp:extent cx="5486400" cy="3182112"/>
+            <wp:docPr id="3" name="Picture 3" descr="Compute quality: Correctness rises from 80% to 90% on these cases. → Apply privacy gate: The mandatory failure blocks B’s release. → Keep recovery ready: Retain the reviewed A version and documented rollback procedure."/>
+            <wp:cNvGraphicFramePr>
+              <a:graphicFrameLocks noChangeAspect="1"/>
+            </wp:cNvGraphicFramePr>
+            <a:graphic>
+              <a:graphicData uri="http://schemas.openxmlformats.org/drawingml/2006/picture">
+                <pic:pic>
+                  <pic:nvPicPr>
+                    <pic:cNvPr id="0" name="academy-story-ai-6-24-02.png"/>
+                    <pic:cNvPicPr/>
+                  </pic:nvPicPr>
+                  <pic:blipFill>
+                    <a:blip r:embed="rId11"/>
+                    <a:stretch>
+                      <a:fillRect/>
+                    </a:stretch>
+                  </pic:blipFill>
+                  <pic:spPr>
+                    <a:xfrm>
+                      <a:off x="0" y="0"/>
+                      <a:ext cx="5486400" cy="3182112"/>
+                    </a:xfrm>
+                    <a:prstGeom prst="rect"/>
+                  </pic:spPr>
+                </pic:pic>
+              </a:graphicData>
+            </a:graphic>
+          </wp:inline>
+        </w:drawing>
+      </w:r>
+    </w:p>
+    <w:p>
+      <w:pPr>
+        <w:spacing w:line="336" w:lineRule="auto" w:after="180"/>
+      </w:pPr>
+      <w:r>
+        <w:rPr>
+          <w:b w:val="0"/>
+        </w:rPr>
+        <w:t xml:space="preserve">Compute quality: Correctness rises from </w:t>
+      </w:r>
+      <w:r>
+        <w:rPr>
+          <w:b/>
+        </w:rPr>
+        <w:t>80%</w:t>
+      </w:r>
+      <w:r>
+        <w:rPr>
+          <w:b w:val="0"/>
+        </w:rPr>
+        <w:t xml:space="preserve"> to 90% on these cases. → Apply privacy gate: The mandatory failure blocks B’s release. → Keep recovery ready: Retain the reviewed A version and documented </w:t>
+      </w:r>
+      <w:r>
+        <w:rPr>
+          <w:b/>
+        </w:rPr>
+        <w:t>rollback</w:t>
+      </w:r>
+      <w:r>
+        <w:rPr>
+          <w:b w:val="0"/>
+        </w:rPr>
+        <w:t xml:space="preserve"> procedure.</w:t>
+      </w:r>
+    </w:p>
+    <w:p>
+      <w:pPr>
+        <w:spacing w:line="336" w:lineRule="auto" w:after="180"/>
+        <w:shd w:fill="F5F1FB"/>
+      </w:pPr>
+      <w:r>
+        <w:rPr>
+          <w:b w:val="0"/>
+        </w:rPr>
+        <w:t xml:space="preserve">Point to each numbered stage and explain which recorded </w:t>
+      </w:r>
+      <w:r>
+        <w:rPr>
+          <w:b/>
+        </w:rPr>
+        <w:t>input</w:t>
+      </w:r>
+      <w:r>
+        <w:rPr>
+          <w:b w:val="0"/>
+        </w:rPr>
+        <w:t xml:space="preserve"> it uses.</w:t>
+      </w:r>
+    </w:p>
+    <w:p>
+      <w:pPr>
+        <w:pStyle w:val="Heading3"/>
+      </w:pPr>
+      <w:r>
+        <w:t>Discuss while showing the picture</w:t>
+      </w:r>
+    </w:p>
+    <w:p>
+      <w:pPr>
+        <w:spacing w:line="336" w:lineRule="auto" w:after="180"/>
+        <w:shd w:fill="F1F6F8"/>
+      </w:pPr>
+      <w:r>
+        <w:rPr>
+          <w:b w:val="0"/>
+        </w:rPr>
+        <w:t xml:space="preserve">Teacher prompt: Point to each numbered stage and explain which recorded </w:t>
+      </w:r>
+      <w:r>
+        <w:rPr>
+          <w:b/>
+        </w:rPr>
+        <w:t>input</w:t>
+      </w:r>
+      <w:r>
+        <w:rPr>
+          <w:b w:val="0"/>
+        </w:rPr>
+        <w:t xml:space="preserve"> it uses. Ask learners to describe one label or arrow in ordinary words. Use the adjacent transcript if the image is difficult to see.</w:t>
+      </w:r>
+    </w:p>
+    <w:p>
+      <w:pPr>
+        <w:pStyle w:val="Heading3"/>
+      </w:pPr>
+      <w:r>
+        <w:t>03. Release and rollback — evidence trace</w:t>
+      </w:r>
+    </w:p>
+    <w:p>
+      <w:r>
+        <w:drawing>
+          <wp:inline xmlns:a="http://schemas.openxmlformats.org/drawingml/2006/main" xmlns:pic="http://schemas.openxmlformats.org/drawingml/2006/picture">
+            <wp:extent cx="5486400" cy="2843784"/>
+            <wp:docPr id="4" name="Picture 4" descr="Release and rollback — evidence trace. After deployment v2 creates schema2 records; operator proposes rollback code alone to v1. | Version v2 writes schema2. Version v1 reads only schema1. A rollback to v1 after v2 writes data cannot safely proceed without migration or a compatible reader. | Code-only rollback is incompatible with stored schema2. Use the tested recovery plan or compatible migration; preserve data and failure evidence."/>
+            <wp:cNvGraphicFramePr>
+              <a:graphicFrameLocks noChangeAspect="1"/>
+            </wp:cNvGraphicFramePr>
+            <a:graphic>
+              <a:graphicData uri="http://schemas.openxmlformats.org/drawingml/2006/picture">
+                <pic:pic>
+                  <pic:nvPicPr>
+                    <pic:cNvPr id="0" name="academy-story-ai-6-24-03.png"/>
+                    <pic:cNvPicPr/>
+                  </pic:nvPicPr>
+                  <pic:blipFill>
+                    <a:blip r:embed="rId12"/>
+                    <a:stretch>
+                      <a:fillRect/>
+                    </a:stretch>
+                  </pic:blipFill>
+                  <pic:spPr>
+                    <a:xfrm>
+                      <a:off x="0" y="0"/>
+                      <a:ext cx="5486400" cy="2843784"/>
+                    </a:xfrm>
+                    <a:prstGeom prst="rect"/>
+                  </pic:spPr>
+                </pic:pic>
+              </a:graphicData>
+            </a:graphic>
+          </wp:inline>
+        </w:drawing>
+      </w:r>
+    </w:p>
+    <w:p>
+      <w:pPr>
+        <w:spacing w:line="336" w:lineRule="auto" w:after="180"/>
+      </w:pPr>
+      <w:r>
+        <w:rPr>
+          <w:b w:val="0"/>
+        </w:rPr>
+        <w:t xml:space="preserve">Release and </w:t>
+      </w:r>
+      <w:r>
+        <w:rPr>
+          <w:b/>
+        </w:rPr>
+        <w:t>rollback</w:t>
+      </w:r>
+      <w:r>
+        <w:rPr>
+          <w:b w:val="0"/>
+        </w:rPr>
+        <w:t xml:space="preserve"> — </w:t>
+      </w:r>
+      <w:r>
+        <w:rPr>
+          <w:b/>
+        </w:rPr>
+        <w:t>evidence</w:t>
+      </w:r>
+      <w:r>
+        <w:rPr>
+          <w:b w:val="0"/>
+        </w:rPr>
+        <w:t xml:space="preserve"> trace. After deployment v2 creates schema2 records; operator proposes </w:t>
+      </w:r>
+      <w:r>
+        <w:rPr>
+          <w:b/>
+        </w:rPr>
+        <w:t>rollback</w:t>
+      </w:r>
+      <w:r>
+        <w:rPr>
+          <w:b w:val="0"/>
+        </w:rPr>
+        <w:t xml:space="preserve"> code alone to v1. | Version v2 writes schema2. Version v1 reads only schema1.</w:t>
+      </w:r>
+    </w:p>
+    <w:p>
+      <w:pPr>
+        <w:spacing w:line="336" w:lineRule="auto" w:after="180"/>
+      </w:pPr>
+      <w:r>
+        <w:rPr>
+          <w:b w:val="0"/>
+        </w:rPr>
+        <w:t xml:space="preserve">A </w:t>
+      </w:r>
+      <w:r>
+        <w:rPr>
+          <w:b/>
+        </w:rPr>
+        <w:t>rollback</w:t>
+      </w:r>
+      <w:r>
+        <w:rPr>
+          <w:b w:val="0"/>
+        </w:rPr>
+        <w:t xml:space="preserve"> to v1 after v2 writes data cannot safely proceed without migration or a compatible reader. | Code-only </w:t>
+      </w:r>
+      <w:r>
+        <w:rPr>
+          <w:b/>
+        </w:rPr>
+        <w:t>rollback</w:t>
+      </w:r>
+      <w:r>
+        <w:rPr>
+          <w:b w:val="0"/>
+        </w:rPr>
+        <w:t xml:space="preserve"> is incompatible with stored schema2.</w:t>
+      </w:r>
+    </w:p>
+    <w:p>
+      <w:pPr>
+        <w:spacing w:line="336" w:lineRule="auto" w:after="180"/>
+      </w:pPr>
+      <w:r>
+        <w:rPr>
+          <w:b w:val="0"/>
+        </w:rPr>
+        <w:t xml:space="preserve">Use the tested recovery plan or compatible migration; preserve data and failure </w:t>
+      </w:r>
+      <w:r>
+        <w:rPr>
+          <w:b/>
+        </w:rPr>
+        <w:t>evidence</w:t>
+      </w:r>
+      <w:r>
+        <w:rPr>
+          <w:b w:val="0"/>
+        </w:rPr>
+        <w:t>.</w:t>
+      </w:r>
+    </w:p>
+    <w:p>
+      <w:pPr>
+        <w:spacing w:line="336" w:lineRule="auto" w:after="180"/>
+        <w:shd w:fill="F5F1FB"/>
+      </w:pPr>
+      <w:r>
+        <w:rPr>
+          <w:b w:val="0"/>
+        </w:rPr>
+        <w:t>Read the labels and values. Explain the relationship the model shows.</w:t>
+      </w:r>
+    </w:p>
+    <w:p>
+      <w:pPr>
+        <w:pStyle w:val="Heading3"/>
+      </w:pPr>
+      <w:r>
+        <w:t>Discuss while showing the picture</w:t>
+      </w:r>
+    </w:p>
+    <w:p>
+      <w:pPr>
+        <w:spacing w:line="336" w:lineRule="auto" w:after="180"/>
+        <w:shd w:fill="F1F6F8"/>
+      </w:pPr>
+      <w:r>
+        <w:rPr>
+          <w:b w:val="0"/>
+        </w:rPr>
+        <w:t>Teacher prompt: Read the labels and values. Explain the relationship the model shows. Ask learners to describe one label or arrow in ordinary words. Use the adjacent transcript if the image is difficult to see.</w:t>
+      </w:r>
+    </w:p>
+    <w:p>
+      <w:pPr>
+        <w:pStyle w:val="Heading3"/>
+      </w:pPr>
+      <w:r>
+        <w:t>04. Change one thing. Trace what follows.</w:t>
+      </w:r>
+    </w:p>
+    <w:p>
+      <w:r>
+        <w:drawing>
+          <wp:inline xmlns:a="http://schemas.openxmlformats.org/drawingml/2006/main" xmlns:pic="http://schemas.openxmlformats.org/drawingml/2006/picture">
+            <wp:extent cx="5486400" cy="3026664"/>
+            <wp:docPr id="5" name="Picture 5" descr="Original case: Retain the reviewed A version and documented rollback procedure. Changed condition: Repair B and pass privacy on a fresh reserved case. Expected result: B may enter the remaining gates; one repair does not approve everything. Reason: All required release conditions still apply."/>
+            <wp:cNvGraphicFramePr>
+              <a:graphicFrameLocks noChangeAspect="1"/>
+            </wp:cNvGraphicFramePr>
+            <a:graphic>
+              <a:graphicData uri="http://schemas.openxmlformats.org/drawingml/2006/picture">
+                <pic:pic>
+                  <pic:nvPicPr>
+                    <pic:cNvPr id="0" name="academy-story-ai-6-24-04.png"/>
+                    <pic:cNvPicPr/>
+                  </pic:nvPicPr>
+                  <pic:blipFill>
+                    <a:blip r:embed="rId13"/>
+                    <a:stretch>
+                      <a:fillRect/>
+                    </a:stretch>
+                  </pic:blipFill>
+                  <pic:spPr>
+                    <a:xfrm>
+                      <a:off x="0" y="0"/>
+                      <a:ext cx="5486400" cy="3026664"/>
+                    </a:xfrm>
+                    <a:prstGeom prst="rect"/>
+                  </pic:spPr>
+                </pic:pic>
+              </a:graphicData>
+            </a:graphic>
+          </wp:inline>
+        </w:drawing>
+      </w:r>
+    </w:p>
+    <w:p>
+      <w:pPr>
+        <w:spacing w:line="336" w:lineRule="auto" w:after="180"/>
+      </w:pPr>
+      <w:r>
+        <w:rPr>
+          <w:b w:val="0"/>
+        </w:rPr>
+        <w:t xml:space="preserve">Original case: Retain the reviewed A version and documented </w:t>
+      </w:r>
+      <w:r>
+        <w:rPr>
+          <w:b/>
+        </w:rPr>
+        <w:t>rollback</w:t>
+      </w:r>
+      <w:r>
+        <w:rPr>
+          <w:b w:val="0"/>
+        </w:rPr>
+        <w:t xml:space="preserve"> procedure. Changed condition: Repair B and pass privacy on a fresh reserved case.</w:t>
+      </w:r>
+    </w:p>
+    <w:p>
+      <w:pPr>
+        <w:spacing w:line="336" w:lineRule="auto" w:after="180"/>
+      </w:pPr>
+      <w:r>
+        <w:rPr>
+          <w:b w:val="0"/>
+        </w:rPr>
+        <w:t>Expected result: B may enter the remaining gates; one repair does not approve everything. Reason: All required release conditions still apply.</w:t>
+      </w:r>
+    </w:p>
+    <w:p>
+      <w:pPr>
+        <w:spacing w:line="336" w:lineRule="auto" w:after="180"/>
+        <w:shd w:fill="F5F1FB"/>
+      </w:pPr>
+      <w:r>
+        <w:rPr>
+          <w:b w:val="0"/>
+        </w:rPr>
+        <w:t>Predict before checking the worked changed-case result. Name what changed and what the supplied facts allow you to conclude.</w:t>
+      </w:r>
+    </w:p>
+    <w:p>
+      <w:pPr>
+        <w:pStyle w:val="Heading3"/>
+      </w:pPr>
+      <w:r>
+        <w:t>Discuss while showing the picture</w:t>
+      </w:r>
+    </w:p>
+    <w:p>
+      <w:pPr>
+        <w:spacing w:line="336" w:lineRule="auto" w:after="180"/>
+        <w:shd w:fill="F1F6F8"/>
+      </w:pPr>
+      <w:r>
+        <w:rPr>
+          <w:b w:val="0"/>
+        </w:rPr>
+        <w:t>Teacher prompt: Predict before checking the worked changed-case result. Name what changed and what the supplied facts allow you to conclude. Ask learners to describe one label or arrow in ordinary words.</w:t>
+      </w:r>
+    </w:p>
+    <w:p>
+      <w:pPr>
+        <w:spacing w:line="336" w:lineRule="auto" w:after="180"/>
+        <w:shd w:fill="F1F6F8"/>
+      </w:pPr>
+      <w:r>
+        <w:rPr>
+          <w:b w:val="0"/>
+        </w:rPr>
+        <w:t>Use the adjacent transcript if the image is difficult to see. Changed-case reasoning: All required release conditions still apply.</w:t>
+      </w:r>
+    </w:p>
+    <w:p>
+      <w:pPr>
+        <w:pStyle w:val="Heading3"/>
+      </w:pPr>
+      <w:r>
+        <w:t>05. Connect the explanation to its limit</w:t>
+      </w:r>
+    </w:p>
+    <w:p>
+      <w:r>
+        <w:drawing>
+          <wp:inline xmlns:a="http://schemas.openxmlformats.org/drawingml/2006/main" xmlns:pic="http://schemas.openxmlformats.org/drawingml/2006/picture">
+            <wp:extent cx="5486400" cy="2834640"/>
+            <wp:docPr id="6" name="Picture 6" descr="Release criteria combine benefits and mandatory conditions. Rollback requires known versions and compatible data, not an informal promise. Limit: Rolling back code may not reverse earlier external effects or incompatible data changes."/>
+            <wp:cNvGraphicFramePr>
+              <a:graphicFrameLocks noChangeAspect="1"/>
+            </wp:cNvGraphicFramePr>
+            <a:graphic>
+              <a:graphicData uri="http://schemas.openxmlformats.org/drawingml/2006/picture">
+                <pic:pic>
+                  <pic:nvPicPr>
+                    <pic:cNvPr id="0" name="academy-story-ai-6-24-05.png"/>
+                    <pic:cNvPicPr/>
+                  </pic:nvPicPr>
+                  <pic:blipFill>
+                    <a:blip r:embed="rId14"/>
+                    <a:stretch>
+                      <a:fillRect/>
+                    </a:stretch>
+                  </pic:blipFill>
+                  <pic:spPr>
+                    <a:xfrm>
+                      <a:off x="0" y="0"/>
+                      <a:ext cx="5486400" cy="2834640"/>
+                    </a:xfrm>
+                    <a:prstGeom prst="rect"/>
+                  </pic:spPr>
+                </pic:pic>
+              </a:graphicData>
+            </a:graphic>
+          </wp:inline>
+        </w:drawing>
+      </w:r>
+    </w:p>
+    <w:p>
+      <w:pPr>
+        <w:spacing w:line="336" w:lineRule="auto" w:after="180"/>
+      </w:pPr>
+      <w:r>
+        <w:rPr>
+          <w:b w:val="0"/>
+        </w:rPr>
+        <w:t xml:space="preserve">Release criteria combine benefits and mandatory conditions. </w:t>
+      </w:r>
+      <w:r>
+        <w:rPr>
+          <w:b/>
+        </w:rPr>
+        <w:t>Rollback</w:t>
+      </w:r>
+      <w:r>
+        <w:rPr>
+          <w:b w:val="0"/>
+        </w:rPr>
+        <w:t xml:space="preserve"> requires known versions and compatible data, not an informal promise.</w:t>
+      </w:r>
+    </w:p>
+    <w:p>
+      <w:pPr>
+        <w:spacing w:line="336" w:lineRule="auto" w:after="180"/>
+      </w:pPr>
+      <w:r>
+        <w:rPr>
+          <w:b w:val="0"/>
+        </w:rPr>
+        <w:t>Limit: Rolling back code may not reverse earlier external effects or incompatible data changes.</w:t>
+      </w:r>
+    </w:p>
+    <w:p>
+      <w:pPr>
+        <w:spacing w:line="336" w:lineRule="auto" w:after="180"/>
+        <w:shd w:fill="F5F1FB"/>
+      </w:pPr>
+      <w:r>
+        <w:rPr>
+          <w:b w:val="0"/>
+        </w:rPr>
+        <w:t>Explain the case, then point to a limit on the claim.</w:t>
+      </w:r>
+    </w:p>
+    <w:p>
+      <w:pPr>
+        <w:pStyle w:val="Heading3"/>
+      </w:pPr>
+      <w:r>
+        <w:t>Discuss while showing the picture</w:t>
+      </w:r>
+    </w:p>
+    <w:p>
+      <w:pPr>
+        <w:spacing w:line="336" w:lineRule="auto" w:after="180"/>
+        <w:shd w:fill="F1F6F8"/>
+      </w:pPr>
+      <w:r>
+        <w:rPr>
+          <w:b w:val="0"/>
+        </w:rPr>
+        <w:t>Teacher prompt: Explain the case, then point to a limit on the claim. Ask learners to describe one label or arrow in ordinary words. Use the adjacent transcript if the image is difficult to see.</w:t>
+      </w:r>
+    </w:p>
+    <w:p>
+      <w:pPr>
+        <w:spacing w:line="336" w:lineRule="auto" w:after="180"/>
+        <w:shd w:fill="F1F6F8"/>
+      </w:pPr>
+      <w:r>
+        <w:rPr>
+          <w:b w:val="0"/>
+        </w:rPr>
+        <w:t>Keep the stated scope: Rolling back code may not reverse earlier external effects or incompatible data changes.</w:t>
+      </w:r>
+    </w:p>
+    <w:p>
+      <w:pPr>
+        <w:pStyle w:val="Heading3"/>
+      </w:pPr>
+      <w:r>
+        <w:t>06. Make the idea visible in your project</w:t>
+      </w:r>
+    </w:p>
+    <w:p>
+      <w:r>
+        <w:drawing>
+          <wp:inline xmlns:a="http://schemas.openxmlformats.org/drawingml/2006/main" xmlns:pic="http://schemas.openxmlformats.org/drawingml/2006/picture">
+            <wp:extent cx="5486400" cy="3529584"/>
+            <wp:docPr id="7" name="Picture 7" descr="For the Grounded Learning Service, retain an annotated trace and the changed-case result. Name the contract or evidence that makes the deciding step valid, so another team can review it. Draw your input, deciding step, result and limit. Supported question: Compute A’s and B’s correctness percentages. Why is B still blocked, and does passing a fresh privacy check automatically satisfy every release gate?"/>
+            <wp:cNvGraphicFramePr>
+              <a:graphicFrameLocks noChangeAspect="1"/>
+            </wp:cNvGraphicFramePr>
+            <a:graphic>
+              <a:graphicData uri="http://schemas.openxmlformats.org/drawingml/2006/picture">
+                <pic:pic>
+                  <pic:nvPicPr>
+                    <pic:cNvPr id="0" name="academy-story-ai-6-24-06.png"/>
+                    <pic:cNvPicPr/>
+                  </pic:nvPicPr>
+                  <pic:blipFill>
+                    <a:blip r:embed="rId15"/>
+                    <a:stretch>
+                      <a:fillRect/>
+                    </a:stretch>
+                  </pic:blipFill>
+                  <pic:spPr>
+                    <a:xfrm>
+                      <a:off x="0" y="0"/>
+                      <a:ext cx="5486400" cy="3529584"/>
+                    </a:xfrm>
+                    <a:prstGeom prst="rect"/>
+                  </pic:spPr>
+                </pic:pic>
+              </a:graphicData>
+            </a:graphic>
+          </wp:inline>
+        </w:drawing>
+      </w:r>
+    </w:p>
+    <w:p>
+      <w:pPr>
+        <w:spacing w:line="336" w:lineRule="auto" w:after="180"/>
+      </w:pPr>
+      <w:r>
+        <w:rPr>
+          <w:b w:val="0"/>
+        </w:rPr>
+        <w:t xml:space="preserve">For the Grounded Learning Service, retain an annotated trace and the changed-case result. Name the contract or </w:t>
+      </w:r>
+      <w:r>
+        <w:rPr>
+          <w:b/>
+        </w:rPr>
+        <w:t>evidence</w:t>
+      </w:r>
+      <w:r>
+        <w:rPr>
+          <w:b w:val="0"/>
+        </w:rPr>
+        <w:t xml:space="preserve"> that makes the deciding step valid, so another team can review it.</w:t>
+      </w:r>
+    </w:p>
+    <w:p>
+      <w:pPr>
+        <w:spacing w:line="336" w:lineRule="auto" w:after="180"/>
+      </w:pPr>
+      <w:r>
+        <w:rPr>
+          <w:b w:val="0"/>
+        </w:rPr>
+        <w:t xml:space="preserve">Draw your </w:t>
+      </w:r>
+      <w:r>
+        <w:rPr>
+          <w:b/>
+        </w:rPr>
+        <w:t>input</w:t>
+      </w:r>
+      <w:r>
+        <w:rPr>
+          <w:b w:val="0"/>
+        </w:rPr>
+        <w:t>, deciding step, result and limit. Supported question: Compute A’s and B’s correctness percentages. Why is B still blocked, and does passing a fresh privacy check automatically satisfy every release gate?</w:t>
+      </w:r>
+    </w:p>
+    <w:p>
+      <w:pPr>
+        <w:spacing w:line="336" w:lineRule="auto" w:after="180"/>
+        <w:shd w:fill="F5F1FB"/>
+      </w:pPr>
+      <w:r>
+        <w:rPr>
+          <w:b w:val="0"/>
+        </w:rPr>
+        <w:t xml:space="preserve">Draw your project trace and justify the deciding step using </w:t>
+      </w:r>
+      <w:r>
+        <w:rPr>
+          <w:b/>
+        </w:rPr>
+        <w:t>evidence</w:t>
+      </w:r>
+      <w:r>
+        <w:rPr>
+          <w:b w:val="0"/>
+        </w:rPr>
+        <w:t>.</w:t>
+      </w:r>
+    </w:p>
+    <w:p>
+      <w:pPr>
+        <w:pStyle w:val="Heading3"/>
+      </w:pPr>
+      <w:r>
+        <w:t>Discuss while showing the picture</w:t>
+      </w:r>
+    </w:p>
+    <w:p>
+      <w:pPr>
+        <w:spacing w:line="336" w:lineRule="auto" w:after="180"/>
+        <w:shd w:fill="F1F6F8"/>
+      </w:pPr>
+      <w:r>
+        <w:rPr>
+          <w:b w:val="0"/>
+        </w:rPr>
+        <w:t xml:space="preserve">Teacher prompt: Draw your project trace and justify the deciding step using </w:t>
+      </w:r>
+      <w:r>
+        <w:rPr>
+          <w:b/>
+        </w:rPr>
+        <w:t>evidence</w:t>
+      </w:r>
+      <w:r>
+        <w:rPr>
+          <w:b w:val="0"/>
+        </w:rPr>
+        <w:t>. Ask learners to describe one label or arrow in ordinary words. Use the adjacent transcript if the image is difficult to see.</w:t>
+      </w:r>
+    </w:p>
+    <w:p>
+      <w:pPr>
+        <w:spacing w:line="336" w:lineRule="auto" w:after="180"/>
+        <w:shd w:fill="F1F6F8"/>
+      </w:pPr>
+      <w:r>
+        <w:rPr>
+          <w:b w:val="0"/>
+        </w:rPr>
+        <w:t xml:space="preserve">Supported practice key: Correctness rises from </w:t>
+      </w:r>
+      <w:r>
+        <w:rPr>
+          <w:b/>
+        </w:rPr>
+        <w:t>80%</w:t>
+      </w:r>
+      <w:r>
+        <w:rPr>
+          <w:b w:val="0"/>
+        </w:rPr>
+        <w:t xml:space="preserve"> to 90% on these cases. The mandatory failure blocks B’s release. Retain the reviewed A version and documented </w:t>
+      </w:r>
+      <w:r>
+        <w:rPr>
+          <w:b/>
+        </w:rPr>
+        <w:t>rollback</w:t>
+      </w:r>
+      <w:r>
+        <w:rPr>
+          <w:b w:val="0"/>
+        </w:rPr>
+        <w:t xml:space="preserve"> procedure.</w:t>
+      </w:r>
+    </w:p>
+    <w:p>
+      <w:pPr>
+        <w:spacing w:line="336" w:lineRule="auto" w:after="180"/>
+        <w:shd w:fill="F1F6F8"/>
+      </w:pPr>
+      <w:r>
+        <w:rPr>
+          <w:b w:val="0"/>
+        </w:rPr>
+        <w:t>Changed case: B may enter the remaining gates; one repair does not approve everything. All required release conditions still apply.</w:t>
       </w:r>
     </w:p>
     <w:sectPr>

--- a/downloads/teacher/ai-6-week-24.docx
+++ b/downloads/teacher/ai-6-week-24.docx
@@ -143,7 +143,7 @@
           </w:tcPr>
           <w:p>
             <w:r>
-              <w:t>Sections 1–6; record the brief recall in the workbook.</w:t>
+              <w:t>Use Your mission, Notice the evidence, See how it works, Words that unlock the idea and Follow a worked example; record recall in the workbook.</w:t>
             </w:r>
           </w:p>
         </w:tc>
@@ -175,7 +175,7 @@
           </w:tcPr>
           <w:p>
             <w:r>
-              <w:t>Sections 7–10; use the matching workbook W2 and misconception check.</w:t>
+              <w:t>Use Find and repair a mistake, Practise together and Build your understanding; use the matching workbook W2 and Individual reasoning check.</w:t>
             </w:r>
           </w:p>
         </w:tc>
@@ -207,7 +207,7 @@
           </w:tcPr>
           <w:p>
             <w:r>
-              <w:t>Sections 9 and 11–14. Give extra time to finish the full task set; use Section 15 when the week includes a coding lab.</w:t>
+              <w:t>Use Run the investigation, Connect your project and Try a new case independently. Allow extra time for the full task set. When code is supplied, use the examples in See how it works or Follow a worked example and the browser lab in Supported practice, repair and portfolio.</w:t>
             </w:r>
           </w:p>
         </w:tc>
@@ -892,7 +892,7 @@
         <w:rPr>
           <w:b w:val="0"/>
         </w:rPr>
-        <w:t xml:space="preserve">Version v2 writes schema2. Version v1 reads only schema1. A </w:t>
+        <w:t xml:space="preserve">Version v2 writes schema 2. Version v1 reads only schema 1. A </w:t>
       </w:r>
       <w:r>
         <w:rPr>
@@ -1124,7 +1124,7 @@
           </w:tcPr>
           <w:p>
             <w:r>
-              <w:t>After deployment v2 creates schema2 records; operator proposes rollback code alone to v1.</w:t>
+              <w:t>After deployment v2 creates schema 2 records; operator proposes rollback code alone to v1.</w:t>
             </w:r>
           </w:p>
         </w:tc>
@@ -1134,7 +1134,7 @@
           </w:tcPr>
           <w:p>
             <w:r>
-              <w:t>Version v2 writes schema2. Version v1 reads only schema1. A rollback to v1 after v2 writes data cannot safely proceed without migration or a compatible reader.</w:t>
+              <w:t>Version v2 writes schema 2. Version v1 reads only schema 1. A rollback to v1 after v2 writes data cannot safely proceed without migration or a compatible reader.</w:t>
             </w:r>
           </w:p>
         </w:tc>
@@ -1144,7 +1144,7 @@
           </w:tcPr>
           <w:p>
             <w:r>
-              <w:t>Code-only rollback is incompatible with stored schema2. Use the tested recovery plan or compatible migration; preserve data and failure evidence.</w:t>
+              <w:t>Code-only rollback is incompatible with stored schema 2. Use the tested recovery plan or compatible migration; preserve data and failure evidence.</w:t>
             </w:r>
           </w:p>
         </w:tc>
@@ -1183,7 +1183,7 @@
         <w:rPr>
           <w:b w:val="0"/>
         </w:rPr>
-        <w:t xml:space="preserve"> is incompatible with stored schema2. Use the tested recovery plan or compatible migration; preserve data and failure </w:t>
+        <w:t xml:space="preserve"> is incompatible with stored schema 2. Use the tested recovery plan or compatible migration; preserve data and failure </w:t>
       </w:r>
       <w:r>
         <w:rPr>
@@ -1318,7 +1318,7 @@
         <w:rPr>
           <w:b w:val="0"/>
         </w:rPr>
-        <w:t xml:space="preserve">After deployment v2 creates schema2 records; operator proposes </w:t>
+        <w:t xml:space="preserve">After deployment v2 creates schema 2 records; operator proposes </w:t>
       </w:r>
       <w:r>
         <w:rPr>
@@ -1353,7 +1353,7 @@
         <w:rPr>
           <w:b w:val="0"/>
         </w:rPr>
-        <w:t xml:space="preserve"> is incompatible with stored schema2. Use the tested recovery plan or compatible migration; preserve data and failure </w:t>
+        <w:t xml:space="preserve"> is incompatible with stored schema 2. Use the tested recovery plan or compatible migration; preserve data and failure </w:t>
       </w:r>
       <w:r>
         <w:rPr>
@@ -2182,7 +2182,7 @@
         <w:rPr>
           <w:b w:val="0"/>
         </w:rPr>
-        <w:t xml:space="preserve">Use the worked example in Sections 3 and 6. Collect a </w:t>
+        <w:t xml:space="preserve">Use See how it works and Follow a worked example. Collect a </w:t>
       </w:r>
       <w:r>
         <w:rPr>
@@ -2268,7 +2268,7 @@
         <w:rPr>
           <w:b w:val="0"/>
         </w:rPr>
-        <w:t xml:space="preserve">Completion task: After deployment v2 creates schema2 records; operator proposes </w:t>
+        <w:t xml:space="preserve">Completion task: After deployment v2 creates schema 2 records; operator proposes </w:t>
       </w:r>
       <w:r>
         <w:rPr>
@@ -2312,7 +2312,7 @@
         <w:rPr>
           <w:b w:val="0"/>
         </w:rPr>
-        <w:t xml:space="preserve"> is incompatible with stored schema2. Use the tested recovery plan or compatible migration; preserve data and failure </w:t>
+        <w:t xml:space="preserve"> is incompatible with stored schema 2. Use the tested recovery plan or compatible migration; preserve data and failure </w:t>
       </w:r>
       <w:r>
         <w:rPr>
@@ -2703,7 +2703,7 @@
         <w:rPr>
           <w:b w:val="0"/>
         </w:rPr>
-        <w:t xml:space="preserve">Use Section 9 for the </w:t>
+        <w:t xml:space="preserve">Use Run the investigation for the </w:t>
       </w:r>
       <w:r>
         <w:rPr>
@@ -2947,7 +2947,7 @@
         <w:rPr>
           <w:b w:val="0"/>
         </w:rPr>
-        <w:t xml:space="preserve"> is incompatible with stored schema2. Use the tested recovery plan or compatible migration; preserve data and failure </w:t>
+        <w:t xml:space="preserve"> is incompatible with stored schema 2. Use the tested recovery plan or compatible migration; preserve data and failure </w:t>
       </w:r>
       <w:r>
         <w:rPr>
@@ -3149,7 +3149,7 @@
         <w:rPr>
           <w:b w:val="0"/>
         </w:rPr>
-        <w:t xml:space="preserve"> with the current stored data. Version v2 writes schema2. Version v1 reads only schema1.</w:t>
+        <w:t xml:space="preserve"> with the current stored data. Version v2 writes schema 2. Version v1 reads only schema 1.</w:t>
       </w:r>
     </w:p>
     <w:p>
@@ -3201,7 +3201,7 @@
         <w:rPr>
           <w:b w:val="0"/>
         </w:rPr>
-        <w:t xml:space="preserve">After deployment v2 creates schema2 records; operator proposes </w:t>
+        <w:t xml:space="preserve">After deployment v2 creates schema 2 records; operator proposes </w:t>
       </w:r>
       <w:r>
         <w:rPr>
@@ -3245,7 +3245,7 @@
         <w:rPr>
           <w:b w:val="0"/>
         </w:rPr>
-        <w:t xml:space="preserve"> is incompatible with stored schema2. Use the tested recovery plan or compatible migration; preserve data and failure </w:t>
+        <w:t xml:space="preserve"> is incompatible with stored schema 2. Use the tested recovery plan or compatible migration; preserve data and failure </w:t>
       </w:r>
       <w:r>
         <w:rPr>
@@ -4501,7 +4501,7 @@
           </w:tcPr>
           <w:p>
             <w:r>
-              <w:t>Sections 1–6; record the brief recall in the workbook.</w:t>
+              <w:t>Use Your mission, Notice the evidence, See how it works, Words that unlock the idea and Follow a worked example; record recall in the workbook.</w:t>
             </w:r>
           </w:p>
         </w:tc>
@@ -4533,7 +4533,7 @@
           </w:tcPr>
           <w:p>
             <w:r>
-              <w:t>Sections 7–10; use the matching workbook W2 and misconception check.</w:t>
+              <w:t>Use Find and repair a mistake, Practise together and Build your understanding; use the matching workbook W2 and Individual reasoning check.</w:t>
             </w:r>
           </w:p>
         </w:tc>
@@ -4565,7 +4565,7 @@
           </w:tcPr>
           <w:p>
             <w:r>
-              <w:t>Sections 9 and 11–14. Give extra time to finish the full task set; use Section 15 when the week includes a coding lab.</w:t>
+              <w:t>Use Run the investigation, Connect your project and Try a new case independently. Allow extra time for the full task set. When code is supplied, use the examples in See how it works or Follow a worked example and the browser lab in Supported practice, repair and portfolio.</w:t>
             </w:r>
           </w:p>
         </w:tc>
@@ -4579,7 +4579,7 @@
         <w:rPr>
           <w:b w:val="0"/>
         </w:rPr>
-        <w:t xml:space="preserve">Before class, solve the supported practice: After deployment v2 creates schema2 records; operator proposes </w:t>
+        <w:t xml:space="preserve">Before class, solve the supported practice: After deployment v2 creates schema 2 records; operator proposes </w:t>
       </w:r>
       <w:r>
         <w:rPr>
@@ -4623,7 +4623,7 @@
         <w:rPr>
           <w:b w:val="0"/>
         </w:rPr>
-        <w:t xml:space="preserve"> is incompatible with stored schema2. Use the tested recovery plan or compatible migration; preserve data and failure </w:t>
+        <w:t xml:space="preserve"> is incompatible with stored schema 2. Use the tested recovery plan or compatible migration; preserve data and failure </w:t>
       </w:r>
       <w:r>
         <w:rPr>
@@ -5428,7 +5428,7 @@
         <w:drawing>
           <wp:inline xmlns:a="http://schemas.openxmlformats.org/drawingml/2006/main" xmlns:pic="http://schemas.openxmlformats.org/drawingml/2006/picture">
             <wp:extent cx="5486400" cy="2843784"/>
-            <wp:docPr id="4" name="Picture 4" descr="Release and rollback — evidence trace. After deployment v2 creates schema2 records; operator proposes rollback code alone to v1. | Version v2 writes schema2. Version v1 reads only schema1. A rollback to v1 after v2 writes data cannot safely proceed without migration or a compatible reader. | Code-only rollback is incompatible with stored schema2. Use the tested recovery plan or compatible migration; preserve data and failure evidence."/>
+            <wp:docPr id="4" name="Picture 4" descr="Release and rollback — evidence trace. After deployment v2 creates schema 2 records; operator proposes rollback code alone to v1. | Version v2 writes schema 2. Version v1 reads only schema 1. A rollback to v1 after v2 writes data cannot safely proceed without migration or a compatible reader. | Code-only rollback is incompatible with stored schema 2. Use the tested recovery plan or compatible migration; preserve data and failure evidence."/>
             <wp:cNvGraphicFramePr>
               <a:graphicFrameLocks noChangeAspect="1"/>
             </wp:cNvGraphicFramePr>
@@ -5491,7 +5491,7 @@
         <w:rPr>
           <w:b w:val="0"/>
         </w:rPr>
-        <w:t xml:space="preserve"> trace. After deployment v2 creates schema2 records; operator proposes </w:t>
+        <w:t xml:space="preserve"> trace. After deployment v2 creates schema 2 records; operator proposes </w:t>
       </w:r>
       <w:r>
         <w:rPr>
@@ -5503,7 +5503,7 @@
         <w:rPr>
           <w:b w:val="0"/>
         </w:rPr>
-        <w:t xml:space="preserve"> code alone to v1. | Version v2 writes schema2. Version v1 reads only schema1.</w:t>
+        <w:t xml:space="preserve"> code alone to v1. | Version v2 writes schema 2. Version v1 reads only schema 1.</w:t>
       </w:r>
     </w:p>
     <w:p>
@@ -5538,7 +5538,7 @@
         <w:rPr>
           <w:b w:val="0"/>
         </w:rPr>
-        <w:t xml:space="preserve"> is incompatible with stored schema2.</w:t>
+        <w:t xml:space="preserve"> is incompatible with stored schema 2.</w:t>
       </w:r>
     </w:p>
     <w:p>

--- a/downloads/teacher/ai-6-week-24.docx
+++ b/downloads/teacher/ai-6-week-24.docx
@@ -25,20 +25,38 @@
         <w:pStyle w:val="Heading1"/>
       </w:pPr>
       <w:r>
-        <w:t>01. Prepare the purpose, prerequisites and materials</w:t>
+        <w:t>Ask which dependency or mandatory gate still blocks the proposal.</w:t>
       </w:r>
     </w:p>
     <w:p>
       <w:r>
-        <w:t>Prepare Release and rollback: check the target, prerequisites, resources and adaptable teaching schedule.</w:t>
+        <w:t>Teach release evidence, compatible recovery and preserved repair history without executing deployment.</w:t>
       </w:r>
     </w:p>
     <w:p>
-      <w:pPr>
-        <w:pStyle w:val="Heading3"/>
-      </w:pPr>
-      <w:r>
-        <w:t>Teach the learning cycle</w:t>
+      <w:r>
+        <w:t>Model incompatible rollback → compute supplied scores → enforce privacy gate → inspect remaining gates → assess prompt/corpus dependency.</w:t>
+      </w:r>
+    </w:p>
+    <w:p>
+      <w:pPr>
+        <w:pStyle w:val="Heading1"/>
+      </w:pPr>
+      <w:r>
+        <w:t>01. Prepare the connected service investigation</w:t>
+      </w:r>
+    </w:p>
+    <w:p>
+      <w:r>
+        <w:t>Keep modelling, shared practice and independent evidence distinct.</w:t>
+      </w:r>
+    </w:p>
+    <w:p>
+      <w:pPr>
+        <w:pStyle w:val="Heading2"/>
+      </w:pPr>
+      <w:r>
+        <w:t>Target and main teaching plan</w:t>
       </w:r>
     </w:p>
     <w:p>
@@ -249,18 +267,21 @@
     </w:p>
     <w:p>
       <w:pPr>
-        <w:pStyle w:val="Heading3"/>
-      </w:pPr>
-      <w:r>
-        <w:t>Retrieval answer guidance</w:t>
+        <w:pStyle w:val="Heading2"/>
+      </w:pPr>
+      <w:r>
+        <w:t>Preparation and prerequisite</w:t>
       </w:r>
     </w:p>
     <w:p>
       <w:pPr>
-        <w:pStyle w:val="Heading3"/>
-      </w:pPr>
-      <w:r>
-        <w:t>Deployment environments</w:t>
+        <w:spacing w:line="336" w:lineRule="auto" w:after="180"/>
+      </w:pPr>
+      <w:r>
+        <w:rPr>
+          <w:b w:val="0"/>
+        </w:rPr>
+        <w:t>Lesson and workbook; paper and pencil</w:t>
       </w:r>
     </w:p>
     <w:p>
@@ -271,7 +292,7 @@
         <w:rPr>
           <w:b w:val="0"/>
         </w:rPr>
-        <w:t>Without opening the old lesson, explain one key idea from Deployment environments. Give an example and a mistake that the idea helps you avoid.</w:t>
+        <w:t>Calculator and optional local Python 3 for arithmetic; no live API or private data</w:t>
       </w:r>
     </w:p>
     <w:p>
@@ -282,19 +303,7 @@
         <w:rPr>
           <w:b w:val="0"/>
         </w:rPr>
-        <w:t xml:space="preserve">Look for: Explain the </w:t>
-      </w:r>
-      <w:r>
-        <w:rPr>
-          <w:b/>
-        </w:rPr>
-        <w:t>mechanism</w:t>
-      </w:r>
-      <w:r>
-        <w:rPr>
-          <w:b w:val="0"/>
-        </w:rPr>
-        <w:t xml:space="preserve"> and terminology of deployment environments</w:t>
+        <w:t>Prepare the fresh retry separately and withhold its solution until after collection</w:t>
       </w:r>
     </w:p>
     <w:p>
@@ -305,7 +314,31 @@
         <w:rPr>
           <w:b w:val="0"/>
         </w:rPr>
-        <w:t>Reference example, not the only acceptable wording: Teacher explanation: Development, staging and production are distinct environments with explicit data and credential boundaries.</w:t>
+        <w:t xml:space="preserve">A result depends on the </w:t>
+      </w:r>
+      <w:r>
+        <w:rPr>
+          <w:b/>
+        </w:rPr>
+        <w:t>input</w:t>
+      </w:r>
+      <w:r>
+        <w:rPr>
+          <w:b w:val="0"/>
+        </w:rPr>
+        <w:t xml:space="preserve">s, procedure and conditions that produced it. Preserve data roles and distinguish observed outcomes from </w:t>
+      </w:r>
+      <w:r>
+        <w:rPr>
+          <w:b/>
+        </w:rPr>
+        <w:t>prediction</w:t>
+      </w:r>
+      <w:r>
+        <w:rPr>
+          <w:b w:val="0"/>
+        </w:rPr>
+        <w:t>s or unmeasured conditions.</w:t>
       </w:r>
     </w:p>
     <w:p>
@@ -316,26 +349,26 @@
         <w:rPr>
           <w:b w:val="0"/>
         </w:rPr>
-        <w:t>Test configuration must not silently target production. For the classroom mock ENV selects a separate fixture store and secret namespace. Validate allowed environment names.</w:t>
+        <w:t>If the prior concept cannot be explained, use a short retrieval activity before this chapter.</w:t>
       </w:r>
     </w:p>
     <w:p>
       <w:pPr>
-        <w:spacing w:line="336" w:lineRule="auto" w:after="180"/>
-      </w:pPr>
-      <w:r>
-        <w:rPr>
-          <w:b w:val="0"/>
-        </w:rPr>
-        <w:t>A staging run cannot use production write credentials.</w:t>
+        <w:pStyle w:val="Heading2"/>
+      </w:pPr>
+      <w:r>
+        <w:t>Opening retrieval</w:t>
       </w:r>
     </w:p>
     <w:p>
       <w:pPr>
-        <w:pStyle w:val="Heading3"/>
-      </w:pPr>
-      <w:r>
-        <w:t>Caching and stale information</w:t>
+        <w:spacing w:line="336" w:lineRule="auto" w:after="180"/>
+      </w:pPr>
+      <w:r>
+        <w:rPr>
+          <w:b w:val="0"/>
+        </w:rPr>
+        <w:t>Without opening the old lesson, explain one key idea from Deployment environments. Give an example and a mistake that the idea helps you avoid.</w:t>
       </w:r>
     </w:p>
     <w:p>
@@ -346,7 +379,19 @@
         <w:rPr>
           <w:b w:val="0"/>
         </w:rPr>
-        <w:t>Without opening the old lesson, explain one key idea from Caching and stale information. Give an example and a mistake that the idea helps you avoid.</w:t>
+        <w:t xml:space="preserve">Look for: Explain the </w:t>
+      </w:r>
+      <w:r>
+        <w:rPr>
+          <w:b/>
+        </w:rPr>
+        <w:t>mechanism</w:t>
+      </w:r>
+      <w:r>
+        <w:rPr>
+          <w:b w:val="0"/>
+        </w:rPr>
+        <w:t xml:space="preserve"> and terminology of deployment environments</w:t>
       </w:r>
     </w:p>
     <w:p>
@@ -357,19 +402,7 @@
         <w:rPr>
           <w:b w:val="0"/>
         </w:rPr>
-        <w:t xml:space="preserve">Look for: Explain the </w:t>
-      </w:r>
-      <w:r>
-        <w:rPr>
-          <w:b/>
-        </w:rPr>
-        <w:t>mechanism</w:t>
-      </w:r>
-      <w:r>
-        <w:rPr>
-          <w:b w:val="0"/>
-        </w:rPr>
-        <w:t xml:space="preserve"> and terminology of caching and stale information</w:t>
+        <w:t>Reference example, not the only acceptable wording: Teacher explanation: Development, staging and production are distinct environments with explicit data and credential boundaries.</w:t>
       </w:r>
     </w:p>
     <w:p>
@@ -380,7 +413,7 @@
         <w:rPr>
           <w:b w:val="0"/>
         </w:rPr>
-        <w:t>Reference example, not the only acceptable wording: Teacher explanation: Caching reuses results but needs freshness and access-aware keys. A cached answer must not cross role or corpus-version boundaries.</w:t>
+        <w:t>Test configuration must not silently target production. For the classroom mock ENV selects a separate fixture store and secret namespace. Validate allowed environment names.</w:t>
       </w:r>
     </w:p>
     <w:p>
@@ -391,15 +424,18 @@
         <w:rPr>
           <w:b w:val="0"/>
         </w:rPr>
-        <w:t>Cache key includes query, role, corpus version and procedure version. Entry valid only while age&lt;TTL. At exact TTL it expires. Teacher and student results never share a role-agnostic key.</w:t>
+        <w:t>A staging run cannot use production write credentials.</w:t>
       </w:r>
     </w:p>
     <w:p>
       <w:pPr>
-        <w:pStyle w:val="Heading3"/>
-      </w:pPr>
-      <w:r>
-        <w:t>Untrusted input boundaries</w:t>
+        <w:spacing w:line="336" w:lineRule="auto" w:after="180"/>
+      </w:pPr>
+      <w:r>
+        <w:rPr>
+          <w:b w:val="0"/>
+        </w:rPr>
+        <w:t>Without opening the old lesson, explain one key idea from Caching and stale information. Give an example and a mistake that the idea helps you avoid.</w:t>
       </w:r>
     </w:p>
     <w:p>
@@ -410,19 +446,19 @@
         <w:rPr>
           <w:b w:val="0"/>
         </w:rPr>
-        <w:t xml:space="preserve">Without opening the old lesson, explain one key idea from Untrusted </w:t>
+        <w:t xml:space="preserve">Look for: Explain the </w:t>
       </w:r>
       <w:r>
         <w:rPr>
           <w:b/>
         </w:rPr>
-        <w:t>input</w:t>
+        <w:t>mechanism</w:t>
       </w:r>
       <w:r>
         <w:rPr>
           <w:b w:val="0"/>
         </w:rPr>
-        <w:t xml:space="preserve"> boundaries. Give an example and a mistake that the idea helps you avoid.</w:t>
+        <w:t xml:space="preserve"> and terminology of caching and stale information</w:t>
       </w:r>
     </w:p>
     <w:p>
@@ -433,31 +469,7 @@
         <w:rPr>
           <w:b w:val="0"/>
         </w:rPr>
-        <w:t xml:space="preserve">Look for: Explain the </w:t>
-      </w:r>
-      <w:r>
-        <w:rPr>
-          <w:b/>
-        </w:rPr>
-        <w:t>mechanism</w:t>
-      </w:r>
-      <w:r>
-        <w:rPr>
-          <w:b w:val="0"/>
-        </w:rPr>
-        <w:t xml:space="preserve"> and terminology of untrusted </w:t>
-      </w:r>
-      <w:r>
-        <w:rPr>
-          <w:b/>
-        </w:rPr>
-        <w:t>input</w:t>
-      </w:r>
-      <w:r>
-        <w:rPr>
-          <w:b w:val="0"/>
-        </w:rPr>
-        <w:t xml:space="preserve"> boundaries</w:t>
+        <w:t>Reference example, not the only acceptable wording: Teacher explanation: Caching reuses results but needs freshness and access-aware keys. A cached answer must not cross role or corpus-version boundaries.</w:t>
       </w:r>
     </w:p>
     <w:p>
@@ -468,19 +480,7 @@
         <w:rPr>
           <w:b w:val="0"/>
         </w:rPr>
-        <w:t xml:space="preserve">Reference example, not the only acceptable wording: Teacher explanation: Untrusted </w:t>
-      </w:r>
-      <w:r>
-        <w:rPr>
-          <w:b/>
-        </w:rPr>
-        <w:t>input</w:t>
-      </w:r>
-      <w:r>
-        <w:rPr>
-          <w:b w:val="0"/>
-        </w:rPr>
-        <w:t xml:space="preserve"> must be treated according to a contract before reaching code, queries or tools.</w:t>
+        <w:t>Cache key includes query, role, corpus version and procedure version. Entry valid only while age&lt;TTL. At exact TTL it expires. Teacher and student results never share a role-agnostic key.</w:t>
       </w:r>
     </w:p>
     <w:p>
@@ -491,7 +491,19 @@
         <w:rPr>
           <w:b w:val="0"/>
         </w:rPr>
-        <w:t>Data that resembles instructions does not acquire execution authority. For the toy lookup accept room IDs matching one uppercase letter plus one digit. Perform exact dictionary lookup; never evaluate user strings as code.</w:t>
+        <w:t xml:space="preserve">Without opening the old lesson, explain one key idea from Untrusted </w:t>
+      </w:r>
+      <w:r>
+        <w:rPr>
+          <w:b/>
+        </w:rPr>
+        <w:t>input</w:t>
+      </w:r>
+      <w:r>
+        <w:rPr>
+          <w:b w:val="0"/>
+        </w:rPr>
+        <w:t xml:space="preserve"> boundaries. Give an example and a mistake that the idea helps you avoid.</w:t>
       </w:r>
     </w:p>
     <w:p>
@@ -502,7 +514,31 @@
         <w:rPr>
           <w:b w:val="0"/>
         </w:rPr>
-        <w:t>Reject invalid length or characters.</w:t>
+        <w:t xml:space="preserve">Look for: Explain the </w:t>
+      </w:r>
+      <w:r>
+        <w:rPr>
+          <w:b/>
+        </w:rPr>
+        <w:t>mechanism</w:t>
+      </w:r>
+      <w:r>
+        <w:rPr>
+          <w:b w:val="0"/>
+        </w:rPr>
+        <w:t xml:space="preserve"> and terminology of untrusted </w:t>
+      </w:r>
+      <w:r>
+        <w:rPr>
+          <w:b/>
+        </w:rPr>
+        <w:t>input</w:t>
+      </w:r>
+      <w:r>
+        <w:rPr>
+          <w:b w:val="0"/>
+        </w:rPr>
+        <w:t xml:space="preserve"> boundaries</w:t>
       </w:r>
     </w:p>
     <w:p>
@@ -513,43 +549,19 @@
         <w:rPr>
           <w:b w:val="0"/>
         </w:rPr>
-        <w:t xml:space="preserve">Two 45-minute sessions. Release records bind code, configuration, data schema and evaluation </w:t>
+        <w:t xml:space="preserve">Reference example, not the only acceptable wording: Teacher explanation: Untrusted </w:t>
       </w:r>
       <w:r>
         <w:rPr>
           <w:b/>
         </w:rPr>
-        <w:t>evidence</w:t>
+        <w:t>input</w:t>
       </w:r>
       <w:r>
         <w:rPr>
           <w:b w:val="0"/>
         </w:rPr>
-        <w:t xml:space="preserve">. </w:t>
-      </w:r>
-      <w:r>
-        <w:rPr>
-          <w:b/>
-        </w:rPr>
-        <w:t>Rollback</w:t>
-      </w:r>
-      <w:r>
-        <w:rPr>
-          <w:b w:val="0"/>
-        </w:rPr>
-        <w:t xml:space="preserve"> requires </w:t>
-      </w:r>
-      <w:r>
-        <w:rPr>
-          <w:b/>
-        </w:rPr>
-        <w:t>compatibility</w:t>
-      </w:r>
-      <w:r>
-        <w:rPr>
-          <w:b w:val="0"/>
-        </w:rPr>
-        <w:t xml:space="preserve"> with the current stored data.</w:t>
+        <w:t xml:space="preserve"> must be treated according to a contract before reaching code, queries or tools.</w:t>
       </w:r>
     </w:p>
     <w:p>
@@ -560,19 +572,7 @@
         <w:rPr>
           <w:b w:val="0"/>
         </w:rPr>
-        <w:t xml:space="preserve">Use the supplied constructed scenarios to make the </w:t>
-      </w:r>
-      <w:r>
-        <w:rPr>
-          <w:b/>
-        </w:rPr>
-        <w:t>mechanism</w:t>
-      </w:r>
-      <w:r>
-        <w:rPr>
-          <w:b w:val="0"/>
-        </w:rPr>
-        <w:t xml:space="preserve"> inspectable. Collect W4 before sharing solutions.</w:t>
+        <w:t>Data that resembles instructions does not acquire execution authority. For the toy lookup accept room IDs matching one uppercase letter plus one digit. Perform exact dictionary lookup; never evaluate user strings as code.</w:t>
       </w:r>
     </w:p>
     <w:p>
@@ -583,27 +583,15 @@
         <w:rPr>
           <w:b w:val="0"/>
         </w:rPr>
-        <w:t xml:space="preserve">Students should name intermediate </w:t>
-      </w:r>
-      <w:r>
-        <w:rPr>
-          <w:b/>
-        </w:rPr>
-        <w:t>evidence</w:t>
-      </w:r>
-      <w:r>
-        <w:rPr>
-          <w:b w:val="0"/>
-        </w:rPr>
-        <w:t xml:space="preserve"> and limitations; classroom pacing and learning effectiveness remain unvalidated.</w:t>
+        <w:t>Reject invalid length or characters.</w:t>
       </w:r>
     </w:p>
     <w:p>
       <w:pPr>
-        <w:pStyle w:val="Heading3"/>
-      </w:pPr>
-      <w:r>
-        <w:t>Outcomes</w:t>
+        <w:pStyle w:val="Heading2"/>
+      </w:pPr>
+      <w:r>
+        <w:t>Pictured end goal</w:t>
       </w:r>
     </w:p>
     <w:p>
@@ -614,47 +602,35 @@
         <w:rPr>
           <w:b w:val="0"/>
         </w:rPr>
-        <w:t xml:space="preserve">Explain the </w:t>
+        <w:t xml:space="preserve">Explain release and </w:t>
       </w:r>
       <w:r>
         <w:rPr>
           <w:b/>
         </w:rPr>
-        <w:t>mechanism</w:t>
+        <w:t>rollback</w:t>
       </w:r>
       <w:r>
         <w:rPr>
           <w:b w:val="0"/>
         </w:rPr>
-        <w:t xml:space="preserve"> and terminology of release and </w:t>
-      </w:r>
-      <w:r>
-        <w:rPr>
-          <w:b/>
-        </w:rPr>
-        <w:t>rollback</w:t>
+        <w:t xml:space="preserve"> using the deciding step in this fictional service.</w:t>
       </w:r>
     </w:p>
     <w:p>
       <w:pPr>
-        <w:spacing w:line="336" w:lineRule="auto" w:after="180"/>
-      </w:pPr>
-      <w:r>
-        <w:rPr>
-          <w:b w:val="0"/>
-        </w:rPr>
-        <w:t>Apply the stated procedure to a new case with a traceable result</w:t>
+        <w:pStyle w:val="Heading2"/>
+      </w:pPr>
+      <w:r>
+        <w:t>Earlier wording, alternatives and picture transcripts · reference / check after trying</w:t>
       </w:r>
     </w:p>
     <w:p>
       <w:pPr>
-        <w:spacing w:line="336" w:lineRule="auto" w:after="180"/>
-      </w:pPr>
-      <w:r>
-        <w:rPr>
-          <w:b w:val="0"/>
-        </w:rPr>
-        <w:t>Identify an assumption or limitation and design a revealing follow-up</w:t>
+        <w:pStyle w:val="Heading3"/>
+      </w:pPr>
+      <w:r>
+        <w:t>Teach the learning cycle</w:t>
       </w:r>
     </w:p>
     <w:p>
@@ -662,83 +638,110 @@
         <w:pStyle w:val="Heading3"/>
       </w:pPr>
       <w:r>
-        <w:t>Preparation</w:t>
+        <w:t>Retrieval answer guidance</w:t>
       </w:r>
     </w:p>
     <w:p>
       <w:pPr>
-        <w:spacing w:line="336" w:lineRule="auto" w:after="180"/>
-      </w:pPr>
-      <w:r>
-        <w:rPr>
-          <w:b w:val="0"/>
-        </w:rPr>
-        <w:t>Lesson and workbook; paper and pencil</w:t>
+        <w:pStyle w:val="Heading3"/>
+      </w:pPr>
+      <w:r>
+        <w:t>Deployment environments</w:t>
       </w:r>
     </w:p>
     <w:p>
       <w:pPr>
-        <w:spacing w:line="336" w:lineRule="auto" w:after="180"/>
-      </w:pPr>
-      <w:r>
-        <w:rPr>
-          <w:b w:val="0"/>
-        </w:rPr>
-        <w:t>Calculator and optional local Python 3 for arithmetic; no live API or private data</w:t>
+        <w:pStyle w:val="Heading3"/>
+      </w:pPr>
+      <w:r>
+        <w:t>Caching and stale information</w:t>
       </w:r>
     </w:p>
     <w:p>
       <w:pPr>
-        <w:spacing w:line="336" w:lineRule="auto" w:after="180"/>
-      </w:pPr>
-      <w:r>
-        <w:rPr>
-          <w:b w:val="0"/>
-        </w:rPr>
-        <w:t>Prepare the fresh retry separately and withhold its solution until after collection</w:t>
+        <w:pStyle w:val="Heading3"/>
+      </w:pPr>
+      <w:r>
+        <w:t>Untrusted input boundaries</w:t>
       </w:r>
     </w:p>
     <w:p>
       <w:pPr>
-        <w:pStyle w:val="Heading3"/>
-      </w:pPr>
-      <w:r>
-        <w:t>Prerequisite answer</w:t>
+        <w:spacing w:line="336" w:lineRule="auto" w:after="180"/>
+      </w:pPr>
+      <w:r>
+        <w:rPr>
+          <w:b w:val="0"/>
+        </w:rPr>
+        <w:t xml:space="preserve">Use the three-session teaching cycle above, with extra time as needed. Release records bind code, configuration, data schema and evaluation </w:t>
+      </w:r>
+      <w:r>
+        <w:rPr>
+          <w:b/>
+        </w:rPr>
+        <w:t>evidence</w:t>
+      </w:r>
+      <w:r>
+        <w:rPr>
+          <w:b w:val="0"/>
+        </w:rPr>
+        <w:t xml:space="preserve">. </w:t>
+      </w:r>
+      <w:r>
+        <w:rPr>
+          <w:b/>
+        </w:rPr>
+        <w:t>Rollback</w:t>
+      </w:r>
+      <w:r>
+        <w:rPr>
+          <w:b w:val="0"/>
+        </w:rPr>
+        <w:t xml:space="preserve"> requires </w:t>
+      </w:r>
+      <w:r>
+        <w:rPr>
+          <w:b/>
+        </w:rPr>
+        <w:t>compatibility</w:t>
+      </w:r>
+      <w:r>
+        <w:rPr>
+          <w:b w:val="0"/>
+        </w:rPr>
+        <w:t xml:space="preserve"> with the current stored data. Use the supplied constructed scenarios to make the </w:t>
+      </w:r>
+      <w:r>
+        <w:rPr>
+          <w:b/>
+        </w:rPr>
+        <w:t>mechanism</w:t>
+      </w:r>
+      <w:r>
+        <w:rPr>
+          <w:b w:val="0"/>
+        </w:rPr>
+        <w:t xml:space="preserve"> inspectable. Collect W4 before sharing solutions. Students should name intermediate </w:t>
+      </w:r>
+      <w:r>
+        <w:rPr>
+          <w:b/>
+        </w:rPr>
+        <w:t>evidence</w:t>
+      </w:r>
+      <w:r>
+        <w:rPr>
+          <w:b w:val="0"/>
+        </w:rPr>
+        <w:t xml:space="preserve"> and limitations; classroom pacing and learning effectiveness remain unvalidated.</w:t>
       </w:r>
     </w:p>
     <w:p>
       <w:pPr>
-        <w:spacing w:line="336" w:lineRule="auto" w:after="180"/>
-      </w:pPr>
-      <w:r>
-        <w:rPr>
-          <w:b w:val="0"/>
-        </w:rPr>
-        <w:t xml:space="preserve">A result depends on the </w:t>
-      </w:r>
-      <w:r>
-        <w:rPr>
-          <w:b/>
-        </w:rPr>
-        <w:t>input</w:t>
-      </w:r>
-      <w:r>
-        <w:rPr>
-          <w:b w:val="0"/>
-        </w:rPr>
-        <w:t xml:space="preserve">s, procedure and conditions that produced it. Preserve data roles and distinguish observed outcomes from </w:t>
-      </w:r>
-      <w:r>
-        <w:rPr>
-          <w:b/>
-        </w:rPr>
-        <w:t>prediction</w:t>
-      </w:r>
-      <w:r>
-        <w:rPr>
-          <w:b w:val="0"/>
-        </w:rPr>
-        <w:t>s or unmeasured conditions.</w:t>
+        <w:pStyle w:val="Heading3"/>
+      </w:pPr>
+      <w:r>
+        <w:t>Outcomes</w:t>
       </w:r>
     </w:p>
     <w:p>
@@ -749,15 +752,36 @@
         <w:rPr>
           <w:b w:val="0"/>
         </w:rPr>
-        <w:t>If the prior concept cannot be explained, use a short retrieval activity before this chapter.</w:t>
+        <w:t xml:space="preserve">Explain the </w:t>
+      </w:r>
+      <w:r>
+        <w:rPr>
+          <w:b/>
+        </w:rPr>
+        <w:t>mechanism</w:t>
+      </w:r>
+      <w:r>
+        <w:rPr>
+          <w:b w:val="0"/>
+        </w:rPr>
+        <w:t xml:space="preserve"> and terminology of release and </w:t>
+      </w:r>
+      <w:r>
+        <w:rPr>
+          <w:b/>
+        </w:rPr>
+        <w:t>rollback</w:t>
       </w:r>
     </w:p>
     <w:p>
       <w:pPr>
-        <w:pStyle w:val="Heading3"/>
-      </w:pPr>
-      <w:r>
-        <w:t>End goal for the pictorial case</w:t>
+        <w:spacing w:line="336" w:lineRule="auto" w:after="180"/>
+      </w:pPr>
+      <w:r>
+        <w:rPr>
+          <w:b w:val="0"/>
+        </w:rPr>
+        <w:t>Apply the stated procedure to a new case with a traceable result</w:t>
       </w:r>
     </w:p>
     <w:p>
@@ -768,43 +792,31 @@
         <w:rPr>
           <w:b w:val="0"/>
         </w:rPr>
-        <w:t xml:space="preserve">Explain release and </w:t>
-      </w:r>
-      <w:r>
-        <w:rPr>
-          <w:b/>
-        </w:rPr>
-        <w:t>rollback</w:t>
-      </w:r>
-      <w:r>
-        <w:rPr>
-          <w:b w:val="0"/>
-        </w:rPr>
-        <w:t xml:space="preserve"> using the deciding step in this fictional service.</w:t>
+        <w:t>Identify an assumption or limitation and design a revealing follow-up</w:t>
       </w:r>
     </w:p>
     <w:p>
       <w:pPr>
-        <w:spacing w:line="336" w:lineRule="auto" w:after="180"/>
-      </w:pPr>
-      <w:r>
-        <w:rPr>
-          <w:b w:val="0"/>
-        </w:rPr>
-        <w:t>This added worked case illustrates the week’s main idea. Retain all original and connected topics; schedule its practice within the teaching cycle.</w:t>
+        <w:pStyle w:val="Heading3"/>
+      </w:pPr>
+      <w:r>
+        <w:t>Preparation</w:t>
       </w:r>
     </w:p>
     <w:p>
       <w:pPr>
-        <w:pStyle w:val="Heading1"/>
-      </w:pPr>
-      <w:r>
-        <w:t>02. Explain and model the mechanism</w:t>
+        <w:pStyle w:val="Heading3"/>
+      </w:pPr>
+      <w:r>
+        <w:t>Prerequisite answer</w:t>
       </w:r>
     </w:p>
     <w:p>
-      <w:r>
-        <w:t>Model Release and rollback using the supplied case, labelled mechanism and reasoning. Make the scope of each conclusion explicit.</w:t>
+      <w:pPr>
+        <w:pStyle w:val="Heading3"/>
+      </w:pPr>
+      <w:r>
+        <w:t>End goal for the pictorial case</w:t>
       </w:r>
     </w:p>
     <w:p>
@@ -815,73 +827,28 @@
         <w:rPr>
           <w:b w:val="0"/>
         </w:rPr>
-        <w:t xml:space="preserve">Release records bind code, configuration, data schema and evaluation </w:t>
-      </w:r>
-      <w:r>
-        <w:rPr>
-          <w:b/>
-        </w:rPr>
-        <w:t>evidence</w:t>
-      </w:r>
-      <w:r>
-        <w:rPr>
-          <w:b w:val="0"/>
-        </w:rPr>
-        <w:t xml:space="preserve">. </w:t>
-      </w:r>
-      <w:r>
-        <w:rPr>
-          <w:b/>
-        </w:rPr>
-        <w:t>Rollback</w:t>
-      </w:r>
-      <w:r>
-        <w:rPr>
-          <w:b w:val="0"/>
-        </w:rPr>
-        <w:t xml:space="preserve"> requires </w:t>
-      </w:r>
-      <w:r>
-        <w:rPr>
-          <w:b/>
-        </w:rPr>
-        <w:t>compatibility</w:t>
-      </w:r>
-      <w:r>
-        <w:rPr>
-          <w:b w:val="0"/>
-        </w:rPr>
-        <w:t xml:space="preserve"> with the current stored data.</w:t>
+        <w:t>This added worked case illustrates the week’s main idea. Retain all original and connected topics; schedule its practice within the teaching cycle.</w:t>
       </w:r>
     </w:p>
     <w:p>
       <w:pPr>
-        <w:pStyle w:val="Heading3"/>
-      </w:pPr>
-      <w:r>
-        <w:t>Explain Release and rollback · 1</w:t>
+        <w:pStyle w:val="Heading1"/>
+      </w:pPr>
+      <w:r>
+        <w:t>02. Teach complete version dependencies and mandatory release gates</w:t>
       </w:r>
     </w:p>
     <w:p>
-      <w:pPr>
-        <w:spacing w:line="336" w:lineRule="auto" w:after="180"/>
-      </w:pPr>
-      <w:r>
-        <w:rPr>
-          <w:b w:val="0"/>
-        </w:rPr>
-        <w:t>Begin by writing the question the procedure is intended to answer. Identify the information already supplied, the information it will produce and the information still missing.</w:t>
+      <w:r>
+        <w:t>Keep the main schema mismatch distinct from the picture’s privacy veto.</w:t>
       </w:r>
     </w:p>
     <w:p>
       <w:pPr>
-        <w:spacing w:line="336" w:lineRule="auto" w:after="180"/>
-      </w:pPr>
-      <w:r>
-        <w:rPr>
-          <w:b w:val="0"/>
-        </w:rPr>
-        <w:t>These are constructed classroom examples; they do not require live accounts, private records or an external service. Do not treat a plausible explanation as a measured outcome.</w:t>
+        <w:pStyle w:val="Heading2"/>
+      </w:pPr>
+      <w:r>
+        <w:t>Definitions and complete fictional manifest</w:t>
       </w:r>
     </w:p>
     <w:p>
@@ -892,27 +859,1471 @@
         <w:rPr>
           <w:b w:val="0"/>
         </w:rPr>
-        <w:t xml:space="preserve">Version v2 writes schema 2. Version v1 reads only schema 1. A </w:t>
+        <w:t xml:space="preserve">Release records bind code, configuration, data schema and evaluation </w:t>
       </w:r>
       <w:r>
         <w:rPr>
           <w:b/>
         </w:rPr>
-        <w:t>rollback</w:t>
+        <w:t>evidence</w:t>
       </w:r>
       <w:r>
         <w:rPr>
           <w:b w:val="0"/>
         </w:rPr>
-        <w:t xml:space="preserve"> to v1 after v2 writes data cannot safely proceed without migration or a compatible reader.</w:t>
+        <w:t xml:space="preserve">. </w:t>
+      </w:r>
+      <w:r>
+        <w:rPr>
+          <w:b/>
+        </w:rPr>
+        <w:t>Rollback</w:t>
+      </w:r>
+      <w:r>
+        <w:rPr>
+          <w:b w:val="0"/>
+        </w:rPr>
+        <w:t xml:space="preserve"> requires </w:t>
+      </w:r>
+      <w:r>
+        <w:rPr>
+          <w:b/>
+        </w:rPr>
+        <w:t>compatibility</w:t>
+      </w:r>
+      <w:r>
+        <w:rPr>
+          <w:b w:val="0"/>
+        </w:rPr>
+        <w:t xml:space="preserve"> with the current stored data.</w:t>
       </w:r>
     </w:p>
     <w:p>
       <w:pPr>
+        <w:spacing w:line="336" w:lineRule="auto" w:after="180"/>
+      </w:pPr>
+      <w:r>
+        <w:rPr>
+          <w:b w:val="0"/>
+        </w:rPr>
+        <w:t xml:space="preserve">Version v2 writes schema 2. Version v1 reads only schema 1. A </w:t>
+      </w:r>
+      <w:r>
+        <w:rPr>
+          <w:b/>
+        </w:rPr>
+        <w:t>rollback</w:t>
+      </w:r>
+      <w:r>
+        <w:rPr>
+          <w:b w:val="0"/>
+        </w:rPr>
+        <w:t xml:space="preserve"> to v1 after v2 writes data cannot safely proceed without migration or a compatible reader.</w:t>
+      </w:r>
+    </w:p>
+    <w:tbl>
+      <w:tblPr>
+        <w:tblStyle w:val="LightShading-Accent1"/>
+        <w:tblW w:type="auto" w:w="0"/>
+        <w:tblLook w:firstColumn="1" w:firstRow="1" w:lastColumn="0" w:lastRow="0" w:noHBand="0" w:noVBand="1" w:val="04A0"/>
+      </w:tblPr>
+      <w:tblGrid>
+        <w:gridCol w:w="5112"/>
+        <w:gridCol w:w="5112"/>
+      </w:tblGrid>
+      <w:tr>
+        <w:trPr>
+          <w:tblHeader/>
+        </w:trPr>
+        <w:tc>
+          <w:tcPr>
+            <w:tcW w:type="dxa" w:w="5112"/>
+          </w:tcPr>
+          <w:p>
+            <w:r>
+              <w:t>Declared release or rule</w:t>
+            </w:r>
+          </w:p>
+        </w:tc>
+        <w:tc>
+          <w:tcPr>
+            <w:tcW w:type="dxa" w:w="5112"/>
+          </w:tcPr>
+          <w:p>
+            <w:r>
+              <w:t>Complete fictional classroom contract</w:t>
+            </w:r>
+          </w:p>
+        </w:tc>
+      </w:tr>
+      <w:tr>
+        <w:tc>
+          <w:tcPr>
+            <w:tcW w:type="dxa" w:w="5112"/>
+          </w:tcPr>
+          <w:p>
+            <w:r>
+              <w:t>Release A manifest</w:t>
+            </w:r>
+          </w:p>
+        </w:tc>
+        <w:tc>
+          <w:tcPr>
+            <w:tcW w:type="dxa" w:w="5112"/>
+          </w:tcPr>
+          <w:p>
+            <w:r>
+              <w:t>Code v1; cfg 1; schema 1; prompt p1; corpus c1; eval-A</w:t>
+            </w:r>
+          </w:p>
+        </w:tc>
+      </w:tr>
+      <w:tr>
+        <w:tc>
+          <w:tcPr>
+            <w:tcW w:type="dxa" w:w="5112"/>
+          </w:tcPr>
+          <w:p>
+            <w:r>
+              <w:t>Release B manifest</w:t>
+            </w:r>
+          </w:p>
+        </w:tc>
+        <w:tc>
+          <w:tcPr>
+            <w:tcW w:type="dxa" w:w="5112"/>
+          </w:tcPr>
+          <w:p>
+            <w:r>
+              <w:t>Code v2; cfg 2; schema 2; prompt p2; corpus c2; eval-B</w:t>
+            </w:r>
+          </w:p>
+        </w:tc>
+      </w:tr>
+      <w:tr>
+        <w:tc>
+          <w:tcPr>
+            <w:tcW w:type="dxa" w:w="5112"/>
+          </w:tcPr>
+          <w:p>
+            <w:r>
+              <w:t>Main reader compatibility</w:t>
+            </w:r>
+          </w:p>
+        </w:tc>
+        <w:tc>
+          <w:tcPr>
+            <w:tcW w:type="dxa" w:w="5112"/>
+          </w:tcPr>
+          <w:p>
+            <w:r>
+              <w:t>v1 reads only schema 1; v2 reads schemas 1 and 2</w:t>
+            </w:r>
+          </w:p>
+        </w:tc>
+      </w:tr>
+      <w:tr>
+        <w:tc>
+          <w:tcPr>
+            <w:tcW w:type="dxa" w:w="5112"/>
+          </w:tcPr>
+          <w:p>
+            <w:r>
+              <w:t>Main current inventory</w:t>
+            </w:r>
+          </w:p>
+        </w:tc>
+        <w:tc>
+          <w:tcPr>
+            <w:tcW w:type="dxa" w:w="5112"/>
+          </w:tcPr>
+          <w:p>
+            <w:r>
+              <w:t>Observed record schemas [1, 2, 2] after v2 writes</w:t>
+            </w:r>
+          </w:p>
+        </w:tc>
+      </w:tr>
+      <w:tr>
+        <w:tc>
+          <w:tcPr>
+            <w:tcW w:type="dxa" w:w="5112"/>
+          </w:tcPr>
+          <w:p>
+            <w:r>
+              <w:t>Main code-only proposal</w:t>
+            </w:r>
+          </w:p>
+        </w:tc>
+        <w:tc>
+          <w:tcPr>
+            <w:tcW w:type="dxa" w:w="5112"/>
+          </w:tcPr>
+          <w:p>
+            <w:r>
+              <w:t>Return to v1 without changing current data: block schema 2 incompatibility</w:t>
+            </w:r>
+          </w:p>
+        </w:tc>
+      </w:tr>
+      <w:tr>
+        <w:tc>
+          <w:tcPr>
+            <w:tcW w:type="dxa" w:w="5112"/>
+          </w:tcPr>
+          <w:p>
+            <w:r>
+              <w:t>Separate picture correctness</w:t>
+            </w:r>
+          </w:p>
+        </w:tc>
+        <w:tc>
+          <w:tcPr>
+            <w:tcW w:type="dxa" w:w="5112"/>
+          </w:tcPr>
+          <w:p>
+            <w:r>
+              <w:t>A 8/10 = 80%; B 9/10 = 90%; these cases only</w:t>
+            </w:r>
+          </w:p>
+        </w:tc>
+      </w:tr>
+      <w:tr>
+        <w:tc>
+          <w:tcPr>
+            <w:tcW w:type="dxa" w:w="5112"/>
+          </w:tcPr>
+          <w:p>
+            <w:r>
+              <w:t>Mandatory picture privacy gate</w:t>
+            </w:r>
+          </w:p>
+        </w:tc>
+        <w:tc>
+          <w:tcPr>
+            <w:tcW w:type="dxa" w:w="5112"/>
+          </w:tcPr>
+          <w:p>
+            <w:r>
+              <w:t>B fails; release blocked regardless of higher correctness</w:t>
+            </w:r>
+          </w:p>
+        </w:tc>
+      </w:tr>
+      <w:tr>
+        <w:tc>
+          <w:tcPr>
+            <w:tcW w:type="dxa" w:w="5112"/>
+          </w:tcPr>
+          <w:p>
+            <w:r>
+              <w:t>Code-only quality threshold</w:t>
+            </w:r>
+          </w:p>
+        </w:tc>
+        <w:tc>
+          <w:tcPr>
+            <w:tcW w:type="dxa" w:w="5112"/>
+          </w:tcPr>
+          <w:p>
+            <w:r>
+              <w:t>Fictional 80% threshold for the local gate model, not a universal release rule</w:t>
+            </w:r>
+          </w:p>
+        </w:tc>
+      </w:tr>
+      <w:tr>
+        <w:tc>
+          <w:tcPr>
+            <w:tcW w:type="dxa" w:w="5112"/>
+          </w:tcPr>
+          <w:p>
+            <w:r>
+              <w:t>Gate model</w:t>
+            </w:r>
+          </w:p>
+        </w:tc>
+        <w:tc>
+          <w:tcPr>
+            <w:tcW w:type="dxa" w:w="5112"/>
+          </w:tcPr>
+          <w:p>
+            <w:r>
+              <w:t>Explicit Boolean quality, privacy, compatibility and recovery results; all required</w:t>
+            </w:r>
+          </w:p>
+        </w:tc>
+      </w:tr>
+      <w:tr>
+        <w:tc>
+          <w:tcPr>
+            <w:tcW w:type="dxa" w:w="5112"/>
+          </w:tcPr>
+          <w:p>
+            <w:r>
+              <w:t>Limits</w:t>
+            </w:r>
+          </w:p>
+        </w:tc>
+        <w:tc>
+          <w:tcPr>
+            <w:tcW w:type="dxa" w:w="5112"/>
+          </w:tcPr>
+          <w:p>
+            <w:r>
+              <w:t>A compatibility check or all supplied gates passing supports review only; no real migration, adapter, deployment or external-effect undo</w:t>
+            </w:r>
+          </w:p>
+        </w:tc>
+      </w:tr>
+    </w:tbl>
+    <w:p>
+      <w:pPr>
+        <w:pStyle w:val="Heading2"/>
+      </w:pPr>
+      <w:r>
+        <w:t>Main compatibility matrix and checked reasoning</w:t>
+      </w:r>
+    </w:p>
+    <w:tbl>
+      <w:tblPr>
+        <w:tblStyle w:val="LightShading-Accent1"/>
+        <w:tblW w:type="auto" w:w="0"/>
+        <w:tblLook w:firstColumn="1" w:firstRow="1" w:lastColumn="0" w:lastRow="0" w:noHBand="0" w:noVBand="1" w:val="04A0"/>
+      </w:tblPr>
+      <w:tblGrid>
+        <w:gridCol w:w="3408"/>
+        <w:gridCol w:w="3408"/>
+        <w:gridCol w:w="3408"/>
+      </w:tblGrid>
+      <w:tr>
+        <w:trPr>
+          <w:tblHeader/>
+        </w:trPr>
+        <w:tc>
+          <w:tcPr>
+            <w:tcW w:type="dxa" w:w="3408"/>
+          </w:tcPr>
+          <w:p>
+            <w:r>
+              <w:t>Main current data schema</w:t>
+            </w:r>
+          </w:p>
+        </w:tc>
+        <w:tc>
+          <w:tcPr>
+            <w:tcW w:type="dxa" w:w="3408"/>
+          </w:tcPr>
+          <w:p>
+            <w:r>
+              <w:t>v1 reader supports it?</w:t>
+            </w:r>
+          </w:p>
+        </w:tc>
+        <w:tc>
+          <w:tcPr>
+            <w:tcW w:type="dxa" w:w="3408"/>
+          </w:tcPr>
+          <w:p>
+            <w:r>
+              <w:t>v2 reader supports it?</w:t>
+            </w:r>
+          </w:p>
+        </w:tc>
+      </w:tr>
+      <w:tr>
+        <w:tc>
+          <w:tcPr>
+            <w:tcW w:type="dxa" w:w="3408"/>
+          </w:tcPr>
+          <w:p>
+            <w:r>
+              <w:t>1</w:t>
+            </w:r>
+          </w:p>
+        </w:tc>
+        <w:tc>
+          <w:tcPr>
+            <w:tcW w:type="dxa" w:w="3408"/>
+          </w:tcPr>
+          <w:p>
+            <w:r>
+              <w:t>Yes</w:t>
+            </w:r>
+          </w:p>
+        </w:tc>
+        <w:tc>
+          <w:tcPr>
+            <w:tcW w:type="dxa" w:w="3408"/>
+          </w:tcPr>
+          <w:p>
+            <w:r>
+              <w:t>Yes</w:t>
+            </w:r>
+          </w:p>
+        </w:tc>
+      </w:tr>
+      <w:tr>
+        <w:tc>
+          <w:tcPr>
+            <w:tcW w:type="dxa" w:w="3408"/>
+          </w:tcPr>
+          <w:p>
+            <w:r>
+              <w:t>2</w:t>
+            </w:r>
+          </w:p>
+        </w:tc>
+        <w:tc>
+          <w:tcPr>
+            <w:tcW w:type="dxa" w:w="3408"/>
+          </w:tcPr>
+          <w:p>
+            <w:r>
+              <w:t>No</w:t>
+            </w:r>
+          </w:p>
+        </w:tc>
+        <w:tc>
+          <w:tcPr>
+            <w:tcW w:type="dxa" w:w="3408"/>
+          </w:tcPr>
+          <w:p>
+            <w:r>
+              <w:t>Yes</w:t>
+            </w:r>
+          </w:p>
+        </w:tc>
+      </w:tr>
+      <w:tr>
+        <w:tc>
+          <w:tcPr>
+            <w:tcW w:type="dxa" w:w="3408"/>
+          </w:tcPr>
+          <w:p>
+            <w:r>
+              <w:t>2</w:t>
+            </w:r>
+          </w:p>
+        </w:tc>
+        <w:tc>
+          <w:tcPr>
+            <w:tcW w:type="dxa" w:w="3408"/>
+          </w:tcPr>
+          <w:p>
+            <w:r>
+              <w:t>No</w:t>
+            </w:r>
+          </w:p>
+        </w:tc>
+        <w:tc>
+          <w:tcPr>
+            <w:tcW w:type="dxa" w:w="3408"/>
+          </w:tcPr>
+          <w:p>
+            <w:r>
+              <w:t>Yes</w:t>
+            </w:r>
+          </w:p>
+        </w:tc>
+      </w:tr>
+      <w:tr>
+        <w:tc>
+          <w:tcPr>
+            <w:tcW w:type="dxa" w:w="3408"/>
+          </w:tcPr>
+          <w:p>
+            <w:r>
+              <w:t>Proposed code-only v1 rollback</w:t>
+            </w:r>
+          </w:p>
+        </w:tc>
+        <w:tc>
+          <w:tcPr>
+            <w:tcW w:type="dxa" w:w="3408"/>
+          </w:tcPr>
+          <w:p>
+            <w:r>
+              <w:t>Blocked: schema 2 remains stored</w:t>
+            </w:r>
+          </w:p>
+        </w:tc>
+        <w:tc>
+          <w:tcPr>
+            <w:tcW w:type="dxa" w:w="3408"/>
+          </w:tcPr>
+          <w:p>
+            <w:r>
+              <w:t>No data conversion performed</w:t>
+            </w:r>
+          </w:p>
+        </w:tc>
+      </w:tr>
+      <w:tr>
+        <w:tc>
+          <w:tcPr>
+            <w:tcW w:type="dxa" w:w="3408"/>
+          </w:tcPr>
+          <w:p>
+            <w:r>
+              <w:t>Retain v2 reader</w:t>
+            </w:r>
+          </w:p>
+        </w:tc>
+        <w:tc>
+          <w:tcPr>
+            <w:tcW w:type="dxa" w:w="3408"/>
+          </w:tcPr>
+          <w:p>
+            <w:r>
+              <w:t>Passes only this declared schema check</w:t>
+            </w:r>
+          </w:p>
+        </w:tc>
+        <w:tc>
+          <w:tcPr>
+            <w:tcW w:type="dxa" w:w="3408"/>
+          </w:tcPr>
+          <w:p>
+            <w:r>
+              <w:t>Not a full recovery approval</w:t>
+            </w:r>
+          </w:p>
+        </w:tc>
+      </w:tr>
+      <w:tr>
+        <w:tc>
+          <w:tcPr>
+            <w:tcW w:type="dxa" w:w="3408"/>
+          </w:tcPr>
+          <w:p>
+            <w:r>
+              <w:t>Possible compatible recovery</w:t>
+            </w:r>
+          </w:p>
+        </w:tc>
+        <w:tc>
+          <w:tcPr>
+            <w:tcW w:type="dxa" w:w="3408"/>
+          </w:tcPr>
+          <w:p>
+            <w:r>
+              <w:t>Needs a tested compatible reader or approved migration/adapter</w:t>
+            </w:r>
+          </w:p>
+        </w:tc>
+        <w:tc>
+          <w:tcPr>
+            <w:tcW w:type="dxa" w:w="3408"/>
+          </w:tcPr>
+          <w:p>
+            <w:r>
+              <w:t>No such operation is executed here</w:t>
+            </w:r>
+          </w:p>
+        </w:tc>
+      </w:tr>
+    </w:tbl>
+    <w:p>
+      <w:pPr>
+        <w:spacing w:line="336" w:lineRule="auto" w:after="180"/>
+      </w:pPr>
+      <w:r>
+        <w:rPr>
+          <w:b w:val="0"/>
+        </w:rPr>
+        <w:t>Main v1 only reads schema 1, so current [1, 2, 2] blocks code-only rollback. v2 reads both schema versions but that establishes only its declared reader compatibility. Picture A is 80% and B 90%, a 10-percentage-point increase, yet mandatory privacy failure blocks B. A fresh reserved privacy pass does not discharge compatibility, recovery or every other required privacy condition.</w:t>
+      </w:r>
+    </w:p>
+    <w:p>
+      <w:pPr>
+        <w:spacing w:line="336" w:lineRule="auto" w:after="180"/>
+      </w:pPr>
+      <w:r>
+        <w:rPr>
+          <w:b w:val="0"/>
+        </w:rPr>
+        <w:t>The local four-gate model declares an 80% quality threshold only for its fiction. All supplied gates passing yields review eligibility, not automatic deployment. No recovery adapter, migration or effect reversal is executed. The selected old-prompt/new-corpus case requires restoring compatible field dependencies or a tested adapter.</w:t>
+      </w:r>
+    </w:p>
+    <w:p>
+      <w:pPr>
         <w:pStyle w:val="Heading3"/>
       </w:pPr>
       <w:r>
-        <w:t>Explain Release and rollback · 2</w:t>
+        <w:t>Release and rollback — evidence trace</w:t>
+      </w:r>
+    </w:p>
+    <w:tbl>
+      <w:tblPr>
+        <w:tblStyle w:val="LightShading-Accent1"/>
+        <w:tblW w:type="auto" w:w="0"/>
+        <w:tblLook w:firstColumn="1" w:firstRow="1" w:lastColumn="0" w:lastRow="0" w:noHBand="0" w:noVBand="1" w:val="04A0"/>
+      </w:tblPr>
+      <w:tblGrid>
+        <w:gridCol w:w="3408"/>
+        <w:gridCol w:w="3408"/>
+        <w:gridCol w:w="3408"/>
+      </w:tblGrid>
+      <w:tr>
+        <w:trPr>
+          <w:tblHeader/>
+        </w:trPr>
+        <w:tc>
+          <w:tcPr>
+            <w:tcW w:type="dxa" w:w="3408"/>
+          </w:tcPr>
+          <w:p>
+            <w:r>
+              <w:t>Input and scope</w:t>
+            </w:r>
+          </w:p>
+        </w:tc>
+        <w:tc>
+          <w:tcPr>
+            <w:tcW w:type="dxa" w:w="3408"/>
+          </w:tcPr>
+          <w:p>
+            <w:r>
+              <w:t>Check or calculation</w:t>
+            </w:r>
+          </w:p>
+        </w:tc>
+        <w:tc>
+          <w:tcPr>
+            <w:tcW w:type="dxa" w:w="3408"/>
+          </w:tcPr>
+          <w:p>
+            <w:r>
+              <w:t>Conclusion and limit</w:t>
+            </w:r>
+          </w:p>
+        </w:tc>
+      </w:tr>
+      <w:tr>
+        <w:tc>
+          <w:tcPr>
+            <w:tcW w:type="dxa" w:w="3408"/>
+          </w:tcPr>
+          <w:p>
+            <w:r>
+              <w:t>After deployment v2 creates schema 2 records; operator proposes rollback code alone to v1.</w:t>
+            </w:r>
+          </w:p>
+        </w:tc>
+        <w:tc>
+          <w:tcPr>
+            <w:tcW w:type="dxa" w:w="3408"/>
+          </w:tcPr>
+          <w:p>
+            <w:r>
+              <w:t>Version v2 writes schema 2. Version v1 reads only schema 1. A rollback to v1 after v2 writes data cannot safely proceed without migration or a compatible reader.</w:t>
+            </w:r>
+          </w:p>
+        </w:tc>
+        <w:tc>
+          <w:tcPr>
+            <w:tcW w:type="dxa" w:w="3408"/>
+          </w:tcPr>
+          <w:p>
+            <w:r>
+              <w:t>Code-only rollback is incompatible with stored schema 2. Use the tested recovery plan or compatible migration; preserve data and failure evidence.</w:t>
+            </w:r>
+          </w:p>
+        </w:tc>
+      </w:tr>
+    </w:tbl>
+    <w:p>
+      <w:r>
+        <w:t>The figure connects this chapter's worked input, declared procedure and result. Read the complete worked reasoning for qualifiers and intermediate steps; the abbreviated labels do not replace that reasoning.</w:t>
+      </w:r>
+    </w:p>
+    <w:p>
+      <w:pPr>
+        <w:spacing w:line="336" w:lineRule="auto" w:after="180"/>
+      </w:pPr>
+      <w:r>
+        <w:rPr>
+          <w:b w:val="0"/>
+        </w:rPr>
+        <w:t xml:space="preserve">Guided: Code-only </w:t>
+      </w:r>
+      <w:r>
+        <w:rPr>
+          <w:b/>
+        </w:rPr>
+        <w:t>rollback</w:t>
+      </w:r>
+      <w:r>
+        <w:rPr>
+          <w:b w:val="0"/>
+        </w:rPr>
+        <w:t xml:space="preserve"> is incompatible with stored schema 2. Use the tested recovery plan or compatible migration; preserve data and failure </w:t>
+      </w:r>
+      <w:r>
+        <w:rPr>
+          <w:b/>
+        </w:rPr>
+        <w:t>evidence</w:t>
+      </w:r>
+      <w:r>
+        <w:rPr>
+          <w:b w:val="0"/>
+        </w:rPr>
+        <w:t>.</w:t>
+      </w:r>
+    </w:p>
+    <w:p>
+      <w:pPr>
+        <w:spacing w:line="336" w:lineRule="auto" w:after="180"/>
+      </w:pPr>
+      <w:r>
+        <w:rPr>
+          <w:b w:val="0"/>
+        </w:rPr>
+        <w:t xml:space="preserve">Qualification: A </w:t>
+      </w:r>
+      <w:r>
+        <w:rPr>
+          <w:b/>
+        </w:rPr>
+        <w:t>rollback</w:t>
+      </w:r>
+      <w:r>
+        <w:rPr>
+          <w:b w:val="0"/>
+        </w:rPr>
+        <w:t xml:space="preserve"> plan needs testing; an available old binary is not sufficient recovery </w:t>
+      </w:r>
+      <w:r>
+        <w:rPr>
+          <w:b/>
+        </w:rPr>
+        <w:t>evidence</w:t>
+      </w:r>
+      <w:r>
+        <w:rPr>
+          <w:b w:val="0"/>
+        </w:rPr>
+        <w:t>.</w:t>
+      </w:r>
+    </w:p>
+    <w:p>
+      <w:pPr>
+        <w:spacing w:line="336" w:lineRule="auto" w:after="180"/>
+      </w:pPr>
+      <w:r>
+        <w:rPr>
+          <w:b w:val="0"/>
+        </w:rPr>
+        <w:t xml:space="preserve">Exit: accept a concrete variation with its predicted outcome and a stated condition that would challenge the </w:t>
+      </w:r>
+      <w:r>
+        <w:rPr>
+          <w:b/>
+        </w:rPr>
+        <w:t>mechanism</w:t>
+      </w:r>
+      <w:r>
+        <w:rPr>
+          <w:b w:val="0"/>
+        </w:rPr>
+        <w:t xml:space="preserve">; reject a claim resting on unmeasured </w:t>
+      </w:r>
+      <w:r>
+        <w:rPr>
+          <w:b/>
+        </w:rPr>
+        <w:t>evidence</w:t>
+      </w:r>
+      <w:r>
+        <w:rPr>
+          <w:b w:val="0"/>
+        </w:rPr>
+        <w:t>.</w:t>
+      </w:r>
+    </w:p>
+    <w:p>
+      <w:pPr>
+        <w:spacing w:line="336" w:lineRule="auto" w:after="180"/>
+      </w:pPr>
+      <w:r>
+        <w:rPr>
+          <w:b w:val="0"/>
+        </w:rPr>
+        <w:t xml:space="preserve">After deployment v2 creates schema 2 records; operator proposes </w:t>
+      </w:r>
+      <w:r>
+        <w:rPr>
+          <w:b/>
+        </w:rPr>
+        <w:t>rollback</w:t>
+      </w:r>
+      <w:r>
+        <w:rPr>
+          <w:b w:val="0"/>
+        </w:rPr>
+        <w:t xml:space="preserve"> code alone to v1.</w:t>
+      </w:r>
+    </w:p>
+    <w:p>
+      <w:pPr>
+        <w:spacing w:line="336" w:lineRule="auto" w:after="180"/>
+      </w:pPr>
+      <w:r>
+        <w:rPr>
+          <w:b w:val="0"/>
+        </w:rPr>
+        <w:t xml:space="preserve">Code-only </w:t>
+      </w:r>
+      <w:r>
+        <w:rPr>
+          <w:b/>
+        </w:rPr>
+        <w:t>rollback</w:t>
+      </w:r>
+      <w:r>
+        <w:rPr>
+          <w:b w:val="0"/>
+        </w:rPr>
+        <w:t xml:space="preserve"> is incompatible with stored schema 2. Use the tested recovery plan or compatible migration; preserve data and failure </w:t>
+      </w:r>
+      <w:r>
+        <w:rPr>
+          <w:b/>
+        </w:rPr>
+        <w:t>evidence</w:t>
+      </w:r>
+      <w:r>
+        <w:rPr>
+          <w:b w:val="0"/>
+        </w:rPr>
+        <w:t>.</w:t>
+      </w:r>
+    </w:p>
+    <w:p>
+      <w:pPr>
+        <w:spacing w:line="336" w:lineRule="auto" w:after="180"/>
+      </w:pPr>
+      <w:r>
+        <w:rPr>
+          <w:b w:val="0"/>
+        </w:rPr>
+        <w:t xml:space="preserve">Compare the intermediate </w:t>
+      </w:r>
+      <w:r>
+        <w:rPr>
+          <w:b/>
+        </w:rPr>
+        <w:t>evidence</w:t>
+      </w:r>
+      <w:r>
+        <w:rPr>
+          <w:b w:val="0"/>
+        </w:rPr>
+        <w:t xml:space="preserve"> with the final statement. Explain why each number or decision follows from the stated </w:t>
+      </w:r>
+      <w:r>
+        <w:rPr>
+          <w:b/>
+        </w:rPr>
+        <w:t>input</w:t>
+      </w:r>
+      <w:r>
+        <w:rPr>
+          <w:b w:val="0"/>
+        </w:rPr>
+        <w:t>s.</w:t>
+      </w:r>
+    </w:p>
+    <w:p>
+      <w:pPr>
+        <w:spacing w:line="336" w:lineRule="auto" w:after="180"/>
+      </w:pPr>
+      <w:r>
+        <w:rPr>
+          <w:b w:val="0"/>
+        </w:rPr>
+        <w:t xml:space="preserve">The conclusion belongs to this scenario and procedure; changing the </w:t>
+      </w:r>
+      <w:r>
+        <w:rPr>
+          <w:b/>
+        </w:rPr>
+        <w:t>input</w:t>
+      </w:r>
+      <w:r>
+        <w:rPr>
+          <w:b w:val="0"/>
+        </w:rPr>
+        <w:t>s, evaluation population or authority can change what it establishes. Retain the raw record so a later revision can be compared honestly.</w:t>
+      </w:r>
+    </w:p>
+    <w:p>
+      <w:pPr>
+        <w:pStyle w:val="Heading2"/>
+      </w:pPr>
+      <w:r>
+        <w:t>Gate and dependency probes</w:t>
+      </w:r>
+    </w:p>
+    <w:tbl>
+      <w:tblPr>
+        <w:tblStyle w:val="LightShading-Accent1"/>
+        <w:tblW w:type="auto" w:w="0"/>
+        <w:tblLook w:firstColumn="1" w:firstRow="1" w:lastColumn="0" w:lastRow="0" w:noHBand="0" w:noVBand="1" w:val="04A0"/>
+      </w:tblPr>
+      <w:tblGrid>
+        <w:gridCol w:w="5112"/>
+        <w:gridCol w:w="5112"/>
+      </w:tblGrid>
+      <w:tr>
+        <w:trPr>
+          <w:tblHeader/>
+        </w:trPr>
+        <w:tc>
+          <w:tcPr>
+            <w:tcW w:type="dxa" w:w="5112"/>
+          </w:tcPr>
+          <w:p>
+            <w:r>
+              <w:t>Probe</w:t>
+            </w:r>
+          </w:p>
+        </w:tc>
+        <w:tc>
+          <w:tcPr>
+            <w:tcW w:type="dxa" w:w="5112"/>
+          </w:tcPr>
+          <w:p>
+            <w:r>
+              <w:t>Expected interpretation</w:t>
+            </w:r>
+          </w:p>
+        </w:tc>
+      </w:tr>
+      <w:tr>
+        <w:tc>
+          <w:tcPr>
+            <w:tcW w:type="dxa" w:w="5112"/>
+          </w:tcPr>
+          <w:p>
+            <w:r>
+              <w:t>Old code cannot read new stored schema</w:t>
+            </w:r>
+          </w:p>
+        </w:tc>
+        <w:tc>
+          <w:tcPr>
+            <w:tcW w:type="dxa" w:w="5112"/>
+          </w:tcPr>
+          <w:p>
+            <w:r>
+              <w:t>Block code-only rollback</w:t>
+            </w:r>
+          </w:p>
+        </w:tc>
+      </w:tr>
+      <w:tr>
+        <w:tc>
+          <w:tcPr>
+            <w:tcW w:type="dxa" w:w="5112"/>
+          </w:tcPr>
+          <w:p>
+            <w:r>
+              <w:t>Reader supports all observed schemas</w:t>
+            </w:r>
+          </w:p>
+        </w:tc>
+        <w:tc>
+          <w:tcPr>
+            <w:tcW w:type="dxa" w:w="5112"/>
+          </w:tcPr>
+          <w:p>
+            <w:r>
+              <w:t>Passes that compatibility check only</w:t>
+            </w:r>
+          </w:p>
+        </w:tc>
+      </w:tr>
+      <w:tr>
+        <w:tc>
+          <w:tcPr>
+            <w:tcW w:type="dxa" w:w="5112"/>
+          </w:tcPr>
+          <w:p>
+            <w:r>
+              <w:t>Higher correctness but required privacy failure</w:t>
+            </w:r>
+          </w:p>
+        </w:tc>
+        <w:tc>
+          <w:tcPr>
+            <w:tcW w:type="dxa" w:w="5112"/>
+          </w:tcPr>
+          <w:p>
+            <w:r>
+              <w:t>Release blocked</w:t>
+            </w:r>
+          </w:p>
+        </w:tc>
+      </w:tr>
+      <w:tr>
+        <w:tc>
+          <w:tcPr>
+            <w:tcW w:type="dxa" w:w="5112"/>
+          </w:tcPr>
+          <w:p>
+            <w:r>
+              <w:t>Privacy repair passes one fresh case</w:t>
+            </w:r>
+          </w:p>
+        </w:tc>
+        <w:tc>
+          <w:tcPr>
+            <w:tcW w:type="dxa" w:w="5112"/>
+          </w:tcPr>
+          <w:p>
+            <w:r>
+              <w:t>New scoped evidence; other mandatory conditions still required</w:t>
+            </w:r>
+          </w:p>
+        </w:tc>
+      </w:tr>
+      <w:tr>
+        <w:tc>
+          <w:tcPr>
+            <w:tcW w:type="dxa" w:w="5112"/>
+          </w:tcPr>
+          <w:p>
+            <w:r>
+              <w:t>Missing gate or non-Boolean gate value</w:t>
+            </w:r>
+          </w:p>
+        </w:tc>
+        <w:tc>
+          <w:tcPr>
+            <w:tcW w:type="dxa" w:w="5112"/>
+          </w:tcPr>
+          <w:p>
+            <w:r>
+              <w:t>Reject incomplete decision record</w:t>
+            </w:r>
+          </w:p>
+        </w:tc>
+      </w:tr>
+      <w:tr>
+        <w:tc>
+          <w:tcPr>
+            <w:tcW w:type="dxa" w:w="5112"/>
+          </w:tcPr>
+          <w:p>
+            <w:r>
+              <w:t>All declared fixture gates pass</w:t>
+            </w:r>
+          </w:p>
+        </w:tc>
+        <w:tc>
+          <w:tcPr>
+            <w:tcW w:type="dxa" w:w="5112"/>
+          </w:tcPr>
+          <w:p>
+            <w:r>
+              <w:t>Eligible for review, not automatic deployment or universal assurance</w:t>
+            </w:r>
+          </w:p>
+        </w:tc>
+      </w:tr>
+      <w:tr>
+        <w:tc>
+          <w:tcPr>
+            <w:tcW w:type="dxa" w:w="5112"/>
+          </w:tcPr>
+          <w:p>
+            <w:r>
+              <w:t>Schema migration or adapter proposed</w:t>
+            </w:r>
+          </w:p>
+        </w:tc>
+        <w:tc>
+          <w:tcPr>
+            <w:tcW w:type="dxa" w:w="5112"/>
+          </w:tcPr>
+          <w:p>
+            <w:r>
+              <w:t>Must be separately tested and authorized; not assumed available</w:t>
+            </w:r>
+          </w:p>
+        </w:tc>
+      </w:tr>
+      <w:tr>
+        <w:tc>
+          <w:tcPr>
+            <w:tcW w:type="dxa" w:w="5112"/>
+          </w:tcPr>
+          <w:p>
+            <w:r>
+              <w:t>External action already completed</w:t>
+            </w:r>
+          </w:p>
+        </w:tc>
+        <w:tc>
+          <w:tcPr>
+            <w:tcW w:type="dxa" w:w="5112"/>
+          </w:tcPr>
+          <w:p>
+            <w:r>
+              <w:t>Code rollback does not automatically undo it</w:t>
+            </w:r>
+          </w:p>
+        </w:tc>
+      </w:tr>
+      <w:tr>
+        <w:tc>
+          <w:tcPr>
+            <w:tcW w:type="dxa" w:w="5112"/>
+          </w:tcPr>
+          <w:p>
+            <w:r>
+              <w:t>Old prompt needs fields absent from new corpus</w:t>
+            </w:r>
+          </w:p>
+        </w:tc>
+        <w:tc>
+          <w:tcPr>
+            <w:tcW w:type="dxa" w:w="5112"/>
+          </w:tcPr>
+          <w:p>
+            <w:r>
+              <w:t>Dependency mismatch; restore compatible combination or tested adapter</w:t>
+            </w:r>
+          </w:p>
+        </w:tc>
+      </w:tr>
+    </w:tbl>
+    <w:p>
+      <w:pPr>
+        <w:pStyle w:val="Heading2"/>
+      </w:pPr>
+      <w:r>
+        <w:t>Separate score comparison and repair-evidence scope</w:t>
+      </w:r>
+    </w:p>
+    <w:p>
+      <w:pPr>
+        <w:spacing w:line="336" w:lineRule="auto" w:after="180"/>
+      </w:pPr>
+      <w:r>
+        <w:rPr>
+          <w:b w:val="0"/>
+        </w:rPr>
+        <w:t>A higher score can still block release. Version B is proposed to replace A; every privacy gate is mandatory.</w:t>
+      </w:r>
+    </w:p>
+    <w:p>
+      <w:pPr>
+        <w:spacing w:line="336" w:lineRule="auto" w:after="180"/>
+      </w:pPr>
+      <w:r>
+        <w:rPr>
+          <w:b w:val="0"/>
+        </w:rPr>
+        <w:t>A passes 8/10 correctness cases. B passes 9/10 but fails one mandatory privacy check.</w:t>
+      </w:r>
+    </w:p>
+    <w:p>
+      <w:pPr>
+        <w:spacing w:line="336" w:lineRule="auto" w:after="180"/>
+      </w:pPr>
+      <w:r>
+        <w:rPr>
+          <w:b w:val="0"/>
+        </w:rPr>
+        <w:t>The main rollback example concerns reader compatibility with schema 2. The separate picture compares A and B on ten correctness cases: 8/10 is 80%, 9/10 is 90%, a rise of 10 percentage points. B’s mandatory privacy failure still blocks release.</w:t>
+      </w:r>
+    </w:p>
+    <w:p>
+      <w:pPr>
+        <w:spacing w:line="336" w:lineRule="auto" w:after="180"/>
+      </w:pPr>
+      <w:r>
+        <w:rPr>
+          <w:b w:val="0"/>
+        </w:rPr>
+        <w:t>Repairing B and passing a fresh reserved privacy case adds evidence for that privacy check; it does not prove that every other required check passed or that all privacy risks are resolved. Keep the original failure and the repaired version’s new evidence.</w:t>
+      </w:r>
+    </w:p>
+    <w:p>
+      <w:pPr>
+        <w:spacing w:line="336" w:lineRule="auto" w:after="180"/>
+      </w:pPr>
+      <w:r>
+        <w:rPr>
+          <w:b w:val="0"/>
+        </w:rPr>
+        <w:t>Retaining reviewed A and a documented recovery plan is useful only if its dependencies remain compatible with current stored data; neither rollback nor this picture reverses external effects.</w:t>
+      </w:r>
+    </w:p>
+    <w:p>
+      <w:pPr>
+        <w:pStyle w:val="Heading2"/>
+      </w:pPr>
+      <w:r>
+        <w:t>Picture trace and fresh-privacy qualification</w:t>
+      </w:r>
+    </w:p>
+    <w:p>
+      <w:r>
+        <w:drawing>
+          <wp:inline xmlns:a="http://schemas.openxmlformats.org/drawingml/2006/main" xmlns:pic="http://schemas.openxmlformats.org/drawingml/2006/picture">
+            <wp:extent cx="5486400" cy="3182112"/>
+            <wp:docPr id="1" name="Picture 1" descr="Compute quality: Correctness rises from 80% to 90% on these cases. → Apply privacy gate: The mandatory failure blocks B’s release. → Keep recovery ready: Retain the reviewed A version and documented rollback procedure."/>
+            <wp:cNvGraphicFramePr>
+              <a:graphicFrameLocks noChangeAspect="1"/>
+            </wp:cNvGraphicFramePr>
+            <a:graphic>
+              <a:graphicData uri="http://schemas.openxmlformats.org/drawingml/2006/picture">
+                <pic:pic>
+                  <pic:nvPicPr>
+                    <pic:cNvPr id="0" name="academy-story-ai-6-24-02.png"/>
+                    <pic:cNvPicPr/>
+                  </pic:nvPicPr>
+                  <pic:blipFill>
+                    <a:blip r:embed="rId9"/>
+                    <a:stretch>
+                      <a:fillRect/>
+                    </a:stretch>
+                  </pic:blipFill>
+                  <pic:spPr>
+                    <a:xfrm>
+                      <a:off x="0" y="0"/>
+                      <a:ext cx="5486400" cy="3182112"/>
+                    </a:xfrm>
+                    <a:prstGeom prst="rect"/>
+                  </pic:spPr>
+                </pic:pic>
+              </a:graphicData>
+            </a:graphic>
+          </wp:inline>
+        </w:drawing>
+      </w:r>
+    </w:p>
+    <w:p>
+      <w:pPr>
+        <w:pStyle w:val="Heading3"/>
+      </w:pPr>
+      <w:r>
+        <w:t>Read the picture one step at a time</w:t>
+      </w:r>
+    </w:p>
+    <w:tbl>
+      <w:tblPr>
+        <w:tblStyle w:val="LightShading-Accent1"/>
+        <w:tblW w:type="auto" w:w="0"/>
+        <w:tblLook w:firstColumn="1" w:firstRow="1" w:lastColumn="0" w:lastRow="0" w:noHBand="0" w:noVBand="1" w:val="04A0"/>
+      </w:tblPr>
+      <w:tblGrid>
+        <w:gridCol w:w="5112"/>
+        <w:gridCol w:w="5112"/>
+      </w:tblGrid>
+      <w:tr>
+        <w:trPr>
+          <w:tblHeader/>
+        </w:trPr>
+        <w:tc>
+          <w:tcPr>
+            <w:tcW w:type="dxa" w:w="5112"/>
+          </w:tcPr>
+          <w:p>
+            <w:r>
+              <w:t>Step</w:t>
+            </w:r>
+          </w:p>
+        </w:tc>
+        <w:tc>
+          <w:tcPr>
+            <w:tcW w:type="dxa" w:w="5112"/>
+          </w:tcPr>
+          <w:p>
+            <w:r>
+              <w:t>What happens and why</w:t>
+            </w:r>
+          </w:p>
+        </w:tc>
+      </w:tr>
+      <w:tr>
+        <w:tc>
+          <w:tcPr>
+            <w:tcW w:type="dxa" w:w="5112"/>
+          </w:tcPr>
+          <w:p>
+            <w:r>
+              <w:t>1. Compute quality</w:t>
+            </w:r>
+          </w:p>
+        </w:tc>
+        <w:tc>
+          <w:tcPr>
+            <w:tcW w:type="dxa" w:w="5112"/>
+          </w:tcPr>
+          <w:p>
+            <w:r>
+              <w:t>Correctness rises from 80% to 90% on these cases.</w:t>
+            </w:r>
+          </w:p>
+        </w:tc>
+      </w:tr>
+      <w:tr>
+        <w:tc>
+          <w:tcPr>
+            <w:tcW w:type="dxa" w:w="5112"/>
+          </w:tcPr>
+          <w:p>
+            <w:r>
+              <w:t>2. Apply privacy gate</w:t>
+            </w:r>
+          </w:p>
+        </w:tc>
+        <w:tc>
+          <w:tcPr>
+            <w:tcW w:type="dxa" w:w="5112"/>
+          </w:tcPr>
+          <w:p>
+            <w:r>
+              <w:t>The mandatory failure blocks B’s release.</w:t>
+            </w:r>
+          </w:p>
+        </w:tc>
+      </w:tr>
+      <w:tr>
+        <w:tc>
+          <w:tcPr>
+            <w:tcW w:type="dxa" w:w="5112"/>
+          </w:tcPr>
+          <w:p>
+            <w:r>
+              <w:t>3. Keep recovery ready</w:t>
+            </w:r>
+          </w:p>
+        </w:tc>
+        <w:tc>
+          <w:tcPr>
+            <w:tcW w:type="dxa" w:w="5112"/>
+          </w:tcPr>
+          <w:p>
+            <w:r>
+              <w:t>Retain the reviewed A version and documented rollback procedure.</w:t>
+            </w:r>
+          </w:p>
+        </w:tc>
+      </w:tr>
+    </w:tbl>
+    <w:p>
+      <w:r>
+        <w:t>Match each pictured step to the supplied facts. This is a worked teaching case, not an independent assessment.</w:t>
+      </w:r>
+    </w:p>
+    <w:p>
+      <w:pPr>
+        <w:spacing w:line="336" w:lineRule="auto" w:after="180"/>
+      </w:pPr>
+      <w:r>
+        <w:rPr>
+          <w:b w:val="0"/>
+        </w:rPr>
+        <w:t xml:space="preserve">Release criteria combine benefits and mandatory conditions. </w:t>
+      </w:r>
+      <w:r>
+        <w:rPr>
+          <w:b/>
+        </w:rPr>
+        <w:t>Rollback</w:t>
+      </w:r>
+      <w:r>
+        <w:rPr>
+          <w:b w:val="0"/>
+        </w:rPr>
+        <w:t xml:space="preserve"> requires known versions and compatible data, not an informal promise.</w:t>
+      </w:r>
+    </w:p>
+    <w:p>
+      <w:pPr>
+        <w:spacing w:line="336" w:lineRule="auto" w:after="180"/>
+      </w:pPr>
+      <w:r>
+        <w:rPr>
+          <w:b w:val="0"/>
+        </w:rPr>
+        <w:t>Rolling back code may not reverse earlier external effects or incompatible data changes.</w:t>
+      </w:r>
+    </w:p>
+    <w:p>
+      <w:pPr>
+        <w:spacing w:line="336" w:lineRule="auto" w:after="180"/>
+      </w:pPr>
+      <w:r>
+        <w:rPr>
+          <w:b w:val="0"/>
+        </w:rPr>
+        <w:t>Change: Repair B and pass privacy on a fresh reserved case.</w:t>
+      </w:r>
+    </w:p>
+    <w:p>
+      <w:pPr>
+        <w:spacing w:line="336" w:lineRule="auto" w:after="180"/>
+      </w:pPr>
+      <w:r>
+        <w:rPr>
+          <w:b/>
+        </w:rPr>
+        <w:t>Prediction</w:t>
+      </w:r>
+      <w:r>
+        <w:rPr>
+          <w:b w:val="0"/>
+        </w:rPr>
+        <w:t>: B may enter the remaining gates; one repair does not approve everything.</w:t>
+      </w:r>
+    </w:p>
+    <w:p>
+      <w:pPr>
+        <w:spacing w:line="336" w:lineRule="auto" w:after="180"/>
+      </w:pPr>
+      <w:r>
+        <w:rPr>
+          <w:b w:val="0"/>
+        </w:rPr>
+        <w:t>Reason: All required release conditions still apply.</w:t>
+      </w:r>
+    </w:p>
+    <w:p>
+      <w:pPr>
+        <w:pStyle w:val="Heading2"/>
+      </w:pPr>
+      <w:r>
+        <w:t>Earlier wording, alternatives and picture transcripts · reference / check after trying</w:t>
+      </w:r>
+    </w:p>
+    <w:p>
+      <w:pPr>
+        <w:spacing w:line="336" w:lineRule="auto" w:after="180"/>
+      </w:pPr>
+      <w:r>
+        <w:rPr>
+          <w:b w:val="0"/>
+        </w:rPr>
+        <w:t>Begin by writing the question the procedure is intended to answer. Identify the information already supplied, the information it will produce and the information still missing.</w:t>
+      </w:r>
+    </w:p>
+    <w:p>
+      <w:pPr>
+        <w:spacing w:line="336" w:lineRule="auto" w:after="180"/>
+      </w:pPr>
+      <w:r>
+        <w:rPr>
+          <w:b w:val="0"/>
+        </w:rPr>
+        <w:t>These are constructed classroom examples; they do not require live accounts, private records or an external service. Do not treat a plausible explanation as a measured outcome.</w:t>
       </w:r>
     </w:p>
     <w:p>
@@ -1068,99 +2479,30 @@
         <w:pStyle w:val="Heading3"/>
       </w:pPr>
       <w:r>
-        <w:t>Release and rollback — evidence trace</w:t>
-      </w:r>
-    </w:p>
-    <w:tbl>
-      <w:tblPr>
-        <w:tblStyle w:val="LightShading-Accent1"/>
-        <w:tblW w:type="auto" w:w="0"/>
-        <w:tblLook w:firstColumn="1" w:firstRow="1" w:lastColumn="0" w:lastRow="0" w:noHBand="0" w:noVBand="1" w:val="04A0"/>
-      </w:tblPr>
-      <w:tblGrid>
-        <w:gridCol w:w="3408"/>
-        <w:gridCol w:w="3408"/>
-        <w:gridCol w:w="3408"/>
-      </w:tblGrid>
-      <w:tr>
-        <w:trPr>
-          <w:tblHeader/>
-        </w:trPr>
-        <w:tc>
-          <w:tcPr>
-            <w:tcW w:type="dxa" w:w="3408"/>
-          </w:tcPr>
-          <w:p>
-            <w:r>
-              <w:t>Input and scope</w:t>
-            </w:r>
-          </w:p>
-        </w:tc>
-        <w:tc>
-          <w:tcPr>
-            <w:tcW w:type="dxa" w:w="3408"/>
-          </w:tcPr>
-          <w:p>
-            <w:r>
-              <w:t>Check or calculation</w:t>
-            </w:r>
-          </w:p>
-        </w:tc>
-        <w:tc>
-          <w:tcPr>
-            <w:tcW w:type="dxa" w:w="3408"/>
-          </w:tcPr>
-          <w:p>
-            <w:r>
-              <w:t>Conclusion and limit</w:t>
-            </w:r>
-          </w:p>
-        </w:tc>
-      </w:tr>
-      <w:tr>
-        <w:tc>
-          <w:tcPr>
-            <w:tcW w:type="dxa" w:w="3408"/>
-          </w:tcPr>
-          <w:p>
-            <w:r>
-              <w:t>After deployment v2 creates schema 2 records; operator proposes rollback code alone to v1.</w:t>
-            </w:r>
-          </w:p>
-        </w:tc>
-        <w:tc>
-          <w:tcPr>
-            <w:tcW w:type="dxa" w:w="3408"/>
-          </w:tcPr>
-          <w:p>
-            <w:r>
-              <w:t>Version v2 writes schema 2. Version v1 reads only schema 1. A rollback to v1 after v2 writes data cannot safely proceed without migration or a compatible reader.</w:t>
-            </w:r>
-          </w:p>
-        </w:tc>
-        <w:tc>
-          <w:tcPr>
-            <w:tcW w:type="dxa" w:w="3408"/>
-          </w:tcPr>
-          <w:p>
-            <w:r>
-              <w:t>Code-only rollback is incompatible with stored schema 2. Use the tested recovery plan or compatible migration; preserve data and failure evidence.</w:t>
-            </w:r>
-          </w:p>
-        </w:tc>
-      </w:tr>
-    </w:tbl>
-    <w:p>
-      <w:r>
-        <w:t>The figure connects this chapter's worked input, declared procedure and result. Read the complete worked reasoning for qualifiers and intermediate steps; the abbreviated labels do not replace that reasoning.</w:t>
+        <w:t>Model the reasoning aloud</w:t>
       </w:r>
     </w:p>
     <w:p>
       <w:pPr>
-        <w:pStyle w:val="Heading3"/>
-      </w:pPr>
-      <w:r>
-        <w:t>Explain Release and rollback · 3</w:t>
+        <w:spacing w:line="336" w:lineRule="auto" w:after="180"/>
+      </w:pPr>
+      <w:r>
+        <w:rPr>
+          <w:b w:val="0"/>
+        </w:rPr>
+        <w:t xml:space="preserve">Use the complete worked example below before asking learners to complete W2. Reveal a small part, invite a </w:t>
+      </w:r>
+      <w:r>
+        <w:rPr>
+          <w:b/>
+        </w:rPr>
+        <w:t>prediction</w:t>
+      </w:r>
+      <w:r>
+        <w:rPr>
+          <w:b w:val="0"/>
+        </w:rPr>
+        <w:t>, then explain the deciding step.</w:t>
       </w:r>
     </w:p>
     <w:p>
@@ -1171,267 +2513,7 @@
         <w:rPr>
           <w:b w:val="0"/>
         </w:rPr>
-        <w:t xml:space="preserve">Guided: Code-only </w:t>
-      </w:r>
-      <w:r>
-        <w:rPr>
-          <w:b/>
-        </w:rPr>
-        <w:t>rollback</w:t>
-      </w:r>
-      <w:r>
-        <w:rPr>
-          <w:b w:val="0"/>
-        </w:rPr>
-        <w:t xml:space="preserve"> is incompatible with stored schema 2. Use the tested recovery plan or compatible migration; preserve data and failure </w:t>
-      </w:r>
-      <w:r>
-        <w:rPr>
-          <w:b/>
-        </w:rPr>
-        <w:t>evidence</w:t>
-      </w:r>
-      <w:r>
-        <w:rPr>
-          <w:b w:val="0"/>
-        </w:rPr>
-        <w:t>.</w:t>
-      </w:r>
-    </w:p>
-    <w:p>
-      <w:pPr>
-        <w:spacing w:line="336" w:lineRule="auto" w:after="180"/>
-      </w:pPr>
-      <w:r>
-        <w:rPr>
-          <w:b w:val="0"/>
-        </w:rPr>
-        <w:t xml:space="preserve">Qualification: A </w:t>
-      </w:r>
-      <w:r>
-        <w:rPr>
-          <w:b/>
-        </w:rPr>
-        <w:t>rollback</w:t>
-      </w:r>
-      <w:r>
-        <w:rPr>
-          <w:b w:val="0"/>
-        </w:rPr>
-        <w:t xml:space="preserve"> plan needs testing; an available old binary is not sufficient recovery </w:t>
-      </w:r>
-      <w:r>
-        <w:rPr>
-          <w:b/>
-        </w:rPr>
-        <w:t>evidence</w:t>
-      </w:r>
-      <w:r>
-        <w:rPr>
-          <w:b w:val="0"/>
-        </w:rPr>
-        <w:t>.</w:t>
-      </w:r>
-    </w:p>
-    <w:p>
-      <w:pPr>
-        <w:spacing w:line="336" w:lineRule="auto" w:after="180"/>
-      </w:pPr>
-      <w:r>
-        <w:rPr>
-          <w:b w:val="0"/>
-        </w:rPr>
-        <w:t xml:space="preserve">Exit: accept a concrete variation with its predicted outcome and a stated condition that would challenge the </w:t>
-      </w:r>
-      <w:r>
-        <w:rPr>
-          <w:b/>
-        </w:rPr>
-        <w:t>mechanism</w:t>
-      </w:r>
-      <w:r>
-        <w:rPr>
-          <w:b w:val="0"/>
-        </w:rPr>
-        <w:t xml:space="preserve">; reject a claim resting on unmeasured </w:t>
-      </w:r>
-      <w:r>
-        <w:rPr>
-          <w:b/>
-        </w:rPr>
-        <w:t>evidence</w:t>
-      </w:r>
-      <w:r>
-        <w:rPr>
-          <w:b w:val="0"/>
-        </w:rPr>
-        <w:t>.</w:t>
-      </w:r>
-    </w:p>
-    <w:p>
-      <w:pPr>
-        <w:pStyle w:val="Heading3"/>
-      </w:pPr>
-      <w:r>
-        <w:t>Model the reasoning aloud</w:t>
-      </w:r>
-    </w:p>
-    <w:p>
-      <w:pPr>
-        <w:spacing w:line="336" w:lineRule="auto" w:after="180"/>
-      </w:pPr>
-      <w:r>
-        <w:rPr>
-          <w:b w:val="0"/>
-        </w:rPr>
-        <w:t xml:space="preserve">Use the complete worked example below before asking learners to complete W2. Reveal a small part, invite a </w:t>
-      </w:r>
-      <w:r>
-        <w:rPr>
-          <w:b/>
-        </w:rPr>
-        <w:t>prediction</w:t>
-      </w:r>
-      <w:r>
-        <w:rPr>
-          <w:b w:val="0"/>
-        </w:rPr>
-        <w:t>, then explain the deciding step.</w:t>
-      </w:r>
-    </w:p>
-    <w:p>
-      <w:pPr>
-        <w:spacing w:line="336" w:lineRule="auto" w:after="180"/>
-      </w:pPr>
-      <w:r>
-        <w:rPr>
-          <w:b w:val="0"/>
-        </w:rPr>
         <w:t>These teacher notes contain solutions; do not reveal the independent case answer during modelling.</w:t>
-      </w:r>
-    </w:p>
-    <w:p>
-      <w:pPr>
-        <w:spacing w:line="336" w:lineRule="auto" w:after="180"/>
-      </w:pPr>
-      <w:r>
-        <w:rPr>
-          <w:b w:val="0"/>
-        </w:rPr>
-        <w:t xml:space="preserve">After deployment v2 creates schema 2 records; operator proposes </w:t>
-      </w:r>
-      <w:r>
-        <w:rPr>
-          <w:b/>
-        </w:rPr>
-        <w:t>rollback</w:t>
-      </w:r>
-      <w:r>
-        <w:rPr>
-          <w:b w:val="0"/>
-        </w:rPr>
-        <w:t xml:space="preserve"> code alone to v1.</w:t>
-      </w:r>
-    </w:p>
-    <w:p>
-      <w:pPr>
-        <w:spacing w:line="336" w:lineRule="auto" w:after="180"/>
-      </w:pPr>
-      <w:r>
-        <w:rPr>
-          <w:b w:val="0"/>
-        </w:rPr>
-        <w:t xml:space="preserve">Code-only </w:t>
-      </w:r>
-      <w:r>
-        <w:rPr>
-          <w:b/>
-        </w:rPr>
-        <w:t>rollback</w:t>
-      </w:r>
-      <w:r>
-        <w:rPr>
-          <w:b w:val="0"/>
-        </w:rPr>
-        <w:t xml:space="preserve"> is incompatible with stored schema 2. Use the tested recovery plan or compatible migration; preserve data and failure </w:t>
-      </w:r>
-      <w:r>
-        <w:rPr>
-          <w:b/>
-        </w:rPr>
-        <w:t>evidence</w:t>
-      </w:r>
-      <w:r>
-        <w:rPr>
-          <w:b w:val="0"/>
-        </w:rPr>
-        <w:t>.</w:t>
-      </w:r>
-    </w:p>
-    <w:p>
-      <w:pPr>
-        <w:pStyle w:val="Heading3"/>
-      </w:pPr>
-      <w:r>
-        <w:t>Model the reasoning aloud · 4</w:t>
-      </w:r>
-    </w:p>
-    <w:p>
-      <w:pPr>
-        <w:spacing w:line="336" w:lineRule="auto" w:after="180"/>
-      </w:pPr>
-      <w:r>
-        <w:rPr>
-          <w:b w:val="0"/>
-        </w:rPr>
-        <w:t xml:space="preserve">Compare the intermediate </w:t>
-      </w:r>
-      <w:r>
-        <w:rPr>
-          <w:b/>
-        </w:rPr>
-        <w:t>evidence</w:t>
-      </w:r>
-      <w:r>
-        <w:rPr>
-          <w:b w:val="0"/>
-        </w:rPr>
-        <w:t xml:space="preserve"> with the final statement. Explain why each number or decision follows from the stated </w:t>
-      </w:r>
-      <w:r>
-        <w:rPr>
-          <w:b/>
-        </w:rPr>
-        <w:t>input</w:t>
-      </w:r>
-      <w:r>
-        <w:rPr>
-          <w:b w:val="0"/>
-        </w:rPr>
-        <w:t>s.</w:t>
-      </w:r>
-    </w:p>
-    <w:p>
-      <w:pPr>
-        <w:spacing w:line="336" w:lineRule="auto" w:after="180"/>
-      </w:pPr>
-      <w:r>
-        <w:rPr>
-          <w:b w:val="0"/>
-        </w:rPr>
-        <w:t xml:space="preserve">The conclusion belongs to this scenario and procedure; changing the </w:t>
-      </w:r>
-      <w:r>
-        <w:rPr>
-          <w:b/>
-        </w:rPr>
-        <w:t>input</w:t>
-      </w:r>
-      <w:r>
-        <w:rPr>
-          <w:b w:val="0"/>
-        </w:rPr>
-        <w:t>s, evaluation population or authority can change what it establishes. Retain the raw record so a later revision can be compared honestly.</w:t>
       </w:r>
     </w:p>
     <w:tbl>
@@ -1557,41 +2639,10 @@
     </w:p>
     <w:p>
       <w:pPr>
-        <w:spacing w:line="336" w:lineRule="auto" w:after="180"/>
-      </w:pPr>
-      <w:r>
-        <w:rPr>
-          <w:b w:val="0"/>
-        </w:rPr>
-        <w:t>A higher score can still block release. Version B is proposed to replace A; every privacy gate is mandatory.</w:t>
-      </w:r>
-    </w:p>
-    <w:p>
-      <w:pPr>
         <w:pStyle w:val="Heading3"/>
       </w:pPr>
       <w:r>
         <w:t>The facts we will use</w:t>
-      </w:r>
-    </w:p>
-    <w:p>
-      <w:pPr>
-        <w:pStyle w:val="Heading3"/>
-      </w:pPr>
-      <w:r>
-        <w:t>Supplied facts</w:t>
-      </w:r>
-    </w:p>
-    <w:p>
-      <w:pPr>
-        <w:spacing w:line="336" w:lineRule="auto" w:after="180"/>
-        <w:shd w:fill="F1F6FC"/>
-      </w:pPr>
-      <w:r>
-        <w:rPr>
-          <w:b w:val="0"/>
-        </w:rPr>
-        <w:t>A passes 8/10 correctness cases. B passes 9/10 but fails one mandatory privacy check.</w:t>
       </w:r>
     </w:p>
     <w:p>
@@ -1599,7 +2650,7 @@
         <w:drawing>
           <wp:inline xmlns:a="http://schemas.openxmlformats.org/drawingml/2006/main" xmlns:pic="http://schemas.openxmlformats.org/drawingml/2006/picture">
             <wp:extent cx="5486400" cy="5185229"/>
-            <wp:docPr id="1" name="Picture 1" descr="Release and rollback. Compute quality: Correctness rises from 80% to 90% on these cases.. Apply privacy gate: The mandatory failure blocks B’s release.. Keep recovery ready: Retain the reviewed A version and documented rollback procedure."/>
+            <wp:docPr id="2" name="Picture 2" descr="Release and rollback. Compute quality: Correctness rises from 80% to 90% on these cases.. Apply privacy gate: The mandatory failure blocks B’s release.. Keep recovery ready: Retain the reviewed A version and documented rollback procedure."/>
             <wp:cNvGraphicFramePr>
               <a:graphicFrameLocks noChangeAspect="1"/>
             </wp:cNvGraphicFramePr>
@@ -1611,7 +2662,7 @@
                     <pic:cNvPicPr/>
                   </pic:nvPicPr>
                   <pic:blipFill>
-                    <a:blip r:embed="rId9"/>
+                    <a:blip r:embed="rId10"/>
                     <a:stretch>
                       <a:fillRect/>
                     </a:stretch>
@@ -1635,114 +2686,7 @@
         <w:pStyle w:val="Heading3"/>
       </w:pPr>
       <w:r>
-        <w:t>Read the picture one step at a time</w:t>
-      </w:r>
-    </w:p>
-    <w:tbl>
-      <w:tblPr>
-        <w:tblStyle w:val="LightShading-Accent1"/>
-        <w:tblW w:type="auto" w:w="0"/>
-        <w:tblLook w:firstColumn="1" w:firstRow="1" w:lastColumn="0" w:lastRow="0" w:noHBand="0" w:noVBand="1" w:val="04A0"/>
-      </w:tblPr>
-      <w:tblGrid>
-        <w:gridCol w:w="5112"/>
-        <w:gridCol w:w="5112"/>
-      </w:tblGrid>
-      <w:tr>
-        <w:trPr>
-          <w:tblHeader/>
-        </w:trPr>
-        <w:tc>
-          <w:tcPr>
-            <w:tcW w:type="dxa" w:w="5112"/>
-          </w:tcPr>
-          <w:p>
-            <w:r>
-              <w:t>Step</w:t>
-            </w:r>
-          </w:p>
-        </w:tc>
-        <w:tc>
-          <w:tcPr>
-            <w:tcW w:type="dxa" w:w="5112"/>
-          </w:tcPr>
-          <w:p>
-            <w:r>
-              <w:t>What happens and why</w:t>
-            </w:r>
-          </w:p>
-        </w:tc>
-      </w:tr>
-      <w:tr>
-        <w:tc>
-          <w:tcPr>
-            <w:tcW w:type="dxa" w:w="5112"/>
-          </w:tcPr>
-          <w:p>
-            <w:r>
-              <w:t>1. Compute quality</w:t>
-            </w:r>
-          </w:p>
-        </w:tc>
-        <w:tc>
-          <w:tcPr>
-            <w:tcW w:type="dxa" w:w="5112"/>
-          </w:tcPr>
-          <w:p>
-            <w:r>
-              <w:t>Correctness rises from 80% to 90% on these cases.</w:t>
-            </w:r>
-          </w:p>
-        </w:tc>
-      </w:tr>
-      <w:tr>
-        <w:tc>
-          <w:tcPr>
-            <w:tcW w:type="dxa" w:w="5112"/>
-          </w:tcPr>
-          <w:p>
-            <w:r>
-              <w:t>2. Apply privacy gate</w:t>
-            </w:r>
-          </w:p>
-        </w:tc>
-        <w:tc>
-          <w:tcPr>
-            <w:tcW w:type="dxa" w:w="5112"/>
-          </w:tcPr>
-          <w:p>
-            <w:r>
-              <w:t>The mandatory failure blocks B’s release.</w:t>
-            </w:r>
-          </w:p>
-        </w:tc>
-      </w:tr>
-      <w:tr>
-        <w:tc>
-          <w:tcPr>
-            <w:tcW w:type="dxa" w:w="5112"/>
-          </w:tcPr>
-          <w:p>
-            <w:r>
-              <w:t>3. Keep recovery ready</w:t>
-            </w:r>
-          </w:p>
-        </w:tc>
-        <w:tc>
-          <w:tcPr>
-            <w:tcW w:type="dxa" w:w="5112"/>
-          </w:tcPr>
-          <w:p>
-            <w:r>
-              <w:t>Retain the reviewed A version and documented rollback procedure.</w:t>
-            </w:r>
-          </w:p>
-        </w:tc>
-      </w:tr>
-    </w:tbl>
-    <w:p>
-      <w:r>
-        <w:t>Match each pictured step to the supplied facts. This is a worked teaching case, not an independent assessment.</w:t>
+        <w:t>Why this result follows</w:t>
       </w:r>
     </w:p>
     <w:p>
@@ -1750,7 +2694,7 @@
         <w:pStyle w:val="Heading3"/>
       </w:pPr>
       <w:r>
-        <w:t>Why this result follows</w:t>
+        <w:t>What this example does not establish</w:t>
       </w:r>
     </w:p>
     <w:p>
@@ -1758,149 +2702,216 @@
         <w:pStyle w:val="Heading3"/>
       </w:pPr>
       <w:r>
-        <w:t>Why the result follows</w:t>
+        <w:t>Change one thing in the pictured case</w:t>
       </w:r>
     </w:p>
     <w:p>
       <w:pPr>
-        <w:spacing w:line="336" w:lineRule="auto" w:after="180"/>
-        <w:shd w:fill="F1F6FC"/>
-      </w:pPr>
-      <w:r>
-        <w:rPr>
-          <w:b w:val="0"/>
-        </w:rPr>
-        <w:t xml:space="preserve">Release criteria combine benefits and mandatory conditions. </w:t>
-      </w:r>
-      <w:r>
-        <w:rPr>
-          <w:b/>
-        </w:rPr>
-        <w:t>Rollback</w:t>
-      </w:r>
-      <w:r>
-        <w:rPr>
-          <w:b w:val="0"/>
-        </w:rPr>
-        <w:t xml:space="preserve"> requires known versions and compatible data, not an informal promise.</w:t>
+        <w:pStyle w:val="Heading3"/>
+      </w:pPr>
+      <w:r>
+        <w:t>Ask while showing the picture</w:t>
       </w:r>
     </w:p>
     <w:p>
       <w:pPr>
-        <w:pStyle w:val="Heading3"/>
-      </w:pPr>
-      <w:r>
-        <w:t>What this example does not establish</w:t>
+        <w:spacing w:line="336" w:lineRule="auto" w:after="180"/>
+      </w:pPr>
+      <w:r>
+        <w:rPr>
+          <w:b w:val="0"/>
+        </w:rPr>
+        <w:t xml:space="preserve">Cover the result. Ask learners to name the </w:t>
+      </w:r>
+      <w:r>
+        <w:rPr>
+          <w:b/>
+        </w:rPr>
+        <w:t>input</w:t>
+      </w:r>
+      <w:r>
+        <w:rPr>
+          <w:b w:val="0"/>
+        </w:rPr>
+        <w:t xml:space="preserve">s and predict the next step. Uncover one step, connect the icon to the actual procedure, and explain its </w:t>
+      </w:r>
+      <w:r>
+        <w:rPr>
+          <w:b/>
+        </w:rPr>
+        <w:t>evidence</w:t>
+      </w:r>
+      <w:r>
+        <w:rPr>
+          <w:b w:val="0"/>
+        </w:rPr>
+        <w:t>. Then change the supplied condition and compare.</w:t>
       </w:r>
     </w:p>
     <w:p>
       <w:pPr>
-        <w:pStyle w:val="Heading3"/>
-      </w:pPr>
-      <w:r>
-        <w:t>Keep the stated limit</w:t>
+        <w:spacing w:line="336" w:lineRule="auto" w:after="180"/>
+      </w:pPr>
+      <w:r>
+        <w:rPr>
+          <w:b w:val="0"/>
+        </w:rPr>
+        <w:t>The picture is a representation; it does not document execution of a real AI model.</w:t>
       </w:r>
     </w:p>
     <w:p>
       <w:pPr>
-        <w:spacing w:line="336" w:lineRule="auto" w:after="180"/>
-        <w:shd w:fill="FFF5E6"/>
-      </w:pPr>
-      <w:r>
-        <w:rPr>
-          <w:b w:val="0"/>
-        </w:rPr>
-        <w:t>Rolling back code may not reverse earlier external effects or incompatible data changes.</w:t>
+        <w:pStyle w:val="Heading1"/>
+      </w:pPr>
+      <w:r>
+        <w:t>03. Model a step,then remove help</w:t>
       </w:r>
     </w:p>
     <w:p>
-      <w:pPr>
-        <w:pStyle w:val="Heading3"/>
-      </w:pPr>
-      <w:r>
-        <w:t>Change one thing in the pictured case</w:t>
+      <w:r>
+        <w:t>Collect each learner’s reasoning before showing a key.</w:t>
       </w:r>
     </w:p>
     <w:p>
       <w:pPr>
-        <w:pStyle w:val="Heading3"/>
-      </w:pPr>
-      <w:r>
-        <w:t>Change one thing</w:t>
+        <w:pStyle w:val="Heading2"/>
+      </w:pPr>
+      <w:r>
+        <w:t>Current completion task and checked reasoning</w:t>
       </w:r>
     </w:p>
     <w:p>
       <w:pPr>
         <w:spacing w:line="336" w:lineRule="auto" w:after="180"/>
-        <w:shd w:fill="F5F1FB"/>
       </w:pPr>
       <w:r>
         <w:rPr>
           <w:b w:val="0"/>
         </w:rPr>
-        <w:t>Change: Repair B and pass privacy on a fresh reserved case.</w:t>
+        <w:t xml:space="preserve">Completion task: After deployment v2 creates schema 2 records; operator proposes </w:t>
+      </w:r>
+      <w:r>
+        <w:rPr>
+          <w:b/>
+        </w:rPr>
+        <w:t>rollback</w:t>
+      </w:r>
+      <w:r>
+        <w:rPr>
+          <w:b w:val="0"/>
+        </w:rPr>
+        <w:t xml:space="preserve"> code alone to v1. Show the intermediate steps and give the conclusion with its scope.</w:t>
       </w:r>
     </w:p>
     <w:p>
       <w:pPr>
-        <w:pStyle w:val="Heading3"/>
-      </w:pPr>
-      <w:r>
-        <w:t>Predicted result</w:t>
+        <w:spacing w:line="336" w:lineRule="auto" w:after="180"/>
+      </w:pPr>
+      <w:r>
+        <w:rPr>
+          <w:b w:val="0"/>
+        </w:rPr>
+        <w:t xml:space="preserve">Teacher check: Teacher explanation: Code-only </w:t>
+      </w:r>
+      <w:r>
+        <w:rPr>
+          <w:b/>
+        </w:rPr>
+        <w:t>rollback</w:t>
+      </w:r>
+      <w:r>
+        <w:rPr>
+          <w:b w:val="0"/>
+        </w:rPr>
+        <w:t xml:space="preserve"> is incompatible with stored schema 2. Use the tested recovery plan or compatible migration; preserve data and failure </w:t>
+      </w:r>
+      <w:r>
+        <w:rPr>
+          <w:b/>
+        </w:rPr>
+        <w:t>evidence</w:t>
+      </w:r>
+      <w:r>
+        <w:rPr>
+          <w:b w:val="0"/>
+        </w:rPr>
+        <w:t>.</w:t>
       </w:r>
     </w:p>
     <w:p>
       <w:pPr>
         <w:spacing w:line="336" w:lineRule="auto" w:after="180"/>
-        <w:shd w:fill="F1F6FC"/>
-      </w:pPr>
+      </w:pPr>
+      <w:r>
+        <w:rPr>
+          <w:b w:val="0"/>
+        </w:rPr>
+        <w:t xml:space="preserve">Start by identifying the given </w:t>
+      </w:r>
       <w:r>
         <w:rPr>
           <w:b/>
         </w:rPr>
-        <w:t>Prediction</w:t>
+        <w:t>input</w:t>
       </w:r>
       <w:r>
         <w:rPr>
           <w:b w:val="0"/>
         </w:rPr>
-        <w:t>: B may enter the remaining gates; one repair does not approve everything.</w:t>
+        <w:t>s together. Leave the intermediate steps blank. If needed, model one step, then withdraw that help on the next step. Move to a full trace only when the partial trace is understood.</w:t>
       </w:r>
     </w:p>
     <w:p>
       <w:pPr>
-        <w:pStyle w:val="Heading3"/>
-      </w:pPr>
-      <w:r>
-        <w:t>Why the result follows</w:t>
+        <w:spacing w:line="336" w:lineRule="auto" w:after="180"/>
+      </w:pPr>
+      <w:r>
+        <w:rPr>
+          <w:b w:val="0"/>
+        </w:rPr>
+        <w:t>For partners, alternate explainer and checker; collect a response from every learner before discussion.</w:t>
       </w:r>
     </w:p>
     <w:p>
       <w:pPr>
-        <w:spacing w:line="336" w:lineRule="auto" w:after="180"/>
-        <w:shd w:fill="F1F6FC"/>
-      </w:pPr>
-      <w:r>
-        <w:rPr>
-          <w:b w:val="0"/>
-        </w:rPr>
-        <w:t>Reason: All required release conditions still apply.</w:t>
+        <w:pStyle w:val="Heading2"/>
+      </w:pPr>
+      <w:r>
+        <w:t>Individual misconception check</w:t>
       </w:r>
     </w:p>
     <w:p>
       <w:pPr>
-        <w:pStyle w:val="Heading3"/>
-      </w:pPr>
-      <w:r>
-        <w:t>Ask while showing the picture</w:t>
+        <w:spacing w:line="336" w:lineRule="auto" w:after="180"/>
+      </w:pPr>
+      <w:r>
+        <w:rPr>
+          <w:b w:val="0"/>
+        </w:rPr>
+        <w:t xml:space="preserve">Use the worked case for Release and </w:t>
+      </w:r>
+      <w:r>
+        <w:rPr>
+          <w:b/>
+        </w:rPr>
+        <w:t>rollback</w:t>
+      </w:r>
+      <w:r>
+        <w:rPr>
+          <w:b w:val="0"/>
+        </w:rPr>
+        <w:t>. Proposed explanation: “The worked result establishes every future case”. Decide whether this explanation is supported.</w:t>
       </w:r>
     </w:p>
     <w:p>
       <w:pPr>
-        <w:pStyle w:val="Heading3"/>
-      </w:pPr>
-      <w:r>
-        <w:t>Ask while showing the picture · 5</w:t>
+        <w:spacing w:line="336" w:lineRule="auto" w:after="180"/>
+      </w:pPr>
+      <w:r>
+        <w:rPr>
+          <w:b w:val="0"/>
+        </w:rPr>
+        <w:t>Point to the step or supplied fact that decides; explain your repair if needed.</w:t>
       </w:r>
     </w:p>
     <w:p>
@@ -1911,19 +2922,19 @@
         <w:rPr>
           <w:b w:val="0"/>
         </w:rPr>
-        <w:t xml:space="preserve">Cover the result. Ask learners to name the </w:t>
+        <w:t xml:space="preserve">Expected correction: A </w:t>
       </w:r>
       <w:r>
         <w:rPr>
           <w:b/>
         </w:rPr>
-        <w:t>input</w:t>
+        <w:t>rollback</w:t>
       </w:r>
       <w:r>
         <w:rPr>
           <w:b w:val="0"/>
         </w:rPr>
-        <w:t xml:space="preserve">s and predict the next step. Uncover one step, connect the icon to the actual procedure, and explain its </w:t>
+        <w:t xml:space="preserve"> plan needs testing; an available old binary is not sufficient recovery </w:t>
       </w:r>
       <w:r>
         <w:rPr>
@@ -1935,7 +2946,7 @@
         <w:rPr>
           <w:b w:val="0"/>
         </w:rPr>
-        <w:t>. Then change the supplied condition and compare.</w:t>
+        <w:t>.</w:t>
       </w:r>
     </w:p>
     <w:p>
@@ -1946,20 +2957,214 @@
         <w:rPr>
           <w:b w:val="0"/>
         </w:rPr>
-        <w:t>The picture is a representation; it does not document execution of a real AI model.</w:t>
+        <w:t>Collect explanations, not only yes/no votes. If a misunderstanding is common, re-model the relevant step for the class.</w:t>
       </w:r>
     </w:p>
     <w:p>
       <w:pPr>
-        <w:pStyle w:val="Heading1"/>
-      </w:pPr>
-      <w:r>
-        <w:t>03. Demonstrate and guide practice</w:t>
+        <w:spacing w:line="336" w:lineRule="auto" w:after="180"/>
+      </w:pPr>
+      <w:r>
+        <w:rPr>
+          <w:b w:val="0"/>
+        </w:rPr>
+        <w:t>If it affects a few learners, give a short targeted group explanation while others solve a more demanding variation.</w:t>
       </w:r>
     </w:p>
     <w:p>
-      <w:r>
-        <w:t>Demonstrate Release and rollback, reduce support deliberately and check individual reasoning before discussing answers.</w:t>
+      <w:pPr>
+        <w:pStyle w:val="Heading2"/>
+      </w:pPr>
+      <w:r>
+        <w:t>Pictured reasoning and changed case</w:t>
+      </w:r>
+    </w:p>
+    <w:p>
+      <w:pPr>
+        <w:spacing w:line="336" w:lineRule="auto" w:after="180"/>
+      </w:pPr>
+      <w:r>
+        <w:rPr>
+          <w:b w:val="0"/>
+        </w:rPr>
+        <w:t>Compute A’s and B’s correctness percentages. Why is B still blocked, and does passing a fresh privacy check automatically satisfy every release gate?</w:t>
+      </w:r>
+    </w:p>
+    <w:p>
+      <w:pPr>
+        <w:spacing w:line="336" w:lineRule="auto" w:after="180"/>
+      </w:pPr>
+      <w:r>
+        <w:rPr>
+          <w:b w:val="0"/>
+        </w:rPr>
+        <w:t xml:space="preserve">Correctness rises from </w:t>
+      </w:r>
+      <w:r>
+        <w:rPr>
+          <w:b/>
+        </w:rPr>
+        <w:t>80%</w:t>
+      </w:r>
+      <w:r>
+        <w:rPr>
+          <w:b w:val="0"/>
+        </w:rPr>
+        <w:t xml:space="preserve"> to 90% on these cases. The mandatory failure blocks B’s release. Retain the reviewed A version and documented </w:t>
+      </w:r>
+      <w:r>
+        <w:rPr>
+          <w:b/>
+        </w:rPr>
+        <w:t>rollback</w:t>
+      </w:r>
+      <w:r>
+        <w:rPr>
+          <w:b w:val="0"/>
+        </w:rPr>
+        <w:t xml:space="preserve"> procedure.</w:t>
+      </w:r>
+    </w:p>
+    <w:p>
+      <w:pPr>
+        <w:spacing w:line="336" w:lineRule="auto" w:after="180"/>
+      </w:pPr>
+      <w:r>
+        <w:rPr>
+          <w:b w:val="0"/>
+        </w:rPr>
+        <w:t>Changed case: B may enter the remaining gates; one repair does not approve everything. All required release conditions still apply.</w:t>
+      </w:r>
+    </w:p>
+    <w:p>
+      <w:pPr>
+        <w:spacing w:line="336" w:lineRule="auto" w:after="180"/>
+      </w:pPr>
+      <w:r>
+        <w:rPr>
+          <w:b w:val="0"/>
+        </w:rPr>
+        <w:t>Changed-case reasoning: B may enter the remaining gates; one repair does not approve everything. All required release conditions still apply.</w:t>
+      </w:r>
+    </w:p>
+    <w:p>
+      <w:pPr>
+        <w:spacing w:line="336" w:lineRule="auto" w:after="180"/>
+      </w:pPr>
+      <w:r>
+        <w:rPr>
+          <w:b w:val="0"/>
+        </w:rPr>
+        <w:t xml:space="preserve">Collect each learner’s explanation before discussion. Use the first missing connection between </w:t>
+      </w:r>
+      <w:r>
+        <w:rPr>
+          <w:b/>
+        </w:rPr>
+        <w:t>input</w:t>
+      </w:r>
+      <w:r>
+        <w:rPr>
+          <w:b w:val="0"/>
+        </w:rPr>
+        <w:t xml:space="preserve">, deciding step and result to choose support. This question is worked-case practice, not fresh mastery </w:t>
+      </w:r>
+      <w:r>
+        <w:rPr>
+          <w:b/>
+        </w:rPr>
+        <w:t>evidence</w:t>
+      </w:r>
+      <w:r>
+        <w:rPr>
+          <w:b w:val="0"/>
+        </w:rPr>
+        <w:t>.</w:t>
+      </w:r>
+    </w:p>
+    <w:p>
+      <w:pPr>
+        <w:pStyle w:val="Heading2"/>
+      </w:pPr>
+      <w:r>
+        <w:t>Accessible support and extension</w:t>
+      </w:r>
+    </w:p>
+    <w:p>
+      <w:pPr>
+        <w:spacing w:line="336" w:lineRule="auto" w:after="180"/>
+      </w:pPr>
+      <w:r>
+        <w:rPr>
+          <w:b w:val="0"/>
+        </w:rPr>
+        <w:t xml:space="preserve">Use See how it works and Follow a worked example. Collect a </w:t>
+      </w:r>
+      <w:r>
+        <w:rPr>
+          <w:b/>
+        </w:rPr>
+        <w:t>prediction</w:t>
+      </w:r>
+      <w:r>
+        <w:rPr>
+          <w:b w:val="0"/>
+        </w:rPr>
+        <w:t xml:space="preserve"> before revealing its result; ask the learner to point to each intermediate fact.</w:t>
+      </w:r>
+    </w:p>
+    <w:p>
+      <w:pPr>
+        <w:spacing w:line="336" w:lineRule="auto" w:after="180"/>
+      </w:pPr>
+      <w:r>
+        <w:rPr>
+          <w:b w:val="0"/>
+        </w:rPr>
+        <w:t xml:space="preserve">Provide an </w:t>
+      </w:r>
+      <w:r>
+        <w:rPr>
+          <w:b/>
+        </w:rPr>
+        <w:t>input</w:t>
+      </w:r>
+      <w:r>
+        <w:rPr>
+          <w:b w:val="0"/>
+        </w:rPr>
+        <w:t>/procedure/result/limit frame and a calculator when needed. Ask students to identify the first step before completing the whole trace.</w:t>
+      </w:r>
+    </w:p>
+    <w:p>
+      <w:pPr>
+        <w:spacing w:line="336" w:lineRule="auto" w:after="180"/>
+      </w:pPr>
+      <w:r>
+        <w:rPr>
+          <w:b w:val="0"/>
+        </w:rPr>
+        <w:t xml:space="preserve">Extension: compare two concrete variants of this </w:t>
+      </w:r>
+      <w:r>
+        <w:rPr>
+          <w:b/>
+        </w:rPr>
+        <w:t>mechanism</w:t>
+      </w:r>
+      <w:r>
+        <w:rPr>
+          <w:b w:val="0"/>
+        </w:rPr>
+        <w:t xml:space="preserve"> while holding unrelated conditions fixed; report both successful and unsuccessful outcomes.</w:t>
+      </w:r>
+    </w:p>
+    <w:p>
+      <w:pPr>
+        <w:pStyle w:val="Heading2"/>
+      </w:pPr>
+      <w:r>
+        <w:t>Earlier wording, alternatives and picture transcripts · reference / check after trying</w:t>
       </w:r>
     </w:p>
     <w:tbl>
@@ -2176,71 +3381,26 @@
     </w:tbl>
     <w:p>
       <w:pPr>
-        <w:spacing w:line="336" w:lineRule="auto" w:after="180"/>
-      </w:pPr>
-      <w:r>
-        <w:rPr>
-          <w:b w:val="0"/>
-        </w:rPr>
-        <w:t xml:space="preserve">Use See how it works and Follow a worked example. Collect a </w:t>
-      </w:r>
-      <w:r>
-        <w:rPr>
-          <w:b/>
-        </w:rPr>
-        <w:t>prediction</w:t>
-      </w:r>
-      <w:r>
-        <w:rPr>
-          <w:b w:val="0"/>
-        </w:rPr>
-        <w:t xml:space="preserve"> before revealing its result; ask the learner to point to each intermediate fact.</w:t>
+        <w:pStyle w:val="Heading3"/>
+      </w:pPr>
+      <w:r>
+        <w:t>Reduce help deliberately</w:t>
       </w:r>
     </w:p>
     <w:p>
       <w:pPr>
-        <w:spacing w:line="336" w:lineRule="auto" w:after="180"/>
-      </w:pPr>
-      <w:r>
-        <w:rPr>
-          <w:b w:val="0"/>
-        </w:rPr>
-        <w:t xml:space="preserve">Provide an </w:t>
-      </w:r>
-      <w:r>
-        <w:rPr>
-          <w:b/>
-        </w:rPr>
-        <w:t>input</w:t>
-      </w:r>
-      <w:r>
-        <w:rPr>
-          <w:b w:val="0"/>
-        </w:rPr>
-        <w:t>/procedure/result/limit frame and a calculator when needed. Ask students to identify the first step before completing the whole trace.</w:t>
+        <w:pStyle w:val="Heading3"/>
+      </w:pPr>
+      <w:r>
+        <w:t>Individual reasoning check</w:t>
       </w:r>
     </w:p>
     <w:p>
       <w:pPr>
-        <w:spacing w:line="336" w:lineRule="auto" w:after="180"/>
-      </w:pPr>
-      <w:r>
-        <w:rPr>
-          <w:b w:val="0"/>
-        </w:rPr>
-        <w:t xml:space="preserve">Extension: compare two concrete variants of this </w:t>
-      </w:r>
-      <w:r>
-        <w:rPr>
-          <w:b/>
-        </w:rPr>
-        <w:t>mechanism</w:t>
-      </w:r>
-      <w:r>
-        <w:rPr>
-          <w:b w:val="0"/>
-        </w:rPr>
-        <w:t xml:space="preserve"> while holding unrelated conditions fixed; report both successful and unsuccessful outcomes.</w:t>
+        <w:pStyle w:val="Heading3"/>
+      </w:pPr>
+      <w:r>
+        <w:t>Pictorial practice question</w:t>
       </w:r>
     </w:p>
     <w:p>
@@ -2248,83 +3408,39 @@
         <w:pStyle w:val="Heading3"/>
       </w:pPr>
       <w:r>
-        <w:t>Reduce help deliberately</w:t>
+        <w:t>Reasoned teacher answer</w:t>
       </w:r>
     </w:p>
     <w:p>
       <w:pPr>
-        <w:pStyle w:val="Heading3"/>
-      </w:pPr>
-      <w:r>
-        <w:t>Completion practice</w:t>
+        <w:pStyle w:val="Heading1"/>
+      </w:pPr>
+      <w:r>
+        <w:t>04. Run the complete supplied investigation</w:t>
       </w:r>
     </w:p>
     <w:p>
-      <w:pPr>
-        <w:spacing w:line="336" w:lineRule="auto" w:after="180"/>
-        <w:shd w:fill="F5F1FB"/>
-      </w:pPr>
-      <w:r>
-        <w:rPr>
-          <w:b w:val="0"/>
-        </w:rPr>
-        <w:t xml:space="preserve">Completion task: After deployment v2 creates schema 2 records; operator proposes </w:t>
-      </w:r>
-      <w:r>
-        <w:rPr>
-          <w:b/>
-        </w:rPr>
-        <w:t>rollback</w:t>
-      </w:r>
-      <w:r>
-        <w:rPr>
-          <w:b w:val="0"/>
-        </w:rPr>
-        <w:t xml:space="preserve"> code alone to v1. Show the intermediate steps and give the conclusion with its scope.</w:t>
+      <w:r>
+        <w:t>Separate predictions,actual runs and paper traces.</w:t>
       </w:r>
     </w:p>
     <w:p>
       <w:pPr>
-        <w:pStyle w:val="Heading3"/>
-      </w:pPr>
-      <w:r>
-        <w:t>Reasoning to listen for</w:t>
+        <w:pStyle w:val="Heading2"/>
+      </w:pPr>
+      <w:r>
+        <w:t>Complete inputs,expected results and limits</w:t>
       </w:r>
     </w:p>
     <w:p>
       <w:pPr>
         <w:spacing w:line="336" w:lineRule="auto" w:after="180"/>
-        <w:shd w:fill="F1F6FC"/>
       </w:pPr>
       <w:r>
         <w:rPr>
           <w:b w:val="0"/>
         </w:rPr>
-        <w:t xml:space="preserve">Teacher check: Teacher explanation: Code-only </w:t>
-      </w:r>
-      <w:r>
-        <w:rPr>
-          <w:b/>
-        </w:rPr>
-        <w:t>rollback</w:t>
-      </w:r>
-      <w:r>
-        <w:rPr>
-          <w:b w:val="0"/>
-        </w:rPr>
-        <w:t xml:space="preserve"> is incompatible with stored schema 2. Use the tested recovery plan or compatible migration; preserve data and failure </w:t>
-      </w:r>
-      <w:r>
-        <w:rPr>
-          <w:b/>
-        </w:rPr>
-        <w:t>evidence</w:t>
-      </w:r>
-      <w:r>
-        <w:rPr>
-          <w:b w:val="0"/>
-        </w:rPr>
-        <w:t>.</w:t>
+        <w:t>Main v1 rollback blocks on schema 2. Picture scores are A 80% and B 90%, but B’s privacy failure is mandatory. Privacy repair alone cannot prove other gates passed; all supplied fixture gates passing gives review eligibility only. Selected independent old-prompt/new-corpus case: reverting prompt alone is invalid because required old field names are absent.</w:t>
       </w:r>
     </w:p>
     <w:p>
@@ -2335,38 +3451,50 @@
         <w:rPr>
           <w:b w:val="0"/>
         </w:rPr>
-        <w:t xml:space="preserve">Start by identifying the given </w:t>
-      </w:r>
-      <w:r>
-        <w:rPr>
-          <w:b/>
-        </w:rPr>
-        <w:t>input</w:t>
-      </w:r>
-      <w:r>
-        <w:rPr>
-          <w:b w:val="0"/>
-        </w:rPr>
-        <w:t>s together. Leave the intermediate steps blank. If needed, model one step, then withdraw that help on the next step. Move to a full trace only when the partial trace is understood.</w:t>
+        <w:t>Restore a compatible reviewed combination or use a separately tested adapter and record all dependencies.</w:t>
       </w:r>
     </w:p>
     <w:p>
       <w:pPr>
-        <w:spacing w:line="336" w:lineRule="auto" w:after="180"/>
-      </w:pPr>
-      <w:r>
-        <w:rPr>
-          <w:b w:val="0"/>
-        </w:rPr>
-        <w:t>For partners, alternate explainer and checker; collect a response from every learner before discussion.</w:t>
+        <w:pStyle w:val="Heading2"/>
+      </w:pPr>
+      <w:r>
+        <w:t>Diagnose the current misconceptions</w:t>
       </w:r>
     </w:p>
     <w:p>
       <w:pPr>
-        <w:pStyle w:val="Heading3"/>
-      </w:pPr>
-      <w:r>
-        <w:t>Individual reasoning check</w:t>
+        <w:spacing w:line="336" w:lineRule="auto" w:after="180"/>
+      </w:pPr>
+      <w:r>
+        <w:rPr>
+          <w:b w:val="0"/>
+        </w:rPr>
+        <w:t xml:space="preserve">The worked result establishes every future case: A </w:t>
+      </w:r>
+      <w:r>
+        <w:rPr>
+          <w:b/>
+        </w:rPr>
+        <w:t>rollback</w:t>
+      </w:r>
+      <w:r>
+        <w:rPr>
+          <w:b w:val="0"/>
+        </w:rPr>
+        <w:t xml:space="preserve"> plan needs testing; an available old binary is not sufficient recovery </w:t>
+      </w:r>
+      <w:r>
+        <w:rPr>
+          <w:b/>
+        </w:rPr>
+        <w:t>evidence</w:t>
+      </w:r>
+      <w:r>
+        <w:rPr>
+          <w:b w:val="0"/>
+        </w:rPr>
+        <w:t>.</w:t>
       </w:r>
     </w:p>
     <w:p>
@@ -2377,19 +3505,31 @@
         <w:rPr>
           <w:b w:val="0"/>
         </w:rPr>
-        <w:t xml:space="preserve">Use the worked case for Release and </w:t>
+        <w:t xml:space="preserve">A missing </w:t>
       </w:r>
       <w:r>
         <w:rPr>
           <w:b/>
         </w:rPr>
-        <w:t>rollback</w:t>
+        <w:t>input</w:t>
       </w:r>
       <w:r>
         <w:rPr>
           <w:b w:val="0"/>
         </w:rPr>
-        <w:t>. Proposed explanation: “The worked result establishes every future case”. Decide whether this explanation is supported.</w:t>
+        <w:t xml:space="preserve"> may be replaced without recording the change: A replacement changes the </w:t>
+      </w:r>
+      <w:r>
+        <w:rPr>
+          <w:b/>
+        </w:rPr>
+        <w:t>evidence</w:t>
+      </w:r>
+      <w:r>
+        <w:rPr>
+          <w:b w:val="0"/>
+        </w:rPr>
+        <w:t xml:space="preserve"> or contract. Record the change and its justification; do not silently turn unknown into a measured value.</w:t>
       </w:r>
     </w:p>
     <w:p>
@@ -2400,342 +3540,62 @@
         <w:rPr>
           <w:b w:val="0"/>
         </w:rPr>
-        <w:t>Point to the step or supplied fact that decides; explain your repair if needed.</w:t>
+        <w:t xml:space="preserve">Repeating an assessed case is new independent </w:t>
+      </w:r>
+      <w:r>
+        <w:rPr>
+          <w:b/>
+        </w:rPr>
+        <w:t>evidence</w:t>
+      </w:r>
+      <w:r>
+        <w:rPr>
+          <w:b w:val="0"/>
+        </w:rPr>
+        <w:t>: A replay checks consistency. An example used for feedback or revision cannot later be described as untouched final evaluation.</w:t>
       </w:r>
     </w:p>
     <w:p>
       <w:pPr>
-        <w:pStyle w:val="Heading3"/>
-      </w:pPr>
-      <w:r>
-        <w:t>Expected repair</w:t>
+        <w:spacing w:line="336" w:lineRule="auto" w:after="180"/>
+      </w:pPr>
+      <w:r>
+        <w:rPr>
+          <w:b w:val="0"/>
+        </w:rPr>
+        <w:t xml:space="preserve">Use Run the investigation for the </w:t>
+      </w:r>
+      <w:r>
+        <w:rPr>
+          <w:b/>
+        </w:rPr>
+        <w:t>evidence</w:t>
+      </w:r>
+      <w:r>
+        <w:rPr>
+          <w:b w:val="0"/>
+        </w:rPr>
+        <w:t xml:space="preserve"> ledger. Add a boundary or missing-</w:t>
+      </w:r>
+      <w:r>
+        <w:rPr>
+          <w:b/>
+        </w:rPr>
+        <w:t>input</w:t>
+      </w:r>
+      <w:r>
+        <w:rPr>
+          <w:b w:val="0"/>
+        </w:rPr>
+        <w:t xml:space="preserve"> case and record the expected response before checking. More successful repeats of one case do not establish wider coverage.</w:t>
       </w:r>
     </w:p>
     <w:p>
       <w:pPr>
-        <w:spacing w:line="336" w:lineRule="auto" w:after="180"/>
-        <w:shd w:fill="F1F6FC"/>
-      </w:pPr>
-      <w:r>
-        <w:rPr>
-          <w:b w:val="0"/>
-        </w:rPr>
-        <w:t xml:space="preserve">Expected correction: A </w:t>
-      </w:r>
-      <w:r>
-        <w:rPr>
-          <w:b/>
-        </w:rPr>
-        <w:t>rollback</w:t>
-      </w:r>
-      <w:r>
-        <w:rPr>
-          <w:b w:val="0"/>
-        </w:rPr>
-        <w:t xml:space="preserve"> plan needs testing; an available old binary is not sufficient recovery </w:t>
-      </w:r>
-      <w:r>
-        <w:rPr>
-          <w:b/>
-        </w:rPr>
-        <w:t>evidence</w:t>
-      </w:r>
-      <w:r>
-        <w:rPr>
-          <w:b w:val="0"/>
-        </w:rPr>
-        <w:t>.</w:t>
-      </w:r>
-    </w:p>
-    <w:p>
-      <w:pPr>
-        <w:spacing w:line="336" w:lineRule="auto" w:after="180"/>
-      </w:pPr>
-      <w:r>
-        <w:rPr>
-          <w:b w:val="0"/>
-        </w:rPr>
-        <w:t>Collect explanations, not only yes/no votes. If a misunderstanding is common, re-model the relevant step for the class.</w:t>
-      </w:r>
-    </w:p>
-    <w:p>
-      <w:pPr>
-        <w:spacing w:line="336" w:lineRule="auto" w:after="180"/>
-      </w:pPr>
-      <w:r>
-        <w:rPr>
-          <w:b w:val="0"/>
-        </w:rPr>
-        <w:t>If it affects a few learners, give a short targeted group explanation while others solve a more demanding variation.</w:t>
-      </w:r>
-    </w:p>
-    <w:p>
-      <w:pPr>
-        <w:pStyle w:val="Heading3"/>
-      </w:pPr>
-      <w:r>
-        <w:t>Pictorial practice question</w:t>
-      </w:r>
-    </w:p>
-    <w:p>
-      <w:pPr>
-        <w:spacing w:line="336" w:lineRule="auto" w:after="180"/>
-        <w:shd w:fill="F5F1FB"/>
-      </w:pPr>
-      <w:r>
-        <w:rPr>
-          <w:b w:val="0"/>
-        </w:rPr>
-        <w:t>Compute A’s and B’s correctness percentages. Why is B still blocked, and does passing a fresh privacy check automatically satisfy every release gate?</w:t>
-      </w:r>
-    </w:p>
-    <w:p>
-      <w:pPr>
-        <w:pStyle w:val="Heading3"/>
-      </w:pPr>
-      <w:r>
-        <w:t>Reasoned teacher answer</w:t>
-      </w:r>
-    </w:p>
-    <w:p>
-      <w:pPr>
-        <w:spacing w:line="336" w:lineRule="auto" w:after="180"/>
-      </w:pPr>
-      <w:r>
-        <w:rPr>
-          <w:b w:val="0"/>
-        </w:rPr>
-        <w:t xml:space="preserve">Correctness rises from </w:t>
-      </w:r>
-      <w:r>
-        <w:rPr>
-          <w:b/>
-        </w:rPr>
-        <w:t>80%</w:t>
-      </w:r>
-      <w:r>
-        <w:rPr>
-          <w:b w:val="0"/>
-        </w:rPr>
-        <w:t xml:space="preserve"> to 90% on these cases. The mandatory failure blocks B’s release. Retain the reviewed A version and documented </w:t>
-      </w:r>
-      <w:r>
-        <w:rPr>
-          <w:b/>
-        </w:rPr>
-        <w:t>rollback</w:t>
-      </w:r>
-      <w:r>
-        <w:rPr>
-          <w:b w:val="0"/>
-        </w:rPr>
-        <w:t xml:space="preserve"> procedure.</w:t>
-      </w:r>
-    </w:p>
-    <w:p>
-      <w:pPr>
-        <w:spacing w:line="336" w:lineRule="auto" w:after="180"/>
-      </w:pPr>
-      <w:r>
-        <w:rPr>
-          <w:b w:val="0"/>
-        </w:rPr>
-        <w:t>Changed case: B may enter the remaining gates; one repair does not approve everything. All required release conditions still apply.</w:t>
-      </w:r>
-    </w:p>
-    <w:p>
-      <w:pPr>
-        <w:spacing w:line="336" w:lineRule="auto" w:after="180"/>
-      </w:pPr>
-      <w:r>
-        <w:rPr>
-          <w:b w:val="0"/>
-        </w:rPr>
-        <w:t>Changed-case reasoning: B may enter the remaining gates; one repair does not approve everything. All required release conditions still apply.</w:t>
-      </w:r>
-    </w:p>
-    <w:p>
-      <w:pPr>
-        <w:spacing w:line="336" w:lineRule="auto" w:after="180"/>
-      </w:pPr>
-      <w:r>
-        <w:rPr>
-          <w:b w:val="0"/>
-        </w:rPr>
-        <w:t xml:space="preserve">Collect each learner’s explanation before discussion. Use the first missing connection between </w:t>
-      </w:r>
-      <w:r>
-        <w:rPr>
-          <w:b/>
-        </w:rPr>
-        <w:t>input</w:t>
-      </w:r>
-      <w:r>
-        <w:rPr>
-          <w:b w:val="0"/>
-        </w:rPr>
-        <w:t xml:space="preserve">, deciding step and result to choose support. This question is worked-case practice, not fresh mastery </w:t>
-      </w:r>
-      <w:r>
-        <w:rPr>
-          <w:b/>
-        </w:rPr>
-        <w:t>evidence</w:t>
-      </w:r>
-      <w:r>
-        <w:rPr>
-          <w:b w:val="0"/>
-        </w:rPr>
-        <w:t>.</w:t>
-      </w:r>
-    </w:p>
-    <w:p>
-      <w:pPr>
-        <w:pStyle w:val="Heading1"/>
-      </w:pPr>
-      <w:r>
-        <w:t>04. Run the investigation and diagnose misconceptions</w:t>
-      </w:r>
-    </w:p>
-    <w:p>
-      <w:r>
-        <w:t>Run the Release and rollback investigation and use the first unsupported step to choose a teaching response.</w:t>
-      </w:r>
-    </w:p>
-    <w:p>
-      <w:pPr>
-        <w:spacing w:line="336" w:lineRule="auto" w:after="180"/>
-      </w:pPr>
-      <w:r>
-        <w:rPr>
-          <w:b w:val="0"/>
-        </w:rPr>
-        <w:t xml:space="preserve">The worked result establishes every future case: A </w:t>
-      </w:r>
-      <w:r>
-        <w:rPr>
-          <w:b/>
-        </w:rPr>
-        <w:t>rollback</w:t>
-      </w:r>
-      <w:r>
-        <w:rPr>
-          <w:b w:val="0"/>
-        </w:rPr>
-        <w:t xml:space="preserve"> plan needs testing; an available old binary is not sufficient recovery </w:t>
-      </w:r>
-      <w:r>
-        <w:rPr>
-          <w:b/>
-        </w:rPr>
-        <w:t>evidence</w:t>
-      </w:r>
-      <w:r>
-        <w:rPr>
-          <w:b w:val="0"/>
-        </w:rPr>
-        <w:t>.</w:t>
-      </w:r>
-    </w:p>
-    <w:p>
-      <w:pPr>
-        <w:spacing w:line="336" w:lineRule="auto" w:after="180"/>
-      </w:pPr>
-      <w:r>
-        <w:rPr>
-          <w:b w:val="0"/>
-        </w:rPr>
-        <w:t xml:space="preserve">A missing </w:t>
-      </w:r>
-      <w:r>
-        <w:rPr>
-          <w:b/>
-        </w:rPr>
-        <w:t>input</w:t>
-      </w:r>
-      <w:r>
-        <w:rPr>
-          <w:b w:val="0"/>
-        </w:rPr>
-        <w:t xml:space="preserve"> may be replaced without recording the change: A replacement changes the </w:t>
-      </w:r>
-      <w:r>
-        <w:rPr>
-          <w:b/>
-        </w:rPr>
-        <w:t>evidence</w:t>
-      </w:r>
-      <w:r>
-        <w:rPr>
-          <w:b w:val="0"/>
-        </w:rPr>
-        <w:t xml:space="preserve"> or contract. Record the change and its justification; do not silently turn unknown into a measured value.</w:t>
-      </w:r>
-    </w:p>
-    <w:p>
-      <w:pPr>
-        <w:spacing w:line="336" w:lineRule="auto" w:after="180"/>
-      </w:pPr>
-      <w:r>
-        <w:rPr>
-          <w:b w:val="0"/>
-        </w:rPr>
-        <w:t xml:space="preserve">Repeating an assessed case is new independent </w:t>
-      </w:r>
-      <w:r>
-        <w:rPr>
-          <w:b/>
-        </w:rPr>
-        <w:t>evidence</w:t>
-      </w:r>
-      <w:r>
-        <w:rPr>
-          <w:b w:val="0"/>
-        </w:rPr>
-        <w:t>: A replay checks consistency. An example used for feedback or revision cannot later be described as untouched final evaluation.</w:t>
-      </w:r>
-    </w:p>
-    <w:p>
-      <w:pPr>
-        <w:spacing w:line="336" w:lineRule="auto" w:after="180"/>
-      </w:pPr>
-      <w:r>
-        <w:rPr>
-          <w:b w:val="0"/>
-        </w:rPr>
-        <w:t xml:space="preserve">Use Run the investigation for the </w:t>
-      </w:r>
-      <w:r>
-        <w:rPr>
-          <w:b/>
-        </w:rPr>
-        <w:t>evidence</w:t>
-      </w:r>
-      <w:r>
-        <w:rPr>
-          <w:b w:val="0"/>
-        </w:rPr>
-        <w:t xml:space="preserve"> ledger. Add a boundary or missing-</w:t>
-      </w:r>
-      <w:r>
-        <w:rPr>
-          <w:b/>
-        </w:rPr>
-        <w:t>input</w:t>
-      </w:r>
-      <w:r>
-        <w:rPr>
-          <w:b w:val="0"/>
-        </w:rPr>
-        <w:t xml:space="preserve"> case and record the expected response before checking. More successful repeats of one case do not establish wider coverage.</w:t>
-      </w:r>
-    </w:p>
-    <w:p>
-      <w:pPr>
-        <w:pStyle w:val="Heading3"/>
-      </w:pPr>
-      <w:r>
-        <w:t>Match the support to the first error</w:t>
+        <w:pStyle w:val="Heading2"/>
+      </w:pPr>
+      <w:r>
+        <w:t>Choose accessible support</w:t>
       </w:r>
     </w:p>
     <w:tbl>
@@ -2908,93 +3768,39 @@
     </w:p>
     <w:p>
       <w:pPr>
-        <w:pStyle w:val="Heading1"/>
-      </w:pPr>
-      <w:r>
-        <w:t>05. Assess and explain the answers</w:t>
+        <w:pStyle w:val="Heading2"/>
+      </w:pPr>
+      <w:r>
+        <w:t>Earlier wording, alternatives and picture transcripts · reference / check after trying</w:t>
       </w:r>
     </w:p>
     <w:p>
-      <w:r>
-        <w:t>Use the Release and rollback questions, teacher keys and criteria after the relevant attempts. Previously discussed cases are practice; protect the separately selected independent task.</w:t>
+      <w:pPr>
+        <w:pStyle w:val="Heading3"/>
+      </w:pPr>
+      <w:r>
+        <w:t>Match the support to the first error</w:t>
       </w:r>
     </w:p>
     <w:p>
       <w:pPr>
-        <w:pStyle w:val="Heading3"/>
-      </w:pPr>
-      <w:r>
-        <w:t>Guided and exit questions</w:t>
+        <w:pStyle w:val="Heading1"/>
+      </w:pPr>
+      <w:r>
+        <w:t>05. Assess the new service scenario</w:t>
       </w:r>
     </w:p>
     <w:p>
-      <w:pPr>
-        <w:spacing w:line="336" w:lineRule="auto" w:after="180"/>
-      </w:pPr>
-      <w:r>
-        <w:rPr>
-          <w:b w:val="0"/>
-        </w:rPr>
-        <w:t xml:space="preserve">Guided: Code-only </w:t>
-      </w:r>
-      <w:r>
-        <w:rPr>
-          <w:b/>
-        </w:rPr>
-        <w:t>rollback</w:t>
-      </w:r>
-      <w:r>
-        <w:rPr>
-          <w:b w:val="0"/>
-        </w:rPr>
-        <w:t xml:space="preserve"> is incompatible with stored schema 2. Use the tested recovery plan or compatible migration; preserve data and failure </w:t>
-      </w:r>
-      <w:r>
-        <w:rPr>
-          <w:b/>
-        </w:rPr>
-        <w:t>evidence</w:t>
-      </w:r>
-      <w:r>
-        <w:rPr>
-          <w:b w:val="0"/>
-        </w:rPr>
-        <w:t>.</w:t>
+      <w:r>
+        <w:t>Keep the selected answer private until after a first attempt.</w:t>
       </w:r>
     </w:p>
     <w:p>
       <w:pPr>
-        <w:spacing w:line="336" w:lineRule="auto" w:after="180"/>
-      </w:pPr>
-      <w:r>
-        <w:rPr>
-          <w:b w:val="0"/>
-        </w:rPr>
-        <w:t xml:space="preserve">Qualification: A </w:t>
-      </w:r>
-      <w:r>
-        <w:rPr>
-          <w:b/>
-        </w:rPr>
-        <w:t>rollback</w:t>
-      </w:r>
-      <w:r>
-        <w:rPr>
-          <w:b w:val="0"/>
-        </w:rPr>
-        <w:t xml:space="preserve"> plan needs testing; an available old binary is not sufficient recovery </w:t>
-      </w:r>
-      <w:r>
-        <w:rPr>
-          <w:b/>
-        </w:rPr>
-        <w:t>evidence</w:t>
-      </w:r>
-      <w:r>
-        <w:rPr>
-          <w:b w:val="0"/>
-        </w:rPr>
-        <w:t>.</w:t>
+        <w:pStyle w:val="Heading2"/>
+      </w:pPr>
+      <w:r>
+        <w:t>Selected independent task and checked answer</w:t>
       </w:r>
     </w:p>
     <w:p>
@@ -3005,739 +3811,38 @@
         <w:rPr>
           <w:b w:val="0"/>
         </w:rPr>
-        <w:t xml:space="preserve">Exit: accept a concrete variation with its predicted outcome and a stated condition that would challenge the </w:t>
-      </w:r>
-      <w:r>
-        <w:rPr>
-          <w:b/>
-        </w:rPr>
-        <w:t>mechanism</w:t>
-      </w:r>
-      <w:r>
-        <w:rPr>
-          <w:b w:val="0"/>
-        </w:rPr>
-        <w:t xml:space="preserve">; reject a claim resting on unmeasured </w:t>
-      </w:r>
-      <w:r>
-        <w:rPr>
-          <w:b/>
-        </w:rPr>
-        <w:t>evidence</w:t>
-      </w:r>
-      <w:r>
-        <w:rPr>
-          <w:b w:val="0"/>
-        </w:rPr>
-        <w:t>.</w:t>
+        <w:t>Selected case: New release changes corpus and prompt. Old prompt requires old field names absent from the new corpus. Is reverting prompt alone valid?</w:t>
       </w:r>
     </w:p>
     <w:p>
       <w:pPr>
-        <w:pStyle w:val="Heading3"/>
-      </w:pPr>
-      <w:r>
-        <w:t>W1 Explain the mechanism</w:t>
+        <w:spacing w:line="336" w:lineRule="auto" w:after="180"/>
+      </w:pPr>
+      <w:r>
+        <w:rPr>
+          <w:b w:val="0"/>
+        </w:rPr>
+        <w:t xml:space="preserve">Teacher explanation: No. </w:t>
+      </w:r>
+      <w:r>
+        <w:rPr>
+          <w:b/>
+        </w:rPr>
+        <w:t>Rollback</w:t>
+      </w:r>
+      <w:r>
+        <w:rPr>
+          <w:b w:val="0"/>
+        </w:rPr>
+        <w:t xml:space="preserve"> must restore a compatible combination or use a tested adapter. Record all version dependencies.</w:t>
       </w:r>
     </w:p>
     <w:p>
       <w:pPr>
-        <w:pStyle w:val="Heading3"/>
-      </w:pPr>
-      <w:r>
-        <w:t>Workbook question · W1</w:t>
-      </w:r>
-    </w:p>
-    <w:p>
-      <w:pPr>
-        <w:spacing w:line="336" w:lineRule="auto" w:after="180"/>
-        <w:shd w:fill="F5F1FB"/>
-      </w:pPr>
-      <w:r>
-        <w:rPr>
-          <w:b w:val="0"/>
-        </w:rPr>
-        <w:t xml:space="preserve">Explain the weekly </w:t>
-      </w:r>
-      <w:r>
-        <w:rPr>
-          <w:b/>
-        </w:rPr>
-        <w:t>mechanism</w:t>
-      </w:r>
-      <w:r>
-        <w:rPr>
-          <w:b w:val="0"/>
-        </w:rPr>
-        <w:t xml:space="preserve"> in your own words. Use the worked scenario to name its </w:t>
-      </w:r>
-      <w:r>
-        <w:rPr>
-          <w:b/>
-        </w:rPr>
-        <w:t>input</w:t>
-      </w:r>
-      <w:r>
-        <w:rPr>
-          <w:b w:val="0"/>
-        </w:rPr>
-        <w:t xml:space="preserve">, decision rule and </w:t>
-      </w:r>
-      <w:r>
-        <w:rPr>
-          <w:b/>
-        </w:rPr>
-        <w:t>output</w:t>
-      </w:r>
-      <w:r>
-        <w:rPr>
-          <w:b w:val="0"/>
-        </w:rPr>
-        <w:t>.</w:t>
-      </w:r>
-    </w:p>
-    <w:p>
-      <w:pPr>
-        <w:pStyle w:val="Heading3"/>
-      </w:pPr>
-      <w:r>
-        <w:t>Teacher reasoning · W1</w:t>
-      </w:r>
-    </w:p>
-    <w:p>
-      <w:pPr>
-        <w:spacing w:line="336" w:lineRule="auto" w:after="180"/>
-        <w:shd w:fill="F1F6FC"/>
-      </w:pPr>
-      <w:r>
-        <w:rPr>
-          <w:b w:val="0"/>
-        </w:rPr>
-        <w:t xml:space="preserve">Teacher explanation: Release records bind code, configuration, data schema and evaluation </w:t>
-      </w:r>
-      <w:r>
-        <w:rPr>
-          <w:b/>
-        </w:rPr>
-        <w:t>evidence</w:t>
-      </w:r>
-      <w:r>
-        <w:rPr>
-          <w:b w:val="0"/>
-        </w:rPr>
-        <w:t xml:space="preserve">. </w:t>
-      </w:r>
-      <w:r>
-        <w:rPr>
-          <w:b/>
-        </w:rPr>
-        <w:t>Rollback</w:t>
-      </w:r>
-      <w:r>
-        <w:rPr>
-          <w:b w:val="0"/>
-        </w:rPr>
-        <w:t xml:space="preserve"> requires </w:t>
-      </w:r>
-      <w:r>
-        <w:rPr>
-          <w:b/>
-        </w:rPr>
-        <w:t>compatibility</w:t>
-      </w:r>
-      <w:r>
-        <w:rPr>
-          <w:b w:val="0"/>
-        </w:rPr>
-        <w:t xml:space="preserve"> with the current stored data. Version v2 writes schema 2. Version v1 reads only schema 1.</w:t>
-      </w:r>
-    </w:p>
-    <w:p>
-      <w:pPr>
-        <w:spacing w:line="336" w:lineRule="auto" w:after="180"/>
-        <w:shd w:fill="F1F6FC"/>
-      </w:pPr>
-      <w:r>
-        <w:rPr>
-          <w:b w:val="0"/>
-        </w:rPr>
-        <w:t xml:space="preserve">A </w:t>
-      </w:r>
-      <w:r>
-        <w:rPr>
-          <w:b/>
-        </w:rPr>
-        <w:t>rollback</w:t>
-      </w:r>
-      <w:r>
-        <w:rPr>
-          <w:b w:val="0"/>
-        </w:rPr>
-        <w:t xml:space="preserve"> to v1 after v2 writes data cannot safely proceed without migration or a compatible reader.</w:t>
-      </w:r>
-    </w:p>
-    <w:p>
-      <w:pPr>
-        <w:pStyle w:val="Heading3"/>
-      </w:pPr>
-      <w:r>
-        <w:t>W2 Trace the worked case</w:t>
-      </w:r>
-    </w:p>
-    <w:p>
-      <w:pPr>
-        <w:pStyle w:val="Heading3"/>
-      </w:pPr>
-      <w:r>
-        <w:t>Workbook question · W2</w:t>
-      </w:r>
-    </w:p>
-    <w:p>
-      <w:pPr>
-        <w:spacing w:line="336" w:lineRule="auto" w:after="180"/>
-        <w:shd w:fill="F5F1FB"/>
-      </w:pPr>
-      <w:r>
-        <w:rPr>
-          <w:b w:val="0"/>
-        </w:rPr>
-        <w:t xml:space="preserve">After deployment v2 creates schema 2 records; operator proposes </w:t>
-      </w:r>
-      <w:r>
-        <w:rPr>
-          <w:b/>
-        </w:rPr>
-        <w:t>rollback</w:t>
-      </w:r>
-      <w:r>
-        <w:rPr>
-          <w:b w:val="0"/>
-        </w:rPr>
-        <w:t xml:space="preserve"> code alone to v1. Show the intermediate steps and give the conclusion with its scope.</w:t>
-      </w:r>
-    </w:p>
-    <w:p>
-      <w:pPr>
-        <w:pStyle w:val="Heading3"/>
-      </w:pPr>
-      <w:r>
-        <w:t>Teacher reasoning · W2</w:t>
-      </w:r>
-    </w:p>
-    <w:p>
-      <w:pPr>
-        <w:spacing w:line="336" w:lineRule="auto" w:after="180"/>
-        <w:shd w:fill="F1F6FC"/>
-      </w:pPr>
-      <w:r>
-        <w:rPr>
-          <w:b w:val="0"/>
-        </w:rPr>
-        <w:t xml:space="preserve">Teacher explanation: Code-only </w:t>
-      </w:r>
-      <w:r>
-        <w:rPr>
-          <w:b/>
-        </w:rPr>
-        <w:t>rollback</w:t>
-      </w:r>
-      <w:r>
-        <w:rPr>
-          <w:b w:val="0"/>
-        </w:rPr>
-        <w:t xml:space="preserve"> is incompatible with stored schema 2. Use the tested recovery plan or compatible migration; preserve data and failure </w:t>
-      </w:r>
-      <w:r>
-        <w:rPr>
-          <w:b/>
-        </w:rPr>
-        <w:t>evidence</w:t>
-      </w:r>
-      <w:r>
-        <w:rPr>
-          <w:b w:val="0"/>
-        </w:rPr>
-        <w:t>.</w:t>
-      </w:r>
-    </w:p>
-    <w:p>
-      <w:pPr>
-        <w:pStyle w:val="Heading3"/>
-      </w:pPr>
-      <w:r>
-        <w:t>W3 Audit the limit</w:t>
-      </w:r>
-    </w:p>
-    <w:p>
-      <w:pPr>
-        <w:pStyle w:val="Heading3"/>
-      </w:pPr>
-      <w:r>
-        <w:t>Workbook question · W3</w:t>
-      </w:r>
-    </w:p>
-    <w:p>
-      <w:pPr>
-        <w:spacing w:line="336" w:lineRule="auto" w:after="180"/>
-        <w:shd w:fill="F5F1FB"/>
-      </w:pPr>
-      <w:r>
-        <w:rPr>
-          <w:b w:val="0"/>
-        </w:rPr>
-        <w:t xml:space="preserve">A report omits this qualification: A </w:t>
-      </w:r>
-      <w:r>
-        <w:rPr>
-          <w:b/>
-        </w:rPr>
-        <w:t>rollback</w:t>
-      </w:r>
-      <w:r>
-        <w:rPr>
-          <w:b w:val="0"/>
-        </w:rPr>
-        <w:t xml:space="preserve"> plan needs testing; an available old binary is not sufficient recovery </w:t>
-      </w:r>
-      <w:r>
-        <w:rPr>
-          <w:b/>
-        </w:rPr>
-        <w:t>evidence</w:t>
-      </w:r>
-      <w:r>
-        <w:rPr>
-          <w:b w:val="0"/>
-        </w:rPr>
-        <w:t>. Explain how omitting it could change a reader's interpretation, and write an accurate replacement.</w:t>
-      </w:r>
-    </w:p>
-    <w:p>
-      <w:pPr>
-        <w:pStyle w:val="Heading3"/>
-      </w:pPr>
-      <w:r>
-        <w:t>Teacher reasoning · W3</w:t>
-      </w:r>
-    </w:p>
-    <w:p>
-      <w:pPr>
-        <w:spacing w:line="336" w:lineRule="auto" w:after="180"/>
-        <w:shd w:fill="F1F6FC"/>
-      </w:pPr>
-      <w:r>
-        <w:rPr>
-          <w:b w:val="0"/>
-        </w:rPr>
-        <w:t xml:space="preserve">Teacher explanation: A </w:t>
-      </w:r>
-      <w:r>
-        <w:rPr>
-          <w:b/>
-        </w:rPr>
-        <w:t>rollback</w:t>
-      </w:r>
-      <w:r>
-        <w:rPr>
-          <w:b w:val="0"/>
-        </w:rPr>
-        <w:t xml:space="preserve"> plan needs testing; an available old binary is not sufficient recovery </w:t>
-      </w:r>
-      <w:r>
-        <w:rPr>
-          <w:b/>
-        </w:rPr>
-        <w:t>evidence</w:t>
-      </w:r>
-      <w:r>
-        <w:rPr>
-          <w:b w:val="0"/>
-        </w:rPr>
-        <w:t>.</w:t>
-      </w:r>
-    </w:p>
-    <w:p>
-      <w:pPr>
-        <w:spacing w:line="336" w:lineRule="auto" w:after="180"/>
-        <w:shd w:fill="F1F6FC"/>
-      </w:pPr>
-      <w:r>
-        <w:rPr>
-          <w:b w:val="0"/>
-        </w:rPr>
-        <w:t xml:space="preserve">State the observed result separately from the unverified or out-of-scope claim; preserve the original </w:t>
-      </w:r>
-      <w:r>
-        <w:rPr>
-          <w:b/>
-        </w:rPr>
-        <w:t>evidence</w:t>
-      </w:r>
-      <w:r>
-        <w:rPr>
-          <w:b w:val="0"/>
-        </w:rPr>
-        <w:t xml:space="preserve"> rather than inventing a missing fact.</w:t>
-      </w:r>
-    </w:p>
-    <w:p>
-      <w:pPr>
-        <w:pStyle w:val="Heading3"/>
-      </w:pPr>
-      <w:r>
-        <w:t>W4 Apply a new case independently</w:t>
-      </w:r>
-    </w:p>
-    <w:p>
-      <w:pPr>
-        <w:pStyle w:val="Heading3"/>
-      </w:pPr>
-      <w:r>
-        <w:t>Workbook question · W4</w:t>
-      </w:r>
-    </w:p>
-    <w:p>
-      <w:pPr>
-        <w:spacing w:line="336" w:lineRule="auto" w:after="180"/>
-        <w:shd w:fill="F5F1FB"/>
-      </w:pPr>
-      <w:r>
-        <w:rPr>
-          <w:b w:val="0"/>
-        </w:rPr>
-        <w:t>New release changes corpus and prompt. Old prompt requires old field names absent from the new corpus. Is reverting prompt alone valid?</w:t>
-      </w:r>
-    </w:p>
-    <w:p>
-      <w:pPr>
-        <w:pStyle w:val="Heading3"/>
-      </w:pPr>
-      <w:r>
-        <w:t>Teacher reasoning · W4</w:t>
-      </w:r>
-    </w:p>
-    <w:p>
-      <w:pPr>
-        <w:spacing w:line="336" w:lineRule="auto" w:after="180"/>
-        <w:shd w:fill="F1F6FC"/>
-      </w:pPr>
-      <w:r>
-        <w:rPr>
-          <w:b w:val="0"/>
-        </w:rPr>
-        <w:t xml:space="preserve">Teacher explanation: No. </w:t>
-      </w:r>
-      <w:r>
-        <w:rPr>
-          <w:b/>
-        </w:rPr>
-        <w:t>Rollback</w:t>
-      </w:r>
-      <w:r>
-        <w:rPr>
-          <w:b w:val="0"/>
-        </w:rPr>
-        <w:t xml:space="preserve"> must restore a compatible combination or use a tested adapter. Record all version dependencies.</w:t>
-      </w:r>
-    </w:p>
-    <w:p>
-      <w:pPr>
-        <w:pStyle w:val="Heading3"/>
-      </w:pPr>
-      <w:r>
-        <w:t>W5 Design a revealing follow-up</w:t>
-      </w:r>
-    </w:p>
-    <w:p>
-      <w:pPr>
-        <w:pStyle w:val="Heading3"/>
-      </w:pPr>
-      <w:r>
-        <w:t>Workbook question · W5</w:t>
-      </w:r>
-    </w:p>
-    <w:p>
-      <w:pPr>
-        <w:spacing w:line="336" w:lineRule="auto" w:after="180"/>
-        <w:shd w:fill="F5F1FB"/>
-      </w:pPr>
-      <w:r>
-        <w:rPr>
-          <w:b w:val="0"/>
-        </w:rPr>
-        <w:t>For the worked scenario, propose one additional case that could reveal a failure, describe its expected outcome before running it, and explain what would need to remain fixed for a fair comparison.</w:t>
-      </w:r>
-    </w:p>
-    <w:p>
-      <w:pPr>
-        <w:spacing w:line="336" w:lineRule="auto" w:after="180"/>
-        <w:shd w:fill="F5F1FB"/>
-      </w:pPr>
-      <w:r>
-        <w:rPr>
-          <w:b w:val="0"/>
-        </w:rPr>
-        <w:t>Do not reuse W4 as a new final test after receiving feedback.</w:t>
-      </w:r>
-    </w:p>
-    <w:p>
-      <w:pPr>
-        <w:pStyle w:val="Heading3"/>
-      </w:pPr>
-      <w:r>
-        <w:t>Teacher reasoning · W5</w:t>
-      </w:r>
-    </w:p>
-    <w:p>
-      <w:pPr>
-        <w:spacing w:line="336" w:lineRule="auto" w:after="180"/>
-        <w:shd w:fill="F1F6FC"/>
-      </w:pPr>
-      <w:r>
-        <w:rPr>
-          <w:b w:val="0"/>
-        </w:rPr>
-        <w:t xml:space="preserve">Teacher explanation: Accept a concrete variant of the worked </w:t>
-      </w:r>
-      <w:r>
-        <w:rPr>
-          <w:b/>
-        </w:rPr>
-        <w:t>input</w:t>
-      </w:r>
-      <w:r>
-        <w:rPr>
-          <w:b w:val="0"/>
-        </w:rPr>
-        <w:t xml:space="preserve"> or a missing/conflicting/boundary condition, with an expectation derived from the declared procedure.</w:t>
-      </w:r>
-    </w:p>
-    <w:p>
-      <w:pPr>
-        <w:spacing w:line="336" w:lineRule="auto" w:after="180"/>
-        <w:shd w:fill="F1F6FC"/>
-      </w:pPr>
-      <w:r>
-        <w:rPr>
-          <w:b w:val="0"/>
-        </w:rPr>
-        <w:t xml:space="preserve">Require preserved settings, original </w:t>
-      </w:r>
-      <w:r>
-        <w:rPr>
-          <w:b/>
-        </w:rPr>
-        <w:t>output</w:t>
-      </w:r>
-      <w:r>
-        <w:rPr>
-          <w:b w:val="0"/>
-        </w:rPr>
-        <w:t xml:space="preserve">s and data roles. A </w:t>
-      </w:r>
-      <w:r>
-        <w:rPr>
-          <w:b/>
-        </w:rPr>
-        <w:t>rollback</w:t>
-      </w:r>
-      <w:r>
-        <w:rPr>
-          <w:b w:val="0"/>
-        </w:rPr>
-        <w:t xml:space="preserve"> plan needs testing; an available old binary is not sufficient recovery </w:t>
-      </w:r>
-      <w:r>
-        <w:rPr>
-          <w:b/>
-        </w:rPr>
-        <w:t>evidence</w:t>
-      </w:r>
-      <w:r>
-        <w:rPr>
-          <w:b w:val="0"/>
-        </w:rPr>
-        <w:t>.</w:t>
-      </w:r>
-    </w:p>
-    <w:p>
-      <w:pPr>
-        <w:spacing w:line="336" w:lineRule="auto" w:after="180"/>
-        <w:shd w:fill="F1F6FC"/>
-      </w:pPr>
-      <w:r>
-        <w:rPr>
-          <w:b w:val="0"/>
-        </w:rPr>
-        <w:t xml:space="preserve">The new case should test this particular </w:t>
-      </w:r>
-      <w:r>
-        <w:rPr>
-          <w:b/>
-        </w:rPr>
-        <w:t>mechanism</w:t>
-      </w:r>
-      <w:r>
-        <w:rPr>
-          <w:b w:val="0"/>
-        </w:rPr>
-        <w:t xml:space="preserve"> rather than merely restate the original result.</w:t>
-      </w:r>
-    </w:p>
-    <w:p>
-      <w:pPr>
-        <w:pStyle w:val="Heading3"/>
-      </w:pPr>
-      <w:r>
-        <w:t>Independent assessment and fresh retry</w:t>
-      </w:r>
-    </w:p>
-    <w:p>
-      <w:pPr>
-        <w:pStyle w:val="Heading3"/>
-      </w:pPr>
-      <w:r>
-        <w:t>Teacher key · Independent assessment and fresh retry</w:t>
-      </w:r>
-    </w:p>
-    <w:p>
-      <w:pPr>
-        <w:spacing w:line="336" w:lineRule="auto" w:after="180"/>
-        <w:shd w:fill="F1F6FC"/>
-      </w:pPr>
-      <w:r>
-        <w:rPr>
-          <w:b w:val="0"/>
-        </w:rPr>
-        <w:t xml:space="preserve">W4: No. </w:t>
-      </w:r>
-      <w:r>
-        <w:rPr>
-          <w:b/>
-        </w:rPr>
-        <w:t>Rollback</w:t>
-      </w:r>
-      <w:r>
-        <w:rPr>
-          <w:b w:val="0"/>
-        </w:rPr>
-        <w:t xml:space="preserve"> must restore a compatible combination or use a tested adapter. Record all version dependencies. Require intermediate reasoning and the stated scope.</w:t>
-      </w:r>
-    </w:p>
-    <w:p>
-      <w:pPr>
-        <w:spacing w:line="336" w:lineRule="auto" w:after="180"/>
-        <w:shd w:fill="F1F6FC"/>
-      </w:pPr>
-      <w:r>
-        <w:rPr>
-          <w:b w:val="0"/>
-        </w:rPr>
-        <w:t xml:space="preserve">Fresh retry: v3 config uses renamed key; v2 binary cannot read it. Expected reasoning: Binary </w:t>
-      </w:r>
-      <w:r>
-        <w:rPr>
-          <w:b/>
-        </w:rPr>
-        <w:t>rollback</w:t>
-      </w:r>
-      <w:r>
-        <w:rPr>
-          <w:b w:val="0"/>
-        </w:rPr>
-        <w:t xml:space="preserve"> needs compatible config and validation. Version labels alone do not establish </w:t>
-      </w:r>
-      <w:r>
-        <w:rPr>
-          <w:b/>
-        </w:rPr>
-        <w:t>compatibility</w:t>
-      </w:r>
-      <w:r>
-        <w:rPr>
-          <w:b w:val="0"/>
-        </w:rPr>
-        <w:t>.</w:t>
-      </w:r>
-    </w:p>
-    <w:p>
-      <w:pPr>
-        <w:spacing w:line="336" w:lineRule="auto" w:after="180"/>
-        <w:shd w:fill="F1F6FC"/>
-      </w:pPr>
-      <w:r>
-        <w:rPr>
-          <w:b w:val="0"/>
-        </w:rPr>
-        <w:t>If students need support, record it and reassess with another new case rather than awarding independence to a copied answer.</w:t>
-      </w:r>
-    </w:p>
-    <w:p>
-      <w:pPr>
-        <w:pStyle w:val="Heading3"/>
-      </w:pPr>
-      <w:r>
-        <w:t>Assess independent transfer</w:t>
-      </w:r>
-    </w:p>
-    <w:p>
-      <w:pPr>
-        <w:pStyle w:val="Heading3"/>
-      </w:pPr>
-      <w:r>
-        <w:t>Independent question · withhold the key</w:t>
-      </w:r>
-    </w:p>
-    <w:p>
-      <w:pPr>
-        <w:spacing w:line="336" w:lineRule="auto" w:after="180"/>
-        <w:shd w:fill="F5F1FB"/>
-      </w:pPr>
-      <w:r>
-        <w:rPr>
-          <w:b w:val="0"/>
-        </w:rPr>
-        <w:t>Selected case: New release changes corpus and prompt. Old prompt requires old field names absent from the new corpus. Is reverting prompt alone valid?</w:t>
-      </w:r>
-    </w:p>
-    <w:p>
-      <w:pPr>
-        <w:pStyle w:val="Heading3"/>
-      </w:pPr>
-      <w:r>
-        <w:t>Selected case answer</w:t>
-      </w:r>
-    </w:p>
-    <w:p>
-      <w:pPr>
-        <w:pStyle w:val="Heading3"/>
-      </w:pPr>
-      <w:r>
-        <w:t>Teacher key · Selected case answer</w:t>
-      </w:r>
-    </w:p>
-    <w:p>
-      <w:pPr>
-        <w:spacing w:line="336" w:lineRule="auto" w:after="180"/>
-        <w:shd w:fill="F1F6FC"/>
-      </w:pPr>
-      <w:r>
-        <w:rPr>
-          <w:b w:val="0"/>
-        </w:rPr>
-        <w:t xml:space="preserve">Teacher explanation: No. </w:t>
-      </w:r>
-      <w:r>
-        <w:rPr>
-          <w:b/>
-        </w:rPr>
-        <w:t>Rollback</w:t>
-      </w:r>
-      <w:r>
-        <w:rPr>
-          <w:b w:val="0"/>
-        </w:rPr>
-        <w:t xml:space="preserve"> must restore a compatible combination or use a tested adapter. Record all version dependencies.</w:t>
+        <w:pStyle w:val="Heading2"/>
+      </w:pPr>
+      <w:r>
+        <w:t>Judge explanation,trace and limits</w:t>
       </w:r>
     </w:p>
     <w:tbl>
@@ -3844,54 +3949,55 @@
     </w:tbl>
     <w:p>
       <w:pPr>
-        <w:pStyle w:val="Heading3"/>
-      </w:pPr>
-      <w:r>
-        <w:t>Teacher key · Selected case answer</w:t>
+        <w:spacing w:line="336" w:lineRule="auto" w:after="180"/>
+      </w:pPr>
+      <w:r>
+        <w:rPr>
+          <w:b w:val="0"/>
+        </w:rPr>
+        <w:t>Record each dimension as not yet, with support, or independent. Accept a valid alternative procedure with a defensible trace.</w:t>
       </w:r>
     </w:p>
     <w:p>
       <w:pPr>
         <w:spacing w:line="336" w:lineRule="auto" w:after="180"/>
-        <w:shd w:fill="F1F6FC"/>
       </w:pPr>
       <w:r>
         <w:rPr>
           <w:b w:val="0"/>
         </w:rPr>
-        <w:t>Record each dimension as not yet, with support, or independent. Accept a valid alternative procedure with a defensible trace.</w:t>
+        <w:t xml:space="preserve">Do not penalise an honestly recorded model failure if the learner correctly explains its </w:t>
+      </w:r>
+      <w:r>
+        <w:rPr>
+          <w:b/>
+        </w:rPr>
+        <w:t>evidence</w:t>
+      </w:r>
+      <w:r>
+        <w:rPr>
+          <w:b w:val="0"/>
+        </w:rPr>
+        <w:t xml:space="preserve"> and limits.</w:t>
       </w:r>
     </w:p>
     <w:p>
       <w:pPr>
-        <w:spacing w:line="336" w:lineRule="auto" w:after="180"/>
-        <w:shd w:fill="F1F6FC"/>
-      </w:pPr>
-      <w:r>
-        <w:rPr>
-          <w:b w:val="0"/>
-        </w:rPr>
-        <w:t xml:space="preserve">Do not penalise an honestly recorded model failure if the learner correctly explains its </w:t>
-      </w:r>
-      <w:r>
-        <w:rPr>
-          <w:b/>
-        </w:rPr>
-        <w:t>evidence</w:t>
-      </w:r>
-      <w:r>
-        <w:rPr>
-          <w:b w:val="0"/>
-        </w:rPr>
-        <w:t xml:space="preserve"> and limits.</w:t>
+        <w:pStyle w:val="Heading2"/>
+      </w:pPr>
+      <w:r>
+        <w:t>Give one usable repair</w:t>
       </w:r>
     </w:p>
     <w:p>
       <w:pPr>
-        <w:pStyle w:val="Heading3"/>
-      </w:pPr>
-      <w:r>
-        <w:t>Feedback that the learner uses</w:t>
+        <w:spacing w:line="336" w:lineRule="auto" w:after="180"/>
+      </w:pPr>
+      <w:r>
+        <w:rPr>
+          <w:b w:val="0"/>
+        </w:rPr>
+        <w:t>Name the earliest unsupported step and give one action to repair it. Have the learner make that repair now and explain why. Then assess the relevant skill on a fresh, fully specified case.</w:t>
       </w:r>
     </w:p>
     <w:p>
@@ -3902,31 +4008,109 @@
         <w:rPr>
           <w:b w:val="0"/>
         </w:rPr>
-        <w:t>Name the earliest unsupported step and give one action to repair it. Have the learner make that repair now and explain why. Then assess the relevant skill on a fresh, fully specified case.</w:t>
+        <w:t>Confirm it was not previously practised with feedback; solve and check the new case before assigning it. A follow-up design prompt is a starting brief, not automatically an equivalent test.</w:t>
       </w:r>
     </w:p>
     <w:p>
       <w:pPr>
-        <w:spacing w:line="336" w:lineRule="auto" w:after="180"/>
-      </w:pPr>
-      <w:r>
-        <w:rPr>
-          <w:b w:val="0"/>
-        </w:rPr>
-        <w:t>Confirm it was not previously practised with feedback; solve and check the new case before assigning it. A follow-up design prompt is a starting brief, not automatically an equivalent test.</w:t>
+        <w:pStyle w:val="Heading2"/>
+      </w:pPr>
+      <w:r>
+        <w:t>W1 Explain the mechanism</w:t>
       </w:r>
     </w:p>
     <w:p>
       <w:pPr>
-        <w:pStyle w:val="Heading1"/>
-      </w:pPr>
-      <w:r>
-        <w:t>06. Connect the project, support and next lesson</w:t>
+        <w:spacing w:line="336" w:lineRule="auto" w:after="180"/>
+      </w:pPr>
+      <w:r>
+        <w:rPr>
+          <w:b w:val="0"/>
+        </w:rPr>
+        <w:t xml:space="preserve">Explain the weekly </w:t>
+      </w:r>
+      <w:r>
+        <w:rPr>
+          <w:b/>
+        </w:rPr>
+        <w:t>mechanism</w:t>
+      </w:r>
+      <w:r>
+        <w:rPr>
+          <w:b w:val="0"/>
+        </w:rPr>
+        <w:t xml:space="preserve"> in your own words. Use the worked scenario to name its </w:t>
+      </w:r>
+      <w:r>
+        <w:rPr>
+          <w:b/>
+        </w:rPr>
+        <w:t>input</w:t>
+      </w:r>
+      <w:r>
+        <w:rPr>
+          <w:b w:val="0"/>
+        </w:rPr>
+        <w:t xml:space="preserve">, decision rule and </w:t>
+      </w:r>
+      <w:r>
+        <w:rPr>
+          <w:b/>
+        </w:rPr>
+        <w:t>output</w:t>
+      </w:r>
+      <w:r>
+        <w:rPr>
+          <w:b w:val="0"/>
+        </w:rPr>
+        <w:t>.</w:t>
       </w:r>
     </w:p>
     <w:p>
-      <w:r>
-        <w:t>Connect Release and rollback to Grounded Learning Service, adapt support and plan a later changed-case check.</w:t>
+      <w:pPr>
+        <w:spacing w:line="336" w:lineRule="auto" w:after="180"/>
+      </w:pPr>
+      <w:r>
+        <w:rPr>
+          <w:b w:val="0"/>
+        </w:rPr>
+        <w:t xml:space="preserve">Teacher explanation: Release records bind code, configuration, data schema and evaluation </w:t>
+      </w:r>
+      <w:r>
+        <w:rPr>
+          <w:b/>
+        </w:rPr>
+        <w:t>evidence</w:t>
+      </w:r>
+      <w:r>
+        <w:rPr>
+          <w:b w:val="0"/>
+        </w:rPr>
+        <w:t xml:space="preserve">. </w:t>
+      </w:r>
+      <w:r>
+        <w:rPr>
+          <w:b/>
+        </w:rPr>
+        <w:t>Rollback</w:t>
+      </w:r>
+      <w:r>
+        <w:rPr>
+          <w:b w:val="0"/>
+        </w:rPr>
+        <w:t xml:space="preserve"> requires </w:t>
+      </w:r>
+      <w:r>
+        <w:rPr>
+          <w:b/>
+        </w:rPr>
+        <w:t>compatibility</w:t>
+      </w:r>
+      <w:r>
+        <w:rPr>
+          <w:b w:val="0"/>
+        </w:rPr>
+        <w:t xml:space="preserve"> with the current stored data. Version v2 writes schema 2. Version v1 reads only schema 1.</w:t>
       </w:r>
     </w:p>
     <w:p>
@@ -3937,7 +4121,7 @@
         <w:rPr>
           <w:b w:val="0"/>
         </w:rPr>
-        <w:t xml:space="preserve">Add a labelled release and </w:t>
+        <w:t xml:space="preserve">A </w:t>
       </w:r>
       <w:r>
         <w:rPr>
@@ -3949,78 +4133,15 @@
         <w:rPr>
           <w:b w:val="0"/>
         </w:rPr>
-        <w:t xml:space="preserve"> </w:t>
-      </w:r>
-      <w:r>
-        <w:rPr>
-          <w:b/>
-        </w:rPr>
-        <w:t>evidence</w:t>
-      </w:r>
-      <w:r>
-        <w:rPr>
-          <w:b w:val="0"/>
-        </w:rPr>
-        <w:t xml:space="preserve"> sheet to Grounded Learning Service. Show how you can explain the </w:t>
-      </w:r>
-      <w:r>
-        <w:rPr>
-          <w:b/>
-        </w:rPr>
-        <w:t>mechanism</w:t>
-      </w:r>
-      <w:r>
-        <w:rPr>
-          <w:b w:val="0"/>
-        </w:rPr>
-        <w:t xml:space="preserve"> and terminology of release and </w:t>
-      </w:r>
-      <w:r>
-        <w:rPr>
-          <w:b/>
-        </w:rPr>
-        <w:t>rollback</w:t>
-      </w:r>
-      <w:r>
-        <w:rPr>
-          <w:b w:val="0"/>
-        </w:rPr>
-        <w:t>.</w:t>
+        <w:t xml:space="preserve"> to v1 after v2 writes data cannot safely proceed without migration or a compatible reader.</w:t>
       </w:r>
     </w:p>
     <w:p>
       <w:pPr>
-        <w:spacing w:line="336" w:lineRule="auto" w:after="180"/>
-      </w:pPr>
-      <w:r>
-        <w:rPr>
-          <w:b w:val="0"/>
-        </w:rPr>
-        <w:t xml:space="preserve">Use the supplied fictional case and keep its </w:t>
-      </w:r>
-      <w:r>
-        <w:rPr>
-          <w:b/>
-        </w:rPr>
-        <w:t>input</w:t>
-      </w:r>
-      <w:r>
-        <w:rPr>
-          <w:b w:val="0"/>
-        </w:rPr>
-        <w:t xml:space="preserve">s, intermediate steps, calculation or </w:t>
-      </w:r>
-      <w:r>
-        <w:rPr>
-          <w:b/>
-        </w:rPr>
-        <w:t>prediction</w:t>
-      </w:r>
-      <w:r>
-        <w:rPr>
-          <w:b w:val="0"/>
-        </w:rPr>
-        <w:t>, and limitation. Connect this record to last week’s record; a matching answer without a trace is insufficient.</w:t>
+        <w:pStyle w:val="Heading2"/>
+      </w:pPr>
+      <w:r>
+        <w:t>W2 Trace the worked case</w:t>
       </w:r>
     </w:p>
     <w:p>
@@ -4031,19 +4152,19 @@
         <w:rPr>
           <w:b w:val="0"/>
         </w:rPr>
-        <w:t xml:space="preserve">Provide an </w:t>
+        <w:t xml:space="preserve">After deployment v2 creates schema 2 records; operator proposes </w:t>
       </w:r>
       <w:r>
         <w:rPr>
           <w:b/>
         </w:rPr>
-        <w:t>input</w:t>
+        <w:t>rollback</w:t>
       </w:r>
       <w:r>
         <w:rPr>
           <w:b w:val="0"/>
         </w:rPr>
-        <w:t>/procedure/result/limit frame and a calculator when needed. Ask students to identify the first step before completing the whole trace.</w:t>
+        <w:t xml:space="preserve"> code alone to v1. Show the intermediate steps and give the conclusion with its scope.</w:t>
       </w:r>
     </w:p>
     <w:p>
@@ -4054,42 +4175,39 @@
         <w:rPr>
           <w:b w:val="0"/>
         </w:rPr>
-        <w:t xml:space="preserve">Extension: compare two concrete variants of this </w:t>
+        <w:t xml:space="preserve">Teacher explanation: Code-only </w:t>
       </w:r>
       <w:r>
         <w:rPr>
           <w:b/>
         </w:rPr>
-        <w:t>mechanism</w:t>
+        <w:t>rollback</w:t>
       </w:r>
       <w:r>
         <w:rPr>
           <w:b w:val="0"/>
         </w:rPr>
-        <w:t xml:space="preserve"> while holding unrelated conditions fixed; report both successful and unsuccessful outcomes.</w:t>
+        <w:t xml:space="preserve"> is incompatible with stored schema 2. Use the tested recovery plan or compatible migration; preserve data and failure </w:t>
+      </w:r>
+      <w:r>
+        <w:rPr>
+          <w:b/>
+        </w:rPr>
+        <w:t>evidence</w:t>
+      </w:r>
+      <w:r>
+        <w:rPr>
+          <w:b w:val="0"/>
+        </w:rPr>
+        <w:t>.</w:t>
       </w:r>
     </w:p>
     <w:p>
       <w:pPr>
-        <w:spacing w:line="336" w:lineRule="auto" w:after="180"/>
-      </w:pPr>
-      <w:r>
-        <w:rPr>
-          <w:b w:val="0"/>
-        </w:rPr>
-        <w:t xml:space="preserve">Next connection: Monitoring quality drift. Preserve the current case record and retrieve its </w:t>
-      </w:r>
-      <w:r>
-        <w:rPr>
-          <w:b/>
-        </w:rPr>
-        <w:t>evidence</w:t>
-      </w:r>
-      <w:r>
-        <w:rPr>
-          <w:b w:val="0"/>
-        </w:rPr>
-        <w:t xml:space="preserve"> boundary before moving on.</w:t>
+        <w:pStyle w:val="Heading2"/>
+      </w:pPr>
+      <w:r>
+        <w:t>W3 Audit the limit</w:t>
       </w:r>
     </w:p>
     <w:p>
@@ -4100,15 +4218,734 @@
         <w:rPr>
           <w:b w:val="0"/>
         </w:rPr>
-        <w:t>Retain the project ledger and assess a changed case after support. Check the relevant prerequisite before carrying this component forward.</w:t>
+        <w:t xml:space="preserve">A report omits this qualification: A </w:t>
+      </w:r>
+      <w:r>
+        <w:rPr>
+          <w:b/>
+        </w:rPr>
+        <w:t>rollback</w:t>
+      </w:r>
+      <w:r>
+        <w:rPr>
+          <w:b w:val="0"/>
+        </w:rPr>
+        <w:t xml:space="preserve"> plan needs testing; an available old binary is not sufficient recovery </w:t>
+      </w:r>
+      <w:r>
+        <w:rPr>
+          <w:b/>
+        </w:rPr>
+        <w:t>evidence</w:t>
+      </w:r>
+      <w:r>
+        <w:rPr>
+          <w:b w:val="0"/>
+        </w:rPr>
+        <w:t>. Explain how omitting it could change a reader's interpretation, and write an accurate replacement.</w:t>
       </w:r>
     </w:p>
     <w:p>
       <w:pPr>
+        <w:spacing w:line="336" w:lineRule="auto" w:after="180"/>
+      </w:pPr>
+      <w:r>
+        <w:rPr>
+          <w:b w:val="0"/>
+        </w:rPr>
+        <w:t xml:space="preserve">Teacher explanation: A </w:t>
+      </w:r>
+      <w:r>
+        <w:rPr>
+          <w:b/>
+        </w:rPr>
+        <w:t>rollback</w:t>
+      </w:r>
+      <w:r>
+        <w:rPr>
+          <w:b w:val="0"/>
+        </w:rPr>
+        <w:t xml:space="preserve"> plan needs testing; an available old binary is not sufficient recovery </w:t>
+      </w:r>
+      <w:r>
+        <w:rPr>
+          <w:b/>
+        </w:rPr>
+        <w:t>evidence</w:t>
+      </w:r>
+      <w:r>
+        <w:rPr>
+          <w:b w:val="0"/>
+        </w:rPr>
+        <w:t>.</w:t>
+      </w:r>
+    </w:p>
+    <w:p>
+      <w:pPr>
+        <w:spacing w:line="336" w:lineRule="auto" w:after="180"/>
+      </w:pPr>
+      <w:r>
+        <w:rPr>
+          <w:b w:val="0"/>
+        </w:rPr>
+        <w:t xml:space="preserve">State the observed result separately from the unverified or out-of-scope claim; preserve the original </w:t>
+      </w:r>
+      <w:r>
+        <w:rPr>
+          <w:b/>
+        </w:rPr>
+        <w:t>evidence</w:t>
+      </w:r>
+      <w:r>
+        <w:rPr>
+          <w:b w:val="0"/>
+        </w:rPr>
+        <w:t xml:space="preserve"> rather than inventing a missing fact.</w:t>
+      </w:r>
+    </w:p>
+    <w:p>
+      <w:pPr>
+        <w:pStyle w:val="Heading2"/>
+      </w:pPr>
+      <w:r>
+        <w:t>W5 Design a revealing follow-up</w:t>
+      </w:r>
+    </w:p>
+    <w:p>
+      <w:pPr>
+        <w:spacing w:line="336" w:lineRule="auto" w:after="180"/>
+      </w:pPr>
+      <w:r>
+        <w:rPr>
+          <w:b w:val="0"/>
+        </w:rPr>
+        <w:t>For the worked scenario, propose one additional case that could reveal a failure, describe its expected outcome before running it, and explain what would need to remain fixed for a fair comparison.</w:t>
+      </w:r>
+    </w:p>
+    <w:p>
+      <w:pPr>
+        <w:spacing w:line="336" w:lineRule="auto" w:after="180"/>
+      </w:pPr>
+      <w:r>
+        <w:rPr>
+          <w:b w:val="0"/>
+        </w:rPr>
+        <w:t>Do not reuse W4 as a new final test after receiving feedback.</w:t>
+      </w:r>
+    </w:p>
+    <w:p>
+      <w:pPr>
+        <w:spacing w:line="336" w:lineRule="auto" w:after="180"/>
+      </w:pPr>
+      <w:r>
+        <w:rPr>
+          <w:b w:val="0"/>
+        </w:rPr>
+        <w:t xml:space="preserve">Teacher explanation: Accept a concrete variant of the worked </w:t>
+      </w:r>
+      <w:r>
+        <w:rPr>
+          <w:b/>
+        </w:rPr>
+        <w:t>input</w:t>
+      </w:r>
+      <w:r>
+        <w:rPr>
+          <w:b w:val="0"/>
+        </w:rPr>
+        <w:t xml:space="preserve"> or a missing/conflicting/boundary condition, with an expectation derived from the declared procedure.</w:t>
+      </w:r>
+    </w:p>
+    <w:p>
+      <w:pPr>
+        <w:spacing w:line="336" w:lineRule="auto" w:after="180"/>
+      </w:pPr>
+      <w:r>
+        <w:rPr>
+          <w:b w:val="0"/>
+        </w:rPr>
+        <w:t xml:space="preserve">Require preserved settings, original </w:t>
+      </w:r>
+      <w:r>
+        <w:rPr>
+          <w:b/>
+        </w:rPr>
+        <w:t>output</w:t>
+      </w:r>
+      <w:r>
+        <w:rPr>
+          <w:b w:val="0"/>
+        </w:rPr>
+        <w:t xml:space="preserve">s and data roles. A </w:t>
+      </w:r>
+      <w:r>
+        <w:rPr>
+          <w:b/>
+        </w:rPr>
+        <w:t>rollback</w:t>
+      </w:r>
+      <w:r>
+        <w:rPr>
+          <w:b w:val="0"/>
+        </w:rPr>
+        <w:t xml:space="preserve"> plan needs testing; an available old binary is not sufficient recovery </w:t>
+      </w:r>
+      <w:r>
+        <w:rPr>
+          <w:b/>
+        </w:rPr>
+        <w:t>evidence</w:t>
+      </w:r>
+      <w:r>
+        <w:rPr>
+          <w:b w:val="0"/>
+        </w:rPr>
+        <w:t>.</w:t>
+      </w:r>
+    </w:p>
+    <w:p>
+      <w:pPr>
+        <w:spacing w:line="336" w:lineRule="auto" w:after="180"/>
+      </w:pPr>
+      <w:r>
+        <w:rPr>
+          <w:b w:val="0"/>
+        </w:rPr>
+        <w:t xml:space="preserve">The new case should test this particular </w:t>
+      </w:r>
+      <w:r>
+        <w:rPr>
+          <w:b/>
+        </w:rPr>
+        <w:t>mechanism</w:t>
+      </w:r>
+      <w:r>
+        <w:rPr>
+          <w:b w:val="0"/>
+        </w:rPr>
+        <w:t xml:space="preserve"> rather than merely restate the original result.</w:t>
+      </w:r>
+    </w:p>
+    <w:p>
+      <w:pPr>
+        <w:pStyle w:val="Heading2"/>
+      </w:pPr>
+      <w:r>
+        <w:t>Earlier wording, alternatives and picture transcripts · reference / check after trying</w:t>
+      </w:r>
+    </w:p>
+    <w:p>
+      <w:pPr>
         <w:pStyle w:val="Heading3"/>
       </w:pPr>
       <w:r>
-        <w:t>Plan the delayed return</w:t>
+        <w:t>Guided and exit questions</w:t>
+      </w:r>
+    </w:p>
+    <w:p>
+      <w:pPr>
+        <w:spacing w:line="336" w:lineRule="auto" w:after="180"/>
+      </w:pPr>
+      <w:r>
+        <w:rPr>
+          <w:b w:val="0"/>
+        </w:rPr>
+        <w:t xml:space="preserve">Guided: Code-only </w:t>
+      </w:r>
+      <w:r>
+        <w:rPr>
+          <w:b/>
+        </w:rPr>
+        <w:t>rollback</w:t>
+      </w:r>
+      <w:r>
+        <w:rPr>
+          <w:b w:val="0"/>
+        </w:rPr>
+        <w:t xml:space="preserve"> is incompatible with stored schema 2. Use the tested recovery plan or compatible migration; preserve data and failure </w:t>
+      </w:r>
+      <w:r>
+        <w:rPr>
+          <w:b/>
+        </w:rPr>
+        <w:t>evidence</w:t>
+      </w:r>
+      <w:r>
+        <w:rPr>
+          <w:b w:val="0"/>
+        </w:rPr>
+        <w:t>.</w:t>
+      </w:r>
+    </w:p>
+    <w:p>
+      <w:pPr>
+        <w:spacing w:line="336" w:lineRule="auto" w:after="180"/>
+      </w:pPr>
+      <w:r>
+        <w:rPr>
+          <w:b w:val="0"/>
+        </w:rPr>
+        <w:t xml:space="preserve">Qualification: A </w:t>
+      </w:r>
+      <w:r>
+        <w:rPr>
+          <w:b/>
+        </w:rPr>
+        <w:t>rollback</w:t>
+      </w:r>
+      <w:r>
+        <w:rPr>
+          <w:b w:val="0"/>
+        </w:rPr>
+        <w:t xml:space="preserve"> plan needs testing; an available old binary is not sufficient recovery </w:t>
+      </w:r>
+      <w:r>
+        <w:rPr>
+          <w:b/>
+        </w:rPr>
+        <w:t>evidence</w:t>
+      </w:r>
+      <w:r>
+        <w:rPr>
+          <w:b w:val="0"/>
+        </w:rPr>
+        <w:t>.</w:t>
+      </w:r>
+    </w:p>
+    <w:p>
+      <w:pPr>
+        <w:spacing w:line="336" w:lineRule="auto" w:after="180"/>
+      </w:pPr>
+      <w:r>
+        <w:rPr>
+          <w:b w:val="0"/>
+        </w:rPr>
+        <w:t xml:space="preserve">Exit: accept a concrete variation with its predicted outcome and a stated condition that would challenge the </w:t>
+      </w:r>
+      <w:r>
+        <w:rPr>
+          <w:b/>
+        </w:rPr>
+        <w:t>mechanism</w:t>
+      </w:r>
+      <w:r>
+        <w:rPr>
+          <w:b w:val="0"/>
+        </w:rPr>
+        <w:t xml:space="preserve">; reject a claim resting on unmeasured </w:t>
+      </w:r>
+      <w:r>
+        <w:rPr>
+          <w:b/>
+        </w:rPr>
+        <w:t>evidence</w:t>
+      </w:r>
+      <w:r>
+        <w:rPr>
+          <w:b w:val="0"/>
+        </w:rPr>
+        <w:t>.</w:t>
+      </w:r>
+    </w:p>
+    <w:p>
+      <w:pPr>
+        <w:pStyle w:val="Heading3"/>
+      </w:pPr>
+      <w:r>
+        <w:t>W1 Explain the mechanism</w:t>
+      </w:r>
+    </w:p>
+    <w:p>
+      <w:pPr>
+        <w:pStyle w:val="Heading3"/>
+      </w:pPr>
+      <w:r>
+        <w:t>W2 Trace the worked case</w:t>
+      </w:r>
+    </w:p>
+    <w:p>
+      <w:pPr>
+        <w:pStyle w:val="Heading3"/>
+      </w:pPr>
+      <w:r>
+        <w:t>W3 Audit the limit</w:t>
+      </w:r>
+    </w:p>
+    <w:p>
+      <w:pPr>
+        <w:pStyle w:val="Heading3"/>
+      </w:pPr>
+      <w:r>
+        <w:t>W4 Apply a new case independently</w:t>
+      </w:r>
+    </w:p>
+    <w:p>
+      <w:pPr>
+        <w:spacing w:line="336" w:lineRule="auto" w:after="180"/>
+      </w:pPr>
+      <w:r>
+        <w:rPr>
+          <w:b w:val="0"/>
+        </w:rPr>
+        <w:t>New release changes corpus and prompt. Old prompt requires old field names absent from the new corpus. Is reverting prompt alone valid?</w:t>
+      </w:r>
+    </w:p>
+    <w:p>
+      <w:pPr>
+        <w:spacing w:line="336" w:lineRule="auto" w:after="180"/>
+      </w:pPr>
+      <w:r>
+        <w:rPr>
+          <w:b w:val="0"/>
+        </w:rPr>
+        <w:t xml:space="preserve">Teacher explanation: No. </w:t>
+      </w:r>
+      <w:r>
+        <w:rPr>
+          <w:b/>
+        </w:rPr>
+        <w:t>Rollback</w:t>
+      </w:r>
+      <w:r>
+        <w:rPr>
+          <w:b w:val="0"/>
+        </w:rPr>
+        <w:t xml:space="preserve"> must restore a compatible combination or use a tested adapter. Record all version dependencies.</w:t>
+      </w:r>
+    </w:p>
+    <w:p>
+      <w:pPr>
+        <w:pStyle w:val="Heading3"/>
+      </w:pPr>
+      <w:r>
+        <w:t>W5 Design a revealing follow-up</w:t>
+      </w:r>
+    </w:p>
+    <w:p>
+      <w:pPr>
+        <w:pStyle w:val="Heading3"/>
+      </w:pPr>
+      <w:r>
+        <w:t>Independent assessment and fresh retry</w:t>
+      </w:r>
+    </w:p>
+    <w:p>
+      <w:pPr>
+        <w:spacing w:line="336" w:lineRule="auto" w:after="180"/>
+      </w:pPr>
+      <w:r>
+        <w:rPr>
+          <w:b w:val="0"/>
+        </w:rPr>
+        <w:t xml:space="preserve">W4: No. </w:t>
+      </w:r>
+      <w:r>
+        <w:rPr>
+          <w:b/>
+        </w:rPr>
+        <w:t>Rollback</w:t>
+      </w:r>
+      <w:r>
+        <w:rPr>
+          <w:b w:val="0"/>
+        </w:rPr>
+        <w:t xml:space="preserve"> must restore a compatible combination or use a tested adapter. Record all version dependencies. Require intermediate reasoning and the stated scope.</w:t>
+      </w:r>
+    </w:p>
+    <w:p>
+      <w:pPr>
+        <w:spacing w:line="336" w:lineRule="auto" w:after="180"/>
+      </w:pPr>
+      <w:r>
+        <w:rPr>
+          <w:b w:val="0"/>
+        </w:rPr>
+        <w:t xml:space="preserve">Fresh retry: v3 config uses renamed key; v2 binary cannot read it. Expected reasoning: Binary </w:t>
+      </w:r>
+      <w:r>
+        <w:rPr>
+          <w:b/>
+        </w:rPr>
+        <w:t>rollback</w:t>
+      </w:r>
+      <w:r>
+        <w:rPr>
+          <w:b w:val="0"/>
+        </w:rPr>
+        <w:t xml:space="preserve"> needs compatible config and validation. Version labels alone do not establish </w:t>
+      </w:r>
+      <w:r>
+        <w:rPr>
+          <w:b/>
+        </w:rPr>
+        <w:t>compatibility</w:t>
+      </w:r>
+      <w:r>
+        <w:rPr>
+          <w:b w:val="0"/>
+        </w:rPr>
+        <w:t>.</w:t>
+      </w:r>
+    </w:p>
+    <w:p>
+      <w:pPr>
+        <w:spacing w:line="336" w:lineRule="auto" w:after="180"/>
+      </w:pPr>
+      <w:r>
+        <w:rPr>
+          <w:b w:val="0"/>
+        </w:rPr>
+        <w:t>If students need support, record it and reassess with another new case rather than awarding independence to a copied answer.</w:t>
+      </w:r>
+    </w:p>
+    <w:p>
+      <w:pPr>
+        <w:pStyle w:val="Heading3"/>
+      </w:pPr>
+      <w:r>
+        <w:t>Assess independent transfer</w:t>
+      </w:r>
+    </w:p>
+    <w:p>
+      <w:pPr>
+        <w:pStyle w:val="Heading3"/>
+      </w:pPr>
+      <w:r>
+        <w:t>Selected case answer</w:t>
+      </w:r>
+    </w:p>
+    <w:p>
+      <w:pPr>
+        <w:pStyle w:val="Heading3"/>
+      </w:pPr>
+      <w:r>
+        <w:t>Feedback that the learner uses</w:t>
+      </w:r>
+    </w:p>
+    <w:p>
+      <w:pPr>
+        <w:pStyle w:val="Heading1"/>
+      </w:pPr>
+      <w:r>
+        <w:t>06. Connect, support and revisit service design</w:t>
+      </w:r>
+    </w:p>
+    <w:p>
+      <w:r>
+        <w:t>Use saved evidence and boundary decisions to choose the next step.</w:t>
+      </w:r>
+    </w:p>
+    <w:p>
+      <w:pPr>
+        <w:pStyle w:val="Heading2"/>
+      </w:pPr>
+      <w:r>
+        <w:t>Project and next-week bridge</w:t>
+      </w:r>
+    </w:p>
+    <w:p>
+      <w:pPr>
+        <w:spacing w:line="336" w:lineRule="auto" w:after="180"/>
+      </w:pPr>
+      <w:r>
+        <w:rPr>
+          <w:b w:val="0"/>
+        </w:rPr>
+        <w:t xml:space="preserve">Add a labelled release and </w:t>
+      </w:r>
+      <w:r>
+        <w:rPr>
+          <w:b/>
+        </w:rPr>
+        <w:t>rollback</w:t>
+      </w:r>
+      <w:r>
+        <w:rPr>
+          <w:b w:val="0"/>
+        </w:rPr>
+        <w:t xml:space="preserve"> </w:t>
+      </w:r>
+      <w:r>
+        <w:rPr>
+          <w:b/>
+        </w:rPr>
+        <w:t>evidence</w:t>
+      </w:r>
+      <w:r>
+        <w:rPr>
+          <w:b w:val="0"/>
+        </w:rPr>
+        <w:t xml:space="preserve"> sheet to Grounded Learning Service. Show how you can explain the </w:t>
+      </w:r>
+      <w:r>
+        <w:rPr>
+          <w:b/>
+        </w:rPr>
+        <w:t>mechanism</w:t>
+      </w:r>
+      <w:r>
+        <w:rPr>
+          <w:b w:val="0"/>
+        </w:rPr>
+        <w:t xml:space="preserve"> and terminology of release and </w:t>
+      </w:r>
+      <w:r>
+        <w:rPr>
+          <w:b/>
+        </w:rPr>
+        <w:t>rollback</w:t>
+      </w:r>
+      <w:r>
+        <w:rPr>
+          <w:b w:val="0"/>
+        </w:rPr>
+        <w:t>.</w:t>
+      </w:r>
+    </w:p>
+    <w:p>
+      <w:pPr>
+        <w:spacing w:line="336" w:lineRule="auto" w:after="180"/>
+      </w:pPr>
+      <w:r>
+        <w:rPr>
+          <w:b w:val="0"/>
+        </w:rPr>
+        <w:t xml:space="preserve">Use the supplied fictional case and keep its </w:t>
+      </w:r>
+      <w:r>
+        <w:rPr>
+          <w:b/>
+        </w:rPr>
+        <w:t>input</w:t>
+      </w:r>
+      <w:r>
+        <w:rPr>
+          <w:b w:val="0"/>
+        </w:rPr>
+        <w:t xml:space="preserve">s, intermediate steps, calculation or </w:t>
+      </w:r>
+      <w:r>
+        <w:rPr>
+          <w:b/>
+        </w:rPr>
+        <w:t>prediction</w:t>
+      </w:r>
+      <w:r>
+        <w:rPr>
+          <w:b w:val="0"/>
+        </w:rPr>
+        <w:t>, and limitation. Connect this record to last week’s record; a matching answer without a trace is insufficient.</w:t>
+      </w:r>
+    </w:p>
+    <w:p>
+      <w:pPr>
+        <w:spacing w:line="336" w:lineRule="auto" w:after="180"/>
+      </w:pPr>
+      <w:r>
+        <w:rPr>
+          <w:b w:val="0"/>
+        </w:rPr>
+        <w:t xml:space="preserve">Provide an </w:t>
+      </w:r>
+      <w:r>
+        <w:rPr>
+          <w:b/>
+        </w:rPr>
+        <w:t>input</w:t>
+      </w:r>
+      <w:r>
+        <w:rPr>
+          <w:b w:val="0"/>
+        </w:rPr>
+        <w:t>/procedure/result/limit frame and a calculator when needed. Ask students to identify the first step before completing the whole trace.</w:t>
+      </w:r>
+    </w:p>
+    <w:p>
+      <w:pPr>
+        <w:spacing w:line="336" w:lineRule="auto" w:after="180"/>
+      </w:pPr>
+      <w:r>
+        <w:rPr>
+          <w:b w:val="0"/>
+        </w:rPr>
+        <w:t xml:space="preserve">Extension: compare two concrete variants of this </w:t>
+      </w:r>
+      <w:r>
+        <w:rPr>
+          <w:b/>
+        </w:rPr>
+        <w:t>mechanism</w:t>
+      </w:r>
+      <w:r>
+        <w:rPr>
+          <w:b w:val="0"/>
+        </w:rPr>
+        <w:t xml:space="preserve"> while holding unrelated conditions fixed; report both successful and unsuccessful outcomes.</w:t>
+      </w:r>
+    </w:p>
+    <w:p>
+      <w:pPr>
+        <w:spacing w:line="336" w:lineRule="auto" w:after="180"/>
+      </w:pPr>
+      <w:r>
+        <w:rPr>
+          <w:b w:val="0"/>
+        </w:rPr>
+        <w:t xml:space="preserve">Next connection: Monitoring quality drift. Preserve the current case record and retrieve its </w:t>
+      </w:r>
+      <w:r>
+        <w:rPr>
+          <w:b/>
+        </w:rPr>
+        <w:t>evidence</w:t>
+      </w:r>
+      <w:r>
+        <w:rPr>
+          <w:b w:val="0"/>
+        </w:rPr>
+        <w:t xml:space="preserve"> boundary before moving on.</w:t>
+      </w:r>
+    </w:p>
+    <w:p>
+      <w:pPr>
+        <w:spacing w:line="336" w:lineRule="auto" w:after="180"/>
+      </w:pPr>
+      <w:r>
+        <w:rPr>
+          <w:b w:val="0"/>
+        </w:rPr>
+        <w:t>Retain the project ledger and assess a changed case after support. Check the relevant prerequisite before carrying this component forward.</w:t>
+      </w:r>
+    </w:p>
+    <w:p>
+      <w:pPr>
+        <w:spacing w:line="336" w:lineRule="auto" w:after="180"/>
+      </w:pPr>
+      <w:r>
+        <w:rPr>
+          <w:b w:val="0"/>
+        </w:rPr>
+        <w:t xml:space="preserve">For the Grounded Learning Service, retain an annotated trace and the changed-case result. Name the contract or </w:t>
+      </w:r>
+      <w:r>
+        <w:rPr>
+          <w:b/>
+        </w:rPr>
+        <w:t>evidence</w:t>
+      </w:r>
+      <w:r>
+        <w:rPr>
+          <w:b w:val="0"/>
+        </w:rPr>
+        <w:t xml:space="preserve"> that makes the deciding step valid, so another team can review it.</w:t>
+      </w:r>
+    </w:p>
+    <w:p>
+      <w:pPr>
+        <w:pStyle w:val="Heading2"/>
+      </w:pPr>
+      <w:r>
+        <w:t>Delayed return and support record</w:t>
       </w:r>
     </w:p>
     <w:p>
@@ -4325,60 +5162,60 @@
     </w:p>
     <w:p>
       <w:pPr>
-        <w:pStyle w:val="Heading3"/>
-      </w:pPr>
-      <w:r>
-        <w:t>Project evidence from this case</w:t>
+        <w:pStyle w:val="Heading2"/>
+      </w:pPr>
+      <w:r>
+        <w:t>Earlier wording, alternatives and picture transcripts · reference / check after trying</w:t>
       </w:r>
     </w:p>
     <w:p>
       <w:pPr>
-        <w:spacing w:line="336" w:lineRule="auto" w:after="180"/>
-      </w:pPr>
-      <w:r>
-        <w:rPr>
-          <w:b w:val="0"/>
-        </w:rPr>
-        <w:t xml:space="preserve">For the Grounded Learning Service, retain an annotated trace and the changed-case result. Name the contract or </w:t>
-      </w:r>
-      <w:r>
-        <w:rPr>
-          <w:b/>
-        </w:rPr>
-        <w:t>evidence</w:t>
-      </w:r>
-      <w:r>
-        <w:rPr>
-          <w:b w:val="0"/>
-        </w:rPr>
-        <w:t xml:space="preserve"> that makes the deciding step valid, so another team can review it.</w:t>
+        <w:pStyle w:val="Heading3"/>
+      </w:pPr>
+      <w:r>
+        <w:t>Plan the delayed return</w:t>
       </w:r>
     </w:p>
     <w:p>
       <w:pPr>
-        <w:pStyle w:val="Heading1"/>
-      </w:pPr>
-      <w:r>
-        <w:t>07. Prepare, teach and assess</w:t>
+        <w:pStyle w:val="Heading3"/>
+      </w:pPr>
+      <w:r>
+        <w:t>Project evidence from this case</w:t>
       </w:r>
     </w:p>
     <w:p>
-      <w:r>
-        <w:t>Use this preparation summary alongside the detailed Release and rollback lesson; it is a checklist rather than a replacement for the full sequence.</w:t>
+      <w:pPr>
+        <w:pStyle w:val="Heading1"/>
+      </w:pPr>
+      <w:r>
+        <w:t>Reference bank and extra practice</w:t>
       </w:r>
     </w:p>
     <w:p>
       <w:pPr>
-        <w:pStyle w:val="Heading3"/>
-      </w:pPr>
-      <w:r>
-        <w:t>Teaching target</w:t>
+        <w:pStyle w:val="Heading1"/>
+      </w:pPr>
+      <w:r>
+        <w:t>07. Reference · Alternative planning checklist</w:t>
       </w:r>
     </w:p>
     <w:p>
+      <w:r>
+        <w:t>Use alongside the main route when helpful.</w:t>
+      </w:r>
+    </w:p>
+    <w:p>
+      <w:pPr>
+        <w:pStyle w:val="Heading2"/>
+      </w:pPr>
+      <w:r>
+        <w:t>Planning,assessment and project reminders</w:t>
+      </w:r>
+    </w:p>
+    <w:p>
       <w:pPr>
         <w:spacing w:line="336" w:lineRule="auto" w:after="180"/>
-        <w:shd w:fill="EDF7F3"/>
       </w:pPr>
       <w:r>
         <w:rPr>
@@ -4596,22 +5433,48 @@
     </w:p>
     <w:p>
       <w:pPr>
-        <w:pStyle w:val="Heading3"/>
-      </w:pPr>
-      <w:r>
-        <w:t>Supported practice answer</w:t>
+        <w:spacing w:line="336" w:lineRule="auto" w:after="180"/>
+      </w:pPr>
+      <w:r>
+        <w:rPr>
+          <w:b w:val="0"/>
+        </w:rPr>
+        <w:t xml:space="preserve">Reasoned practice answer: Teacher explanation: Code-only </w:t>
+      </w:r>
+      <w:r>
+        <w:rPr>
+          <w:b/>
+        </w:rPr>
+        <w:t>rollback</w:t>
+      </w:r>
+      <w:r>
+        <w:rPr>
+          <w:b w:val="0"/>
+        </w:rPr>
+        <w:t xml:space="preserve"> is incompatible with stored schema 2. Use the tested recovery plan or compatible migration; preserve data and failure </w:t>
+      </w:r>
+      <w:r>
+        <w:rPr>
+          <w:b/>
+        </w:rPr>
+        <w:t>evidence</w:t>
+      </w:r>
+      <w:r>
+        <w:rPr>
+          <w:b w:val="0"/>
+        </w:rPr>
+        <w:t>.</w:t>
       </w:r>
     </w:p>
     <w:p>
       <w:pPr>
         <w:spacing w:line="336" w:lineRule="auto" w:after="180"/>
-        <w:shd w:fill="F1F6FC"/>
       </w:pPr>
       <w:r>
         <w:rPr>
           <w:b w:val="0"/>
         </w:rPr>
-        <w:t xml:space="preserve">Reasoned practice answer: Teacher explanation: Code-only </w:t>
+        <w:t xml:space="preserve">Check every learner before discussion: Use the worked case for Release and </w:t>
       </w:r>
       <w:r>
         <w:rPr>
@@ -4623,19 +5486,7 @@
         <w:rPr>
           <w:b w:val="0"/>
         </w:rPr>
-        <w:t xml:space="preserve"> is incompatible with stored schema 2. Use the tested recovery plan or compatible migration; preserve data and failure </w:t>
-      </w:r>
-      <w:r>
-        <w:rPr>
-          <w:b/>
-        </w:rPr>
-        <w:t>evidence</w:t>
-      </w:r>
-      <w:r>
-        <w:rPr>
-          <w:b w:val="0"/>
-        </w:rPr>
-        <w:t>.</w:t>
+        <w:t>. Proposed explanation: “The worked result establishes every future case”. Decide whether this explanation is supported.</w:t>
       </w:r>
     </w:p>
     <w:p>
@@ -4646,19 +5497,7 @@
         <w:rPr>
           <w:b w:val="0"/>
         </w:rPr>
-        <w:t xml:space="preserve">Check every learner before discussion: Use the worked case for Release and </w:t>
-      </w:r>
-      <w:r>
-        <w:rPr>
-          <w:b/>
-        </w:rPr>
-        <w:t>rollback</w:t>
-      </w:r>
-      <w:r>
-        <w:rPr>
-          <w:b w:val="0"/>
-        </w:rPr>
-        <w:t>. Proposed explanation: “The worked result establishes every future case”. Decide whether this explanation is supported.</w:t>
+        <w:t>Point to the step or supplied fact that decides; explain your repair if needed.</w:t>
       </w:r>
     </w:p>
     <w:p>
@@ -4669,141 +5508,93 @@
         <w:rPr>
           <w:b w:val="0"/>
         </w:rPr>
-        <w:t>Point to the step or supplied fact that decides; explain your repair if needed.</w:t>
+        <w:t xml:space="preserve">Misconception repair: A </w:t>
+      </w:r>
+      <w:r>
+        <w:rPr>
+          <w:b/>
+        </w:rPr>
+        <w:t>rollback</w:t>
+      </w:r>
+      <w:r>
+        <w:rPr>
+          <w:b w:val="0"/>
+        </w:rPr>
+        <w:t xml:space="preserve"> plan needs testing; an available old binary is not sufficient recovery </w:t>
+      </w:r>
+      <w:r>
+        <w:rPr>
+          <w:b/>
+        </w:rPr>
+        <w:t>evidence</w:t>
+      </w:r>
+      <w:r>
+        <w:rPr>
+          <w:b w:val="0"/>
+        </w:rPr>
+        <w:t>.</w:t>
       </w:r>
     </w:p>
     <w:p>
       <w:pPr>
-        <w:pStyle w:val="Heading3"/>
-      </w:pPr>
-      <w:r>
-        <w:t>Repair the misconception</w:t>
+        <w:spacing w:line="336" w:lineRule="auto" w:after="180"/>
+      </w:pPr>
+      <w:r>
+        <w:rPr>
+          <w:b w:val="0"/>
+        </w:rPr>
+        <w:t xml:space="preserve">Support: read the exact case aloud, enlarge the labelled picture, supply </w:t>
+      </w:r>
+      <w:r>
+        <w:rPr>
+          <w:b/>
+        </w:rPr>
+        <w:t>input</w:t>
+      </w:r>
+      <w:r>
+        <w:rPr>
+          <w:b w:val="0"/>
+        </w:rPr>
+        <w:t xml:space="preserve"> cards and model only the first deciding step. Accept a spoken explanation or drawing; retain the reasoning goal.</w:t>
       </w:r>
     </w:p>
     <w:p>
       <w:pPr>
         <w:spacing w:line="336" w:lineRule="auto" w:after="180"/>
-        <w:shd w:fill="FFF5E6"/>
       </w:pPr>
       <w:r>
         <w:rPr>
           <w:b w:val="0"/>
         </w:rPr>
-        <w:t xml:space="preserve">Misconception repair: A </w:t>
+        <w:t xml:space="preserve">Extension: Repair B and pass privacy on a fresh reserved case. Require a </w:t>
       </w:r>
       <w:r>
         <w:rPr>
           <w:b/>
         </w:rPr>
-        <w:t>rollback</w:t>
+        <w:t>prediction</w:t>
       </w:r>
       <w:r>
         <w:rPr>
           <w:b w:val="0"/>
         </w:rPr>
-        <w:t xml:space="preserve"> plan needs testing; an available old binary is not sufficient recovery </w:t>
-      </w:r>
-      <w:r>
-        <w:rPr>
-          <w:b/>
-        </w:rPr>
-        <w:t>evidence</w:t>
-      </w:r>
-      <w:r>
-        <w:rPr>
-          <w:b w:val="0"/>
-        </w:rPr>
-        <w:t>.</w:t>
+        <w:t xml:space="preserve"> and a reason before comparing. Expected result: B may enter the remaining gates; one repair does not approve everything.</w:t>
       </w:r>
     </w:p>
     <w:p>
       <w:pPr>
-        <w:pStyle w:val="Heading3"/>
-      </w:pPr>
-      <w:r>
-        <w:t>Support without giving away the answer</w:t>
+        <w:spacing w:line="336" w:lineRule="auto" w:after="180"/>
+      </w:pPr>
+      <w:r>
+        <w:rPr>
+          <w:b w:val="0"/>
+        </w:rPr>
+        <w:t>Reason: All required release conditions still apply.</w:t>
       </w:r>
     </w:p>
     <w:p>
       <w:pPr>
         <w:spacing w:line="336" w:lineRule="auto" w:after="180"/>
-        <w:shd w:fill="F1F6F8"/>
-      </w:pPr>
-      <w:r>
-        <w:rPr>
-          <w:b w:val="0"/>
-        </w:rPr>
-        <w:t xml:space="preserve">Support: read the exact case aloud, enlarge the labelled picture, supply </w:t>
-      </w:r>
-      <w:r>
-        <w:rPr>
-          <w:b/>
-        </w:rPr>
-        <w:t>input</w:t>
-      </w:r>
-      <w:r>
-        <w:rPr>
-          <w:b w:val="0"/>
-        </w:rPr>
-        <w:t xml:space="preserve"> cards and model only the first deciding step. Accept a spoken explanation or drawing; retain the reasoning goal.</w:t>
-      </w:r>
-    </w:p>
-    <w:p>
-      <w:pPr>
-        <w:pStyle w:val="Heading3"/>
-      </w:pPr>
-      <w:r>
-        <w:t>Extend the reasoning</w:t>
-      </w:r>
-    </w:p>
-    <w:p>
-      <w:pPr>
-        <w:spacing w:line="336" w:lineRule="auto" w:after="180"/>
-        <w:shd w:fill="F5F1FB"/>
-      </w:pPr>
-      <w:r>
-        <w:rPr>
-          <w:b w:val="0"/>
-        </w:rPr>
-        <w:t xml:space="preserve">Extension: Repair B and pass privacy on a fresh reserved case. Require a </w:t>
-      </w:r>
-      <w:r>
-        <w:rPr>
-          <w:b/>
-        </w:rPr>
-        <w:t>prediction</w:t>
-      </w:r>
-      <w:r>
-        <w:rPr>
-          <w:b w:val="0"/>
-        </w:rPr>
-        <w:t xml:space="preserve"> and a reason before comparing. Expected result: B may enter the remaining gates; one repair does not approve everything.</w:t>
-      </w:r>
-    </w:p>
-    <w:p>
-      <w:pPr>
-        <w:spacing w:line="336" w:lineRule="auto" w:after="180"/>
-        <w:shd w:fill="F5F1FB"/>
-      </w:pPr>
-      <w:r>
-        <w:rPr>
-          <w:b w:val="0"/>
-        </w:rPr>
-        <w:t>Reason: All required release conditions still apply.</w:t>
-      </w:r>
-    </w:p>
-    <w:p>
-      <w:pPr>
-        <w:pStyle w:val="Heading3"/>
-      </w:pPr>
-      <w:r>
-        <w:t>Protect the independent attempt</w:t>
-      </w:r>
-    </w:p>
-    <w:p>
-      <w:pPr>
-        <w:spacing w:line="336" w:lineRule="auto" w:after="180"/>
-        <w:shd w:fill="FFF5E6"/>
       </w:pPr>
       <w:r>
         <w:rPr>
@@ -4998,58 +5789,57 @@
     </w:tbl>
     <w:p>
       <w:pPr>
-        <w:pStyle w:val="Heading3"/>
-      </w:pPr>
-      <w:r>
-        <w:t>Project checkpoint</w:t>
+        <w:spacing w:line="336" w:lineRule="auto" w:after="180"/>
+      </w:pPr>
+      <w:r>
+        <w:rPr>
+          <w:b w:val="0"/>
+        </w:rPr>
+        <w:t>Project checkpoint: Evaluate and revise. Compare with your starting method, explain errors and record a justified revision.</w:t>
       </w:r>
     </w:p>
     <w:p>
       <w:pPr>
         <w:spacing w:line="336" w:lineRule="auto" w:after="180"/>
-        <w:shd w:fill="EDF7F3"/>
       </w:pPr>
       <w:r>
         <w:rPr>
           <w:b w:val="0"/>
         </w:rPr>
-        <w:t>Project checkpoint: Evaluate and revise. Compare with your starting method, explain errors and record a justified revision.</w:t>
+        <w:t xml:space="preserve">Use the weekly teacher answer for topic-specific reasoning. A saved progress tick is an activity record; judge mastery from the learner’s explanation and </w:t>
+      </w:r>
+      <w:r>
+        <w:rPr>
+          <w:b/>
+        </w:rPr>
+        <w:t>evidence</w:t>
+      </w:r>
+      <w:r>
+        <w:rPr>
+          <w:b w:val="0"/>
+        </w:rPr>
+        <w:t>.</w:t>
       </w:r>
     </w:p>
     <w:p>
       <w:pPr>
-        <w:spacing w:line="336" w:lineRule="auto" w:after="180"/>
-      </w:pPr>
-      <w:r>
-        <w:rPr>
-          <w:b w:val="0"/>
-        </w:rPr>
-        <w:t xml:space="preserve">Use the weekly teacher answer for topic-specific reasoning. A saved progress tick is an activity record; judge mastery from the learner’s explanation and </w:t>
-      </w:r>
-      <w:r>
-        <w:rPr>
-          <w:b/>
-        </w:rPr>
-        <w:t>evidence</w:t>
-      </w:r>
-      <w:r>
-        <w:rPr>
-          <w:b w:val="0"/>
-        </w:rPr>
-        <w:t>.</w:t>
+        <w:pStyle w:val="Heading1"/>
+      </w:pPr>
+      <w:r>
+        <w:t>08. Reference · Feedback,labs and repair paths</w:t>
       </w:r>
     </w:p>
     <w:p>
-      <w:pPr>
-        <w:pStyle w:val="Heading1"/>
-      </w:pPr>
-      <w:r>
-        <w:t>08. Use feedback, labs and repair paths</w:t>
+      <w:r>
+        <w:t>Retain the first attempt and the evidence used for a repair.</w:t>
       </w:r>
     </w:p>
     <w:p>
-      <w:r>
-        <w:t>Use feedback, earlier review and portfolios purposefully. Apply the coding routine only when this lesson has an executable lab.</w:t>
+      <w:pPr>
+        <w:pStyle w:val="Heading2"/>
+      </w:pPr>
+      <w:r>
+        <w:t>Feedback and record guidance</w:t>
       </w:r>
     </w:p>
     <w:p>
@@ -5087,40 +5877,42 @@
       </w:r>
     </w:p>
     <w:p>
-      <w:pPr>
-        <w:pStyle w:val="Heading3"/>
-      </w:pPr>
-      <w:r>
-        <w:t>For later coding lessons</w:t>
+      <w:r>
+        <w:t>This week has no code block. Use this routine when a later lesson includes an executable lab.</w:t>
       </w:r>
     </w:p>
     <w:p>
-      <w:r>
-        <w:t>This week has no code block. Use this routine when a later lesson includes an executable lab.</w:t>
+      <w:pPr>
+        <w:spacing w:line="336" w:lineRule="auto" w:after="180"/>
+      </w:pPr>
+      <w:r>
+        <w:rPr>
+          <w:b w:val="0"/>
+        </w:rPr>
+        <w:t xml:space="preserve">Ask students to predict before running code. Preserve errors and actual </w:t>
+      </w:r>
+      <w:r>
+        <w:rPr>
+          <w:b/>
+        </w:rPr>
+        <w:t>output</w:t>
+      </w:r>
+      <w:r>
+        <w:rPr>
+          <w:b w:val="0"/>
+        </w:rPr>
+        <w:t>s; collect a changed test and an explanation. The branch-boundary and indexing lessons deliberately include failure cases.</w:t>
       </w:r>
     </w:p>
     <w:p>
       <w:pPr>
         <w:spacing w:line="336" w:lineRule="auto" w:after="180"/>
-        <w:shd w:fill="F1F6F8"/>
       </w:pPr>
       <w:r>
         <w:rPr>
           <w:b w:val="0"/>
         </w:rPr>
-        <w:t xml:space="preserve">Ask students to predict before running code. Preserve errors and actual </w:t>
-      </w:r>
-      <w:r>
-        <w:rPr>
-          <w:b/>
-        </w:rPr>
-        <w:t>output</w:t>
-      </w:r>
-      <w:r>
-        <w:rPr>
-          <w:b w:val="0"/>
-        </w:rPr>
-        <w:t>s; collect a changed test and an explanation. The branch-boundary and indexing lessons deliberately include failure cases.</w:t>
+        <w:t>Use the earlier worked-explanation links to address a specific missing building block, then return to the current question. Adapt this suggestion after observing the learner; it is not an automatic diagnosis.</w:t>
       </w:r>
     </w:p>
     <w:p>
@@ -5131,71 +5923,37 @@
         <w:rPr>
           <w:b w:val="0"/>
         </w:rPr>
-        <w:t>Use the earlier worked-explanation links to address a specific missing building block, then return to the current question. Adapt this suggestion after observing the learner; it is not an automatic diagnosis.</w:t>
+        <w:t xml:space="preserve">Collect the completed-work portfolio as </w:t>
+      </w:r>
+      <w:r>
+        <w:rPr>
+          <w:b/>
+        </w:rPr>
+        <w:t>evidence</w:t>
+      </w:r>
+      <w:r>
+        <w:rPr>
+          <w:b w:val="0"/>
+        </w:rPr>
+        <w:t>. Record support separately from correctness, and assess explanation, trace/test and limitations. Progress ticks and quiz selections alone do not establish mastery.</w:t>
       </w:r>
     </w:p>
     <w:p>
       <w:pPr>
-        <w:spacing w:line="336" w:lineRule="auto" w:after="180"/>
-      </w:pPr>
-      <w:r>
-        <w:rPr>
-          <w:b w:val="0"/>
-        </w:rPr>
-        <w:t xml:space="preserve">Collect the completed-work portfolio as </w:t>
-      </w:r>
-      <w:r>
-        <w:rPr>
-          <w:b/>
-        </w:rPr>
-        <w:t>evidence</w:t>
-      </w:r>
-      <w:r>
-        <w:rPr>
-          <w:b w:val="0"/>
-        </w:rPr>
-        <w:t>. Record support separately from correctness, and assess explanation, trace/test and limitations. Progress ticks and quiz selections alone do not establish mastery.</w:t>
+        <w:pStyle w:val="Heading1"/>
+      </w:pPr>
+      <w:r>
+        <w:t>09. Reference · Teach with the six pictures</w:t>
       </w:r>
     </w:p>
     <w:p>
-      <w:pPr>
-        <w:pStyle w:val="Heading1"/>
-      </w:pPr>
-      <w:r>
-        <w:t>09. Visual concept journey</w:t>
+      <w:r>
+        <w:t>Choose one picture for a particular reasoning move.</w:t>
       </w:r>
     </w:p>
     <w:p>
-      <w:r>
-        <w:t>Show one Release and rollback graphic at a time, request a prediction and discuss its trace before the independent assessment.</w:t>
-      </w:r>
-    </w:p>
-    <w:p>
-      <w:pPr>
-        <w:spacing w:line="336" w:lineRule="auto" w:after="180"/>
-      </w:pPr>
-      <w:r>
-        <w:rPr>
-          <w:b w:val="0"/>
-        </w:rPr>
-        <w:t xml:space="preserve">Use one picture at a time. Hide a worked result before asking for a </w:t>
-      </w:r>
-      <w:r>
-        <w:rPr>
-          <w:b/>
-        </w:rPr>
-        <w:t>prediction</w:t>
-      </w:r>
-      <w:r>
-        <w:rPr>
-          <w:b w:val="0"/>
-        </w:rPr>
-        <w:t>, then reveal it for feedback. These are supported teaching cases; retain the separate independent assessment for a fresh first attempt.</w:t>
-      </w:r>
-    </w:p>
-    <w:p>
-      <w:pPr>
-        <w:pStyle w:val="Heading3"/>
+      <w:pPr>
+        <w:pStyle w:val="Heading2"/>
       </w:pPr>
       <w:r>
         <w:t>01. Release and rollback: the case</w:t>
@@ -5206,7 +5964,7 @@
         <w:drawing>
           <wp:inline xmlns:a="http://schemas.openxmlformats.org/drawingml/2006/main" xmlns:pic="http://schemas.openxmlformats.org/drawingml/2006/picture">
             <wp:extent cx="5486400" cy="2834640"/>
-            <wp:docPr id="2" name="Picture 2" descr="A higher score can still block release. Version B is proposed to replace A; every privacy gate is mandatory. Supplied facts: A passes 8/10 correctness cases. B passes 9/10 but fails one mandatory privacy check."/>
+            <wp:docPr id="3" name="Picture 3" descr="A higher score can still block release. Version B is proposed to replace A; every privacy gate is mandatory. Supplied facts: A passes 8/10 correctness cases. B passes 9/10 but fails one mandatory privacy check."/>
             <wp:cNvGraphicFramePr>
               <a:graphicFrameLocks noChangeAspect="1"/>
             </wp:cNvGraphicFramePr>
@@ -5218,7 +5976,7 @@
                     <pic:cNvPicPr/>
                   </pic:nvPicPr>
                   <pic:blipFill>
-                    <a:blip r:embed="rId10"/>
+                    <a:blip r:embed="rId11"/>
                     <a:stretch>
                       <a:fillRect/>
                     </a:stretch>
@@ -5251,7 +6009,6 @@
     <w:p>
       <w:pPr>
         <w:spacing w:line="336" w:lineRule="auto" w:after="180"/>
-        <w:shd w:fill="F5F1FB"/>
       </w:pPr>
       <w:r>
         <w:rPr>
@@ -5262,27 +6019,18 @@
     </w:p>
     <w:p>
       <w:pPr>
-        <w:pStyle w:val="Heading3"/>
-      </w:pPr>
-      <w:r>
-        <w:t>Discuss while showing the picture</w:t>
+        <w:spacing w:line="336" w:lineRule="auto" w:after="180"/>
+      </w:pPr>
+      <w:r>
+        <w:rPr>
+          <w:b w:val="0"/>
+        </w:rPr>
+        <w:t>Teacher prompt: Point to the given fact that matters most. Explain why it matters. Ask learners to describe one label or arrow in ordinary words. Use the adjacent transcript if the image is difficult to see.</w:t>
       </w:r>
     </w:p>
     <w:p>
       <w:pPr>
-        <w:spacing w:line="336" w:lineRule="auto" w:after="180"/>
-        <w:shd w:fill="F1F6F8"/>
-      </w:pPr>
-      <w:r>
-        <w:rPr>
-          <w:b w:val="0"/>
-        </w:rPr>
-        <w:t>Teacher prompt: Point to the given fact that matters most. Explain why it matters. Ask learners to describe one label or arrow in ordinary words. Use the adjacent transcript if the image is difficult to see.</w:t>
-      </w:r>
-    </w:p>
-    <w:p>
-      <w:pPr>
-        <w:pStyle w:val="Heading3"/>
+        <w:pStyle w:val="Heading2"/>
       </w:pPr>
       <w:r>
         <w:t>02. Follow the deciding steps</w:t>
@@ -5293,7 +6041,7 @@
         <w:drawing>
           <wp:inline xmlns:a="http://schemas.openxmlformats.org/drawingml/2006/main" xmlns:pic="http://schemas.openxmlformats.org/drawingml/2006/picture">
             <wp:extent cx="5486400" cy="3182112"/>
-            <wp:docPr id="3" name="Picture 3" descr="Compute quality: Correctness rises from 80% to 90% on these cases. → Apply privacy gate: The mandatory failure blocks B’s release. → Keep recovery ready: Retain the reviewed A version and documented rollback procedure."/>
+            <wp:docPr id="4" name="Picture 4" descr="Compute quality: Correctness rises from 80% to 90% on these cases. → Apply privacy gate: The mandatory failure blocks B’s release. → Keep recovery ready: Retain the reviewed A version and documented rollback procedure."/>
             <wp:cNvGraphicFramePr>
               <a:graphicFrameLocks noChangeAspect="1"/>
             </wp:cNvGraphicFramePr>
@@ -5305,7 +6053,7 @@
                     <pic:cNvPicPr/>
                   </pic:nvPicPr>
                   <pic:blipFill>
-                    <a:blip r:embed="rId11"/>
+                    <a:blip r:embed="rId9"/>
                     <a:stretch>
                       <a:fillRect/>
                     </a:stretch>
@@ -5362,7 +6110,6 @@
     <w:p>
       <w:pPr>
         <w:spacing w:line="336" w:lineRule="auto" w:after="180"/>
-        <w:shd w:fill="F5F1FB"/>
       </w:pPr>
       <w:r>
         <w:rPr>
@@ -5385,39 +6132,30 @@
     </w:p>
     <w:p>
       <w:pPr>
-        <w:pStyle w:val="Heading3"/>
-      </w:pPr>
-      <w:r>
-        <w:t>Discuss while showing the picture</w:t>
+        <w:spacing w:line="336" w:lineRule="auto" w:after="180"/>
+      </w:pPr>
+      <w:r>
+        <w:rPr>
+          <w:b w:val="0"/>
+        </w:rPr>
+        <w:t xml:space="preserve">Teacher prompt: Point to each numbered stage and explain which recorded </w:t>
+      </w:r>
+      <w:r>
+        <w:rPr>
+          <w:b/>
+        </w:rPr>
+        <w:t>input</w:t>
+      </w:r>
+      <w:r>
+        <w:rPr>
+          <w:b w:val="0"/>
+        </w:rPr>
+        <w:t xml:space="preserve"> it uses. Ask learners to describe one label or arrow in ordinary words. Use the adjacent transcript if the image is difficult to see.</w:t>
       </w:r>
     </w:p>
     <w:p>
       <w:pPr>
-        <w:spacing w:line="336" w:lineRule="auto" w:after="180"/>
-        <w:shd w:fill="F1F6F8"/>
-      </w:pPr>
-      <w:r>
-        <w:rPr>
-          <w:b w:val="0"/>
-        </w:rPr>
-        <w:t xml:space="preserve">Teacher prompt: Point to each numbered stage and explain which recorded </w:t>
-      </w:r>
-      <w:r>
-        <w:rPr>
-          <w:b/>
-        </w:rPr>
-        <w:t>input</w:t>
-      </w:r>
-      <w:r>
-        <w:rPr>
-          <w:b w:val="0"/>
-        </w:rPr>
-        <w:t xml:space="preserve"> it uses. Ask learners to describe one label or arrow in ordinary words. Use the adjacent transcript if the image is difficult to see.</w:t>
-      </w:r>
-    </w:p>
-    <w:p>
-      <w:pPr>
-        <w:pStyle w:val="Heading3"/>
+        <w:pStyle w:val="Heading2"/>
       </w:pPr>
       <w:r>
         <w:t>03. Release and rollback — evidence trace</w:t>
@@ -5428,7 +6166,7 @@
         <w:drawing>
           <wp:inline xmlns:a="http://schemas.openxmlformats.org/drawingml/2006/main" xmlns:pic="http://schemas.openxmlformats.org/drawingml/2006/picture">
             <wp:extent cx="5486400" cy="2843784"/>
-            <wp:docPr id="4" name="Picture 4" descr="Release and rollback — evidence trace. After deployment v2 creates schema 2 records; operator proposes rollback code alone to v1. | Version v2 writes schema 2. Version v1 reads only schema 1. A rollback to v1 after v2 writes data cannot safely proceed without migration or a compatible reader. | Code-only rollback is incompatible with stored schema 2. Use the tested recovery plan or compatible migration; preserve data and failure evidence."/>
+            <wp:docPr id="5" name="Picture 5" descr="Release and rollback — evidence trace. After deployment v2 creates schema 2 records; operator proposes rollback code alone to v1. | Version v2 writes schema 2. Version v1 reads only schema 1. A rollback to v1 after v2 writes data cannot safely proceed without migration or a compatible reader. | Code-only rollback is incompatible with stored schema 2. Use the tested recovery plan or compatible migration; preserve data and failure evidence."/>
             <wp:cNvGraphicFramePr>
               <a:graphicFrameLocks noChangeAspect="1"/>
             </wp:cNvGraphicFramePr>
@@ -5567,7 +6305,6 @@
     <w:p>
       <w:pPr>
         <w:spacing w:line="336" w:lineRule="auto" w:after="180"/>
-        <w:shd w:fill="F5F1FB"/>
       </w:pPr>
       <w:r>
         <w:rPr>
@@ -5578,27 +6315,18 @@
     </w:p>
     <w:p>
       <w:pPr>
-        <w:pStyle w:val="Heading3"/>
-      </w:pPr>
-      <w:r>
-        <w:t>Discuss while showing the picture</w:t>
+        <w:spacing w:line="336" w:lineRule="auto" w:after="180"/>
+      </w:pPr>
+      <w:r>
+        <w:rPr>
+          <w:b w:val="0"/>
+        </w:rPr>
+        <w:t>Teacher prompt: Read the labels and values. Explain the relationship the model shows. Ask learners to describe one label or arrow in ordinary words. Use the adjacent transcript if the image is difficult to see.</w:t>
       </w:r>
     </w:p>
     <w:p>
       <w:pPr>
-        <w:spacing w:line="336" w:lineRule="auto" w:after="180"/>
-        <w:shd w:fill="F1F6F8"/>
-      </w:pPr>
-      <w:r>
-        <w:rPr>
-          <w:b w:val="0"/>
-        </w:rPr>
-        <w:t>Teacher prompt: Read the labels and values. Explain the relationship the model shows. Ask learners to describe one label or arrow in ordinary words. Use the adjacent transcript if the image is difficult to see.</w:t>
-      </w:r>
-    </w:p>
-    <w:p>
-      <w:pPr>
-        <w:pStyle w:val="Heading3"/>
+        <w:pStyle w:val="Heading2"/>
       </w:pPr>
       <w:r>
         <w:t>04. Change one thing. Trace what follows.</w:t>
@@ -5609,7 +6337,7 @@
         <w:drawing>
           <wp:inline xmlns:a="http://schemas.openxmlformats.org/drawingml/2006/main" xmlns:pic="http://schemas.openxmlformats.org/drawingml/2006/picture">
             <wp:extent cx="5486400" cy="3026664"/>
-            <wp:docPr id="5" name="Picture 5" descr="Original case: Retain the reviewed A version and documented rollback procedure. Changed condition: Repair B and pass privacy on a fresh reserved case. Expected result: B may enter the remaining gates; one repair does not approve everything. Reason: All required release conditions still apply."/>
+            <wp:docPr id="6" name="Picture 6" descr="Original case: Retain the reviewed A version and documented rollback procedure. Changed condition: Repair B and pass privacy on a fresh reserved case. Expected result: B may enter the remaining gates; one repair does not approve everything. Reason: All required release conditions still apply."/>
             <wp:cNvGraphicFramePr>
               <a:graphicFrameLocks noChangeAspect="1"/>
             </wp:cNvGraphicFramePr>
@@ -5677,7 +6405,6 @@
     <w:p>
       <w:pPr>
         <w:spacing w:line="336" w:lineRule="auto" w:after="180"/>
-        <w:shd w:fill="F5F1FB"/>
       </w:pPr>
       <w:r>
         <w:rPr>
@@ -5688,39 +6415,29 @@
     </w:p>
     <w:p>
       <w:pPr>
-        <w:pStyle w:val="Heading3"/>
-      </w:pPr>
-      <w:r>
-        <w:t>Discuss while showing the picture</w:t>
+        <w:spacing w:line="336" w:lineRule="auto" w:after="180"/>
+      </w:pPr>
+      <w:r>
+        <w:rPr>
+          <w:b w:val="0"/>
+        </w:rPr>
+        <w:t>Teacher prompt: Predict before checking the worked changed-case result. Name what changed and what the supplied facts allow you to conclude. Ask learners to describe one label or arrow in ordinary words.</w:t>
       </w:r>
     </w:p>
     <w:p>
       <w:pPr>
         <w:spacing w:line="336" w:lineRule="auto" w:after="180"/>
-        <w:shd w:fill="F1F6F8"/>
       </w:pPr>
       <w:r>
         <w:rPr>
           <w:b w:val="0"/>
         </w:rPr>
-        <w:t>Teacher prompt: Predict before checking the worked changed-case result. Name what changed and what the supplied facts allow you to conclude. Ask learners to describe one label or arrow in ordinary words.</w:t>
+        <w:t>Use the adjacent transcript if the image is difficult to see. Changed-case reasoning: All required release conditions still apply.</w:t>
       </w:r>
     </w:p>
     <w:p>
       <w:pPr>
-        <w:spacing w:line="336" w:lineRule="auto" w:after="180"/>
-        <w:shd w:fill="F1F6F8"/>
-      </w:pPr>
-      <w:r>
-        <w:rPr>
-          <w:b w:val="0"/>
-        </w:rPr>
-        <w:t>Use the adjacent transcript if the image is difficult to see. Changed-case reasoning: All required release conditions still apply.</w:t>
-      </w:r>
-    </w:p>
-    <w:p>
-      <w:pPr>
-        <w:pStyle w:val="Heading3"/>
+        <w:pStyle w:val="Heading2"/>
       </w:pPr>
       <w:r>
         <w:t>05. Connect the explanation to its limit</w:t>
@@ -5731,7 +6448,7 @@
         <w:drawing>
           <wp:inline xmlns:a="http://schemas.openxmlformats.org/drawingml/2006/main" xmlns:pic="http://schemas.openxmlformats.org/drawingml/2006/picture">
             <wp:extent cx="5486400" cy="2834640"/>
-            <wp:docPr id="6" name="Picture 6" descr="Release criteria combine benefits and mandatory conditions. Rollback requires known versions and compatible data, not an informal promise. Limit: Rolling back code may not reverse earlier external effects or incompatible data changes."/>
+            <wp:docPr id="7" name="Picture 7" descr="Release criteria combine benefits and mandatory conditions. Rollback requires known versions and compatible data, not an informal promise. Limit: Rolling back code may not reverse earlier external effects or incompatible data changes."/>
             <wp:cNvGraphicFramePr>
               <a:graphicFrameLocks noChangeAspect="1"/>
             </wp:cNvGraphicFramePr>
@@ -5799,7 +6516,6 @@
     <w:p>
       <w:pPr>
         <w:spacing w:line="336" w:lineRule="auto" w:after="180"/>
-        <w:shd w:fill="F5F1FB"/>
       </w:pPr>
       <w:r>
         <w:rPr>
@@ -5810,39 +6526,29 @@
     </w:p>
     <w:p>
       <w:pPr>
-        <w:pStyle w:val="Heading3"/>
-      </w:pPr>
-      <w:r>
-        <w:t>Discuss while showing the picture</w:t>
+        <w:spacing w:line="336" w:lineRule="auto" w:after="180"/>
+      </w:pPr>
+      <w:r>
+        <w:rPr>
+          <w:b w:val="0"/>
+        </w:rPr>
+        <w:t>Teacher prompt: Explain the case, then point to a limit on the claim. Ask learners to describe one label or arrow in ordinary words. Use the adjacent transcript if the image is difficult to see.</w:t>
       </w:r>
     </w:p>
     <w:p>
       <w:pPr>
         <w:spacing w:line="336" w:lineRule="auto" w:after="180"/>
-        <w:shd w:fill="F1F6F8"/>
       </w:pPr>
       <w:r>
         <w:rPr>
           <w:b w:val="0"/>
         </w:rPr>
-        <w:t>Teacher prompt: Explain the case, then point to a limit on the claim. Ask learners to describe one label or arrow in ordinary words. Use the adjacent transcript if the image is difficult to see.</w:t>
+        <w:t>Keep the stated scope: Rolling back code may not reverse earlier external effects or incompatible data changes.</w:t>
       </w:r>
     </w:p>
     <w:p>
       <w:pPr>
-        <w:spacing w:line="336" w:lineRule="auto" w:after="180"/>
-        <w:shd w:fill="F1F6F8"/>
-      </w:pPr>
-      <w:r>
-        <w:rPr>
-          <w:b w:val="0"/>
-        </w:rPr>
-        <w:t>Keep the stated scope: Rolling back code may not reverse earlier external effects or incompatible data changes.</w:t>
-      </w:r>
-    </w:p>
-    <w:p>
-      <w:pPr>
-        <w:pStyle w:val="Heading3"/>
+        <w:pStyle w:val="Heading2"/>
       </w:pPr>
       <w:r>
         <w:t>06. Make the idea visible in your project</w:t>
@@ -5853,7 +6559,7 @@
         <w:drawing>
           <wp:inline xmlns:a="http://schemas.openxmlformats.org/drawingml/2006/main" xmlns:pic="http://schemas.openxmlformats.org/drawingml/2006/picture">
             <wp:extent cx="5486400" cy="3529584"/>
-            <wp:docPr id="7" name="Picture 7" descr="For the Grounded Learning Service, retain an annotated trace and the changed-case result. Name the contract or evidence that makes the deciding step valid, so another team can review it. Draw your input, deciding step, result and limit. Supported question: Compute A’s and B’s correctness percentages. Why is B still blocked, and does passing a fresh privacy check automatically satisfy every release gate?"/>
+            <wp:docPr id="8" name="Picture 8" descr="For the Grounded Learning Service, retain an annotated trace and the changed-case result. Name the contract or evidence that makes the deciding step valid, so another team can review it. Draw your input, deciding step, result and limit. Supported question: Compute A’s and B’s correctness percentages. Why is B still blocked, and does passing a fresh privacy check automatically satisfy every release gate?"/>
             <wp:cNvGraphicFramePr>
               <a:graphicFrameLocks noChangeAspect="1"/>
             </wp:cNvGraphicFramePr>
@@ -5933,7 +6639,6 @@
     <w:p>
       <w:pPr>
         <w:spacing w:line="336" w:lineRule="auto" w:after="180"/>
-        <w:shd w:fill="F5F1FB"/>
       </w:pPr>
       <w:r>
         <w:rPr>
@@ -5956,82 +6661,150 @@
     </w:p>
     <w:p>
       <w:pPr>
-        <w:pStyle w:val="Heading3"/>
-      </w:pPr>
-      <w:r>
-        <w:t>Discuss while showing the picture</w:t>
+        <w:spacing w:line="336" w:lineRule="auto" w:after="180"/>
+      </w:pPr>
+      <w:r>
+        <w:rPr>
+          <w:b w:val="0"/>
+        </w:rPr>
+        <w:t xml:space="preserve">Teacher prompt: Draw your project trace and justify the deciding step using </w:t>
+      </w:r>
+      <w:r>
+        <w:rPr>
+          <w:b/>
+        </w:rPr>
+        <w:t>evidence</w:t>
+      </w:r>
+      <w:r>
+        <w:rPr>
+          <w:b w:val="0"/>
+        </w:rPr>
+        <w:t>. Ask learners to describe one label or arrow in ordinary words. Use the adjacent transcript if the image is difficult to see.</w:t>
       </w:r>
     </w:p>
     <w:p>
       <w:pPr>
         <w:spacing w:line="336" w:lineRule="auto" w:after="180"/>
-        <w:shd w:fill="F1F6F8"/>
       </w:pPr>
       <w:r>
         <w:rPr>
           <w:b w:val="0"/>
         </w:rPr>
-        <w:t xml:space="preserve">Teacher prompt: Draw your project trace and justify the deciding step using </w:t>
+        <w:t xml:space="preserve">Supported practice key: Correctness rises from </w:t>
       </w:r>
       <w:r>
         <w:rPr>
           <w:b/>
         </w:rPr>
-        <w:t>evidence</w:t>
+        <w:t>80%</w:t>
       </w:r>
       <w:r>
         <w:rPr>
           <w:b w:val="0"/>
         </w:rPr>
-        <w:t>. Ask learners to describe one label or arrow in ordinary words. Use the adjacent transcript if the image is difficult to see.</w:t>
+        <w:t xml:space="preserve"> to 90% on these cases. The mandatory failure blocks B’s release. Retain the reviewed A version and documented </w:t>
+      </w:r>
+      <w:r>
+        <w:rPr>
+          <w:b/>
+        </w:rPr>
+        <w:t>rollback</w:t>
+      </w:r>
+      <w:r>
+        <w:rPr>
+          <w:b w:val="0"/>
+        </w:rPr>
+        <w:t xml:space="preserve"> procedure.</w:t>
       </w:r>
     </w:p>
     <w:p>
       <w:pPr>
         <w:spacing w:line="336" w:lineRule="auto" w:after="180"/>
-        <w:shd w:fill="F1F6F8"/>
       </w:pPr>
       <w:r>
         <w:rPr>
           <w:b w:val="0"/>
         </w:rPr>
-        <w:t xml:space="preserve">Supported practice key: Correctness rises from </w:t>
-      </w:r>
-      <w:r>
-        <w:rPr>
-          <w:b/>
-        </w:rPr>
-        <w:t>80%</w:t>
-      </w:r>
-      <w:r>
-        <w:rPr>
-          <w:b w:val="0"/>
-        </w:rPr>
-        <w:t xml:space="preserve"> to 90% on these cases. The mandatory failure blocks B’s release. Retain the reviewed A version and documented </w:t>
-      </w:r>
-      <w:r>
-        <w:rPr>
-          <w:b/>
-        </w:rPr>
-        <w:t>rollback</w:t>
-      </w:r>
-      <w:r>
-        <w:rPr>
-          <w:b w:val="0"/>
-        </w:rPr>
-        <w:t xml:space="preserve"> procedure.</w:t>
+        <w:t>Changed case: B may enter the remaining gates; one repair does not approve everything. All required release conditions still apply.</w:t>
       </w:r>
     </w:p>
     <w:p>
       <w:pPr>
+        <w:pStyle w:val="Heading2"/>
+      </w:pPr>
+      <w:r>
+        <w:t>Earlier wording, alternatives and picture transcripts · reference / check after trying</w:t>
+      </w:r>
+    </w:p>
+    <w:p>
+      <w:pPr>
         <w:spacing w:line="336" w:lineRule="auto" w:after="180"/>
-        <w:shd w:fill="F1F6F8"/>
       </w:pPr>
       <w:r>
         <w:rPr>
           <w:b w:val="0"/>
         </w:rPr>
-        <w:t>Changed case: B may enter the remaining gates; one repair does not approve everything. All required release conditions still apply.</w:t>
+        <w:t xml:space="preserve">Use one picture at a time. Hide a worked result before asking for a </w:t>
+      </w:r>
+      <w:r>
+        <w:rPr>
+          <w:b/>
+        </w:rPr>
+        <w:t>prediction</w:t>
+      </w:r>
+      <w:r>
+        <w:rPr>
+          <w:b w:val="0"/>
+        </w:rPr>
+        <w:t>, then reveal it for feedback. These are supported teaching cases; retain the separate independent assessment for a fresh first attempt.</w:t>
+      </w:r>
+    </w:p>
+    <w:p>
+      <w:pPr>
+        <w:pStyle w:val="Heading3"/>
+      </w:pPr>
+      <w:r>
+        <w:t>01. Release and rollback: the case</w:t>
+      </w:r>
+    </w:p>
+    <w:p>
+      <w:pPr>
+        <w:pStyle w:val="Heading3"/>
+      </w:pPr>
+      <w:r>
+        <w:t>02. Follow the deciding steps</w:t>
+      </w:r>
+    </w:p>
+    <w:p>
+      <w:pPr>
+        <w:pStyle w:val="Heading3"/>
+      </w:pPr>
+      <w:r>
+        <w:t>03. Release and rollback — evidence trace</w:t>
+      </w:r>
+    </w:p>
+    <w:p>
+      <w:pPr>
+        <w:pStyle w:val="Heading3"/>
+      </w:pPr>
+      <w:r>
+        <w:t>04. Change one thing. Trace what follows.</w:t>
+      </w:r>
+    </w:p>
+    <w:p>
+      <w:pPr>
+        <w:pStyle w:val="Heading3"/>
+      </w:pPr>
+      <w:r>
+        <w:t>05. Connect the explanation to its limit</w:t>
+      </w:r>
+    </w:p>
+    <w:p>
+      <w:pPr>
+        <w:pStyle w:val="Heading3"/>
+      </w:pPr>
+      <w:r>
+        <w:t>06. Make the idea visible in your project</w:t>
       </w:r>
     </w:p>
     <w:sectPr>
